--- a/submission/속도는벡터_연구제안서.docx
+++ b/submission/속도는벡터_연구제안서.docx
@@ -7,6 +7,15 @@
         <w:spacing w:after="60" w:before="0"/>
       </w:pPr>
       <w:r>
+        <w:rPr>
+          <w:rFonts w:ascii="맑은 고딕" w:cs="맑은 고딕" w:eastAsia="맑은 고딕" w:hAnsi="맑은 고딕"/>
+          <w:b w:val="false"/>
+          <w:bCs w:val="false"/>
+          <w:i w:val="false"/>
+          <w:iCs w:val="false"/>
+          <w:sz w:val="21"/>
+          <w:szCs w:val="21"/>
+        </w:rPr>
         <w:t xml:space="preserve"/>
       </w:r>
     </w:p>
@@ -15,6 +24,15 @@
         <w:spacing w:after="60" w:before="0"/>
       </w:pPr>
       <w:r>
+        <w:rPr>
+          <w:rFonts w:ascii="맑은 고딕" w:cs="맑은 고딕" w:eastAsia="맑은 고딕" w:hAnsi="맑은 고딕"/>
+          <w:b w:val="false"/>
+          <w:bCs w:val="false"/>
+          <w:i w:val="false"/>
+          <w:iCs w:val="false"/>
+          <w:sz w:val="21"/>
+          <w:szCs w:val="21"/>
+        </w:rPr>
         <w:t xml:space="preserve"/>
       </w:r>
     </w:p>
@@ -23,6 +41,15 @@
         <w:spacing w:after="60" w:before="0"/>
       </w:pPr>
       <w:r>
+        <w:rPr>
+          <w:rFonts w:ascii="맑은 고딕" w:cs="맑은 고딕" w:eastAsia="맑은 고딕" w:hAnsi="맑은 고딕"/>
+          <w:b w:val="false"/>
+          <w:bCs w:val="false"/>
+          <w:i w:val="false"/>
+          <w:iCs w:val="false"/>
+          <w:sz w:val="21"/>
+          <w:szCs w:val="21"/>
+        </w:rPr>
         <w:t xml:space="preserve"/>
       </w:r>
     </w:p>
@@ -31,6 +58,15 @@
         <w:spacing w:after="60" w:before="0"/>
       </w:pPr>
       <w:r>
+        <w:rPr>
+          <w:rFonts w:ascii="맑은 고딕" w:cs="맑은 고딕" w:eastAsia="맑은 고딕" w:hAnsi="맑은 고딕"/>
+          <w:b w:val="false"/>
+          <w:bCs w:val="false"/>
+          <w:i w:val="false"/>
+          <w:iCs w:val="false"/>
+          <w:sz w:val="21"/>
+          <w:szCs w:val="21"/>
+        </w:rPr>
         <w:t xml:space="preserve"/>
       </w:r>
     </w:p>
@@ -39,6 +75,15 @@
         <w:spacing w:after="60" w:before="0"/>
       </w:pPr>
       <w:r>
+        <w:rPr>
+          <w:rFonts w:ascii="맑은 고딕" w:cs="맑은 고딕" w:eastAsia="맑은 고딕" w:hAnsi="맑은 고딕"/>
+          <w:b w:val="false"/>
+          <w:bCs w:val="false"/>
+          <w:i w:val="false"/>
+          <w:iCs w:val="false"/>
+          <w:sz w:val="21"/>
+          <w:szCs w:val="21"/>
+        </w:rPr>
         <w:t xml:space="preserve"/>
       </w:r>
     </w:p>
@@ -47,6 +92,15 @@
         <w:spacing w:after="60" w:before="0"/>
       </w:pPr>
       <w:r>
+        <w:rPr>
+          <w:rFonts w:ascii="맑은 고딕" w:cs="맑은 고딕" w:eastAsia="맑은 고딕" w:hAnsi="맑은 고딕"/>
+          <w:b w:val="false"/>
+          <w:bCs w:val="false"/>
+          <w:i w:val="false"/>
+          <w:iCs w:val="false"/>
+          <w:sz w:val="21"/>
+          <w:szCs w:val="21"/>
+        </w:rPr>
         <w:t xml:space="preserve"/>
       </w:r>
     </w:p>
@@ -55,6 +109,15 @@
         <w:spacing w:after="60" w:before="0"/>
       </w:pPr>
       <w:r>
+        <w:rPr>
+          <w:rFonts w:ascii="맑은 고딕" w:cs="맑은 고딕" w:eastAsia="맑은 고딕" w:hAnsi="맑은 고딕"/>
+          <w:b w:val="false"/>
+          <w:bCs w:val="false"/>
+          <w:i w:val="false"/>
+          <w:iCs w:val="false"/>
+          <w:sz w:val="21"/>
+          <w:szCs w:val="21"/>
+        </w:rPr>
         <w:t xml:space="preserve"/>
       </w:r>
     </w:p>
@@ -63,12 +126,38 @@
         <w:spacing w:after="60" w:before="0"/>
       </w:pPr>
       <w:r>
+        <w:rPr>
+          <w:rFonts w:ascii="맑은 고딕" w:cs="맑은 고딕" w:eastAsia="맑은 고딕" w:hAnsi="맑은 고딕"/>
+          <w:b w:val="false"/>
+          <w:bCs w:val="false"/>
+          <w:i w:val="false"/>
+          <w:iCs w:val="false"/>
+          <w:sz w:val="21"/>
+          <w:szCs w:val="21"/>
+        </w:rPr>
         <w:t xml:space="preserve"/>
       </w:r>
     </w:p>
     <w:p>
       <w:pPr>
-        <w:spacing w:after="240" w:before="0"/>
+        <w:spacing w:after="60" w:before="0"/>
+      </w:pPr>
+      <w:r>
+        <w:rPr>
+          <w:rFonts w:ascii="맑은 고딕" w:cs="맑은 고딕" w:eastAsia="맑은 고딕" w:hAnsi="맑은 고딕"/>
+          <w:b w:val="false"/>
+          <w:bCs w:val="false"/>
+          <w:i w:val="false"/>
+          <w:iCs w:val="false"/>
+          <w:sz w:val="21"/>
+          <w:szCs w:val="21"/>
+        </w:rPr>
+        <w:t xml:space="preserve"/>
+      </w:r>
+    </w:p>
+    <w:p>
+      <w:pPr>
+        <w:spacing w:after="200" w:before="0"/>
         <w:jc w:val="center"/>
       </w:pPr>
       <w:r>
@@ -76,6 +165,8 @@
           <w:rFonts w:ascii="맑은 고딕" w:cs="맑은 고딕" w:eastAsia="맑은 고딕" w:hAnsi="맑은 고딕"/>
           <w:b/>
           <w:bCs/>
+          <w:i w:val="false"/>
+          <w:iCs w:val="false"/>
           <w:sz w:val="40"/>
           <w:szCs w:val="40"/>
         </w:rPr>
@@ -92,6 +183,8 @@
           <w:rFonts w:ascii="맑은 고딕" w:cs="맑은 고딕" w:eastAsia="맑은 고딕" w:hAnsi="맑은 고딕"/>
           <w:b/>
           <w:bCs/>
+          <w:i w:val="false"/>
+          <w:iCs w:val="false"/>
           <w:sz w:val="40"/>
           <w:szCs w:val="40"/>
         </w:rPr>
@@ -103,6 +196,15 @@
         <w:spacing w:after="60" w:before="0"/>
       </w:pPr>
       <w:r>
+        <w:rPr>
+          <w:rFonts w:ascii="맑은 고딕" w:cs="맑은 고딕" w:eastAsia="맑은 고딕" w:hAnsi="맑은 고딕"/>
+          <w:b w:val="false"/>
+          <w:bCs w:val="false"/>
+          <w:i w:val="false"/>
+          <w:iCs w:val="false"/>
+          <w:sz w:val="21"/>
+          <w:szCs w:val="21"/>
+        </w:rPr>
         <w:t xml:space="preserve"/>
       </w:r>
     </w:p>
@@ -111,6 +213,15 @@
         <w:spacing w:after="60" w:before="0"/>
       </w:pPr>
       <w:r>
+        <w:rPr>
+          <w:rFonts w:ascii="맑은 고딕" w:cs="맑은 고딕" w:eastAsia="맑은 고딕" w:hAnsi="맑은 고딕"/>
+          <w:b w:val="false"/>
+          <w:bCs w:val="false"/>
+          <w:i w:val="false"/>
+          <w:iCs w:val="false"/>
+          <w:sz w:val="21"/>
+          <w:szCs w:val="21"/>
+        </w:rPr>
         <w:t xml:space="preserve"/>
       </w:r>
     </w:p>
@@ -119,6 +230,15 @@
         <w:spacing w:after="60" w:before="0"/>
       </w:pPr>
       <w:r>
+        <w:rPr>
+          <w:rFonts w:ascii="맑은 고딕" w:cs="맑은 고딕" w:eastAsia="맑은 고딕" w:hAnsi="맑은 고딕"/>
+          <w:b w:val="false"/>
+          <w:bCs w:val="false"/>
+          <w:i w:val="false"/>
+          <w:iCs w:val="false"/>
+          <w:sz w:val="21"/>
+          <w:szCs w:val="21"/>
+        </w:rPr>
         <w:t xml:space="preserve"/>
       </w:r>
     </w:p>
@@ -127,6 +247,15 @@
         <w:spacing w:after="60" w:before="0"/>
       </w:pPr>
       <w:r>
+        <w:rPr>
+          <w:rFonts w:ascii="맑은 고딕" w:cs="맑은 고딕" w:eastAsia="맑은 고딕" w:hAnsi="맑은 고딕"/>
+          <w:b w:val="false"/>
+          <w:bCs w:val="false"/>
+          <w:i w:val="false"/>
+          <w:iCs w:val="false"/>
+          <w:sz w:val="21"/>
+          <w:szCs w:val="21"/>
+        </w:rPr>
         <w:t xml:space="preserve"/>
       </w:r>
     </w:p>
@@ -135,6 +264,15 @@
         <w:spacing w:after="60" w:before="0"/>
       </w:pPr>
       <w:r>
+        <w:rPr>
+          <w:rFonts w:ascii="맑은 고딕" w:cs="맑은 고딕" w:eastAsia="맑은 고딕" w:hAnsi="맑은 고딕"/>
+          <w:b w:val="false"/>
+          <w:bCs w:val="false"/>
+          <w:i w:val="false"/>
+          <w:iCs w:val="false"/>
+          <w:sz w:val="21"/>
+          <w:szCs w:val="21"/>
+        </w:rPr>
         <w:t xml:space="preserve"/>
       </w:r>
     </w:p>
@@ -143,6 +281,15 @@
         <w:spacing w:after="60" w:before="0"/>
       </w:pPr>
       <w:r>
+        <w:rPr>
+          <w:rFonts w:ascii="맑은 고딕" w:cs="맑은 고딕" w:eastAsia="맑은 고딕" w:hAnsi="맑은 고딕"/>
+          <w:b w:val="false"/>
+          <w:bCs w:val="false"/>
+          <w:i w:val="false"/>
+          <w:iCs w:val="false"/>
+          <w:sz w:val="21"/>
+          <w:szCs w:val="21"/>
+        </w:rPr>
         <w:t xml:space="preserve"/>
       </w:r>
     </w:p>
@@ -166,7 +313,7 @@
     </w:p>
     <w:p>
       <w:pPr>
-        <w:spacing w:after="320" w:before="0"/>
+        <w:spacing w:after="360" w:before="0"/>
         <w:jc w:val="center"/>
       </w:pPr>
       <w:r>
@@ -225,7 +372,7 @@
     </w:p>
     <w:p>
       <w:pPr>
-        <w:spacing w:after="400" w:before="400"/>
+        <w:spacing w:after="480" w:before="400"/>
         <w:jc w:val="center"/>
       </w:pPr>
       <w:r>
@@ -438,7 +585,7 @@
     </w:p>
     <w:p>
       <w:pPr>
-        <w:spacing w:after="120" w:before="320"/>
+        <w:spacing w:after="120" w:before="360"/>
         <w:jc w:val="left"/>
       </w:pPr>
       <w:r>
@@ -446,6 +593,8 @@
           <w:rFonts w:ascii="맑은 고딕" w:cs="맑은 고딕" w:eastAsia="맑은 고딕" w:hAnsi="맑은 고딕"/>
           <w:b/>
           <w:bCs/>
+          <w:i w:val="false"/>
+          <w:iCs w:val="false"/>
           <w:sz w:val="22"/>
           <w:szCs w:val="22"/>
         </w:rPr>
@@ -454,7 +603,7 @@
     </w:p>
     <w:p>
       <w:pPr>
-        <w:spacing w:after="80" w:before="200"/>
+        <w:spacing w:after="80" w:before="240"/>
         <w:ind w:left="240"/>
         <w:jc w:val="left"/>
       </w:pPr>
@@ -463,6 +612,8 @@
           <w:rFonts w:ascii="맑은 고딕" w:cs="맑은 고딕" w:eastAsia="맑은 고딕" w:hAnsi="맑은 고딕"/>
           <w:b/>
           <w:bCs/>
+          <w:i w:val="false"/>
+          <w:iCs w:val="false"/>
           <w:sz w:val="21"/>
           <w:szCs w:val="21"/>
         </w:rPr>
@@ -555,7 +706,7 @@
     </w:p>
     <w:p>
       <w:pPr>
-        <w:spacing w:after="80" w:before="200"/>
+        <w:spacing w:after="80" w:before="240"/>
         <w:ind w:left="240"/>
         <w:jc w:val="left"/>
       </w:pPr>
@@ -564,6 +715,8 @@
           <w:rFonts w:ascii="맑은 고딕" w:cs="맑은 고딕" w:eastAsia="맑은 고딕" w:hAnsi="맑은 고딕"/>
           <w:b/>
           <w:bCs/>
+          <w:i w:val="false"/>
+          <w:iCs w:val="false"/>
           <w:sz w:val="21"/>
           <w:szCs w:val="21"/>
         </w:rPr>
@@ -609,7 +762,7 @@
           <w:sz w:val="21"/>
           <w:szCs w:val="21"/>
         </w:rPr>
-        <w:t xml:space="preserve">는 HNSW 인덱스가 존재할 때 range query를 실행하여 1~2ms 안에 정확한 카디널리티를 획득한다. </w:t>
+        <w:t xml:space="preserve">는 HNSW 인덱스가 존재할 때 range query를 실행하여 1~2 ms 안에 정확한 카디널리티를 획득한다. </w:t>
       </w:r>
       <w:r>
         <w:rPr>
@@ -651,12 +804,12 @@
           <w:sz w:val="21"/>
           <w:szCs w:val="21"/>
         </w:rPr>
-        <w:t xml:space="preserve">그러나 Exqutor는 다음과 같은 조건들을 고정하여 실험하였다: 쿼리 유형을 range query로만 한정(실무 RAG는 거의 전부 top-k), 벡터 조건의 구조적 변환을 탐구하지 않음, 플래닝 시간과 실행 시간을 분리하여 병목을 분석하지 않음. 특히 VAQ 전체 지연 중 플래닝 단계의 비중을 분석하지 않아 성능 최적화의 방향을 결정하는 선행 분석이 부재하다.</w:t>
-      </w:r>
-    </w:p>
-    <w:p>
-      <w:pPr>
-        <w:spacing w:after="80" w:before="200"/>
+        <w:t xml:space="preserve">그러나 Exqutor는 쿼리 유형을 range query로 한정하였으며, 벡터 조건의 구조적 변환을 탐구하지 않았다. 특히 VAQ 전체 지연 중 플래닝 단계의 비중을 분석하지 않아 성능 최적화의 방향을 결정하는 선행 분석이 부재하다.</w:t>
+      </w:r>
+    </w:p>
+    <w:p>
+      <w:pPr>
+        <w:spacing w:after="80" w:before="240"/>
         <w:ind w:left="240"/>
         <w:jc w:val="left"/>
       </w:pPr>
@@ -665,6 +818,8 @@
           <w:rFonts w:ascii="맑은 고딕" w:cs="맑은 고딕" w:eastAsia="맑은 고딕" w:hAnsi="맑은 고딕"/>
           <w:b/>
           <w:bCs/>
+          <w:i w:val="false"/>
+          <w:iCs w:val="false"/>
           <w:sz w:val="21"/>
           <w:szCs w:val="21"/>
         </w:rPr>
@@ -686,7 +841,7 @@
           <w:sz w:val="21"/>
           <w:szCs w:val="21"/>
         </w:rPr>
-        <w:t xml:space="preserve">데이터베이스 분야에서 Cascaded Filtering과 Coarse-to-Fine Search는 오래된 패러다임이다. ANN 검색에서 coarse quantizer → fine re-ranking 같은 다단계 파이프라인이 표준이며 [2], 쿼리 실행 중 카디널리티를 점진적으로 개선하는 Progressive Optimization [3], 선택도에 따라 검색 범위를 동적으로 조정하는 Filtered-DiskANN [4] 등의 연구가 있다. 그러나 </w:t>
+        <w:t xml:space="preserve">데이터베이스 분야에서 Cascaded Filtering과 Coarse-to-Fine Search는 오래된 패러다임이다. ANN 검색에서 coarse quantizer → fine re-ranking 같은 다단계 파이프라인이 표준이며 [2], 진행적 최적화(Progressive Optimization) [3], Filtered-DiskANN [4] 등의 연구가 있다. 그러나 </w:t>
       </w:r>
       <w:r>
         <w:rPr>
@@ -698,7 +853,7 @@
           <w:sz w:val="21"/>
           <w:szCs w:val="21"/>
         </w:rPr>
-        <w:t xml:space="preserve">벡터 유사도 조건 자체를 쿼리 수준에서 두 단계로 분해하여, 옵티마이저의 추정 오차가 작아지는 구조를 만드는 접근</w:t>
+        <w:t xml:space="preserve">벡터 유사도 조건 자체를 쿼리 수준에서 두 단계로 분해하여 옵티마이저 추정 오차가 최소화되는 구조를 만드는 접근</w:t>
       </w:r>
       <w:r>
         <w:rPr>
@@ -718,12 +873,21 @@
         <w:spacing w:after="60" w:before="0"/>
       </w:pPr>
       <w:r>
+        <w:rPr>
+          <w:rFonts w:ascii="맑은 고딕" w:cs="맑은 고딕" w:eastAsia="맑은 고딕" w:hAnsi="맑은 고딕"/>
+          <w:b w:val="false"/>
+          <w:bCs w:val="false"/>
+          <w:i w:val="false"/>
+          <w:iCs w:val="false"/>
+          <w:sz w:val="21"/>
+          <w:szCs w:val="21"/>
+        </w:rPr>
         <w:t xml:space="preserve"/>
       </w:r>
     </w:p>
     <w:p>
       <w:pPr>
-        <w:spacing w:after="120" w:before="320"/>
+        <w:spacing w:after="120" w:before="360"/>
         <w:jc w:val="left"/>
       </w:pPr>
       <w:r>
@@ -731,6 +895,8 @@
           <w:rFonts w:ascii="맑은 고딕" w:cs="맑은 고딕" w:eastAsia="맑은 고딕" w:hAnsi="맑은 고딕"/>
           <w:b/>
           <w:bCs/>
+          <w:i w:val="false"/>
+          <w:iCs w:val="false"/>
           <w:sz w:val="22"/>
           <w:szCs w:val="22"/>
         </w:rPr>
@@ -842,7 +1008,7 @@
           <w:sz w:val="21"/>
           <w:szCs w:val="21"/>
         </w:rPr>
-        <w:t xml:space="preserve">의 두 단계로 분해한다면: Stage 1의 D_loose를 선택도 ~33%에 대응하도록 설정하면 pgvector의 고정 추정치와 실제값의 괴리가 최소화된다. Stage 2는 Materialized CTE 결과를 스캔하므로 벡터 카디널리티 추정 자체가 불필요하다. 결과적으로 "추정 오차가 작은 단계 + 추정이 불필요한 단계"로 분리되어 올바른 계획을 선택할 가능성이 높아지며, Stage 1 결과 캐싱으로 실행 효율도 개선될 수 있다. 이것이 </w:t>
+        <w:t xml:space="preserve">로 분해한다면: Stage 1의 D_loose를 선택도 ~33%에 대응하도록 설정하면 pgvector의 고정 추정치와 실제값의 괴리가 최소화된다. Stage 2는 Materialized CTE 결과를 스캔하므로 벡터 카디널리티 추정 자체가 불필요하다. "추정 오차가 작은 단계 + 추정이 불필요한 단계"로 분리되어 올바른 계획 선택 가능성이 높아지며, Stage 1 결과 캐싱으로 실행 효율도 개선될 수 있다. 이것이 </w:t>
       </w:r>
       <w:r>
         <w:rPr>
@@ -874,12 +1040,21 @@
         <w:spacing w:after="60" w:before="0"/>
       </w:pPr>
       <w:r>
+        <w:rPr>
+          <w:rFonts w:ascii="맑은 고딕" w:cs="맑은 고딕" w:eastAsia="맑은 고딕" w:hAnsi="맑은 고딕"/>
+          <w:b w:val="false"/>
+          <w:bCs w:val="false"/>
+          <w:i w:val="false"/>
+          <w:iCs w:val="false"/>
+          <w:sz w:val="21"/>
+          <w:szCs w:val="21"/>
+        </w:rPr>
         <w:t xml:space="preserve"/>
       </w:r>
     </w:p>
     <w:p>
       <w:pPr>
-        <w:spacing w:after="120" w:before="320"/>
+        <w:spacing w:after="120" w:before="360"/>
         <w:jc w:val="left"/>
       </w:pPr>
       <w:r>
@@ -887,6 +1062,8 @@
           <w:rFonts w:ascii="맑은 고딕" w:cs="맑은 고딕" w:eastAsia="맑은 고딕" w:hAnsi="맑은 고딕"/>
           <w:b/>
           <w:bCs/>
+          <w:i w:val="false"/>
+          <w:iCs w:val="false"/>
           <w:sz w:val="22"/>
           <w:szCs w:val="22"/>
         </w:rPr>
@@ -913,7 +1090,7 @@
     </w:p>
     <w:p>
       <w:pPr>
-        <w:spacing w:after="60" w:before="160"/>
+        <w:spacing w:after="60" w:before="180"/>
       </w:pPr>
       <w:r>
         <w:rPr>
@@ -943,12 +1120,12 @@
           <w:sz w:val="21"/>
           <w:szCs w:val="21"/>
         </w:rPr>
-        <w:t xml:space="preserve">EXPLAIN (ANALYZE, TIMING, BUFFERS, FORMAT JSON)으로 Planning Time과 Execution Time을 분리 측정한다. 벡터 선택도를 0.01%~90%로 sweep(8개 지점)하며 Q-error와 플래닝/실행 비율을 기록하고, 필터 복잡도(0~3개+조인)에 따른 플래닝 시간 증가율을 측정한다. 이 결과가 2단계 D_loose 파라미터 결정의 근거로 활용된다.</w:t>
-      </w:r>
-    </w:p>
-    <w:p>
-      <w:pPr>
-        <w:spacing w:after="60" w:before="160"/>
+        <w:t xml:space="preserve">EXPLAIN (ANALYZE, TIMING, BUFFERS)으로 Planning Time과 Execution Time을 분리 측정한다. 벡터 선택도를 0.01%~90%로 sweep(8개 지점)하며 Q-error와 플래닝/실행 비율을 기록하고, 필터 복잡도(0~3개+조인)에 따른 플래닝 시간 증가율을 측정한다.</w:t>
+      </w:r>
+    </w:p>
+    <w:p>
+      <w:pPr>
+        <w:spacing w:after="60" w:before="180"/>
       </w:pPr>
       <w:r>
         <w:rPr>
@@ -978,12 +1155,12 @@
           <w:sz w:val="21"/>
           <w:szCs w:val="21"/>
         </w:rPr>
-        <w:t xml:space="preserve">Phase 2a (12~16개 조합): 분해 임계값 4종 × 비교 전략 4종 (Baseline / ECQO only / Cascade only / ECQO+Cascade). Phase 2b (24~36개 조합): Phase 2a 유의미 조합 × 필터 4단계 × 캐싱 전략 3종 (CTE / Materialized CTE / Temp Table+Index). 각 조합은 5회 실행, 워밍업 1회 제외 후 아웃라이어 제거 3회 평균.</w:t>
-      </w:r>
-    </w:p>
-    <w:p>
-      <w:pPr>
-        <w:spacing w:after="60" w:before="160"/>
+        <w:t xml:space="preserve">분해 임계값 4종 × 비교 전략 4종 (Baseline / ECQO only / Cascade only / ECQO+Cascade)으로 실험한다. 유의미 조합에 대해 필터 4단계 × 캐싱 전략 3종 (CTE / Materialized CTE / Temp Table+Index)으로 확장 실험을 수행한다. 각 조합은 5회 실행, 워밍업 1회 제외 후 아웃라이어 제거 3회 평균.</w:t>
+      </w:r>
+    </w:p>
+    <w:p>
+      <w:pPr>
+        <w:spacing w:after="60" w:before="180"/>
       </w:pPr>
       <w:r>
         <w:rPr>
@@ -1021,12 +1198,21 @@
         <w:spacing w:after="60" w:before="0"/>
       </w:pPr>
       <w:r>
+        <w:rPr>
+          <w:rFonts w:ascii="맑은 고딕" w:cs="맑은 고딕" w:eastAsia="맑은 고딕" w:hAnsi="맑은 고딕"/>
+          <w:b w:val="false"/>
+          <w:bCs w:val="false"/>
+          <w:i w:val="false"/>
+          <w:iCs w:val="false"/>
+          <w:sz w:val="21"/>
+          <w:szCs w:val="21"/>
+        </w:rPr>
         <w:t xml:space="preserve"/>
       </w:r>
     </w:p>
     <w:p>
       <w:pPr>
-        <w:spacing w:after="120" w:before="320"/>
+        <w:spacing w:after="120" w:before="360"/>
         <w:jc w:val="left"/>
       </w:pPr>
       <w:r>
@@ -1034,6 +1220,8 @@
           <w:rFonts w:ascii="맑은 고딕" w:cs="맑은 고딕" w:eastAsia="맑은 고딕" w:hAnsi="맑은 고딕"/>
           <w:b/>
           <w:bCs/>
+          <w:i w:val="false"/>
+          <w:iCs w:val="false"/>
           <w:sz w:val="22"/>
           <w:szCs w:val="22"/>
         </w:rPr>
@@ -1121,7 +1309,7 @@
           <w:sz w:val="21"/>
           <w:szCs w:val="21"/>
         </w:rPr>
-        <w:t xml:space="preserve">(Cascaded Vector Similarity Decomposition)을 제안하고 실험적으로 검증한다. 카디널리티 추정의 정확도를 높이는 것이 아니라, 추정이 부정확하더라도 영향이 최소화되는 쿼리 구조를 만드는 접근이다.</w:t>
+        <w:t xml:space="preserve">(Cascaded Vector Similarity Decomposition)을 제안하고 실험적으로 검증한다. 카디널리티 추정 정확도가 아니라 추정 영향이 최소화되는 구조를 만드는 방향이다.</w:t>
       </w:r>
     </w:p>
     <w:p>
@@ -1151,19 +1339,19 @@
           <w:sz w:val="21"/>
           <w:szCs w:val="21"/>
         </w:rPr>
-        <w:t xml:space="preserve">Exqutor ECQO와 Cascade 분해의 상호보완성 또는 대체성</w:t>
-      </w:r>
-      <w:r>
-        <w:rPr>
-          <w:rFonts w:ascii="맑은 고딕" w:cs="맑은 고딕" w:eastAsia="맑은 고딕" w:hAnsi="맑은 고딕"/>
-          <w:b w:val="false"/>
-          <w:bCs w:val="false"/>
-          <w:i w:val="false"/>
-          <w:iCs w:val="false"/>
-          <w:sz w:val="21"/>
-          <w:szCs w:val="21"/>
-        </w:rPr>
-        <w:t xml:space="preserve">을 실험적으로 판별하여, 조건별 최적 전략을 제시하는 실무 가이드라인을 제공한다.</w:t>
+        <w:t xml:space="preserve">Exqutor ECQO와 Cascade 분해의 상호보완성·대체성</w:t>
+      </w:r>
+      <w:r>
+        <w:rPr>
+          <w:rFonts w:ascii="맑은 고딕" w:cs="맑은 고딕" w:eastAsia="맑은 고딕" w:hAnsi="맑은 고딕"/>
+          <w:b w:val="false"/>
+          <w:bCs w:val="false"/>
+          <w:i w:val="false"/>
+          <w:iCs w:val="false"/>
+          <w:sz w:val="21"/>
+          <w:szCs w:val="21"/>
+        </w:rPr>
+        <w:t xml:space="preserve">을 실험적으로 판별하여 조건별 최적 전략을 제시하는 실무 가이드라인을 제공한다.</w:t>
       </w:r>
     </w:p>
     <w:p>
@@ -1171,12 +1359,21 @@
         <w:spacing w:after="60" w:before="0"/>
       </w:pPr>
       <w:r>
+        <w:rPr>
+          <w:rFonts w:ascii="맑은 고딕" w:cs="맑은 고딕" w:eastAsia="맑은 고딕" w:hAnsi="맑은 고딕"/>
+          <w:b w:val="false"/>
+          <w:bCs w:val="false"/>
+          <w:i w:val="false"/>
+          <w:iCs w:val="false"/>
+          <w:sz w:val="21"/>
+          <w:szCs w:val="21"/>
+        </w:rPr>
         <w:t xml:space="preserve"/>
       </w:r>
     </w:p>
     <w:p>
       <w:pPr>
-        <w:spacing w:after="120" w:before="320"/>
+        <w:spacing w:after="120" w:before="360"/>
         <w:jc w:val="left"/>
       </w:pPr>
       <w:r>
@@ -1184,6 +1381,8 @@
           <w:rFonts w:ascii="맑은 고딕" w:cs="맑은 고딕" w:eastAsia="맑은 고딕" w:hAnsi="맑은 고딕"/>
           <w:b/>
           <w:bCs/>
+          <w:i w:val="false"/>
+          <w:iCs w:val="false"/>
           <w:sz w:val="22"/>
           <w:szCs w:val="22"/>
         </w:rPr>
@@ -1204,8 +1403,8 @@
       </w:tblPr>
       <w:tblGrid>
         <w:gridCol w:w="1600"/>
-        <w:gridCol w:w="1800"/>
-        <w:gridCol w:w="5626"/>
+        <w:gridCol w:w="1600"/>
+        <w:gridCol w:w="5826"/>
       </w:tblGrid>
       <w:tr>
         <w:tc>
@@ -1235,6 +1434,8 @@
                 <w:rFonts w:ascii="맑은 고딕" w:cs="맑은 고딕" w:eastAsia="맑은 고딕" w:hAnsi="맑은 고딕"/>
                 <w:b/>
                 <w:bCs/>
+                <w:i w:val="false"/>
+                <w:iCs w:val="false"/>
                 <w:sz w:val="21"/>
                 <w:szCs w:val="21"/>
               </w:rPr>
@@ -1244,7 +1445,7 @@
         </w:tc>
         <w:tc>
           <w:tcPr>
-            <w:tcW w:type="dxa" w:w="1800"/>
+            <w:tcW w:type="dxa" w:w="1600"/>
             <w:tcBorders>
               <w:top w:val="single" w:color="AAAAAA" w:sz="4"/>
               <w:left w:val="single" w:color="AAAAAA" w:sz="4"/>
@@ -1269,6 +1470,8 @@
                 <w:rFonts w:ascii="맑은 고딕" w:cs="맑은 고딕" w:eastAsia="맑은 고딕" w:hAnsi="맑은 고딕"/>
                 <w:b/>
                 <w:bCs/>
+                <w:i w:val="false"/>
+                <w:iCs w:val="false"/>
                 <w:sz w:val="21"/>
                 <w:szCs w:val="21"/>
               </w:rPr>
@@ -1278,7 +1481,7 @@
         </w:tc>
         <w:tc>
           <w:tcPr>
-            <w:tcW w:type="dxa" w:w="5626"/>
+            <w:tcW w:type="dxa" w:w="5826"/>
             <w:tcBorders>
               <w:top w:val="single" w:color="AAAAAA" w:sz="4"/>
               <w:left w:val="single" w:color="AAAAAA" w:sz="4"/>
@@ -1303,6 +1506,8 @@
                 <w:rFonts w:ascii="맑은 고딕" w:cs="맑은 고딕" w:eastAsia="맑은 고딕" w:hAnsi="맑은 고딕"/>
                 <w:b/>
                 <w:bCs/>
+                <w:i w:val="false"/>
+                <w:iCs w:val="false"/>
                 <w:sz w:val="21"/>
                 <w:szCs w:val="21"/>
               </w:rPr>
@@ -1338,6 +1543,8 @@
                 <w:rFonts w:ascii="맑은 고딕" w:cs="맑은 고딕" w:eastAsia="맑은 고딕" w:hAnsi="맑은 고딕"/>
                 <w:b w:val="false"/>
                 <w:bCs w:val="false"/>
+                <w:i w:val="false"/>
+                <w:iCs w:val="false"/>
                 <w:sz w:val="21"/>
                 <w:szCs w:val="21"/>
               </w:rPr>
@@ -1347,7 +1554,7 @@
         </w:tc>
         <w:tc>
           <w:tcPr>
-            <w:tcW w:type="dxa" w:w="1800"/>
+            <w:tcW w:type="dxa" w:w="1600"/>
             <w:tcBorders>
               <w:top w:val="single" w:color="AAAAAA" w:sz="4"/>
               <w:left w:val="single" w:color="AAAAAA" w:sz="4"/>
@@ -1371,6 +1578,8 @@
                 <w:rFonts w:ascii="맑은 고딕" w:cs="맑은 고딕" w:eastAsia="맑은 고딕" w:hAnsi="맑은 고딕"/>
                 <w:b w:val="false"/>
                 <w:bCs w:val="false"/>
+                <w:i w:val="false"/>
+                <w:iCs w:val="false"/>
                 <w:sz w:val="21"/>
                 <w:szCs w:val="21"/>
               </w:rPr>
@@ -1380,7 +1589,7 @@
         </w:tc>
         <w:tc>
           <w:tcPr>
-            <w:tcW w:type="dxa" w:w="5626"/>
+            <w:tcW w:type="dxa" w:w="5826"/>
             <w:tcBorders>
               <w:top w:val="single" w:color="AAAAAA" w:sz="4"/>
               <w:left w:val="single" w:color="AAAAAA" w:sz="4"/>
@@ -1404,10 +1613,12 @@
                 <w:rFonts w:ascii="맑은 고딕" w:cs="맑은 고딕" w:eastAsia="맑은 고딕" w:hAnsi="맑은 고딕"/>
                 <w:b w:val="false"/>
                 <w:bCs w:val="false"/>
+                <w:i w:val="false"/>
+                <w:iCs w:val="false"/>
                 <w:sz w:val="21"/>
                 <w:szCs w:val="21"/>
               </w:rPr>
-              <w:t xml:space="preserve">전체 조율, 보고서 총괄</w:t>
+              <w:t xml:space="preserve">전체 조율 · 보고서 총괄</w:t>
             </w:r>
           </w:p>
         </w:tc>
@@ -1439,6 +1650,8 @@
                 <w:rFonts w:ascii="맑은 고딕" w:cs="맑은 고딕" w:eastAsia="맑은 고딕" w:hAnsi="맑은 고딕"/>
                 <w:b w:val="false"/>
                 <w:bCs w:val="false"/>
+                <w:i w:val="false"/>
+                <w:iCs w:val="false"/>
                 <w:sz w:val="21"/>
                 <w:szCs w:val="21"/>
               </w:rPr>
@@ -1448,7 +1661,7 @@
         </w:tc>
         <w:tc>
           <w:tcPr>
-            <w:tcW w:type="dxa" w:w="1800"/>
+            <w:tcW w:type="dxa" w:w="1600"/>
             <w:tcBorders>
               <w:top w:val="single" w:color="AAAAAA" w:sz="4"/>
               <w:left w:val="single" w:color="AAAAAA" w:sz="4"/>
@@ -1472,6 +1685,8 @@
                 <w:rFonts w:ascii="맑은 고딕" w:cs="맑은 고딕" w:eastAsia="맑은 고딕" w:hAnsi="맑은 고딕"/>
                 <w:b w:val="false"/>
                 <w:bCs w:val="false"/>
+                <w:i w:val="false"/>
+                <w:iCs w:val="false"/>
                 <w:sz w:val="21"/>
                 <w:szCs w:val="21"/>
               </w:rPr>
@@ -1481,7 +1696,7 @@
         </w:tc>
         <w:tc>
           <w:tcPr>
-            <w:tcW w:type="dxa" w:w="5626"/>
+            <w:tcW w:type="dxa" w:w="5826"/>
             <w:tcBorders>
               <w:top w:val="single" w:color="AAAAAA" w:sz="4"/>
               <w:left w:val="single" w:color="AAAAAA" w:sz="4"/>
@@ -1505,6 +1720,8 @@
                 <w:rFonts w:ascii="맑은 고딕" w:cs="맑은 고딕" w:eastAsia="맑은 고딕" w:hAnsi="맑은 고딕"/>
                 <w:b w:val="false"/>
                 <w:bCs w:val="false"/>
+                <w:i w:val="false"/>
+                <w:iCs w:val="false"/>
                 <w:sz w:val="21"/>
                 <w:szCs w:val="21"/>
               </w:rPr>
@@ -1540,6 +1757,8 @@
                 <w:rFonts w:ascii="맑은 고딕" w:cs="맑은 고딕" w:eastAsia="맑은 고딕" w:hAnsi="맑은 고딕"/>
                 <w:b w:val="false"/>
                 <w:bCs w:val="false"/>
+                <w:i w:val="false"/>
+                <w:iCs w:val="false"/>
                 <w:sz w:val="21"/>
                 <w:szCs w:val="21"/>
               </w:rPr>
@@ -1549,7 +1768,7 @@
         </w:tc>
         <w:tc>
           <w:tcPr>
-            <w:tcW w:type="dxa" w:w="1800"/>
+            <w:tcW w:type="dxa" w:w="1600"/>
             <w:tcBorders>
               <w:top w:val="single" w:color="AAAAAA" w:sz="4"/>
               <w:left w:val="single" w:color="AAAAAA" w:sz="4"/>
@@ -1573,6 +1792,8 @@
                 <w:rFonts w:ascii="맑은 고딕" w:cs="맑은 고딕" w:eastAsia="맑은 고딕" w:hAnsi="맑은 고딕"/>
                 <w:b w:val="false"/>
                 <w:bCs w:val="false"/>
+                <w:i w:val="false"/>
+                <w:iCs w:val="false"/>
                 <w:sz w:val="21"/>
                 <w:szCs w:val="21"/>
               </w:rPr>
@@ -1582,7 +1803,7 @@
         </w:tc>
         <w:tc>
           <w:tcPr>
-            <w:tcW w:type="dxa" w:w="5626"/>
+            <w:tcW w:type="dxa" w:w="5826"/>
             <w:tcBorders>
               <w:top w:val="single" w:color="AAAAAA" w:sz="4"/>
               <w:left w:val="single" w:color="AAAAAA" w:sz="4"/>
@@ -1606,10 +1827,12 @@
                 <w:rFonts w:ascii="맑은 고딕" w:cs="맑은 고딕" w:eastAsia="맑은 고딕" w:hAnsi="맑은 고딕"/>
                 <w:b w:val="false"/>
                 <w:bCs w:val="false"/>
+                <w:i w:val="false"/>
+                <w:iCs w:val="false"/>
                 <w:sz w:val="21"/>
                 <w:szCs w:val="21"/>
               </w:rPr>
-              <w:t xml:space="preserve">환경 구축, 실험 설계</w:t>
+              <w:t xml:space="preserve">환경 구축 · 실험 설계</w:t>
             </w:r>
           </w:p>
         </w:tc>
@@ -1641,6 +1864,8 @@
                 <w:rFonts w:ascii="맑은 고딕" w:cs="맑은 고딕" w:eastAsia="맑은 고딕" w:hAnsi="맑은 고딕"/>
                 <w:b w:val="false"/>
                 <w:bCs w:val="false"/>
+                <w:i w:val="false"/>
+                <w:iCs w:val="false"/>
                 <w:sz w:val="21"/>
                 <w:szCs w:val="21"/>
               </w:rPr>
@@ -1650,7 +1875,7 @@
         </w:tc>
         <w:tc>
           <w:tcPr>
-            <w:tcW w:type="dxa" w:w="1800"/>
+            <w:tcW w:type="dxa" w:w="1600"/>
             <w:tcBorders>
               <w:top w:val="single" w:color="AAAAAA" w:sz="4"/>
               <w:left w:val="single" w:color="AAAAAA" w:sz="4"/>
@@ -1674,6 +1899,8 @@
                 <w:rFonts w:ascii="맑은 고딕" w:cs="맑은 고딕" w:eastAsia="맑은 고딕" w:hAnsi="맑은 고딕"/>
                 <w:b w:val="false"/>
                 <w:bCs w:val="false"/>
+                <w:i w:val="false"/>
+                <w:iCs w:val="false"/>
                 <w:sz w:val="21"/>
                 <w:szCs w:val="21"/>
               </w:rPr>
@@ -1683,7 +1910,7 @@
         </w:tc>
         <w:tc>
           <w:tcPr>
-            <w:tcW w:type="dxa" w:w="5626"/>
+            <w:tcW w:type="dxa" w:w="5826"/>
             <w:tcBorders>
               <w:top w:val="single" w:color="AAAAAA" w:sz="4"/>
               <w:left w:val="single" w:color="AAAAAA" w:sz="4"/>
@@ -1707,10 +1934,12 @@
                 <w:rFonts w:ascii="맑은 고딕" w:cs="맑은 고딕" w:eastAsia="맑은 고딕" w:hAnsi="맑은 고딕"/>
                 <w:b w:val="false"/>
                 <w:bCs w:val="false"/>
+                <w:i w:val="false"/>
+                <w:iCs w:val="false"/>
                 <w:sz w:val="21"/>
                 <w:szCs w:val="21"/>
               </w:rPr>
-              <w:t xml:space="preserve">실험 구현, 문서 작성</w:t>
+              <w:t xml:space="preserve">실험 구현 · 문서 작성</w:t>
             </w:r>
           </w:p>
         </w:tc>
@@ -1742,6 +1971,8 @@
                 <w:rFonts w:ascii="맑은 고딕" w:cs="맑은 고딕" w:eastAsia="맑은 고딕" w:hAnsi="맑은 고딕"/>
                 <w:b w:val="false"/>
                 <w:bCs w:val="false"/>
+                <w:i w:val="false"/>
+                <w:iCs w:val="false"/>
                 <w:sz w:val="21"/>
                 <w:szCs w:val="21"/>
               </w:rPr>
@@ -1751,7 +1982,7 @@
         </w:tc>
         <w:tc>
           <w:tcPr>
-            <w:tcW w:type="dxa" w:w="1800"/>
+            <w:tcW w:type="dxa" w:w="1600"/>
             <w:tcBorders>
               <w:top w:val="single" w:color="AAAAAA" w:sz="4"/>
               <w:left w:val="single" w:color="AAAAAA" w:sz="4"/>
@@ -1775,6 +2006,8 @@
                 <w:rFonts w:ascii="맑은 고딕" w:cs="맑은 고딕" w:eastAsia="맑은 고딕" w:hAnsi="맑은 고딕"/>
                 <w:b w:val="false"/>
                 <w:bCs w:val="false"/>
+                <w:i w:val="false"/>
+                <w:iCs w:val="false"/>
                 <w:sz w:val="21"/>
                 <w:szCs w:val="21"/>
               </w:rPr>
@@ -1784,7 +2017,7 @@
         </w:tc>
         <w:tc>
           <w:tcPr>
-            <w:tcW w:type="dxa" w:w="5626"/>
+            <w:tcW w:type="dxa" w:w="5826"/>
             <w:tcBorders>
               <w:top w:val="single" w:color="AAAAAA" w:sz="4"/>
               <w:left w:val="single" w:color="AAAAAA" w:sz="4"/>
@@ -1808,6 +2041,8 @@
                 <w:rFonts w:ascii="맑은 고딕" w:cs="맑은 고딕" w:eastAsia="맑은 고딕" w:hAnsi="맑은 고딕"/>
                 <w:b w:val="false"/>
                 <w:bCs w:val="false"/>
+                <w:i w:val="false"/>
+                <w:iCs w:val="false"/>
                 <w:sz w:val="21"/>
                 <w:szCs w:val="21"/>
               </w:rPr>
@@ -1843,6 +2078,8 @@
                 <w:rFonts w:ascii="맑은 고딕" w:cs="맑은 고딕" w:eastAsia="맑은 고딕" w:hAnsi="맑은 고딕"/>
                 <w:b w:val="false"/>
                 <w:bCs w:val="false"/>
+                <w:i w:val="false"/>
+                <w:iCs w:val="false"/>
                 <w:sz w:val="21"/>
                 <w:szCs w:val="21"/>
               </w:rPr>
@@ -1852,7 +2089,7 @@
         </w:tc>
         <w:tc>
           <w:tcPr>
-            <w:tcW w:type="dxa" w:w="1800"/>
+            <w:tcW w:type="dxa" w:w="1600"/>
             <w:tcBorders>
               <w:top w:val="single" w:color="AAAAAA" w:sz="4"/>
               <w:left w:val="single" w:color="AAAAAA" w:sz="4"/>
@@ -1876,6 +2113,8 @@
                 <w:rFonts w:ascii="맑은 고딕" w:cs="맑은 고딕" w:eastAsia="맑은 고딕" w:hAnsi="맑은 고딕"/>
                 <w:b w:val="false"/>
                 <w:bCs w:val="false"/>
+                <w:i w:val="false"/>
+                <w:iCs w:val="false"/>
                 <w:sz w:val="21"/>
                 <w:szCs w:val="21"/>
               </w:rPr>
@@ -1885,7 +2124,7 @@
         </w:tc>
         <w:tc>
           <w:tcPr>
-            <w:tcW w:type="dxa" w:w="5626"/>
+            <w:tcW w:type="dxa" w:w="5826"/>
             <w:tcBorders>
               <w:top w:val="single" w:color="AAAAAA" w:sz="4"/>
               <w:left w:val="single" w:color="AAAAAA" w:sz="4"/>
@@ -1909,6 +2148,8 @@
                 <w:rFonts w:ascii="맑은 고딕" w:cs="맑은 고딕" w:eastAsia="맑은 고딕" w:hAnsi="맑은 고딕"/>
                 <w:b w:val="false"/>
                 <w:bCs w:val="false"/>
+                <w:i w:val="false"/>
+                <w:iCs w:val="false"/>
                 <w:sz w:val="21"/>
                 <w:szCs w:val="21"/>
               </w:rPr>
@@ -1920,33 +2161,24 @@
     </w:tbl>
     <w:p>
       <w:pPr>
-        <w:spacing w:after="160" w:before="0" w:line="360" w:lineRule="auto"/>
-        <w:jc w:val="both"/>
-      </w:pPr>
-      <w:r>
-        <w:rPr>
-          <w:rFonts w:ascii="맑은 고딕" w:cs="맑은 고딕" w:eastAsia="맑은 고딕" w:hAnsi="맑은 고딕"/>
-          <w:b w:val="false"/>
-          <w:bCs w:val="false"/>
-          <w:i w:val="false"/>
-          <w:iCs w:val="false"/>
-          <w:sz w:val="21"/>
-          <w:szCs w:val="21"/>
+        <w:spacing w:after="160" w:before="80"/>
+      </w:pPr>
+      <w:r>
+        <w:rPr>
+          <w:rFonts w:ascii="맑은 고딕" w:cs="맑은 고딕" w:eastAsia="맑은 고딕" w:hAnsi="맑은 고딕"/>
+          <w:b w:val="false"/>
+          <w:bCs w:val="false"/>
+          <w:i w:val="false"/>
+          <w:iCs w:val="false"/>
+          <w:sz w:val="19"/>
+          <w:szCs w:val="19"/>
         </w:rPr>
         <w:t xml:space="preserve">단계별로 역할은 유동적으로 배분하며, 전원이 모든 단계에 참여한다.</w:t>
       </w:r>
     </w:p>
     <w:p>
       <w:pPr>
-        <w:spacing w:after="60" w:before="0"/>
-      </w:pPr>
-      <w:r>
-        <w:t xml:space="preserve"/>
-      </w:r>
-    </w:p>
-    <w:p>
-      <w:pPr>
-        <w:spacing w:after="120" w:before="320"/>
+        <w:spacing w:after="120" w:before="360"/>
         <w:jc w:val="left"/>
       </w:pPr>
       <w:r>
@@ -1954,6 +2186,8 @@
           <w:rFonts w:ascii="맑은 고딕" w:cs="맑은 고딕" w:eastAsia="맑은 고딕" w:hAnsi="맑은 고딕"/>
           <w:b/>
           <w:bCs/>
+          <w:i w:val="false"/>
+          <w:iCs w:val="false"/>
           <w:sz w:val="22"/>
           <w:szCs w:val="22"/>
         </w:rPr>
@@ -1973,485 +2207,3050 @@
         </w:tblBorders>
       </w:tblPr>
       <w:tblGrid>
-        <w:gridCol w:w="2200"/>
-        <w:gridCol w:w="6826"/>
+        <w:gridCol w:w="2516"/>
+        <w:gridCol w:w="434"/>
+        <w:gridCol w:w="434"/>
+        <w:gridCol w:w="434"/>
+        <w:gridCol w:w="434"/>
+        <w:gridCol w:w="434"/>
+        <w:gridCol w:w="434"/>
+        <w:gridCol w:w="434"/>
+        <w:gridCol w:w="434"/>
+        <w:gridCol w:w="434"/>
+        <w:gridCol w:w="434"/>
+        <w:gridCol w:w="434"/>
+        <w:gridCol w:w="434"/>
+        <w:gridCol w:w="434"/>
+        <w:gridCol w:w="434"/>
+        <w:gridCol w:w="434"/>
       </w:tblGrid>
       <w:tr>
         <w:tc>
           <w:tcPr>
-            <w:tcW w:type="dxa" w:w="2200"/>
-            <w:tcBorders>
-              <w:top w:val="single" w:color="AAAAAA" w:sz="4"/>
-              <w:left w:val="single" w:color="AAAAAA" w:sz="4"/>
-              <w:bottom w:val="single" w:color="AAAAAA" w:sz="4"/>
-              <w:right w:val="single" w:color="AAAAAA" w:sz="4"/>
+            <w:tcW w:type="dxa" w:w="2516"/>
+            <w:tcBorders>
+              <w:top w:val="single" w:color="BBBBBB" w:sz="4"/>
+              <w:left w:val="single" w:color="BBBBBB" w:sz="4"/>
+              <w:bottom w:val="single" w:color="BBBBBB" w:sz="4"/>
+              <w:right w:val="single" w:color="BBBBBB" w:sz="4"/>
             </w:tcBorders>
             <w:shd w:fill="DDEEFF" w:val="clear"/>
             <w:tcMar>
-              <w:top w:type="dxa" w:w="60"/>
-              <w:left w:type="dxa" w:w="100"/>
-              <w:bottom w:type="dxa" w:w="60"/>
-              <w:right w:type="dxa" w:w="100"/>
+              <w:top w:type="dxa" w:w="50"/>
+              <w:left w:type="dxa" w:w="80"/>
+              <w:bottom w:type="dxa" w:w="50"/>
+              <w:right w:type="dxa" w:w="0"/>
             </w:tcMar>
             <w:vAlign w:val="center"/>
           </w:tcPr>
           <w:p>
             <w:pPr>
-              <w:jc w:val="left"/>
+              <w:jc w:val="center"/>
             </w:pPr>
             <w:r>
               <w:rPr>
                 <w:rFonts w:ascii="맑은 고딕" w:cs="맑은 고딕" w:eastAsia="맑은 고딕" w:hAnsi="맑은 고딕"/>
                 <w:b/>
                 <w:bCs/>
-                <w:sz w:val="21"/>
-                <w:szCs w:val="21"/>
+                <w:i w:val="false"/>
+                <w:iCs w:val="false"/>
+                <w:sz w:val="17"/>
+                <w:szCs w:val="17"/>
               </w:rPr>
-              <w:t xml:space="preserve">기간</w:t>
+              <w:t xml:space="preserve"/>
             </w:r>
           </w:p>
         </w:tc>
         <w:tc>
           <w:tcPr>
-            <w:tcW w:type="dxa" w:w="6826"/>
-            <w:tcBorders>
-              <w:top w:val="single" w:color="AAAAAA" w:sz="4"/>
-              <w:left w:val="single" w:color="AAAAAA" w:sz="4"/>
-              <w:bottom w:val="single" w:color="AAAAAA" w:sz="4"/>
-              <w:right w:val="single" w:color="AAAAAA" w:sz="4"/>
+            <w:tcW w:type="dxa" w:w="434"/>
+            <w:tcBorders>
+              <w:top w:val="single" w:color="BBBBBB" w:sz="4"/>
+              <w:left w:val="single" w:color="BBBBBB" w:sz="4"/>
+              <w:bottom w:val="single" w:color="BBBBBB" w:sz="4"/>
+              <w:right w:val="single" w:color="BBBBBB" w:sz="4"/>
             </w:tcBorders>
             <w:shd w:fill="DDEEFF" w:val="clear"/>
             <w:tcMar>
-              <w:top w:type="dxa" w:w="60"/>
-              <w:left w:type="dxa" w:w="100"/>
-              <w:bottom w:type="dxa" w:w="60"/>
-              <w:right w:type="dxa" w:w="100"/>
+              <w:top w:type="dxa" w:w="50"/>
+              <w:left w:type="dxa" w:w="0"/>
+              <w:bottom w:type="dxa" w:w="50"/>
+              <w:right w:type="dxa" w:w="0"/>
             </w:tcMar>
             <w:vAlign w:val="center"/>
           </w:tcPr>
           <w:p>
             <w:pPr>
-              <w:jc w:val="left"/>
+              <w:jc w:val="center"/>
             </w:pPr>
             <w:r>
               <w:rPr>
                 <w:rFonts w:ascii="맑은 고딕" w:cs="맑은 고딕" w:eastAsia="맑은 고딕" w:hAnsi="맑은 고딕"/>
                 <w:b/>
                 <w:bCs/>
-                <w:sz w:val="21"/>
-                <w:szCs w:val="21"/>
+                <w:i w:val="false"/>
+                <w:iCs w:val="false"/>
+                <w:sz w:val="17"/>
+                <w:szCs w:val="17"/>
               </w:rPr>
-              <w:t xml:space="preserve">내용</w:t>
+              <w:t xml:space="preserve">1</w:t>
             </w:r>
           </w:p>
         </w:tc>
+        <w:tc>
+          <w:tcPr>
+            <w:tcW w:type="dxa" w:w="434"/>
+            <w:tcBorders>
+              <w:top w:val="single" w:color="BBBBBB" w:sz="4"/>
+              <w:left w:val="single" w:color="BBBBBB" w:sz="4"/>
+              <w:bottom w:val="single" w:color="BBBBBB" w:sz="4"/>
+              <w:right w:val="single" w:color="BBBBBB" w:sz="4"/>
+            </w:tcBorders>
+            <w:shd w:fill="DDEEFF" w:val="clear"/>
+            <w:tcMar>
+              <w:top w:type="dxa" w:w="50"/>
+              <w:left w:type="dxa" w:w="0"/>
+              <w:bottom w:type="dxa" w:w="50"/>
+              <w:right w:type="dxa" w:w="0"/>
+            </w:tcMar>
+            <w:vAlign w:val="center"/>
+          </w:tcPr>
+          <w:p>
+            <w:pPr>
+              <w:jc w:val="center"/>
+            </w:pPr>
+            <w:r>
+              <w:rPr>
+                <w:rFonts w:ascii="맑은 고딕" w:cs="맑은 고딕" w:eastAsia="맑은 고딕" w:hAnsi="맑은 고딕"/>
+                <w:b/>
+                <w:bCs/>
+                <w:i w:val="false"/>
+                <w:iCs w:val="false"/>
+                <w:sz w:val="17"/>
+                <w:szCs w:val="17"/>
+              </w:rPr>
+              <w:t xml:space="preserve">2</w:t>
+            </w:r>
+          </w:p>
+        </w:tc>
+        <w:tc>
+          <w:tcPr>
+            <w:tcW w:type="dxa" w:w="434"/>
+            <w:tcBorders>
+              <w:top w:val="single" w:color="BBBBBB" w:sz="4"/>
+              <w:left w:val="single" w:color="BBBBBB" w:sz="4"/>
+              <w:bottom w:val="single" w:color="BBBBBB" w:sz="4"/>
+              <w:right w:val="single" w:color="BBBBBB" w:sz="4"/>
+            </w:tcBorders>
+            <w:shd w:fill="DDEEFF" w:val="clear"/>
+            <w:tcMar>
+              <w:top w:type="dxa" w:w="50"/>
+              <w:left w:type="dxa" w:w="0"/>
+              <w:bottom w:type="dxa" w:w="50"/>
+              <w:right w:type="dxa" w:w="0"/>
+            </w:tcMar>
+            <w:vAlign w:val="center"/>
+          </w:tcPr>
+          <w:p>
+            <w:pPr>
+              <w:jc w:val="center"/>
+            </w:pPr>
+            <w:r>
+              <w:rPr>
+                <w:rFonts w:ascii="맑은 고딕" w:cs="맑은 고딕" w:eastAsia="맑은 고딕" w:hAnsi="맑은 고딕"/>
+                <w:b/>
+                <w:bCs/>
+                <w:i w:val="false"/>
+                <w:iCs w:val="false"/>
+                <w:sz w:val="17"/>
+                <w:szCs w:val="17"/>
+              </w:rPr>
+              <w:t xml:space="preserve">3</w:t>
+            </w:r>
+          </w:p>
+        </w:tc>
+        <w:tc>
+          <w:tcPr>
+            <w:tcW w:type="dxa" w:w="434"/>
+            <w:tcBorders>
+              <w:top w:val="single" w:color="BBBBBB" w:sz="4"/>
+              <w:left w:val="single" w:color="BBBBBB" w:sz="4"/>
+              <w:bottom w:val="single" w:color="BBBBBB" w:sz="4"/>
+              <w:right w:val="single" w:color="BBBBBB" w:sz="4"/>
+            </w:tcBorders>
+            <w:shd w:fill="DDEEFF" w:val="clear"/>
+            <w:tcMar>
+              <w:top w:type="dxa" w:w="50"/>
+              <w:left w:type="dxa" w:w="0"/>
+              <w:bottom w:type="dxa" w:w="50"/>
+              <w:right w:type="dxa" w:w="0"/>
+            </w:tcMar>
+            <w:vAlign w:val="center"/>
+          </w:tcPr>
+          <w:p>
+            <w:pPr>
+              <w:jc w:val="center"/>
+            </w:pPr>
+            <w:r>
+              <w:rPr>
+                <w:rFonts w:ascii="맑은 고딕" w:cs="맑은 고딕" w:eastAsia="맑은 고딕" w:hAnsi="맑은 고딕"/>
+                <w:b/>
+                <w:bCs/>
+                <w:i w:val="false"/>
+                <w:iCs w:val="false"/>
+                <w:sz w:val="17"/>
+                <w:szCs w:val="17"/>
+              </w:rPr>
+              <w:t xml:space="preserve">4</w:t>
+            </w:r>
+          </w:p>
+        </w:tc>
+        <w:tc>
+          <w:tcPr>
+            <w:tcW w:type="dxa" w:w="434"/>
+            <w:tcBorders>
+              <w:top w:val="single" w:color="BBBBBB" w:sz="4"/>
+              <w:left w:val="single" w:color="BBBBBB" w:sz="4"/>
+              <w:bottom w:val="single" w:color="BBBBBB" w:sz="4"/>
+              <w:right w:val="single" w:color="BBBBBB" w:sz="4"/>
+            </w:tcBorders>
+            <w:shd w:fill="DDEEFF" w:val="clear"/>
+            <w:tcMar>
+              <w:top w:type="dxa" w:w="50"/>
+              <w:left w:type="dxa" w:w="0"/>
+              <w:bottom w:type="dxa" w:w="50"/>
+              <w:right w:type="dxa" w:w="0"/>
+            </w:tcMar>
+            <w:vAlign w:val="center"/>
+          </w:tcPr>
+          <w:p>
+            <w:pPr>
+              <w:jc w:val="center"/>
+            </w:pPr>
+            <w:r>
+              <w:rPr>
+                <w:rFonts w:ascii="맑은 고딕" w:cs="맑은 고딕" w:eastAsia="맑은 고딕" w:hAnsi="맑은 고딕"/>
+                <w:b/>
+                <w:bCs/>
+                <w:i w:val="false"/>
+                <w:iCs w:val="false"/>
+                <w:sz w:val="17"/>
+                <w:szCs w:val="17"/>
+              </w:rPr>
+              <w:t xml:space="preserve">5</w:t>
+            </w:r>
+          </w:p>
+        </w:tc>
+        <w:tc>
+          <w:tcPr>
+            <w:tcW w:type="dxa" w:w="434"/>
+            <w:tcBorders>
+              <w:top w:val="single" w:color="BBBBBB" w:sz="4"/>
+              <w:left w:val="single" w:color="BBBBBB" w:sz="4"/>
+              <w:bottom w:val="single" w:color="BBBBBB" w:sz="4"/>
+              <w:right w:val="single" w:color="BBBBBB" w:sz="4"/>
+            </w:tcBorders>
+            <w:shd w:fill="DDEEFF" w:val="clear"/>
+            <w:tcMar>
+              <w:top w:type="dxa" w:w="50"/>
+              <w:left w:type="dxa" w:w="0"/>
+              <w:bottom w:type="dxa" w:w="50"/>
+              <w:right w:type="dxa" w:w="0"/>
+            </w:tcMar>
+            <w:vAlign w:val="center"/>
+          </w:tcPr>
+          <w:p>
+            <w:pPr>
+              <w:jc w:val="center"/>
+            </w:pPr>
+            <w:r>
+              <w:rPr>
+                <w:rFonts w:ascii="맑은 고딕" w:cs="맑은 고딕" w:eastAsia="맑은 고딕" w:hAnsi="맑은 고딕"/>
+                <w:b/>
+                <w:bCs/>
+                <w:i w:val="false"/>
+                <w:iCs w:val="false"/>
+                <w:sz w:val="17"/>
+                <w:szCs w:val="17"/>
+              </w:rPr>
+              <w:t xml:space="preserve">6</w:t>
+            </w:r>
+          </w:p>
+        </w:tc>
+        <w:tc>
+          <w:tcPr>
+            <w:tcW w:type="dxa" w:w="434"/>
+            <w:tcBorders>
+              <w:top w:val="single" w:color="BBBBBB" w:sz="4"/>
+              <w:left w:val="single" w:color="BBBBBB" w:sz="4"/>
+              <w:bottom w:val="single" w:color="BBBBBB" w:sz="4"/>
+              <w:right w:val="single" w:color="BBBBBB" w:sz="4"/>
+            </w:tcBorders>
+            <w:shd w:fill="DDEEFF" w:val="clear"/>
+            <w:tcMar>
+              <w:top w:type="dxa" w:w="50"/>
+              <w:left w:type="dxa" w:w="0"/>
+              <w:bottom w:type="dxa" w:w="50"/>
+              <w:right w:type="dxa" w:w="0"/>
+            </w:tcMar>
+            <w:vAlign w:val="center"/>
+          </w:tcPr>
+          <w:p>
+            <w:pPr>
+              <w:jc w:val="center"/>
+            </w:pPr>
+            <w:r>
+              <w:rPr>
+                <w:rFonts w:ascii="맑은 고딕" w:cs="맑은 고딕" w:eastAsia="맑은 고딕" w:hAnsi="맑은 고딕"/>
+                <w:b/>
+                <w:bCs/>
+                <w:i w:val="false"/>
+                <w:iCs w:val="false"/>
+                <w:sz w:val="17"/>
+                <w:szCs w:val="17"/>
+              </w:rPr>
+              <w:t xml:space="preserve">7</w:t>
+            </w:r>
+          </w:p>
+        </w:tc>
+        <w:tc>
+          <w:tcPr>
+            <w:tcW w:type="dxa" w:w="434"/>
+            <w:tcBorders>
+              <w:top w:val="single" w:color="BBBBBB" w:sz="4"/>
+              <w:left w:val="single" w:color="BBBBBB" w:sz="4"/>
+              <w:bottom w:val="single" w:color="BBBBBB" w:sz="4"/>
+              <w:right w:val="single" w:color="BBBBBB" w:sz="4"/>
+            </w:tcBorders>
+            <w:shd w:fill="DDEEFF" w:val="clear"/>
+            <w:tcMar>
+              <w:top w:type="dxa" w:w="50"/>
+              <w:left w:type="dxa" w:w="0"/>
+              <w:bottom w:type="dxa" w:w="50"/>
+              <w:right w:type="dxa" w:w="0"/>
+            </w:tcMar>
+            <w:vAlign w:val="center"/>
+          </w:tcPr>
+          <w:p>
+            <w:pPr>
+              <w:jc w:val="center"/>
+            </w:pPr>
+            <w:r>
+              <w:rPr>
+                <w:rFonts w:ascii="맑은 고딕" w:cs="맑은 고딕" w:eastAsia="맑은 고딕" w:hAnsi="맑은 고딕"/>
+                <w:b/>
+                <w:bCs/>
+                <w:i w:val="false"/>
+                <w:iCs w:val="false"/>
+                <w:sz w:val="17"/>
+                <w:szCs w:val="17"/>
+              </w:rPr>
+              <w:t xml:space="preserve">8</w:t>
+            </w:r>
+          </w:p>
+        </w:tc>
+        <w:tc>
+          <w:tcPr>
+            <w:tcW w:type="dxa" w:w="434"/>
+            <w:tcBorders>
+              <w:top w:val="single" w:color="BBBBBB" w:sz="4"/>
+              <w:left w:val="single" w:color="BBBBBB" w:sz="4"/>
+              <w:bottom w:val="single" w:color="BBBBBB" w:sz="4"/>
+              <w:right w:val="single" w:color="BBBBBB" w:sz="4"/>
+            </w:tcBorders>
+            <w:shd w:fill="DDEEFF" w:val="clear"/>
+            <w:tcMar>
+              <w:top w:type="dxa" w:w="50"/>
+              <w:left w:type="dxa" w:w="0"/>
+              <w:bottom w:type="dxa" w:w="50"/>
+              <w:right w:type="dxa" w:w="0"/>
+            </w:tcMar>
+            <w:vAlign w:val="center"/>
+          </w:tcPr>
+          <w:p>
+            <w:pPr>
+              <w:jc w:val="center"/>
+            </w:pPr>
+            <w:r>
+              <w:rPr>
+                <w:rFonts w:ascii="맑은 고딕" w:cs="맑은 고딕" w:eastAsia="맑은 고딕" w:hAnsi="맑은 고딕"/>
+                <w:b/>
+                <w:bCs/>
+                <w:i w:val="false"/>
+                <w:iCs w:val="false"/>
+                <w:sz w:val="17"/>
+                <w:szCs w:val="17"/>
+              </w:rPr>
+              <w:t xml:space="preserve">9</w:t>
+            </w:r>
+          </w:p>
+        </w:tc>
+        <w:tc>
+          <w:tcPr>
+            <w:tcW w:type="dxa" w:w="434"/>
+            <w:tcBorders>
+              <w:top w:val="single" w:color="BBBBBB" w:sz="4"/>
+              <w:left w:val="single" w:color="BBBBBB" w:sz="4"/>
+              <w:bottom w:val="single" w:color="BBBBBB" w:sz="4"/>
+              <w:right w:val="single" w:color="BBBBBB" w:sz="4"/>
+            </w:tcBorders>
+            <w:shd w:fill="DDEEFF" w:val="clear"/>
+            <w:tcMar>
+              <w:top w:type="dxa" w:w="50"/>
+              <w:left w:type="dxa" w:w="0"/>
+              <w:bottom w:type="dxa" w:w="50"/>
+              <w:right w:type="dxa" w:w="0"/>
+            </w:tcMar>
+            <w:vAlign w:val="center"/>
+          </w:tcPr>
+          <w:p>
+            <w:pPr>
+              <w:jc w:val="center"/>
+            </w:pPr>
+            <w:r>
+              <w:rPr>
+                <w:rFonts w:ascii="맑은 고딕" w:cs="맑은 고딕" w:eastAsia="맑은 고딕" w:hAnsi="맑은 고딕"/>
+                <w:b/>
+                <w:bCs/>
+                <w:i w:val="false"/>
+                <w:iCs w:val="false"/>
+                <w:sz w:val="17"/>
+                <w:szCs w:val="17"/>
+              </w:rPr>
+              <w:t xml:space="preserve">10</w:t>
+            </w:r>
+          </w:p>
+        </w:tc>
+        <w:tc>
+          <w:tcPr>
+            <w:tcW w:type="dxa" w:w="434"/>
+            <w:tcBorders>
+              <w:top w:val="single" w:color="BBBBBB" w:sz="4"/>
+              <w:left w:val="single" w:color="BBBBBB" w:sz="4"/>
+              <w:bottom w:val="single" w:color="BBBBBB" w:sz="4"/>
+              <w:right w:val="single" w:color="BBBBBB" w:sz="4"/>
+            </w:tcBorders>
+            <w:shd w:fill="DDEEFF" w:val="clear"/>
+            <w:tcMar>
+              <w:top w:type="dxa" w:w="50"/>
+              <w:left w:type="dxa" w:w="0"/>
+              <w:bottom w:type="dxa" w:w="50"/>
+              <w:right w:type="dxa" w:w="0"/>
+            </w:tcMar>
+            <w:vAlign w:val="center"/>
+          </w:tcPr>
+          <w:p>
+            <w:pPr>
+              <w:jc w:val="center"/>
+            </w:pPr>
+            <w:r>
+              <w:rPr>
+                <w:rFonts w:ascii="맑은 고딕" w:cs="맑은 고딕" w:eastAsia="맑은 고딕" w:hAnsi="맑은 고딕"/>
+                <w:b/>
+                <w:bCs/>
+                <w:i w:val="false"/>
+                <w:iCs w:val="false"/>
+                <w:sz w:val="17"/>
+                <w:szCs w:val="17"/>
+              </w:rPr>
+              <w:t xml:space="preserve">11</w:t>
+            </w:r>
+          </w:p>
+        </w:tc>
+        <w:tc>
+          <w:tcPr>
+            <w:tcW w:type="dxa" w:w="434"/>
+            <w:tcBorders>
+              <w:top w:val="single" w:color="BBBBBB" w:sz="4"/>
+              <w:left w:val="single" w:color="BBBBBB" w:sz="4"/>
+              <w:bottom w:val="single" w:color="BBBBBB" w:sz="4"/>
+              <w:right w:val="single" w:color="BBBBBB" w:sz="4"/>
+            </w:tcBorders>
+            <w:shd w:fill="DDEEFF" w:val="clear"/>
+            <w:tcMar>
+              <w:top w:type="dxa" w:w="50"/>
+              <w:left w:type="dxa" w:w="0"/>
+              <w:bottom w:type="dxa" w:w="50"/>
+              <w:right w:type="dxa" w:w="0"/>
+            </w:tcMar>
+            <w:vAlign w:val="center"/>
+          </w:tcPr>
+          <w:p>
+            <w:pPr>
+              <w:jc w:val="center"/>
+            </w:pPr>
+            <w:r>
+              <w:rPr>
+                <w:rFonts w:ascii="맑은 고딕" w:cs="맑은 고딕" w:eastAsia="맑은 고딕" w:hAnsi="맑은 고딕"/>
+                <w:b/>
+                <w:bCs/>
+                <w:i w:val="false"/>
+                <w:iCs w:val="false"/>
+                <w:sz w:val="17"/>
+                <w:szCs w:val="17"/>
+              </w:rPr>
+              <w:t xml:space="preserve">12</w:t>
+            </w:r>
+          </w:p>
+        </w:tc>
+        <w:tc>
+          <w:tcPr>
+            <w:tcW w:type="dxa" w:w="434"/>
+            <w:tcBorders>
+              <w:top w:val="single" w:color="BBBBBB" w:sz="4"/>
+              <w:left w:val="single" w:color="BBBBBB" w:sz="4"/>
+              <w:bottom w:val="single" w:color="BBBBBB" w:sz="4"/>
+              <w:right w:val="single" w:color="BBBBBB" w:sz="4"/>
+            </w:tcBorders>
+            <w:shd w:fill="DDEEFF" w:val="clear"/>
+            <w:tcMar>
+              <w:top w:type="dxa" w:w="50"/>
+              <w:left w:type="dxa" w:w="0"/>
+              <w:bottom w:type="dxa" w:w="50"/>
+              <w:right w:type="dxa" w:w="0"/>
+            </w:tcMar>
+            <w:vAlign w:val="center"/>
+          </w:tcPr>
+          <w:p>
+            <w:pPr>
+              <w:jc w:val="center"/>
+            </w:pPr>
+            <w:r>
+              <w:rPr>
+                <w:rFonts w:ascii="맑은 고딕" w:cs="맑은 고딕" w:eastAsia="맑은 고딕" w:hAnsi="맑은 고딕"/>
+                <w:b/>
+                <w:bCs/>
+                <w:i w:val="false"/>
+                <w:iCs w:val="false"/>
+                <w:sz w:val="17"/>
+                <w:szCs w:val="17"/>
+              </w:rPr>
+              <w:t xml:space="preserve">13</w:t>
+            </w:r>
+          </w:p>
+        </w:tc>
+        <w:tc>
+          <w:tcPr>
+            <w:tcW w:type="dxa" w:w="434"/>
+            <w:tcBorders>
+              <w:top w:val="single" w:color="BBBBBB" w:sz="4"/>
+              <w:left w:val="single" w:color="BBBBBB" w:sz="4"/>
+              <w:bottom w:val="single" w:color="BBBBBB" w:sz="4"/>
+              <w:right w:val="single" w:color="BBBBBB" w:sz="4"/>
+            </w:tcBorders>
+            <w:shd w:fill="DDEEFF" w:val="clear"/>
+            <w:tcMar>
+              <w:top w:type="dxa" w:w="50"/>
+              <w:left w:type="dxa" w:w="0"/>
+              <w:bottom w:type="dxa" w:w="50"/>
+              <w:right w:type="dxa" w:w="0"/>
+            </w:tcMar>
+            <w:vAlign w:val="center"/>
+          </w:tcPr>
+          <w:p>
+            <w:pPr>
+              <w:jc w:val="center"/>
+            </w:pPr>
+            <w:r>
+              <w:rPr>
+                <w:rFonts w:ascii="맑은 고딕" w:cs="맑은 고딕" w:eastAsia="맑은 고딕" w:hAnsi="맑은 고딕"/>
+                <w:b/>
+                <w:bCs/>
+                <w:i w:val="false"/>
+                <w:iCs w:val="false"/>
+                <w:sz w:val="17"/>
+                <w:szCs w:val="17"/>
+              </w:rPr>
+              <w:t xml:space="preserve">14</w:t>
+            </w:r>
+          </w:p>
+        </w:tc>
+        <w:tc>
+          <w:tcPr>
+            <w:tcW w:type="dxa" w:w="434"/>
+            <w:tcBorders>
+              <w:top w:val="single" w:color="BBBBBB" w:sz="4"/>
+              <w:left w:val="single" w:color="BBBBBB" w:sz="4"/>
+              <w:bottom w:val="single" w:color="BBBBBB" w:sz="4"/>
+              <w:right w:val="single" w:color="BBBBBB" w:sz="4"/>
+            </w:tcBorders>
+            <w:shd w:fill="DDEEFF" w:val="clear"/>
+            <w:tcMar>
+              <w:top w:type="dxa" w:w="50"/>
+              <w:left w:type="dxa" w:w="0"/>
+              <w:bottom w:type="dxa" w:w="50"/>
+              <w:right w:type="dxa" w:w="0"/>
+            </w:tcMar>
+            <w:vAlign w:val="center"/>
+          </w:tcPr>
+          <w:p>
+            <w:pPr>
+              <w:jc w:val="center"/>
+            </w:pPr>
+            <w:r>
+              <w:rPr>
+                <w:rFonts w:ascii="맑은 고딕" w:cs="맑은 고딕" w:eastAsia="맑은 고딕" w:hAnsi="맑은 고딕"/>
+                <w:b/>
+                <w:bCs/>
+                <w:i w:val="false"/>
+                <w:iCs w:val="false"/>
+                <w:sz w:val="17"/>
+                <w:szCs w:val="17"/>
+              </w:rPr>
+              <w:t xml:space="preserve">15</w:t>
+            </w:r>
+          </w:p>
+        </w:tc>
       </w:tr>
       <w:tr>
         <w:tc>
           <w:tcPr>
-            <w:tcW w:type="dxa" w:w="2200"/>
-            <w:tcBorders>
-              <w:top w:val="single" w:color="AAAAAA" w:sz="4"/>
-              <w:left w:val="single" w:color="AAAAAA" w:sz="4"/>
-              <w:bottom w:val="single" w:color="AAAAAA" w:sz="4"/>
-              <w:right w:val="single" w:color="AAAAAA" w:sz="4"/>
-            </w:tcBorders>
-            <w:tcMar>
-              <w:top w:type="dxa" w:w="60"/>
-              <w:left w:type="dxa" w:w="100"/>
-              <w:bottom w:type="dxa" w:w="60"/>
-              <w:right w:type="dxa" w:w="100"/>
+            <w:tcW w:type="dxa" w:w="2516"/>
+            <w:tcBorders>
+              <w:top w:val="single" w:color="BBBBBB" w:sz="4"/>
+              <w:left w:val="single" w:color="BBBBBB" w:sz="4"/>
+              <w:bottom w:val="single" w:color="BBBBBB" w:sz="4"/>
+              <w:right w:val="single" w:color="BBBBBB" w:sz="4"/>
+            </w:tcBorders>
+            <w:tcMar>
+              <w:top w:type="dxa" w:w="50"/>
+              <w:left w:type="dxa" w:w="80"/>
+              <w:bottom w:type="dxa" w:w="50"/>
+              <w:right w:type="dxa" w:w="40"/>
             </w:tcMar>
             <w:vAlign w:val="center"/>
           </w:tcPr>
           <w:p>
-            <w:pPr>
-              <w:jc w:val="left"/>
-            </w:pPr>
             <w:r>
               <w:rPr>
                 <w:rFonts w:ascii="맑은 고딕" w:cs="맑은 고딕" w:eastAsia="맑은 고딕" w:hAnsi="맑은 고딕"/>
                 <w:b w:val="false"/>
                 <w:bCs w:val="false"/>
-                <w:sz w:val="21"/>
-                <w:szCs w:val="21"/>
+                <w:i w:val="false"/>
+                <w:iCs w:val="false"/>
+                <w:sz w:val="18"/>
+                <w:szCs w:val="18"/>
               </w:rPr>
-              <w:t xml:space="preserve">4/1 ~ 4/14</w:t>
+              <w:t xml:space="preserve">관련 연구 조사</w:t>
             </w:r>
           </w:p>
         </w:tc>
         <w:tc>
           <w:tcPr>
-            <w:tcW w:type="dxa" w:w="6826"/>
-            <w:tcBorders>
-              <w:top w:val="single" w:color="AAAAAA" w:sz="4"/>
-              <w:left w:val="single" w:color="AAAAAA" w:sz="4"/>
-              <w:bottom w:val="single" w:color="AAAAAA" w:sz="4"/>
-              <w:right w:val="single" w:color="AAAAAA" w:sz="4"/>
-            </w:tcBorders>
-            <w:tcMar>
-              <w:top w:type="dxa" w:w="60"/>
-              <w:left w:type="dxa" w:w="100"/>
-              <w:bottom w:type="dxa" w:w="60"/>
-              <w:right w:type="dxa" w:w="100"/>
+            <w:tcW w:type="dxa" w:w="434"/>
+            <w:tcBorders>
+              <w:top w:val="single" w:color="BBBBBB" w:sz="4"/>
+              <w:left w:val="single" w:color="BBBBBB" w:sz="4"/>
+              <w:bottom w:val="single" w:color="BBBBBB" w:sz="4"/>
+              <w:right w:val="single" w:color="BBBBBB" w:sz="4"/>
+            </w:tcBorders>
+            <w:shd w:fill="BDD7EE" w:val="clear"/>
+            <w:tcMar>
+              <w:top w:type="dxa" w:w="0"/>
+              <w:left w:type="dxa" w:w="0"/>
+              <w:bottom w:type="dxa" w:w="0"/>
+              <w:right w:type="dxa" w:w="0"/>
+            </w:tcMar>
+          </w:tcPr>
+          <w:p/>
+        </w:tc>
+        <w:tc>
+          <w:tcPr>
+            <w:tcW w:type="dxa" w:w="434"/>
+            <w:tcBorders>
+              <w:top w:val="single" w:color="BBBBBB" w:sz="4"/>
+              <w:left w:val="single" w:color="BBBBBB" w:sz="4"/>
+              <w:bottom w:val="single" w:color="BBBBBB" w:sz="4"/>
+              <w:right w:val="single" w:color="BBBBBB" w:sz="4"/>
+            </w:tcBorders>
+            <w:shd w:fill="BDD7EE" w:val="clear"/>
+            <w:tcMar>
+              <w:top w:type="dxa" w:w="0"/>
+              <w:left w:type="dxa" w:w="0"/>
+              <w:bottom w:type="dxa" w:w="0"/>
+              <w:right w:type="dxa" w:w="0"/>
+            </w:tcMar>
+          </w:tcPr>
+          <w:p/>
+        </w:tc>
+        <w:tc>
+          <w:tcPr>
+            <w:tcW w:type="dxa" w:w="434"/>
+            <w:tcBorders>
+              <w:top w:val="single" w:color="BBBBBB" w:sz="4"/>
+              <w:left w:val="single" w:color="BBBBBB" w:sz="4"/>
+              <w:bottom w:val="single" w:color="BBBBBB" w:sz="4"/>
+              <w:right w:val="single" w:color="BBBBBB" w:sz="4"/>
+            </w:tcBorders>
+            <w:shd w:fill="BDD7EE" w:val="clear"/>
+            <w:tcMar>
+              <w:top w:type="dxa" w:w="0"/>
+              <w:left w:type="dxa" w:w="0"/>
+              <w:bottom w:type="dxa" w:w="0"/>
+              <w:right w:type="dxa" w:w="0"/>
+            </w:tcMar>
+          </w:tcPr>
+          <w:p/>
+        </w:tc>
+        <w:tc>
+          <w:tcPr>
+            <w:tcW w:type="dxa" w:w="434"/>
+            <w:tcBorders>
+              <w:top w:val="single" w:color="BBBBBB" w:sz="4"/>
+              <w:left w:val="single" w:color="BBBBBB" w:sz="4"/>
+              <w:bottom w:val="single" w:color="BBBBBB" w:sz="4"/>
+              <w:right w:val="single" w:color="BBBBBB" w:sz="4"/>
+            </w:tcBorders>
+            <w:shd w:fill="BDD7EE" w:val="clear"/>
+            <w:tcMar>
+              <w:top w:type="dxa" w:w="0"/>
+              <w:left w:type="dxa" w:w="0"/>
+              <w:bottom w:type="dxa" w:w="0"/>
+              <w:right w:type="dxa" w:w="0"/>
+            </w:tcMar>
+          </w:tcPr>
+          <w:p/>
+        </w:tc>
+        <w:tc>
+          <w:tcPr>
+            <w:tcW w:type="dxa" w:w="434"/>
+            <w:tcBorders>
+              <w:top w:val="single" w:color="BBBBBB" w:sz="4"/>
+              <w:left w:val="single" w:color="BBBBBB" w:sz="4"/>
+              <w:bottom w:val="single" w:color="BBBBBB" w:sz="4"/>
+              <w:right w:val="single" w:color="BBBBBB" w:sz="4"/>
+            </w:tcBorders>
+            <w:tcMar>
+              <w:top w:type="dxa" w:w="0"/>
+              <w:left w:type="dxa" w:w="0"/>
+              <w:bottom w:type="dxa" w:w="0"/>
+              <w:right w:type="dxa" w:w="0"/>
+            </w:tcMar>
+          </w:tcPr>
+          <w:p/>
+        </w:tc>
+        <w:tc>
+          <w:tcPr>
+            <w:tcW w:type="dxa" w:w="434"/>
+            <w:tcBorders>
+              <w:top w:val="single" w:color="BBBBBB" w:sz="4"/>
+              <w:left w:val="single" w:color="BBBBBB" w:sz="4"/>
+              <w:bottom w:val="single" w:color="BBBBBB" w:sz="4"/>
+              <w:right w:val="single" w:color="BBBBBB" w:sz="4"/>
+            </w:tcBorders>
+            <w:tcMar>
+              <w:top w:type="dxa" w:w="0"/>
+              <w:left w:type="dxa" w:w="0"/>
+              <w:bottom w:type="dxa" w:w="0"/>
+              <w:right w:type="dxa" w:w="0"/>
+            </w:tcMar>
+          </w:tcPr>
+          <w:p/>
+        </w:tc>
+        <w:tc>
+          <w:tcPr>
+            <w:tcW w:type="dxa" w:w="434"/>
+            <w:tcBorders>
+              <w:top w:val="single" w:color="BBBBBB" w:sz="4"/>
+              <w:left w:val="single" w:color="BBBBBB" w:sz="4"/>
+              <w:bottom w:val="single" w:color="BBBBBB" w:sz="4"/>
+              <w:right w:val="single" w:color="BBBBBB" w:sz="4"/>
+            </w:tcBorders>
+            <w:tcMar>
+              <w:top w:type="dxa" w:w="0"/>
+              <w:left w:type="dxa" w:w="0"/>
+              <w:bottom w:type="dxa" w:w="0"/>
+              <w:right w:type="dxa" w:w="0"/>
+            </w:tcMar>
+          </w:tcPr>
+          <w:p/>
+        </w:tc>
+        <w:tc>
+          <w:tcPr>
+            <w:tcW w:type="dxa" w:w="434"/>
+            <w:tcBorders>
+              <w:top w:val="single" w:color="BBBBBB" w:sz="4"/>
+              <w:left w:val="single" w:color="BBBBBB" w:sz="4"/>
+              <w:bottom w:val="single" w:color="BBBBBB" w:sz="4"/>
+              <w:right w:val="single" w:color="BBBBBB" w:sz="4"/>
+            </w:tcBorders>
+            <w:tcMar>
+              <w:top w:type="dxa" w:w="0"/>
+              <w:left w:type="dxa" w:w="0"/>
+              <w:bottom w:type="dxa" w:w="0"/>
+              <w:right w:type="dxa" w:w="0"/>
+            </w:tcMar>
+          </w:tcPr>
+          <w:p/>
+        </w:tc>
+        <w:tc>
+          <w:tcPr>
+            <w:tcW w:type="dxa" w:w="434"/>
+            <w:tcBorders>
+              <w:top w:val="single" w:color="BBBBBB" w:sz="4"/>
+              <w:left w:val="single" w:color="BBBBBB" w:sz="4"/>
+              <w:bottom w:val="single" w:color="BBBBBB" w:sz="4"/>
+              <w:right w:val="single" w:color="BBBBBB" w:sz="4"/>
+            </w:tcBorders>
+            <w:tcMar>
+              <w:top w:type="dxa" w:w="0"/>
+              <w:left w:type="dxa" w:w="0"/>
+              <w:bottom w:type="dxa" w:w="0"/>
+              <w:right w:type="dxa" w:w="0"/>
+            </w:tcMar>
+          </w:tcPr>
+          <w:p/>
+        </w:tc>
+        <w:tc>
+          <w:tcPr>
+            <w:tcW w:type="dxa" w:w="434"/>
+            <w:tcBorders>
+              <w:top w:val="single" w:color="BBBBBB" w:sz="4"/>
+              <w:left w:val="single" w:color="BBBBBB" w:sz="4"/>
+              <w:bottom w:val="single" w:color="BBBBBB" w:sz="4"/>
+              <w:right w:val="single" w:color="BBBBBB" w:sz="4"/>
+            </w:tcBorders>
+            <w:tcMar>
+              <w:top w:type="dxa" w:w="0"/>
+              <w:left w:type="dxa" w:w="0"/>
+              <w:bottom w:type="dxa" w:w="0"/>
+              <w:right w:type="dxa" w:w="0"/>
+            </w:tcMar>
+          </w:tcPr>
+          <w:p/>
+        </w:tc>
+        <w:tc>
+          <w:tcPr>
+            <w:tcW w:type="dxa" w:w="434"/>
+            <w:tcBorders>
+              <w:top w:val="single" w:color="BBBBBB" w:sz="4"/>
+              <w:left w:val="single" w:color="BBBBBB" w:sz="4"/>
+              <w:bottom w:val="single" w:color="BBBBBB" w:sz="4"/>
+              <w:right w:val="single" w:color="BBBBBB" w:sz="4"/>
+            </w:tcBorders>
+            <w:tcMar>
+              <w:top w:type="dxa" w:w="0"/>
+              <w:left w:type="dxa" w:w="0"/>
+              <w:bottom w:type="dxa" w:w="0"/>
+              <w:right w:type="dxa" w:w="0"/>
+            </w:tcMar>
+          </w:tcPr>
+          <w:p/>
+        </w:tc>
+        <w:tc>
+          <w:tcPr>
+            <w:tcW w:type="dxa" w:w="434"/>
+            <w:tcBorders>
+              <w:top w:val="single" w:color="BBBBBB" w:sz="4"/>
+              <w:left w:val="single" w:color="BBBBBB" w:sz="4"/>
+              <w:bottom w:val="single" w:color="BBBBBB" w:sz="4"/>
+              <w:right w:val="single" w:color="BBBBBB" w:sz="4"/>
+            </w:tcBorders>
+            <w:tcMar>
+              <w:top w:type="dxa" w:w="0"/>
+              <w:left w:type="dxa" w:w="0"/>
+              <w:bottom w:type="dxa" w:w="0"/>
+              <w:right w:type="dxa" w:w="0"/>
+            </w:tcMar>
+          </w:tcPr>
+          <w:p/>
+        </w:tc>
+        <w:tc>
+          <w:tcPr>
+            <w:tcW w:type="dxa" w:w="434"/>
+            <w:tcBorders>
+              <w:top w:val="single" w:color="BBBBBB" w:sz="4"/>
+              <w:left w:val="single" w:color="BBBBBB" w:sz="4"/>
+              <w:bottom w:val="single" w:color="BBBBBB" w:sz="4"/>
+              <w:right w:val="single" w:color="BBBBBB" w:sz="4"/>
+            </w:tcBorders>
+            <w:tcMar>
+              <w:top w:type="dxa" w:w="0"/>
+              <w:left w:type="dxa" w:w="0"/>
+              <w:bottom w:type="dxa" w:w="0"/>
+              <w:right w:type="dxa" w:w="0"/>
+            </w:tcMar>
+          </w:tcPr>
+          <w:p/>
+        </w:tc>
+        <w:tc>
+          <w:tcPr>
+            <w:tcW w:type="dxa" w:w="434"/>
+            <w:tcBorders>
+              <w:top w:val="single" w:color="BBBBBB" w:sz="4"/>
+              <w:left w:val="single" w:color="BBBBBB" w:sz="4"/>
+              <w:bottom w:val="single" w:color="BBBBBB" w:sz="4"/>
+              <w:right w:val="single" w:color="BBBBBB" w:sz="4"/>
+            </w:tcBorders>
+            <w:tcMar>
+              <w:top w:type="dxa" w:w="0"/>
+              <w:left w:type="dxa" w:w="0"/>
+              <w:bottom w:type="dxa" w:w="0"/>
+              <w:right w:type="dxa" w:w="0"/>
+            </w:tcMar>
+          </w:tcPr>
+          <w:p/>
+        </w:tc>
+        <w:tc>
+          <w:tcPr>
+            <w:tcW w:type="dxa" w:w="434"/>
+            <w:tcBorders>
+              <w:top w:val="single" w:color="BBBBBB" w:sz="4"/>
+              <w:left w:val="single" w:color="BBBBBB" w:sz="4"/>
+              <w:bottom w:val="single" w:color="BBBBBB" w:sz="4"/>
+              <w:right w:val="single" w:color="BBBBBB" w:sz="4"/>
+            </w:tcBorders>
+            <w:tcMar>
+              <w:top w:type="dxa" w:w="0"/>
+              <w:left w:type="dxa" w:w="0"/>
+              <w:bottom w:type="dxa" w:w="0"/>
+              <w:right w:type="dxa" w:w="0"/>
+            </w:tcMar>
+          </w:tcPr>
+          <w:p/>
+        </w:tc>
+      </w:tr>
+      <w:tr>
+        <w:tc>
+          <w:tcPr>
+            <w:tcW w:type="dxa" w:w="2516"/>
+            <w:tcBorders>
+              <w:top w:val="single" w:color="BBBBBB" w:sz="4"/>
+              <w:left w:val="single" w:color="BBBBBB" w:sz="4"/>
+              <w:bottom w:val="single" w:color="BBBBBB" w:sz="4"/>
+              <w:right w:val="single" w:color="BBBBBB" w:sz="4"/>
+            </w:tcBorders>
+            <w:tcMar>
+              <w:top w:type="dxa" w:w="50"/>
+              <w:left w:type="dxa" w:w="80"/>
+              <w:bottom w:type="dxa" w:w="50"/>
+              <w:right w:type="dxa" w:w="40"/>
             </w:tcMar>
             <w:vAlign w:val="center"/>
           </w:tcPr>
           <w:p>
-            <w:pPr>
-              <w:jc w:val="left"/>
-            </w:pPr>
             <w:r>
               <w:rPr>
                 <w:rFonts w:ascii="맑은 고딕" w:cs="맑은 고딕" w:eastAsia="맑은 고딕" w:hAnsi="맑은 고딕"/>
                 <w:b w:val="false"/>
                 <w:bCs w:val="false"/>
-                <w:sz w:val="21"/>
-                <w:szCs w:val="21"/>
+                <w:i w:val="false"/>
+                <w:iCs w:val="false"/>
+                <w:sz w:val="18"/>
+                <w:szCs w:val="18"/>
               </w:rPr>
-              <w:t xml:space="preserve">환경 구축 (PostgreSQL 16 + Exqutor 패치 + pgvector + TPC-H VAQ 데이터)</w:t>
+              <w:t xml:space="preserve">연구 방향 설계 · 제안서</w:t>
             </w:r>
           </w:p>
         </w:tc>
+        <w:tc>
+          <w:tcPr>
+            <w:tcW w:type="dxa" w:w="434"/>
+            <w:tcBorders>
+              <w:top w:val="single" w:color="BBBBBB" w:sz="4"/>
+              <w:left w:val="single" w:color="BBBBBB" w:sz="4"/>
+              <w:bottom w:val="single" w:color="BBBBBB" w:sz="4"/>
+              <w:right w:val="single" w:color="BBBBBB" w:sz="4"/>
+            </w:tcBorders>
+            <w:tcMar>
+              <w:top w:type="dxa" w:w="0"/>
+              <w:left w:type="dxa" w:w="0"/>
+              <w:bottom w:type="dxa" w:w="0"/>
+              <w:right w:type="dxa" w:w="0"/>
+            </w:tcMar>
+          </w:tcPr>
+          <w:p/>
+        </w:tc>
+        <w:tc>
+          <w:tcPr>
+            <w:tcW w:type="dxa" w:w="434"/>
+            <w:tcBorders>
+              <w:top w:val="single" w:color="BBBBBB" w:sz="4"/>
+              <w:left w:val="single" w:color="BBBBBB" w:sz="4"/>
+              <w:bottom w:val="single" w:color="BBBBBB" w:sz="4"/>
+              <w:right w:val="single" w:color="BBBBBB" w:sz="4"/>
+            </w:tcBorders>
+            <w:tcMar>
+              <w:top w:type="dxa" w:w="0"/>
+              <w:left w:type="dxa" w:w="0"/>
+              <w:bottom w:type="dxa" w:w="0"/>
+              <w:right w:type="dxa" w:w="0"/>
+            </w:tcMar>
+          </w:tcPr>
+          <w:p/>
+        </w:tc>
+        <w:tc>
+          <w:tcPr>
+            <w:tcW w:type="dxa" w:w="434"/>
+            <w:tcBorders>
+              <w:top w:val="single" w:color="BBBBBB" w:sz="4"/>
+              <w:left w:val="single" w:color="BBBBBB" w:sz="4"/>
+              <w:bottom w:val="single" w:color="BBBBBB" w:sz="4"/>
+              <w:right w:val="single" w:color="BBBBBB" w:sz="4"/>
+            </w:tcBorders>
+            <w:shd w:fill="BDD7EE" w:val="clear"/>
+            <w:tcMar>
+              <w:top w:type="dxa" w:w="0"/>
+              <w:left w:type="dxa" w:w="0"/>
+              <w:bottom w:type="dxa" w:w="0"/>
+              <w:right w:type="dxa" w:w="0"/>
+            </w:tcMar>
+          </w:tcPr>
+          <w:p/>
+        </w:tc>
+        <w:tc>
+          <w:tcPr>
+            <w:tcW w:type="dxa" w:w="434"/>
+            <w:tcBorders>
+              <w:top w:val="single" w:color="BBBBBB" w:sz="4"/>
+              <w:left w:val="single" w:color="BBBBBB" w:sz="4"/>
+              <w:bottom w:val="single" w:color="BBBBBB" w:sz="4"/>
+              <w:right w:val="single" w:color="BBBBBB" w:sz="4"/>
+            </w:tcBorders>
+            <w:shd w:fill="BDD7EE" w:val="clear"/>
+            <w:tcMar>
+              <w:top w:type="dxa" w:w="0"/>
+              <w:left w:type="dxa" w:w="0"/>
+              <w:bottom w:type="dxa" w:w="0"/>
+              <w:right w:type="dxa" w:w="0"/>
+            </w:tcMar>
+          </w:tcPr>
+          <w:p/>
+        </w:tc>
+        <w:tc>
+          <w:tcPr>
+            <w:tcW w:type="dxa" w:w="434"/>
+            <w:tcBorders>
+              <w:top w:val="single" w:color="BBBBBB" w:sz="4"/>
+              <w:left w:val="single" w:color="BBBBBB" w:sz="4"/>
+              <w:bottom w:val="single" w:color="BBBBBB" w:sz="4"/>
+              <w:right w:val="single" w:color="BBBBBB" w:sz="4"/>
+            </w:tcBorders>
+            <w:shd w:fill="BDD7EE" w:val="clear"/>
+            <w:tcMar>
+              <w:top w:type="dxa" w:w="0"/>
+              <w:left w:type="dxa" w:w="0"/>
+              <w:bottom w:type="dxa" w:w="0"/>
+              <w:right w:type="dxa" w:w="0"/>
+            </w:tcMar>
+          </w:tcPr>
+          <w:p/>
+        </w:tc>
+        <w:tc>
+          <w:tcPr>
+            <w:tcW w:type="dxa" w:w="434"/>
+            <w:tcBorders>
+              <w:top w:val="single" w:color="BBBBBB" w:sz="4"/>
+              <w:left w:val="single" w:color="BBBBBB" w:sz="4"/>
+              <w:bottom w:val="single" w:color="BBBBBB" w:sz="4"/>
+              <w:right w:val="single" w:color="BBBBBB" w:sz="4"/>
+            </w:tcBorders>
+            <w:tcMar>
+              <w:top w:type="dxa" w:w="0"/>
+              <w:left w:type="dxa" w:w="0"/>
+              <w:bottom w:type="dxa" w:w="0"/>
+              <w:right w:type="dxa" w:w="0"/>
+            </w:tcMar>
+          </w:tcPr>
+          <w:p/>
+        </w:tc>
+        <w:tc>
+          <w:tcPr>
+            <w:tcW w:type="dxa" w:w="434"/>
+            <w:tcBorders>
+              <w:top w:val="single" w:color="BBBBBB" w:sz="4"/>
+              <w:left w:val="single" w:color="BBBBBB" w:sz="4"/>
+              <w:bottom w:val="single" w:color="BBBBBB" w:sz="4"/>
+              <w:right w:val="single" w:color="BBBBBB" w:sz="4"/>
+            </w:tcBorders>
+            <w:tcMar>
+              <w:top w:type="dxa" w:w="0"/>
+              <w:left w:type="dxa" w:w="0"/>
+              <w:bottom w:type="dxa" w:w="0"/>
+              <w:right w:type="dxa" w:w="0"/>
+            </w:tcMar>
+          </w:tcPr>
+          <w:p/>
+        </w:tc>
+        <w:tc>
+          <w:tcPr>
+            <w:tcW w:type="dxa" w:w="434"/>
+            <w:tcBorders>
+              <w:top w:val="single" w:color="BBBBBB" w:sz="4"/>
+              <w:left w:val="single" w:color="BBBBBB" w:sz="4"/>
+              <w:bottom w:val="single" w:color="BBBBBB" w:sz="4"/>
+              <w:right w:val="single" w:color="BBBBBB" w:sz="4"/>
+            </w:tcBorders>
+            <w:tcMar>
+              <w:top w:type="dxa" w:w="0"/>
+              <w:left w:type="dxa" w:w="0"/>
+              <w:bottom w:type="dxa" w:w="0"/>
+              <w:right w:type="dxa" w:w="0"/>
+            </w:tcMar>
+          </w:tcPr>
+          <w:p/>
+        </w:tc>
+        <w:tc>
+          <w:tcPr>
+            <w:tcW w:type="dxa" w:w="434"/>
+            <w:tcBorders>
+              <w:top w:val="single" w:color="BBBBBB" w:sz="4"/>
+              <w:left w:val="single" w:color="BBBBBB" w:sz="4"/>
+              <w:bottom w:val="single" w:color="BBBBBB" w:sz="4"/>
+              <w:right w:val="single" w:color="BBBBBB" w:sz="4"/>
+            </w:tcBorders>
+            <w:tcMar>
+              <w:top w:type="dxa" w:w="0"/>
+              <w:left w:type="dxa" w:w="0"/>
+              <w:bottom w:type="dxa" w:w="0"/>
+              <w:right w:type="dxa" w:w="0"/>
+            </w:tcMar>
+          </w:tcPr>
+          <w:p/>
+        </w:tc>
+        <w:tc>
+          <w:tcPr>
+            <w:tcW w:type="dxa" w:w="434"/>
+            <w:tcBorders>
+              <w:top w:val="single" w:color="BBBBBB" w:sz="4"/>
+              <w:left w:val="single" w:color="BBBBBB" w:sz="4"/>
+              <w:bottom w:val="single" w:color="BBBBBB" w:sz="4"/>
+              <w:right w:val="single" w:color="BBBBBB" w:sz="4"/>
+            </w:tcBorders>
+            <w:tcMar>
+              <w:top w:type="dxa" w:w="0"/>
+              <w:left w:type="dxa" w:w="0"/>
+              <w:bottom w:type="dxa" w:w="0"/>
+              <w:right w:type="dxa" w:w="0"/>
+            </w:tcMar>
+          </w:tcPr>
+          <w:p/>
+        </w:tc>
+        <w:tc>
+          <w:tcPr>
+            <w:tcW w:type="dxa" w:w="434"/>
+            <w:tcBorders>
+              <w:top w:val="single" w:color="BBBBBB" w:sz="4"/>
+              <w:left w:val="single" w:color="BBBBBB" w:sz="4"/>
+              <w:bottom w:val="single" w:color="BBBBBB" w:sz="4"/>
+              <w:right w:val="single" w:color="BBBBBB" w:sz="4"/>
+            </w:tcBorders>
+            <w:tcMar>
+              <w:top w:type="dxa" w:w="0"/>
+              <w:left w:type="dxa" w:w="0"/>
+              <w:bottom w:type="dxa" w:w="0"/>
+              <w:right w:type="dxa" w:w="0"/>
+            </w:tcMar>
+          </w:tcPr>
+          <w:p/>
+        </w:tc>
+        <w:tc>
+          <w:tcPr>
+            <w:tcW w:type="dxa" w:w="434"/>
+            <w:tcBorders>
+              <w:top w:val="single" w:color="BBBBBB" w:sz="4"/>
+              <w:left w:val="single" w:color="BBBBBB" w:sz="4"/>
+              <w:bottom w:val="single" w:color="BBBBBB" w:sz="4"/>
+              <w:right w:val="single" w:color="BBBBBB" w:sz="4"/>
+            </w:tcBorders>
+            <w:tcMar>
+              <w:top w:type="dxa" w:w="0"/>
+              <w:left w:type="dxa" w:w="0"/>
+              <w:bottom w:type="dxa" w:w="0"/>
+              <w:right w:type="dxa" w:w="0"/>
+            </w:tcMar>
+          </w:tcPr>
+          <w:p/>
+        </w:tc>
+        <w:tc>
+          <w:tcPr>
+            <w:tcW w:type="dxa" w:w="434"/>
+            <w:tcBorders>
+              <w:top w:val="single" w:color="BBBBBB" w:sz="4"/>
+              <w:left w:val="single" w:color="BBBBBB" w:sz="4"/>
+              <w:bottom w:val="single" w:color="BBBBBB" w:sz="4"/>
+              <w:right w:val="single" w:color="BBBBBB" w:sz="4"/>
+            </w:tcBorders>
+            <w:tcMar>
+              <w:top w:type="dxa" w:w="0"/>
+              <w:left w:type="dxa" w:w="0"/>
+              <w:bottom w:type="dxa" w:w="0"/>
+              <w:right w:type="dxa" w:w="0"/>
+            </w:tcMar>
+          </w:tcPr>
+          <w:p/>
+        </w:tc>
+        <w:tc>
+          <w:tcPr>
+            <w:tcW w:type="dxa" w:w="434"/>
+            <w:tcBorders>
+              <w:top w:val="single" w:color="BBBBBB" w:sz="4"/>
+              <w:left w:val="single" w:color="BBBBBB" w:sz="4"/>
+              <w:bottom w:val="single" w:color="BBBBBB" w:sz="4"/>
+              <w:right w:val="single" w:color="BBBBBB" w:sz="4"/>
+            </w:tcBorders>
+            <w:tcMar>
+              <w:top w:type="dxa" w:w="0"/>
+              <w:left w:type="dxa" w:w="0"/>
+              <w:bottom w:type="dxa" w:w="0"/>
+              <w:right w:type="dxa" w:w="0"/>
+            </w:tcMar>
+          </w:tcPr>
+          <w:p/>
+        </w:tc>
+        <w:tc>
+          <w:tcPr>
+            <w:tcW w:type="dxa" w:w="434"/>
+            <w:tcBorders>
+              <w:top w:val="single" w:color="BBBBBB" w:sz="4"/>
+              <w:left w:val="single" w:color="BBBBBB" w:sz="4"/>
+              <w:bottom w:val="single" w:color="BBBBBB" w:sz="4"/>
+              <w:right w:val="single" w:color="BBBBBB" w:sz="4"/>
+            </w:tcBorders>
+            <w:tcMar>
+              <w:top w:type="dxa" w:w="0"/>
+              <w:left w:type="dxa" w:w="0"/>
+              <w:bottom w:type="dxa" w:w="0"/>
+              <w:right w:type="dxa" w:w="0"/>
+            </w:tcMar>
+          </w:tcPr>
+          <w:p/>
+        </w:tc>
       </w:tr>
       <w:tr>
         <w:tc>
           <w:tcPr>
-            <w:tcW w:type="dxa" w:w="2200"/>
-            <w:tcBorders>
-              <w:top w:val="single" w:color="AAAAAA" w:sz="4"/>
-              <w:left w:val="single" w:color="AAAAAA" w:sz="4"/>
-              <w:bottom w:val="single" w:color="AAAAAA" w:sz="4"/>
-              <w:right w:val="single" w:color="AAAAAA" w:sz="4"/>
-            </w:tcBorders>
-            <w:tcMar>
-              <w:top w:type="dxa" w:w="60"/>
-              <w:left w:type="dxa" w:w="100"/>
-              <w:bottom w:type="dxa" w:w="60"/>
-              <w:right w:type="dxa" w:w="100"/>
+            <w:tcW w:type="dxa" w:w="2516"/>
+            <w:tcBorders>
+              <w:top w:val="single" w:color="BBBBBB" w:sz="4"/>
+              <w:left w:val="single" w:color="BBBBBB" w:sz="4"/>
+              <w:bottom w:val="single" w:color="BBBBBB" w:sz="4"/>
+              <w:right w:val="single" w:color="BBBBBB" w:sz="4"/>
+            </w:tcBorders>
+            <w:tcMar>
+              <w:top w:type="dxa" w:w="50"/>
+              <w:left w:type="dxa" w:w="80"/>
+              <w:bottom w:type="dxa" w:w="50"/>
+              <w:right w:type="dxa" w:w="40"/>
             </w:tcMar>
             <w:vAlign w:val="center"/>
           </w:tcPr>
           <w:p>
-            <w:pPr>
-              <w:jc w:val="left"/>
-            </w:pPr>
             <w:r>
               <w:rPr>
                 <w:rFonts w:ascii="맑은 고딕" w:cs="맑은 고딕" w:eastAsia="맑은 고딕" w:hAnsi="맑은 고딕"/>
                 <w:b w:val="false"/>
                 <w:bCs w:val="false"/>
-                <w:sz w:val="21"/>
-                <w:szCs w:val="21"/>
+                <w:i w:val="false"/>
+                <w:iCs w:val="false"/>
+                <w:sz w:val="18"/>
+                <w:szCs w:val="18"/>
               </w:rPr>
-              <w:t xml:space="preserve">4/14 ~ 4/28</w:t>
+              <w:t xml:space="preserve">환경 구축</w:t>
             </w:r>
           </w:p>
         </w:tc>
         <w:tc>
           <w:tcPr>
-            <w:tcW w:type="dxa" w:w="6826"/>
-            <w:tcBorders>
-              <w:top w:val="single" w:color="AAAAAA" w:sz="4"/>
-              <w:left w:val="single" w:color="AAAAAA" w:sz="4"/>
-              <w:bottom w:val="single" w:color="AAAAAA" w:sz="4"/>
-              <w:right w:val="single" w:color="AAAAAA" w:sz="4"/>
-            </w:tcBorders>
-            <w:tcMar>
-              <w:top w:type="dxa" w:w="60"/>
-              <w:left w:type="dxa" w:w="100"/>
-              <w:bottom w:type="dxa" w:w="60"/>
-              <w:right w:type="dxa" w:w="100"/>
+            <w:tcW w:type="dxa" w:w="434"/>
+            <w:tcBorders>
+              <w:top w:val="single" w:color="BBBBBB" w:sz="4"/>
+              <w:left w:val="single" w:color="BBBBBB" w:sz="4"/>
+              <w:bottom w:val="single" w:color="BBBBBB" w:sz="4"/>
+              <w:right w:val="single" w:color="BBBBBB" w:sz="4"/>
+            </w:tcBorders>
+            <w:tcMar>
+              <w:top w:type="dxa" w:w="0"/>
+              <w:left w:type="dxa" w:w="0"/>
+              <w:bottom w:type="dxa" w:w="0"/>
+              <w:right w:type="dxa" w:w="0"/>
+            </w:tcMar>
+          </w:tcPr>
+          <w:p/>
+        </w:tc>
+        <w:tc>
+          <w:tcPr>
+            <w:tcW w:type="dxa" w:w="434"/>
+            <w:tcBorders>
+              <w:top w:val="single" w:color="BBBBBB" w:sz="4"/>
+              <w:left w:val="single" w:color="BBBBBB" w:sz="4"/>
+              <w:bottom w:val="single" w:color="BBBBBB" w:sz="4"/>
+              <w:right w:val="single" w:color="BBBBBB" w:sz="4"/>
+            </w:tcBorders>
+            <w:tcMar>
+              <w:top w:type="dxa" w:w="0"/>
+              <w:left w:type="dxa" w:w="0"/>
+              <w:bottom w:type="dxa" w:w="0"/>
+              <w:right w:type="dxa" w:w="0"/>
+            </w:tcMar>
+          </w:tcPr>
+          <w:p/>
+        </w:tc>
+        <w:tc>
+          <w:tcPr>
+            <w:tcW w:type="dxa" w:w="434"/>
+            <w:tcBorders>
+              <w:top w:val="single" w:color="BBBBBB" w:sz="4"/>
+              <w:left w:val="single" w:color="BBBBBB" w:sz="4"/>
+              <w:bottom w:val="single" w:color="BBBBBB" w:sz="4"/>
+              <w:right w:val="single" w:color="BBBBBB" w:sz="4"/>
+            </w:tcBorders>
+            <w:tcMar>
+              <w:top w:type="dxa" w:w="0"/>
+              <w:left w:type="dxa" w:w="0"/>
+              <w:bottom w:type="dxa" w:w="0"/>
+              <w:right w:type="dxa" w:w="0"/>
+            </w:tcMar>
+          </w:tcPr>
+          <w:p/>
+        </w:tc>
+        <w:tc>
+          <w:tcPr>
+            <w:tcW w:type="dxa" w:w="434"/>
+            <w:tcBorders>
+              <w:top w:val="single" w:color="BBBBBB" w:sz="4"/>
+              <w:left w:val="single" w:color="BBBBBB" w:sz="4"/>
+              <w:bottom w:val="single" w:color="BBBBBB" w:sz="4"/>
+              <w:right w:val="single" w:color="BBBBBB" w:sz="4"/>
+            </w:tcBorders>
+            <w:tcMar>
+              <w:top w:type="dxa" w:w="0"/>
+              <w:left w:type="dxa" w:w="0"/>
+              <w:bottom w:type="dxa" w:w="0"/>
+              <w:right w:type="dxa" w:w="0"/>
+            </w:tcMar>
+          </w:tcPr>
+          <w:p/>
+        </w:tc>
+        <w:tc>
+          <w:tcPr>
+            <w:tcW w:type="dxa" w:w="434"/>
+            <w:tcBorders>
+              <w:top w:val="single" w:color="BBBBBB" w:sz="4"/>
+              <w:left w:val="single" w:color="BBBBBB" w:sz="4"/>
+              <w:bottom w:val="single" w:color="BBBBBB" w:sz="4"/>
+              <w:right w:val="single" w:color="BBBBBB" w:sz="4"/>
+            </w:tcBorders>
+            <w:shd w:fill="BDD7EE" w:val="clear"/>
+            <w:tcMar>
+              <w:top w:type="dxa" w:w="0"/>
+              <w:left w:type="dxa" w:w="0"/>
+              <w:bottom w:type="dxa" w:w="0"/>
+              <w:right w:type="dxa" w:w="0"/>
+            </w:tcMar>
+          </w:tcPr>
+          <w:p/>
+        </w:tc>
+        <w:tc>
+          <w:tcPr>
+            <w:tcW w:type="dxa" w:w="434"/>
+            <w:tcBorders>
+              <w:top w:val="single" w:color="BBBBBB" w:sz="4"/>
+              <w:left w:val="single" w:color="BBBBBB" w:sz="4"/>
+              <w:bottom w:val="single" w:color="BBBBBB" w:sz="4"/>
+              <w:right w:val="single" w:color="BBBBBB" w:sz="4"/>
+            </w:tcBorders>
+            <w:shd w:fill="BDD7EE" w:val="clear"/>
+            <w:tcMar>
+              <w:top w:type="dxa" w:w="0"/>
+              <w:left w:type="dxa" w:w="0"/>
+              <w:bottom w:type="dxa" w:w="0"/>
+              <w:right w:type="dxa" w:w="0"/>
+            </w:tcMar>
+          </w:tcPr>
+          <w:p/>
+        </w:tc>
+        <w:tc>
+          <w:tcPr>
+            <w:tcW w:type="dxa" w:w="434"/>
+            <w:tcBorders>
+              <w:top w:val="single" w:color="BBBBBB" w:sz="4"/>
+              <w:left w:val="single" w:color="BBBBBB" w:sz="4"/>
+              <w:bottom w:val="single" w:color="BBBBBB" w:sz="4"/>
+              <w:right w:val="single" w:color="BBBBBB" w:sz="4"/>
+            </w:tcBorders>
+            <w:tcMar>
+              <w:top w:type="dxa" w:w="0"/>
+              <w:left w:type="dxa" w:w="0"/>
+              <w:bottom w:type="dxa" w:w="0"/>
+              <w:right w:type="dxa" w:w="0"/>
+            </w:tcMar>
+          </w:tcPr>
+          <w:p/>
+        </w:tc>
+        <w:tc>
+          <w:tcPr>
+            <w:tcW w:type="dxa" w:w="434"/>
+            <w:tcBorders>
+              <w:top w:val="single" w:color="BBBBBB" w:sz="4"/>
+              <w:left w:val="single" w:color="BBBBBB" w:sz="4"/>
+              <w:bottom w:val="single" w:color="BBBBBB" w:sz="4"/>
+              <w:right w:val="single" w:color="BBBBBB" w:sz="4"/>
+            </w:tcBorders>
+            <w:tcMar>
+              <w:top w:type="dxa" w:w="0"/>
+              <w:left w:type="dxa" w:w="0"/>
+              <w:bottom w:type="dxa" w:w="0"/>
+              <w:right w:type="dxa" w:w="0"/>
+            </w:tcMar>
+          </w:tcPr>
+          <w:p/>
+        </w:tc>
+        <w:tc>
+          <w:tcPr>
+            <w:tcW w:type="dxa" w:w="434"/>
+            <w:tcBorders>
+              <w:top w:val="single" w:color="BBBBBB" w:sz="4"/>
+              <w:left w:val="single" w:color="BBBBBB" w:sz="4"/>
+              <w:bottom w:val="single" w:color="BBBBBB" w:sz="4"/>
+              <w:right w:val="single" w:color="BBBBBB" w:sz="4"/>
+            </w:tcBorders>
+            <w:tcMar>
+              <w:top w:type="dxa" w:w="0"/>
+              <w:left w:type="dxa" w:w="0"/>
+              <w:bottom w:type="dxa" w:w="0"/>
+              <w:right w:type="dxa" w:w="0"/>
+            </w:tcMar>
+          </w:tcPr>
+          <w:p/>
+        </w:tc>
+        <w:tc>
+          <w:tcPr>
+            <w:tcW w:type="dxa" w:w="434"/>
+            <w:tcBorders>
+              <w:top w:val="single" w:color="BBBBBB" w:sz="4"/>
+              <w:left w:val="single" w:color="BBBBBB" w:sz="4"/>
+              <w:bottom w:val="single" w:color="BBBBBB" w:sz="4"/>
+              <w:right w:val="single" w:color="BBBBBB" w:sz="4"/>
+            </w:tcBorders>
+            <w:tcMar>
+              <w:top w:type="dxa" w:w="0"/>
+              <w:left w:type="dxa" w:w="0"/>
+              <w:bottom w:type="dxa" w:w="0"/>
+              <w:right w:type="dxa" w:w="0"/>
+            </w:tcMar>
+          </w:tcPr>
+          <w:p/>
+        </w:tc>
+        <w:tc>
+          <w:tcPr>
+            <w:tcW w:type="dxa" w:w="434"/>
+            <w:tcBorders>
+              <w:top w:val="single" w:color="BBBBBB" w:sz="4"/>
+              <w:left w:val="single" w:color="BBBBBB" w:sz="4"/>
+              <w:bottom w:val="single" w:color="BBBBBB" w:sz="4"/>
+              <w:right w:val="single" w:color="BBBBBB" w:sz="4"/>
+            </w:tcBorders>
+            <w:tcMar>
+              <w:top w:type="dxa" w:w="0"/>
+              <w:left w:type="dxa" w:w="0"/>
+              <w:bottom w:type="dxa" w:w="0"/>
+              <w:right w:type="dxa" w:w="0"/>
+            </w:tcMar>
+          </w:tcPr>
+          <w:p/>
+        </w:tc>
+        <w:tc>
+          <w:tcPr>
+            <w:tcW w:type="dxa" w:w="434"/>
+            <w:tcBorders>
+              <w:top w:val="single" w:color="BBBBBB" w:sz="4"/>
+              <w:left w:val="single" w:color="BBBBBB" w:sz="4"/>
+              <w:bottom w:val="single" w:color="BBBBBB" w:sz="4"/>
+              <w:right w:val="single" w:color="BBBBBB" w:sz="4"/>
+            </w:tcBorders>
+            <w:tcMar>
+              <w:top w:type="dxa" w:w="0"/>
+              <w:left w:type="dxa" w:w="0"/>
+              <w:bottom w:type="dxa" w:w="0"/>
+              <w:right w:type="dxa" w:w="0"/>
+            </w:tcMar>
+          </w:tcPr>
+          <w:p/>
+        </w:tc>
+        <w:tc>
+          <w:tcPr>
+            <w:tcW w:type="dxa" w:w="434"/>
+            <w:tcBorders>
+              <w:top w:val="single" w:color="BBBBBB" w:sz="4"/>
+              <w:left w:val="single" w:color="BBBBBB" w:sz="4"/>
+              <w:bottom w:val="single" w:color="BBBBBB" w:sz="4"/>
+              <w:right w:val="single" w:color="BBBBBB" w:sz="4"/>
+            </w:tcBorders>
+            <w:tcMar>
+              <w:top w:type="dxa" w:w="0"/>
+              <w:left w:type="dxa" w:w="0"/>
+              <w:bottom w:type="dxa" w:w="0"/>
+              <w:right w:type="dxa" w:w="0"/>
+            </w:tcMar>
+          </w:tcPr>
+          <w:p/>
+        </w:tc>
+        <w:tc>
+          <w:tcPr>
+            <w:tcW w:type="dxa" w:w="434"/>
+            <w:tcBorders>
+              <w:top w:val="single" w:color="BBBBBB" w:sz="4"/>
+              <w:left w:val="single" w:color="BBBBBB" w:sz="4"/>
+              <w:bottom w:val="single" w:color="BBBBBB" w:sz="4"/>
+              <w:right w:val="single" w:color="BBBBBB" w:sz="4"/>
+            </w:tcBorders>
+            <w:tcMar>
+              <w:top w:type="dxa" w:w="0"/>
+              <w:left w:type="dxa" w:w="0"/>
+              <w:bottom w:type="dxa" w:w="0"/>
+              <w:right w:type="dxa" w:w="0"/>
+            </w:tcMar>
+          </w:tcPr>
+          <w:p/>
+        </w:tc>
+        <w:tc>
+          <w:tcPr>
+            <w:tcW w:type="dxa" w:w="434"/>
+            <w:tcBorders>
+              <w:top w:val="single" w:color="BBBBBB" w:sz="4"/>
+              <w:left w:val="single" w:color="BBBBBB" w:sz="4"/>
+              <w:bottom w:val="single" w:color="BBBBBB" w:sz="4"/>
+              <w:right w:val="single" w:color="BBBBBB" w:sz="4"/>
+            </w:tcBorders>
+            <w:tcMar>
+              <w:top w:type="dxa" w:w="0"/>
+              <w:left w:type="dxa" w:w="0"/>
+              <w:bottom w:type="dxa" w:w="0"/>
+              <w:right w:type="dxa" w:w="0"/>
+            </w:tcMar>
+          </w:tcPr>
+          <w:p/>
+        </w:tc>
+      </w:tr>
+      <w:tr>
+        <w:tc>
+          <w:tcPr>
+            <w:tcW w:type="dxa" w:w="2516"/>
+            <w:tcBorders>
+              <w:top w:val="single" w:color="BBBBBB" w:sz="4"/>
+              <w:left w:val="single" w:color="BBBBBB" w:sz="4"/>
+              <w:bottom w:val="single" w:color="BBBBBB" w:sz="4"/>
+              <w:right w:val="single" w:color="BBBBBB" w:sz="4"/>
+            </w:tcBorders>
+            <w:tcMar>
+              <w:top w:type="dxa" w:w="50"/>
+              <w:left w:type="dxa" w:w="80"/>
+              <w:bottom w:type="dxa" w:w="50"/>
+              <w:right w:type="dxa" w:w="40"/>
             </w:tcMar>
             <w:vAlign w:val="center"/>
           </w:tcPr>
           <w:p>
-            <w:pPr>
-              <w:jc w:val="left"/>
-            </w:pPr>
             <w:r>
               <w:rPr>
                 <w:rFonts w:ascii="맑은 고딕" w:cs="맑은 고딕" w:eastAsia="맑은 고딕" w:hAnsi="맑은 고딕"/>
                 <w:b w:val="false"/>
                 <w:bCs w:val="false"/>
-                <w:sz w:val="21"/>
-                <w:szCs w:val="21"/>
+                <w:i w:val="false"/>
+                <w:iCs w:val="false"/>
+                <w:sz w:val="18"/>
+                <w:szCs w:val="18"/>
               </w:rPr>
-              <w:t xml:space="preserve">1단계: 병목 프로파일링 (Planning vs Execution 비율 곡선, Q-error 곡선)</w:t>
+              <w:t xml:space="preserve">RQ1: 병목 프로파일링</w:t>
             </w:r>
           </w:p>
         </w:tc>
+        <w:tc>
+          <w:tcPr>
+            <w:tcW w:type="dxa" w:w="434"/>
+            <w:tcBorders>
+              <w:top w:val="single" w:color="BBBBBB" w:sz="4"/>
+              <w:left w:val="single" w:color="BBBBBB" w:sz="4"/>
+              <w:bottom w:val="single" w:color="BBBBBB" w:sz="4"/>
+              <w:right w:val="single" w:color="BBBBBB" w:sz="4"/>
+            </w:tcBorders>
+            <w:tcMar>
+              <w:top w:type="dxa" w:w="0"/>
+              <w:left w:type="dxa" w:w="0"/>
+              <w:bottom w:type="dxa" w:w="0"/>
+              <w:right w:type="dxa" w:w="0"/>
+            </w:tcMar>
+          </w:tcPr>
+          <w:p/>
+        </w:tc>
+        <w:tc>
+          <w:tcPr>
+            <w:tcW w:type="dxa" w:w="434"/>
+            <w:tcBorders>
+              <w:top w:val="single" w:color="BBBBBB" w:sz="4"/>
+              <w:left w:val="single" w:color="BBBBBB" w:sz="4"/>
+              <w:bottom w:val="single" w:color="BBBBBB" w:sz="4"/>
+              <w:right w:val="single" w:color="BBBBBB" w:sz="4"/>
+            </w:tcBorders>
+            <w:tcMar>
+              <w:top w:type="dxa" w:w="0"/>
+              <w:left w:type="dxa" w:w="0"/>
+              <w:bottom w:type="dxa" w:w="0"/>
+              <w:right w:type="dxa" w:w="0"/>
+            </w:tcMar>
+          </w:tcPr>
+          <w:p/>
+        </w:tc>
+        <w:tc>
+          <w:tcPr>
+            <w:tcW w:type="dxa" w:w="434"/>
+            <w:tcBorders>
+              <w:top w:val="single" w:color="BBBBBB" w:sz="4"/>
+              <w:left w:val="single" w:color="BBBBBB" w:sz="4"/>
+              <w:bottom w:val="single" w:color="BBBBBB" w:sz="4"/>
+              <w:right w:val="single" w:color="BBBBBB" w:sz="4"/>
+            </w:tcBorders>
+            <w:tcMar>
+              <w:top w:type="dxa" w:w="0"/>
+              <w:left w:type="dxa" w:w="0"/>
+              <w:bottom w:type="dxa" w:w="0"/>
+              <w:right w:type="dxa" w:w="0"/>
+            </w:tcMar>
+          </w:tcPr>
+          <w:p/>
+        </w:tc>
+        <w:tc>
+          <w:tcPr>
+            <w:tcW w:type="dxa" w:w="434"/>
+            <w:tcBorders>
+              <w:top w:val="single" w:color="BBBBBB" w:sz="4"/>
+              <w:left w:val="single" w:color="BBBBBB" w:sz="4"/>
+              <w:bottom w:val="single" w:color="BBBBBB" w:sz="4"/>
+              <w:right w:val="single" w:color="BBBBBB" w:sz="4"/>
+            </w:tcBorders>
+            <w:tcMar>
+              <w:top w:type="dxa" w:w="0"/>
+              <w:left w:type="dxa" w:w="0"/>
+              <w:bottom w:type="dxa" w:w="0"/>
+              <w:right w:type="dxa" w:w="0"/>
+            </w:tcMar>
+          </w:tcPr>
+          <w:p/>
+        </w:tc>
+        <w:tc>
+          <w:tcPr>
+            <w:tcW w:type="dxa" w:w="434"/>
+            <w:tcBorders>
+              <w:top w:val="single" w:color="BBBBBB" w:sz="4"/>
+              <w:left w:val="single" w:color="BBBBBB" w:sz="4"/>
+              <w:bottom w:val="single" w:color="BBBBBB" w:sz="4"/>
+              <w:right w:val="single" w:color="BBBBBB" w:sz="4"/>
+            </w:tcBorders>
+            <w:tcMar>
+              <w:top w:type="dxa" w:w="0"/>
+              <w:left w:type="dxa" w:w="0"/>
+              <w:bottom w:type="dxa" w:w="0"/>
+              <w:right w:type="dxa" w:w="0"/>
+            </w:tcMar>
+          </w:tcPr>
+          <w:p/>
+        </w:tc>
+        <w:tc>
+          <w:tcPr>
+            <w:tcW w:type="dxa" w:w="434"/>
+            <w:tcBorders>
+              <w:top w:val="single" w:color="BBBBBB" w:sz="4"/>
+              <w:left w:val="single" w:color="BBBBBB" w:sz="4"/>
+              <w:bottom w:val="single" w:color="BBBBBB" w:sz="4"/>
+              <w:right w:val="single" w:color="BBBBBB" w:sz="4"/>
+            </w:tcBorders>
+            <w:tcMar>
+              <w:top w:type="dxa" w:w="0"/>
+              <w:left w:type="dxa" w:w="0"/>
+              <w:bottom w:type="dxa" w:w="0"/>
+              <w:right w:type="dxa" w:w="0"/>
+            </w:tcMar>
+          </w:tcPr>
+          <w:p/>
+        </w:tc>
+        <w:tc>
+          <w:tcPr>
+            <w:tcW w:type="dxa" w:w="434"/>
+            <w:tcBorders>
+              <w:top w:val="single" w:color="BBBBBB" w:sz="4"/>
+              <w:left w:val="single" w:color="BBBBBB" w:sz="4"/>
+              <w:bottom w:val="single" w:color="BBBBBB" w:sz="4"/>
+              <w:right w:val="single" w:color="BBBBBB" w:sz="4"/>
+            </w:tcBorders>
+            <w:shd w:fill="BDD7EE" w:val="clear"/>
+            <w:tcMar>
+              <w:top w:type="dxa" w:w="0"/>
+              <w:left w:type="dxa" w:w="0"/>
+              <w:bottom w:type="dxa" w:w="0"/>
+              <w:right w:type="dxa" w:w="0"/>
+            </w:tcMar>
+          </w:tcPr>
+          <w:p/>
+        </w:tc>
+        <w:tc>
+          <w:tcPr>
+            <w:tcW w:type="dxa" w:w="434"/>
+            <w:tcBorders>
+              <w:top w:val="single" w:color="BBBBBB" w:sz="4"/>
+              <w:left w:val="single" w:color="BBBBBB" w:sz="4"/>
+              <w:bottom w:val="single" w:color="BBBBBB" w:sz="4"/>
+              <w:right w:val="single" w:color="BBBBBB" w:sz="4"/>
+            </w:tcBorders>
+            <w:shd w:fill="BDD7EE" w:val="clear"/>
+            <w:tcMar>
+              <w:top w:type="dxa" w:w="0"/>
+              <w:left w:type="dxa" w:w="0"/>
+              <w:bottom w:type="dxa" w:w="0"/>
+              <w:right w:type="dxa" w:w="0"/>
+            </w:tcMar>
+          </w:tcPr>
+          <w:p/>
+        </w:tc>
+        <w:tc>
+          <w:tcPr>
+            <w:tcW w:type="dxa" w:w="434"/>
+            <w:tcBorders>
+              <w:top w:val="single" w:color="BBBBBB" w:sz="4"/>
+              <w:left w:val="single" w:color="BBBBBB" w:sz="4"/>
+              <w:bottom w:val="single" w:color="BBBBBB" w:sz="4"/>
+              <w:right w:val="single" w:color="BBBBBB" w:sz="4"/>
+            </w:tcBorders>
+            <w:tcMar>
+              <w:top w:type="dxa" w:w="0"/>
+              <w:left w:type="dxa" w:w="0"/>
+              <w:bottom w:type="dxa" w:w="0"/>
+              <w:right w:type="dxa" w:w="0"/>
+            </w:tcMar>
+          </w:tcPr>
+          <w:p/>
+        </w:tc>
+        <w:tc>
+          <w:tcPr>
+            <w:tcW w:type="dxa" w:w="434"/>
+            <w:tcBorders>
+              <w:top w:val="single" w:color="BBBBBB" w:sz="4"/>
+              <w:left w:val="single" w:color="BBBBBB" w:sz="4"/>
+              <w:bottom w:val="single" w:color="BBBBBB" w:sz="4"/>
+              <w:right w:val="single" w:color="BBBBBB" w:sz="4"/>
+            </w:tcBorders>
+            <w:tcMar>
+              <w:top w:type="dxa" w:w="0"/>
+              <w:left w:type="dxa" w:w="0"/>
+              <w:bottom w:type="dxa" w:w="0"/>
+              <w:right w:type="dxa" w:w="0"/>
+            </w:tcMar>
+          </w:tcPr>
+          <w:p/>
+        </w:tc>
+        <w:tc>
+          <w:tcPr>
+            <w:tcW w:type="dxa" w:w="434"/>
+            <w:tcBorders>
+              <w:top w:val="single" w:color="BBBBBB" w:sz="4"/>
+              <w:left w:val="single" w:color="BBBBBB" w:sz="4"/>
+              <w:bottom w:val="single" w:color="BBBBBB" w:sz="4"/>
+              <w:right w:val="single" w:color="BBBBBB" w:sz="4"/>
+            </w:tcBorders>
+            <w:tcMar>
+              <w:top w:type="dxa" w:w="0"/>
+              <w:left w:type="dxa" w:w="0"/>
+              <w:bottom w:type="dxa" w:w="0"/>
+              <w:right w:type="dxa" w:w="0"/>
+            </w:tcMar>
+          </w:tcPr>
+          <w:p/>
+        </w:tc>
+        <w:tc>
+          <w:tcPr>
+            <w:tcW w:type="dxa" w:w="434"/>
+            <w:tcBorders>
+              <w:top w:val="single" w:color="BBBBBB" w:sz="4"/>
+              <w:left w:val="single" w:color="BBBBBB" w:sz="4"/>
+              <w:bottom w:val="single" w:color="BBBBBB" w:sz="4"/>
+              <w:right w:val="single" w:color="BBBBBB" w:sz="4"/>
+            </w:tcBorders>
+            <w:tcMar>
+              <w:top w:type="dxa" w:w="0"/>
+              <w:left w:type="dxa" w:w="0"/>
+              <w:bottom w:type="dxa" w:w="0"/>
+              <w:right w:type="dxa" w:w="0"/>
+            </w:tcMar>
+          </w:tcPr>
+          <w:p/>
+        </w:tc>
+        <w:tc>
+          <w:tcPr>
+            <w:tcW w:type="dxa" w:w="434"/>
+            <w:tcBorders>
+              <w:top w:val="single" w:color="BBBBBB" w:sz="4"/>
+              <w:left w:val="single" w:color="BBBBBB" w:sz="4"/>
+              <w:bottom w:val="single" w:color="BBBBBB" w:sz="4"/>
+              <w:right w:val="single" w:color="BBBBBB" w:sz="4"/>
+            </w:tcBorders>
+            <w:tcMar>
+              <w:top w:type="dxa" w:w="0"/>
+              <w:left w:type="dxa" w:w="0"/>
+              <w:bottom w:type="dxa" w:w="0"/>
+              <w:right w:type="dxa" w:w="0"/>
+            </w:tcMar>
+          </w:tcPr>
+          <w:p/>
+        </w:tc>
+        <w:tc>
+          <w:tcPr>
+            <w:tcW w:type="dxa" w:w="434"/>
+            <w:tcBorders>
+              <w:top w:val="single" w:color="BBBBBB" w:sz="4"/>
+              <w:left w:val="single" w:color="BBBBBB" w:sz="4"/>
+              <w:bottom w:val="single" w:color="BBBBBB" w:sz="4"/>
+              <w:right w:val="single" w:color="BBBBBB" w:sz="4"/>
+            </w:tcBorders>
+            <w:tcMar>
+              <w:top w:type="dxa" w:w="0"/>
+              <w:left w:type="dxa" w:w="0"/>
+              <w:bottom w:type="dxa" w:w="0"/>
+              <w:right w:type="dxa" w:w="0"/>
+            </w:tcMar>
+          </w:tcPr>
+          <w:p/>
+        </w:tc>
+        <w:tc>
+          <w:tcPr>
+            <w:tcW w:type="dxa" w:w="434"/>
+            <w:tcBorders>
+              <w:top w:val="single" w:color="BBBBBB" w:sz="4"/>
+              <w:left w:val="single" w:color="BBBBBB" w:sz="4"/>
+              <w:bottom w:val="single" w:color="BBBBBB" w:sz="4"/>
+              <w:right w:val="single" w:color="BBBBBB" w:sz="4"/>
+            </w:tcBorders>
+            <w:tcMar>
+              <w:top w:type="dxa" w:w="0"/>
+              <w:left w:type="dxa" w:w="0"/>
+              <w:bottom w:type="dxa" w:w="0"/>
+              <w:right w:type="dxa" w:w="0"/>
+            </w:tcMar>
+          </w:tcPr>
+          <w:p/>
+        </w:tc>
       </w:tr>
       <w:tr>
         <w:tc>
           <w:tcPr>
-            <w:tcW w:type="dxa" w:w="2200"/>
-            <w:tcBorders>
-              <w:top w:val="single" w:color="AAAAAA" w:sz="4"/>
-              <w:left w:val="single" w:color="AAAAAA" w:sz="4"/>
-              <w:bottom w:val="single" w:color="AAAAAA" w:sz="4"/>
-              <w:right w:val="single" w:color="AAAAAA" w:sz="4"/>
-            </w:tcBorders>
-            <w:tcMar>
-              <w:top w:type="dxa" w:w="60"/>
-              <w:left w:type="dxa" w:w="100"/>
-              <w:bottom w:type="dxa" w:w="60"/>
-              <w:right w:type="dxa" w:w="100"/>
+            <w:tcW w:type="dxa" w:w="2516"/>
+            <w:tcBorders>
+              <w:top w:val="single" w:color="BBBBBB" w:sz="4"/>
+              <w:left w:val="single" w:color="BBBBBB" w:sz="4"/>
+              <w:bottom w:val="single" w:color="BBBBBB" w:sz="4"/>
+              <w:right w:val="single" w:color="BBBBBB" w:sz="4"/>
+            </w:tcBorders>
+            <w:tcMar>
+              <w:top w:type="dxa" w:w="50"/>
+              <w:left w:type="dxa" w:w="80"/>
+              <w:bottom w:type="dxa" w:w="50"/>
+              <w:right w:type="dxa" w:w="40"/>
             </w:tcMar>
             <w:vAlign w:val="center"/>
           </w:tcPr>
           <w:p>
-            <w:pPr>
-              <w:jc w:val="left"/>
-            </w:pPr>
             <w:r>
               <w:rPr>
                 <w:rFonts w:ascii="맑은 고딕" w:cs="맑은 고딕" w:eastAsia="맑은 고딕" w:hAnsi="맑은 고딕"/>
                 <w:b w:val="false"/>
                 <w:bCs w:val="false"/>
-                <w:sz w:val="21"/>
-                <w:szCs w:val="21"/>
+                <w:i w:val="false"/>
+                <w:iCs w:val="false"/>
+                <w:sz w:val="18"/>
+                <w:szCs w:val="18"/>
               </w:rPr>
-              <w:t xml:space="preserve">4/28 ~ 5/15</w:t>
+              <w:t xml:space="preserve">RQ2: Cascaded Decomposition</w:t>
             </w:r>
           </w:p>
         </w:tc>
         <w:tc>
           <w:tcPr>
-            <w:tcW w:type="dxa" w:w="6826"/>
-            <w:tcBorders>
-              <w:top w:val="single" w:color="AAAAAA" w:sz="4"/>
-              <w:left w:val="single" w:color="AAAAAA" w:sz="4"/>
-              <w:bottom w:val="single" w:color="AAAAAA" w:sz="4"/>
-              <w:right w:val="single" w:color="AAAAAA" w:sz="4"/>
-            </w:tcBorders>
-            <w:tcMar>
-              <w:top w:type="dxa" w:w="60"/>
-              <w:left w:type="dxa" w:w="100"/>
-              <w:bottom w:type="dxa" w:w="60"/>
-              <w:right w:type="dxa" w:w="100"/>
+            <w:tcW w:type="dxa" w:w="434"/>
+            <w:tcBorders>
+              <w:top w:val="single" w:color="BBBBBB" w:sz="4"/>
+              <w:left w:val="single" w:color="BBBBBB" w:sz="4"/>
+              <w:bottom w:val="single" w:color="BBBBBB" w:sz="4"/>
+              <w:right w:val="single" w:color="BBBBBB" w:sz="4"/>
+            </w:tcBorders>
+            <w:tcMar>
+              <w:top w:type="dxa" w:w="0"/>
+              <w:left w:type="dxa" w:w="0"/>
+              <w:bottom w:type="dxa" w:w="0"/>
+              <w:right w:type="dxa" w:w="0"/>
+            </w:tcMar>
+          </w:tcPr>
+          <w:p/>
+        </w:tc>
+        <w:tc>
+          <w:tcPr>
+            <w:tcW w:type="dxa" w:w="434"/>
+            <w:tcBorders>
+              <w:top w:val="single" w:color="BBBBBB" w:sz="4"/>
+              <w:left w:val="single" w:color="BBBBBB" w:sz="4"/>
+              <w:bottom w:val="single" w:color="BBBBBB" w:sz="4"/>
+              <w:right w:val="single" w:color="BBBBBB" w:sz="4"/>
+            </w:tcBorders>
+            <w:tcMar>
+              <w:top w:type="dxa" w:w="0"/>
+              <w:left w:type="dxa" w:w="0"/>
+              <w:bottom w:type="dxa" w:w="0"/>
+              <w:right w:type="dxa" w:w="0"/>
+            </w:tcMar>
+          </w:tcPr>
+          <w:p/>
+        </w:tc>
+        <w:tc>
+          <w:tcPr>
+            <w:tcW w:type="dxa" w:w="434"/>
+            <w:tcBorders>
+              <w:top w:val="single" w:color="BBBBBB" w:sz="4"/>
+              <w:left w:val="single" w:color="BBBBBB" w:sz="4"/>
+              <w:bottom w:val="single" w:color="BBBBBB" w:sz="4"/>
+              <w:right w:val="single" w:color="BBBBBB" w:sz="4"/>
+            </w:tcBorders>
+            <w:tcMar>
+              <w:top w:type="dxa" w:w="0"/>
+              <w:left w:type="dxa" w:w="0"/>
+              <w:bottom w:type="dxa" w:w="0"/>
+              <w:right w:type="dxa" w:w="0"/>
+            </w:tcMar>
+          </w:tcPr>
+          <w:p/>
+        </w:tc>
+        <w:tc>
+          <w:tcPr>
+            <w:tcW w:type="dxa" w:w="434"/>
+            <w:tcBorders>
+              <w:top w:val="single" w:color="BBBBBB" w:sz="4"/>
+              <w:left w:val="single" w:color="BBBBBB" w:sz="4"/>
+              <w:bottom w:val="single" w:color="BBBBBB" w:sz="4"/>
+              <w:right w:val="single" w:color="BBBBBB" w:sz="4"/>
+            </w:tcBorders>
+            <w:tcMar>
+              <w:top w:type="dxa" w:w="0"/>
+              <w:left w:type="dxa" w:w="0"/>
+              <w:bottom w:type="dxa" w:w="0"/>
+              <w:right w:type="dxa" w:w="0"/>
+            </w:tcMar>
+          </w:tcPr>
+          <w:p/>
+        </w:tc>
+        <w:tc>
+          <w:tcPr>
+            <w:tcW w:type="dxa" w:w="434"/>
+            <w:tcBorders>
+              <w:top w:val="single" w:color="BBBBBB" w:sz="4"/>
+              <w:left w:val="single" w:color="BBBBBB" w:sz="4"/>
+              <w:bottom w:val="single" w:color="BBBBBB" w:sz="4"/>
+              <w:right w:val="single" w:color="BBBBBB" w:sz="4"/>
+            </w:tcBorders>
+            <w:tcMar>
+              <w:top w:type="dxa" w:w="0"/>
+              <w:left w:type="dxa" w:w="0"/>
+              <w:bottom w:type="dxa" w:w="0"/>
+              <w:right w:type="dxa" w:w="0"/>
+            </w:tcMar>
+          </w:tcPr>
+          <w:p/>
+        </w:tc>
+        <w:tc>
+          <w:tcPr>
+            <w:tcW w:type="dxa" w:w="434"/>
+            <w:tcBorders>
+              <w:top w:val="single" w:color="BBBBBB" w:sz="4"/>
+              <w:left w:val="single" w:color="BBBBBB" w:sz="4"/>
+              <w:bottom w:val="single" w:color="BBBBBB" w:sz="4"/>
+              <w:right w:val="single" w:color="BBBBBB" w:sz="4"/>
+            </w:tcBorders>
+            <w:tcMar>
+              <w:top w:type="dxa" w:w="0"/>
+              <w:left w:type="dxa" w:w="0"/>
+              <w:bottom w:type="dxa" w:w="0"/>
+              <w:right w:type="dxa" w:w="0"/>
+            </w:tcMar>
+          </w:tcPr>
+          <w:p/>
+        </w:tc>
+        <w:tc>
+          <w:tcPr>
+            <w:tcW w:type="dxa" w:w="434"/>
+            <w:tcBorders>
+              <w:top w:val="single" w:color="BBBBBB" w:sz="4"/>
+              <w:left w:val="single" w:color="BBBBBB" w:sz="4"/>
+              <w:bottom w:val="single" w:color="BBBBBB" w:sz="4"/>
+              <w:right w:val="single" w:color="BBBBBB" w:sz="4"/>
+            </w:tcBorders>
+            <w:tcMar>
+              <w:top w:type="dxa" w:w="0"/>
+              <w:left w:type="dxa" w:w="0"/>
+              <w:bottom w:type="dxa" w:w="0"/>
+              <w:right w:type="dxa" w:w="0"/>
+            </w:tcMar>
+          </w:tcPr>
+          <w:p/>
+        </w:tc>
+        <w:tc>
+          <w:tcPr>
+            <w:tcW w:type="dxa" w:w="434"/>
+            <w:tcBorders>
+              <w:top w:val="single" w:color="BBBBBB" w:sz="4"/>
+              <w:left w:val="single" w:color="BBBBBB" w:sz="4"/>
+              <w:bottom w:val="single" w:color="BBBBBB" w:sz="4"/>
+              <w:right w:val="single" w:color="BBBBBB" w:sz="4"/>
+            </w:tcBorders>
+            <w:tcMar>
+              <w:top w:type="dxa" w:w="0"/>
+              <w:left w:type="dxa" w:w="0"/>
+              <w:bottom w:type="dxa" w:w="0"/>
+              <w:right w:type="dxa" w:w="0"/>
+            </w:tcMar>
+          </w:tcPr>
+          <w:p/>
+        </w:tc>
+        <w:tc>
+          <w:tcPr>
+            <w:tcW w:type="dxa" w:w="434"/>
+            <w:tcBorders>
+              <w:top w:val="single" w:color="BBBBBB" w:sz="4"/>
+              <w:left w:val="single" w:color="BBBBBB" w:sz="4"/>
+              <w:bottom w:val="single" w:color="BBBBBB" w:sz="4"/>
+              <w:right w:val="single" w:color="BBBBBB" w:sz="4"/>
+            </w:tcBorders>
+            <w:shd w:fill="BDD7EE" w:val="clear"/>
+            <w:tcMar>
+              <w:top w:type="dxa" w:w="0"/>
+              <w:left w:type="dxa" w:w="0"/>
+              <w:bottom w:type="dxa" w:w="0"/>
+              <w:right w:type="dxa" w:w="0"/>
+            </w:tcMar>
+          </w:tcPr>
+          <w:p/>
+        </w:tc>
+        <w:tc>
+          <w:tcPr>
+            <w:tcW w:type="dxa" w:w="434"/>
+            <w:tcBorders>
+              <w:top w:val="single" w:color="BBBBBB" w:sz="4"/>
+              <w:left w:val="single" w:color="BBBBBB" w:sz="4"/>
+              <w:bottom w:val="single" w:color="BBBBBB" w:sz="4"/>
+              <w:right w:val="single" w:color="BBBBBB" w:sz="4"/>
+            </w:tcBorders>
+            <w:shd w:fill="BDD7EE" w:val="clear"/>
+            <w:tcMar>
+              <w:top w:type="dxa" w:w="0"/>
+              <w:left w:type="dxa" w:w="0"/>
+              <w:bottom w:type="dxa" w:w="0"/>
+              <w:right w:type="dxa" w:w="0"/>
+            </w:tcMar>
+          </w:tcPr>
+          <w:p/>
+        </w:tc>
+        <w:tc>
+          <w:tcPr>
+            <w:tcW w:type="dxa" w:w="434"/>
+            <w:tcBorders>
+              <w:top w:val="single" w:color="BBBBBB" w:sz="4"/>
+              <w:left w:val="single" w:color="BBBBBB" w:sz="4"/>
+              <w:bottom w:val="single" w:color="BBBBBB" w:sz="4"/>
+              <w:right w:val="single" w:color="BBBBBB" w:sz="4"/>
+            </w:tcBorders>
+            <w:shd w:fill="BDD7EE" w:val="clear"/>
+            <w:tcMar>
+              <w:top w:type="dxa" w:w="0"/>
+              <w:left w:type="dxa" w:w="0"/>
+              <w:bottom w:type="dxa" w:w="0"/>
+              <w:right w:type="dxa" w:w="0"/>
+            </w:tcMar>
+          </w:tcPr>
+          <w:p/>
+        </w:tc>
+        <w:tc>
+          <w:tcPr>
+            <w:tcW w:type="dxa" w:w="434"/>
+            <w:tcBorders>
+              <w:top w:val="single" w:color="BBBBBB" w:sz="4"/>
+              <w:left w:val="single" w:color="BBBBBB" w:sz="4"/>
+              <w:bottom w:val="single" w:color="BBBBBB" w:sz="4"/>
+              <w:right w:val="single" w:color="BBBBBB" w:sz="4"/>
+            </w:tcBorders>
+            <w:tcMar>
+              <w:top w:type="dxa" w:w="0"/>
+              <w:left w:type="dxa" w:w="0"/>
+              <w:bottom w:type="dxa" w:w="0"/>
+              <w:right w:type="dxa" w:w="0"/>
+            </w:tcMar>
+          </w:tcPr>
+          <w:p/>
+        </w:tc>
+        <w:tc>
+          <w:tcPr>
+            <w:tcW w:type="dxa" w:w="434"/>
+            <w:tcBorders>
+              <w:top w:val="single" w:color="BBBBBB" w:sz="4"/>
+              <w:left w:val="single" w:color="BBBBBB" w:sz="4"/>
+              <w:bottom w:val="single" w:color="BBBBBB" w:sz="4"/>
+              <w:right w:val="single" w:color="BBBBBB" w:sz="4"/>
+            </w:tcBorders>
+            <w:tcMar>
+              <w:top w:type="dxa" w:w="0"/>
+              <w:left w:type="dxa" w:w="0"/>
+              <w:bottom w:type="dxa" w:w="0"/>
+              <w:right w:type="dxa" w:w="0"/>
+            </w:tcMar>
+          </w:tcPr>
+          <w:p/>
+        </w:tc>
+        <w:tc>
+          <w:tcPr>
+            <w:tcW w:type="dxa" w:w="434"/>
+            <w:tcBorders>
+              <w:top w:val="single" w:color="BBBBBB" w:sz="4"/>
+              <w:left w:val="single" w:color="BBBBBB" w:sz="4"/>
+              <w:bottom w:val="single" w:color="BBBBBB" w:sz="4"/>
+              <w:right w:val="single" w:color="BBBBBB" w:sz="4"/>
+            </w:tcBorders>
+            <w:tcMar>
+              <w:top w:type="dxa" w:w="0"/>
+              <w:left w:type="dxa" w:w="0"/>
+              <w:bottom w:type="dxa" w:w="0"/>
+              <w:right w:type="dxa" w:w="0"/>
+            </w:tcMar>
+          </w:tcPr>
+          <w:p/>
+        </w:tc>
+        <w:tc>
+          <w:tcPr>
+            <w:tcW w:type="dxa" w:w="434"/>
+            <w:tcBorders>
+              <w:top w:val="single" w:color="BBBBBB" w:sz="4"/>
+              <w:left w:val="single" w:color="BBBBBB" w:sz="4"/>
+              <w:bottom w:val="single" w:color="BBBBBB" w:sz="4"/>
+              <w:right w:val="single" w:color="BBBBBB" w:sz="4"/>
+            </w:tcBorders>
+            <w:tcMar>
+              <w:top w:type="dxa" w:w="0"/>
+              <w:left w:type="dxa" w:w="0"/>
+              <w:bottom w:type="dxa" w:w="0"/>
+              <w:right w:type="dxa" w:w="0"/>
+            </w:tcMar>
+          </w:tcPr>
+          <w:p/>
+        </w:tc>
+      </w:tr>
+      <w:tr>
+        <w:tc>
+          <w:tcPr>
+            <w:tcW w:type="dxa" w:w="2516"/>
+            <w:tcBorders>
+              <w:top w:val="single" w:color="BBBBBB" w:sz="4"/>
+              <w:left w:val="single" w:color="BBBBBB" w:sz="4"/>
+              <w:bottom w:val="single" w:color="BBBBBB" w:sz="4"/>
+              <w:right w:val="single" w:color="BBBBBB" w:sz="4"/>
+            </w:tcBorders>
+            <w:tcMar>
+              <w:top w:type="dxa" w:w="50"/>
+              <w:left w:type="dxa" w:w="80"/>
+              <w:bottom w:type="dxa" w:w="50"/>
+              <w:right w:type="dxa" w:w="40"/>
             </w:tcMar>
             <w:vAlign w:val="center"/>
           </w:tcPr>
           <w:p>
-            <w:pPr>
-              <w:jc w:val="left"/>
-            </w:pPr>
             <w:r>
               <w:rPr>
                 <w:rFonts w:ascii="맑은 고딕" w:cs="맑은 고딕" w:eastAsia="맑은 고딕" w:hAnsi="맑은 고딕"/>
                 <w:b w:val="false"/>
                 <w:bCs w:val="false"/>
-                <w:sz w:val="21"/>
-                <w:szCs w:val="21"/>
+                <w:i w:val="false"/>
+                <w:iCs w:val="false"/>
+                <w:sz w:val="18"/>
+                <w:szCs w:val="18"/>
               </w:rPr>
-              <w:t xml:space="preserve">2단계: Cascaded Decomposition 핵심 실험 (분해 임계값 최적점, ECQO 비교)</w:t>
+              <w:t xml:space="preserve">RQ3: ECQO 상호작용</w:t>
             </w:r>
           </w:p>
         </w:tc>
+        <w:tc>
+          <w:tcPr>
+            <w:tcW w:type="dxa" w:w="434"/>
+            <w:tcBorders>
+              <w:top w:val="single" w:color="BBBBBB" w:sz="4"/>
+              <w:left w:val="single" w:color="BBBBBB" w:sz="4"/>
+              <w:bottom w:val="single" w:color="BBBBBB" w:sz="4"/>
+              <w:right w:val="single" w:color="BBBBBB" w:sz="4"/>
+            </w:tcBorders>
+            <w:tcMar>
+              <w:top w:type="dxa" w:w="0"/>
+              <w:left w:type="dxa" w:w="0"/>
+              <w:bottom w:type="dxa" w:w="0"/>
+              <w:right w:type="dxa" w:w="0"/>
+            </w:tcMar>
+          </w:tcPr>
+          <w:p/>
+        </w:tc>
+        <w:tc>
+          <w:tcPr>
+            <w:tcW w:type="dxa" w:w="434"/>
+            <w:tcBorders>
+              <w:top w:val="single" w:color="BBBBBB" w:sz="4"/>
+              <w:left w:val="single" w:color="BBBBBB" w:sz="4"/>
+              <w:bottom w:val="single" w:color="BBBBBB" w:sz="4"/>
+              <w:right w:val="single" w:color="BBBBBB" w:sz="4"/>
+            </w:tcBorders>
+            <w:tcMar>
+              <w:top w:type="dxa" w:w="0"/>
+              <w:left w:type="dxa" w:w="0"/>
+              <w:bottom w:type="dxa" w:w="0"/>
+              <w:right w:type="dxa" w:w="0"/>
+            </w:tcMar>
+          </w:tcPr>
+          <w:p/>
+        </w:tc>
+        <w:tc>
+          <w:tcPr>
+            <w:tcW w:type="dxa" w:w="434"/>
+            <w:tcBorders>
+              <w:top w:val="single" w:color="BBBBBB" w:sz="4"/>
+              <w:left w:val="single" w:color="BBBBBB" w:sz="4"/>
+              <w:bottom w:val="single" w:color="BBBBBB" w:sz="4"/>
+              <w:right w:val="single" w:color="BBBBBB" w:sz="4"/>
+            </w:tcBorders>
+            <w:tcMar>
+              <w:top w:type="dxa" w:w="0"/>
+              <w:left w:type="dxa" w:w="0"/>
+              <w:bottom w:type="dxa" w:w="0"/>
+              <w:right w:type="dxa" w:w="0"/>
+            </w:tcMar>
+          </w:tcPr>
+          <w:p/>
+        </w:tc>
+        <w:tc>
+          <w:tcPr>
+            <w:tcW w:type="dxa" w:w="434"/>
+            <w:tcBorders>
+              <w:top w:val="single" w:color="BBBBBB" w:sz="4"/>
+              <w:left w:val="single" w:color="BBBBBB" w:sz="4"/>
+              <w:bottom w:val="single" w:color="BBBBBB" w:sz="4"/>
+              <w:right w:val="single" w:color="BBBBBB" w:sz="4"/>
+            </w:tcBorders>
+            <w:tcMar>
+              <w:top w:type="dxa" w:w="0"/>
+              <w:left w:type="dxa" w:w="0"/>
+              <w:bottom w:type="dxa" w:w="0"/>
+              <w:right w:type="dxa" w:w="0"/>
+            </w:tcMar>
+          </w:tcPr>
+          <w:p/>
+        </w:tc>
+        <w:tc>
+          <w:tcPr>
+            <w:tcW w:type="dxa" w:w="434"/>
+            <w:tcBorders>
+              <w:top w:val="single" w:color="BBBBBB" w:sz="4"/>
+              <w:left w:val="single" w:color="BBBBBB" w:sz="4"/>
+              <w:bottom w:val="single" w:color="BBBBBB" w:sz="4"/>
+              <w:right w:val="single" w:color="BBBBBB" w:sz="4"/>
+            </w:tcBorders>
+            <w:tcMar>
+              <w:top w:type="dxa" w:w="0"/>
+              <w:left w:type="dxa" w:w="0"/>
+              <w:bottom w:type="dxa" w:w="0"/>
+              <w:right w:type="dxa" w:w="0"/>
+            </w:tcMar>
+          </w:tcPr>
+          <w:p/>
+        </w:tc>
+        <w:tc>
+          <w:tcPr>
+            <w:tcW w:type="dxa" w:w="434"/>
+            <w:tcBorders>
+              <w:top w:val="single" w:color="BBBBBB" w:sz="4"/>
+              <w:left w:val="single" w:color="BBBBBB" w:sz="4"/>
+              <w:bottom w:val="single" w:color="BBBBBB" w:sz="4"/>
+              <w:right w:val="single" w:color="BBBBBB" w:sz="4"/>
+            </w:tcBorders>
+            <w:tcMar>
+              <w:top w:type="dxa" w:w="0"/>
+              <w:left w:type="dxa" w:w="0"/>
+              <w:bottom w:type="dxa" w:w="0"/>
+              <w:right w:type="dxa" w:w="0"/>
+            </w:tcMar>
+          </w:tcPr>
+          <w:p/>
+        </w:tc>
+        <w:tc>
+          <w:tcPr>
+            <w:tcW w:type="dxa" w:w="434"/>
+            <w:tcBorders>
+              <w:top w:val="single" w:color="BBBBBB" w:sz="4"/>
+              <w:left w:val="single" w:color="BBBBBB" w:sz="4"/>
+              <w:bottom w:val="single" w:color="BBBBBB" w:sz="4"/>
+              <w:right w:val="single" w:color="BBBBBB" w:sz="4"/>
+            </w:tcBorders>
+            <w:tcMar>
+              <w:top w:type="dxa" w:w="0"/>
+              <w:left w:type="dxa" w:w="0"/>
+              <w:bottom w:type="dxa" w:w="0"/>
+              <w:right w:type="dxa" w:w="0"/>
+            </w:tcMar>
+          </w:tcPr>
+          <w:p/>
+        </w:tc>
+        <w:tc>
+          <w:tcPr>
+            <w:tcW w:type="dxa" w:w="434"/>
+            <w:tcBorders>
+              <w:top w:val="single" w:color="BBBBBB" w:sz="4"/>
+              <w:left w:val="single" w:color="BBBBBB" w:sz="4"/>
+              <w:bottom w:val="single" w:color="BBBBBB" w:sz="4"/>
+              <w:right w:val="single" w:color="BBBBBB" w:sz="4"/>
+            </w:tcBorders>
+            <w:tcMar>
+              <w:top w:type="dxa" w:w="0"/>
+              <w:left w:type="dxa" w:w="0"/>
+              <w:bottom w:type="dxa" w:w="0"/>
+              <w:right w:type="dxa" w:w="0"/>
+            </w:tcMar>
+          </w:tcPr>
+          <w:p/>
+        </w:tc>
+        <w:tc>
+          <w:tcPr>
+            <w:tcW w:type="dxa" w:w="434"/>
+            <w:tcBorders>
+              <w:top w:val="single" w:color="BBBBBB" w:sz="4"/>
+              <w:left w:val="single" w:color="BBBBBB" w:sz="4"/>
+              <w:bottom w:val="single" w:color="BBBBBB" w:sz="4"/>
+              <w:right w:val="single" w:color="BBBBBB" w:sz="4"/>
+            </w:tcBorders>
+            <w:tcMar>
+              <w:top w:type="dxa" w:w="0"/>
+              <w:left w:type="dxa" w:w="0"/>
+              <w:bottom w:type="dxa" w:w="0"/>
+              <w:right w:type="dxa" w:w="0"/>
+            </w:tcMar>
+          </w:tcPr>
+          <w:p/>
+        </w:tc>
+        <w:tc>
+          <w:tcPr>
+            <w:tcW w:type="dxa" w:w="434"/>
+            <w:tcBorders>
+              <w:top w:val="single" w:color="BBBBBB" w:sz="4"/>
+              <w:left w:val="single" w:color="BBBBBB" w:sz="4"/>
+              <w:bottom w:val="single" w:color="BBBBBB" w:sz="4"/>
+              <w:right w:val="single" w:color="BBBBBB" w:sz="4"/>
+            </w:tcBorders>
+            <w:tcMar>
+              <w:top w:type="dxa" w:w="0"/>
+              <w:left w:type="dxa" w:w="0"/>
+              <w:bottom w:type="dxa" w:w="0"/>
+              <w:right w:type="dxa" w:w="0"/>
+            </w:tcMar>
+          </w:tcPr>
+          <w:p/>
+        </w:tc>
+        <w:tc>
+          <w:tcPr>
+            <w:tcW w:type="dxa" w:w="434"/>
+            <w:tcBorders>
+              <w:top w:val="single" w:color="BBBBBB" w:sz="4"/>
+              <w:left w:val="single" w:color="BBBBBB" w:sz="4"/>
+              <w:bottom w:val="single" w:color="BBBBBB" w:sz="4"/>
+              <w:right w:val="single" w:color="BBBBBB" w:sz="4"/>
+            </w:tcBorders>
+            <w:shd w:fill="BDD7EE" w:val="clear"/>
+            <w:tcMar>
+              <w:top w:type="dxa" w:w="0"/>
+              <w:left w:type="dxa" w:w="0"/>
+              <w:bottom w:type="dxa" w:w="0"/>
+              <w:right w:type="dxa" w:w="0"/>
+            </w:tcMar>
+          </w:tcPr>
+          <w:p/>
+        </w:tc>
+        <w:tc>
+          <w:tcPr>
+            <w:tcW w:type="dxa" w:w="434"/>
+            <w:tcBorders>
+              <w:top w:val="single" w:color="BBBBBB" w:sz="4"/>
+              <w:left w:val="single" w:color="BBBBBB" w:sz="4"/>
+              <w:bottom w:val="single" w:color="BBBBBB" w:sz="4"/>
+              <w:right w:val="single" w:color="BBBBBB" w:sz="4"/>
+            </w:tcBorders>
+            <w:shd w:fill="BDD7EE" w:val="clear"/>
+            <w:tcMar>
+              <w:top w:type="dxa" w:w="0"/>
+              <w:left w:type="dxa" w:w="0"/>
+              <w:bottom w:type="dxa" w:w="0"/>
+              <w:right w:type="dxa" w:w="0"/>
+            </w:tcMar>
+          </w:tcPr>
+          <w:p/>
+        </w:tc>
+        <w:tc>
+          <w:tcPr>
+            <w:tcW w:type="dxa" w:w="434"/>
+            <w:tcBorders>
+              <w:top w:val="single" w:color="BBBBBB" w:sz="4"/>
+              <w:left w:val="single" w:color="BBBBBB" w:sz="4"/>
+              <w:bottom w:val="single" w:color="BBBBBB" w:sz="4"/>
+              <w:right w:val="single" w:color="BBBBBB" w:sz="4"/>
+            </w:tcBorders>
+            <w:tcMar>
+              <w:top w:type="dxa" w:w="0"/>
+              <w:left w:type="dxa" w:w="0"/>
+              <w:bottom w:type="dxa" w:w="0"/>
+              <w:right w:type="dxa" w:w="0"/>
+            </w:tcMar>
+          </w:tcPr>
+          <w:p/>
+        </w:tc>
+        <w:tc>
+          <w:tcPr>
+            <w:tcW w:type="dxa" w:w="434"/>
+            <w:tcBorders>
+              <w:top w:val="single" w:color="BBBBBB" w:sz="4"/>
+              <w:left w:val="single" w:color="BBBBBB" w:sz="4"/>
+              <w:bottom w:val="single" w:color="BBBBBB" w:sz="4"/>
+              <w:right w:val="single" w:color="BBBBBB" w:sz="4"/>
+            </w:tcBorders>
+            <w:tcMar>
+              <w:top w:type="dxa" w:w="0"/>
+              <w:left w:type="dxa" w:w="0"/>
+              <w:bottom w:type="dxa" w:w="0"/>
+              <w:right w:type="dxa" w:w="0"/>
+            </w:tcMar>
+          </w:tcPr>
+          <w:p/>
+        </w:tc>
+        <w:tc>
+          <w:tcPr>
+            <w:tcW w:type="dxa" w:w="434"/>
+            <w:tcBorders>
+              <w:top w:val="single" w:color="BBBBBB" w:sz="4"/>
+              <w:left w:val="single" w:color="BBBBBB" w:sz="4"/>
+              <w:bottom w:val="single" w:color="BBBBBB" w:sz="4"/>
+              <w:right w:val="single" w:color="BBBBBB" w:sz="4"/>
+            </w:tcBorders>
+            <w:tcMar>
+              <w:top w:type="dxa" w:w="0"/>
+              <w:left w:type="dxa" w:w="0"/>
+              <w:bottom w:type="dxa" w:w="0"/>
+              <w:right w:type="dxa" w:w="0"/>
+            </w:tcMar>
+          </w:tcPr>
+          <w:p/>
+        </w:tc>
       </w:tr>
       <w:tr>
         <w:tc>
           <w:tcPr>
-            <w:tcW w:type="dxa" w:w="2200"/>
-            <w:tcBorders>
-              <w:top w:val="single" w:color="AAAAAA" w:sz="4"/>
-              <w:left w:val="single" w:color="AAAAAA" w:sz="4"/>
-              <w:bottom w:val="single" w:color="AAAAAA" w:sz="4"/>
-              <w:right w:val="single" w:color="AAAAAA" w:sz="4"/>
-            </w:tcBorders>
-            <w:tcMar>
-              <w:top w:type="dxa" w:w="60"/>
-              <w:left w:type="dxa" w:w="100"/>
-              <w:bottom w:type="dxa" w:w="60"/>
-              <w:right w:type="dxa" w:w="100"/>
+            <w:tcW w:type="dxa" w:w="2516"/>
+            <w:tcBorders>
+              <w:top w:val="single" w:color="BBBBBB" w:sz="4"/>
+              <w:left w:val="single" w:color="BBBBBB" w:sz="4"/>
+              <w:bottom w:val="single" w:color="BBBBBB" w:sz="4"/>
+              <w:right w:val="single" w:color="BBBBBB" w:sz="4"/>
+            </w:tcBorders>
+            <w:tcMar>
+              <w:top w:type="dxa" w:w="50"/>
+              <w:left w:type="dxa" w:w="80"/>
+              <w:bottom w:type="dxa" w:w="50"/>
+              <w:right w:type="dxa" w:w="40"/>
             </w:tcMar>
             <w:vAlign w:val="center"/>
           </w:tcPr>
           <w:p>
-            <w:pPr>
-              <w:jc w:val="left"/>
-            </w:pPr>
             <w:r>
               <w:rPr>
                 <w:rFonts w:ascii="맑은 고딕" w:cs="맑은 고딕" w:eastAsia="맑은 고딕" w:hAnsi="맑은 고딕"/>
                 <w:b w:val="false"/>
                 <w:bCs w:val="false"/>
-                <w:sz w:val="21"/>
-                <w:szCs w:val="21"/>
+                <w:i w:val="false"/>
+                <w:iCs w:val="false"/>
+                <w:sz w:val="18"/>
+                <w:szCs w:val="18"/>
               </w:rPr>
-              <w:t xml:space="preserve">5/15 ~ 5/25</w:t>
+              <w:t xml:space="preserve">중간발표 + 중간보고서</w:t>
             </w:r>
           </w:p>
         </w:tc>
         <w:tc>
           <w:tcPr>
-            <w:tcW w:type="dxa" w:w="6826"/>
-            <w:tcBorders>
-              <w:top w:val="single" w:color="AAAAAA" w:sz="4"/>
-              <w:left w:val="single" w:color="AAAAAA" w:sz="4"/>
-              <w:bottom w:val="single" w:color="AAAAAA" w:sz="4"/>
-              <w:right w:val="single" w:color="AAAAAA" w:sz="4"/>
-            </w:tcBorders>
-            <w:tcMar>
-              <w:top w:type="dxa" w:w="60"/>
-              <w:left w:type="dxa" w:w="100"/>
-              <w:bottom w:type="dxa" w:w="60"/>
-              <w:right w:type="dxa" w:w="100"/>
+            <w:tcW w:type="dxa" w:w="434"/>
+            <w:tcBorders>
+              <w:top w:val="single" w:color="BBBBBB" w:sz="4"/>
+              <w:left w:val="single" w:color="BBBBBB" w:sz="4"/>
+              <w:bottom w:val="single" w:color="BBBBBB" w:sz="4"/>
+              <w:right w:val="single" w:color="BBBBBB" w:sz="4"/>
+            </w:tcBorders>
+            <w:tcMar>
+              <w:top w:type="dxa" w:w="0"/>
+              <w:left w:type="dxa" w:w="0"/>
+              <w:bottom w:type="dxa" w:w="0"/>
+              <w:right w:type="dxa" w:w="0"/>
+            </w:tcMar>
+          </w:tcPr>
+          <w:p/>
+        </w:tc>
+        <w:tc>
+          <w:tcPr>
+            <w:tcW w:type="dxa" w:w="434"/>
+            <w:tcBorders>
+              <w:top w:val="single" w:color="BBBBBB" w:sz="4"/>
+              <w:left w:val="single" w:color="BBBBBB" w:sz="4"/>
+              <w:bottom w:val="single" w:color="BBBBBB" w:sz="4"/>
+              <w:right w:val="single" w:color="BBBBBB" w:sz="4"/>
+            </w:tcBorders>
+            <w:tcMar>
+              <w:top w:type="dxa" w:w="0"/>
+              <w:left w:type="dxa" w:w="0"/>
+              <w:bottom w:type="dxa" w:w="0"/>
+              <w:right w:type="dxa" w:w="0"/>
+            </w:tcMar>
+          </w:tcPr>
+          <w:p/>
+        </w:tc>
+        <w:tc>
+          <w:tcPr>
+            <w:tcW w:type="dxa" w:w="434"/>
+            <w:tcBorders>
+              <w:top w:val="single" w:color="BBBBBB" w:sz="4"/>
+              <w:left w:val="single" w:color="BBBBBB" w:sz="4"/>
+              <w:bottom w:val="single" w:color="BBBBBB" w:sz="4"/>
+              <w:right w:val="single" w:color="BBBBBB" w:sz="4"/>
+            </w:tcBorders>
+            <w:tcMar>
+              <w:top w:type="dxa" w:w="0"/>
+              <w:left w:type="dxa" w:w="0"/>
+              <w:bottom w:type="dxa" w:w="0"/>
+              <w:right w:type="dxa" w:w="0"/>
+            </w:tcMar>
+          </w:tcPr>
+          <w:p/>
+        </w:tc>
+        <w:tc>
+          <w:tcPr>
+            <w:tcW w:type="dxa" w:w="434"/>
+            <w:tcBorders>
+              <w:top w:val="single" w:color="BBBBBB" w:sz="4"/>
+              <w:left w:val="single" w:color="BBBBBB" w:sz="4"/>
+              <w:bottom w:val="single" w:color="BBBBBB" w:sz="4"/>
+              <w:right w:val="single" w:color="BBBBBB" w:sz="4"/>
+            </w:tcBorders>
+            <w:tcMar>
+              <w:top w:type="dxa" w:w="0"/>
+              <w:left w:type="dxa" w:w="0"/>
+              <w:bottom w:type="dxa" w:w="0"/>
+              <w:right w:type="dxa" w:w="0"/>
+            </w:tcMar>
+          </w:tcPr>
+          <w:p/>
+        </w:tc>
+        <w:tc>
+          <w:tcPr>
+            <w:tcW w:type="dxa" w:w="434"/>
+            <w:tcBorders>
+              <w:top w:val="single" w:color="BBBBBB" w:sz="4"/>
+              <w:left w:val="single" w:color="BBBBBB" w:sz="4"/>
+              <w:bottom w:val="single" w:color="BBBBBB" w:sz="4"/>
+              <w:right w:val="single" w:color="BBBBBB" w:sz="4"/>
+            </w:tcBorders>
+            <w:tcMar>
+              <w:top w:type="dxa" w:w="0"/>
+              <w:left w:type="dxa" w:w="0"/>
+              <w:bottom w:type="dxa" w:w="0"/>
+              <w:right w:type="dxa" w:w="0"/>
+            </w:tcMar>
+          </w:tcPr>
+          <w:p/>
+        </w:tc>
+        <w:tc>
+          <w:tcPr>
+            <w:tcW w:type="dxa" w:w="434"/>
+            <w:tcBorders>
+              <w:top w:val="single" w:color="BBBBBB" w:sz="4"/>
+              <w:left w:val="single" w:color="BBBBBB" w:sz="4"/>
+              <w:bottom w:val="single" w:color="BBBBBB" w:sz="4"/>
+              <w:right w:val="single" w:color="BBBBBB" w:sz="4"/>
+            </w:tcBorders>
+            <w:tcMar>
+              <w:top w:type="dxa" w:w="0"/>
+              <w:left w:type="dxa" w:w="0"/>
+              <w:bottom w:type="dxa" w:w="0"/>
+              <w:right w:type="dxa" w:w="0"/>
+            </w:tcMar>
+          </w:tcPr>
+          <w:p/>
+        </w:tc>
+        <w:tc>
+          <w:tcPr>
+            <w:tcW w:type="dxa" w:w="434"/>
+            <w:tcBorders>
+              <w:top w:val="single" w:color="BBBBBB" w:sz="4"/>
+              <w:left w:val="single" w:color="BBBBBB" w:sz="4"/>
+              <w:bottom w:val="single" w:color="BBBBBB" w:sz="4"/>
+              <w:right w:val="single" w:color="BBBBBB" w:sz="4"/>
+            </w:tcBorders>
+            <w:tcMar>
+              <w:top w:type="dxa" w:w="0"/>
+              <w:left w:type="dxa" w:w="0"/>
+              <w:bottom w:type="dxa" w:w="0"/>
+              <w:right w:type="dxa" w:w="0"/>
+            </w:tcMar>
+          </w:tcPr>
+          <w:p/>
+        </w:tc>
+        <w:tc>
+          <w:tcPr>
+            <w:tcW w:type="dxa" w:w="434"/>
+            <w:tcBorders>
+              <w:top w:val="single" w:color="BBBBBB" w:sz="4"/>
+              <w:left w:val="single" w:color="BBBBBB" w:sz="4"/>
+              <w:bottom w:val="single" w:color="BBBBBB" w:sz="4"/>
+              <w:right w:val="single" w:color="BBBBBB" w:sz="4"/>
+            </w:tcBorders>
+            <w:tcMar>
+              <w:top w:type="dxa" w:w="0"/>
+              <w:left w:type="dxa" w:w="0"/>
+              <w:bottom w:type="dxa" w:w="0"/>
+              <w:right w:type="dxa" w:w="0"/>
+            </w:tcMar>
+          </w:tcPr>
+          <w:p/>
+        </w:tc>
+        <w:tc>
+          <w:tcPr>
+            <w:tcW w:type="dxa" w:w="434"/>
+            <w:tcBorders>
+              <w:top w:val="single" w:color="BBBBBB" w:sz="4"/>
+              <w:left w:val="single" w:color="BBBBBB" w:sz="4"/>
+              <w:bottom w:val="single" w:color="BBBBBB" w:sz="4"/>
+              <w:right w:val="single" w:color="BBBBBB" w:sz="4"/>
+            </w:tcBorders>
+            <w:tcMar>
+              <w:top w:type="dxa" w:w="0"/>
+              <w:left w:type="dxa" w:w="0"/>
+              <w:bottom w:type="dxa" w:w="0"/>
+              <w:right w:type="dxa" w:w="0"/>
+            </w:tcMar>
+          </w:tcPr>
+          <w:p/>
+        </w:tc>
+        <w:tc>
+          <w:tcPr>
+            <w:tcW w:type="dxa" w:w="434"/>
+            <w:tcBorders>
+              <w:top w:val="single" w:color="BBBBBB" w:sz="4"/>
+              <w:left w:val="single" w:color="BBBBBB" w:sz="4"/>
+              <w:bottom w:val="single" w:color="BBBBBB" w:sz="4"/>
+              <w:right w:val="single" w:color="BBBBBB" w:sz="4"/>
+            </w:tcBorders>
+            <w:tcMar>
+              <w:top w:type="dxa" w:w="0"/>
+              <w:left w:type="dxa" w:w="0"/>
+              <w:bottom w:type="dxa" w:w="0"/>
+              <w:right w:type="dxa" w:w="0"/>
+            </w:tcMar>
+          </w:tcPr>
+          <w:p/>
+        </w:tc>
+        <w:tc>
+          <w:tcPr>
+            <w:tcW w:type="dxa" w:w="434"/>
+            <w:tcBorders>
+              <w:top w:val="single" w:color="BBBBBB" w:sz="4"/>
+              <w:left w:val="single" w:color="BBBBBB" w:sz="4"/>
+              <w:bottom w:val="single" w:color="BBBBBB" w:sz="4"/>
+              <w:right w:val="single" w:color="BBBBBB" w:sz="4"/>
+            </w:tcBorders>
+            <w:tcMar>
+              <w:top w:type="dxa" w:w="0"/>
+              <w:left w:type="dxa" w:w="0"/>
+              <w:bottom w:type="dxa" w:w="0"/>
+              <w:right w:type="dxa" w:w="0"/>
+            </w:tcMar>
+          </w:tcPr>
+          <w:p/>
+        </w:tc>
+        <w:tc>
+          <w:tcPr>
+            <w:tcW w:type="dxa" w:w="434"/>
+            <w:tcBorders>
+              <w:top w:val="single" w:color="BBBBBB" w:sz="4"/>
+              <w:left w:val="single" w:color="BBBBBB" w:sz="4"/>
+              <w:bottom w:val="single" w:color="BBBBBB" w:sz="4"/>
+              <w:right w:val="single" w:color="BBBBBB" w:sz="4"/>
+            </w:tcBorders>
+            <w:tcMar>
+              <w:top w:type="dxa" w:w="0"/>
+              <w:left w:type="dxa" w:w="0"/>
+              <w:bottom w:type="dxa" w:w="0"/>
+              <w:right w:type="dxa" w:w="0"/>
+            </w:tcMar>
+          </w:tcPr>
+          <w:p/>
+        </w:tc>
+        <w:tc>
+          <w:tcPr>
+            <w:tcW w:type="dxa" w:w="434"/>
+            <w:tcBorders>
+              <w:top w:val="single" w:color="BBBBBB" w:sz="4"/>
+              <w:left w:val="single" w:color="BBBBBB" w:sz="4"/>
+              <w:bottom w:val="single" w:color="BBBBBB" w:sz="4"/>
+              <w:right w:val="single" w:color="BBBBBB" w:sz="4"/>
+            </w:tcBorders>
+            <w:shd w:fill="BDD7EE" w:val="clear"/>
+            <w:tcMar>
+              <w:top w:type="dxa" w:w="0"/>
+              <w:left w:type="dxa" w:w="0"/>
+              <w:bottom w:type="dxa" w:w="0"/>
+              <w:right w:type="dxa" w:w="0"/>
+            </w:tcMar>
+          </w:tcPr>
+          <w:p/>
+        </w:tc>
+        <w:tc>
+          <w:tcPr>
+            <w:tcW w:type="dxa" w:w="434"/>
+            <w:tcBorders>
+              <w:top w:val="single" w:color="BBBBBB" w:sz="4"/>
+              <w:left w:val="single" w:color="BBBBBB" w:sz="4"/>
+              <w:bottom w:val="single" w:color="BBBBBB" w:sz="4"/>
+              <w:right w:val="single" w:color="BBBBBB" w:sz="4"/>
+            </w:tcBorders>
+            <w:tcMar>
+              <w:top w:type="dxa" w:w="0"/>
+              <w:left w:type="dxa" w:w="0"/>
+              <w:bottom w:type="dxa" w:w="0"/>
+              <w:right w:type="dxa" w:w="0"/>
+            </w:tcMar>
+          </w:tcPr>
+          <w:p/>
+        </w:tc>
+        <w:tc>
+          <w:tcPr>
+            <w:tcW w:type="dxa" w:w="434"/>
+            <w:tcBorders>
+              <w:top w:val="single" w:color="BBBBBB" w:sz="4"/>
+              <w:left w:val="single" w:color="BBBBBB" w:sz="4"/>
+              <w:bottom w:val="single" w:color="BBBBBB" w:sz="4"/>
+              <w:right w:val="single" w:color="BBBBBB" w:sz="4"/>
+            </w:tcBorders>
+            <w:tcMar>
+              <w:top w:type="dxa" w:w="0"/>
+              <w:left w:type="dxa" w:w="0"/>
+              <w:bottom w:type="dxa" w:w="0"/>
+              <w:right w:type="dxa" w:w="0"/>
+            </w:tcMar>
+          </w:tcPr>
+          <w:p/>
+        </w:tc>
+      </w:tr>
+      <w:tr>
+        <w:tc>
+          <w:tcPr>
+            <w:tcW w:type="dxa" w:w="2516"/>
+            <w:tcBorders>
+              <w:top w:val="single" w:color="BBBBBB" w:sz="4"/>
+              <w:left w:val="single" w:color="BBBBBB" w:sz="4"/>
+              <w:bottom w:val="single" w:color="BBBBBB" w:sz="4"/>
+              <w:right w:val="single" w:color="BBBBBB" w:sz="4"/>
+            </w:tcBorders>
+            <w:tcMar>
+              <w:top w:type="dxa" w:w="50"/>
+              <w:left w:type="dxa" w:w="80"/>
+              <w:bottom w:type="dxa" w:w="50"/>
+              <w:right w:type="dxa" w:w="40"/>
             </w:tcMar>
             <w:vAlign w:val="center"/>
           </w:tcPr>
           <w:p>
-            <w:pPr>
-              <w:jc w:val="left"/>
-            </w:pPr>
             <w:r>
               <w:rPr>
                 <w:rFonts w:ascii="맑은 고딕" w:cs="맑은 고딕" w:eastAsia="맑은 고딕" w:hAnsi="맑은 고딕"/>
                 <w:b w:val="false"/>
                 <w:bCs w:val="false"/>
-                <w:sz w:val="21"/>
-                <w:szCs w:val="21"/>
+                <w:i w:val="false"/>
+                <w:iCs w:val="false"/>
+                <w:sz w:val="18"/>
+                <w:szCs w:val="18"/>
               </w:rPr>
-              <w:t xml:space="preserve">3단계: ECQO 상호작용 분석 + 확장 실험 (top-k, pgvector 0.8.0)</w:t>
+              <w:t xml:space="preserve">최종발표 · 보고서 · 전시회</w:t>
             </w:r>
           </w:p>
         </w:tc>
-      </w:tr>
-      <w:tr>
-        <w:tc>
-          <w:tcPr>
-            <w:tcW w:type="dxa" w:w="2200"/>
-            <w:tcBorders>
-              <w:top w:val="single" w:color="AAAAAA" w:sz="4"/>
-              <w:left w:val="single" w:color="AAAAAA" w:sz="4"/>
-              <w:bottom w:val="single" w:color="AAAAAA" w:sz="4"/>
-              <w:right w:val="single" w:color="AAAAAA" w:sz="4"/>
-            </w:tcBorders>
-            <w:tcMar>
-              <w:top w:type="dxa" w:w="60"/>
-              <w:left w:type="dxa" w:w="100"/>
-              <w:bottom w:type="dxa" w:w="60"/>
-              <w:right w:type="dxa" w:w="100"/>
-            </w:tcMar>
-            <w:vAlign w:val="center"/>
-          </w:tcPr>
-          <w:p>
-            <w:pPr>
-              <w:jc w:val="left"/>
-            </w:pPr>
-            <w:r>
-              <w:rPr>
-                <w:rFonts w:ascii="맑은 고딕" w:cs="맑은 고딕" w:eastAsia="맑은 고딕" w:hAnsi="맑은 고딕"/>
-                <w:b w:val="false"/>
-                <w:bCs w:val="false"/>
-                <w:sz w:val="21"/>
-                <w:szCs w:val="21"/>
-              </w:rPr>
-              <w:t xml:space="preserve">5월 말</w:t>
-            </w:r>
-          </w:p>
-        </w:tc>
-        <w:tc>
-          <w:tcPr>
-            <w:tcW w:type="dxa" w:w="6826"/>
-            <w:tcBorders>
-              <w:top w:val="single" w:color="AAAAAA" w:sz="4"/>
-              <w:left w:val="single" w:color="AAAAAA" w:sz="4"/>
-              <w:bottom w:val="single" w:color="AAAAAA" w:sz="4"/>
-              <w:right w:val="single" w:color="AAAAAA" w:sz="4"/>
-            </w:tcBorders>
-            <w:tcMar>
-              <w:top w:type="dxa" w:w="60"/>
-              <w:left w:type="dxa" w:w="100"/>
-              <w:bottom w:type="dxa" w:w="60"/>
-              <w:right w:type="dxa" w:w="100"/>
-            </w:tcMar>
-            <w:vAlign w:val="center"/>
-          </w:tcPr>
-          <w:p>
-            <w:pPr>
-              <w:jc w:val="left"/>
-            </w:pPr>
-            <w:r>
-              <w:rPr>
-                <w:rFonts w:ascii="맑은 고딕" w:cs="맑은 고딕" w:eastAsia="맑은 고딕" w:hAnsi="맑은 고딕"/>
-                <w:b w:val="false"/>
-                <w:bCs w:val="false"/>
-                <w:sz w:val="21"/>
-                <w:szCs w:val="21"/>
-              </w:rPr>
-              <w:t xml:space="preserve">중간발표 + 중간보고서</w:t>
-            </w:r>
-          </w:p>
-        </w:tc>
-      </w:tr>
-      <w:tr>
-        <w:tc>
-          <w:tcPr>
-            <w:tcW w:type="dxa" w:w="2200"/>
-            <w:tcBorders>
-              <w:top w:val="single" w:color="AAAAAA" w:sz="4"/>
-              <w:left w:val="single" w:color="AAAAAA" w:sz="4"/>
-              <w:bottom w:val="single" w:color="AAAAAA" w:sz="4"/>
-              <w:right w:val="single" w:color="AAAAAA" w:sz="4"/>
-            </w:tcBorders>
-            <w:tcMar>
-              <w:top w:type="dxa" w:w="60"/>
-              <w:left w:type="dxa" w:w="100"/>
-              <w:bottom w:type="dxa" w:w="60"/>
-              <w:right w:type="dxa" w:w="100"/>
-            </w:tcMar>
-            <w:vAlign w:val="center"/>
-          </w:tcPr>
-          <w:p>
-            <w:pPr>
-              <w:jc w:val="left"/>
-            </w:pPr>
-            <w:r>
-              <w:rPr>
-                <w:rFonts w:ascii="맑은 고딕" w:cs="맑은 고딕" w:eastAsia="맑은 고딕" w:hAnsi="맑은 고딕"/>
-                <w:b w:val="false"/>
-                <w:bCs w:val="false"/>
-                <w:sz w:val="21"/>
-                <w:szCs w:val="21"/>
-              </w:rPr>
-              <w:t xml:space="preserve">6월</w:t>
-            </w:r>
-          </w:p>
-        </w:tc>
-        <w:tc>
-          <w:tcPr>
-            <w:tcW w:type="dxa" w:w="6826"/>
-            <w:tcBorders>
-              <w:top w:val="single" w:color="AAAAAA" w:sz="4"/>
-              <w:left w:val="single" w:color="AAAAAA" w:sz="4"/>
-              <w:bottom w:val="single" w:color="AAAAAA" w:sz="4"/>
-              <w:right w:val="single" w:color="AAAAAA" w:sz="4"/>
-            </w:tcBorders>
-            <w:tcMar>
-              <w:top w:type="dxa" w:w="60"/>
-              <w:left w:type="dxa" w:w="100"/>
-              <w:bottom w:type="dxa" w:w="60"/>
-              <w:right w:type="dxa" w:w="100"/>
-            </w:tcMar>
-            <w:vAlign w:val="center"/>
-          </w:tcPr>
-          <w:p>
-            <w:pPr>
-              <w:jc w:val="left"/>
-            </w:pPr>
-            <w:r>
-              <w:rPr>
-                <w:rFonts w:ascii="맑은 고딕" w:cs="맑은 고딕" w:eastAsia="맑은 고딕" w:hAnsi="맑은 고딕"/>
-                <w:b w:val="false"/>
-                <w:bCs w:val="false"/>
-                <w:sz w:val="21"/>
-                <w:szCs w:val="21"/>
-              </w:rPr>
-              <w:t xml:space="preserve">최종발표 + 최종보고서 + 전시회</w:t>
-            </w:r>
-          </w:p>
+        <w:tc>
+          <w:tcPr>
+            <w:tcW w:type="dxa" w:w="434"/>
+            <w:tcBorders>
+              <w:top w:val="single" w:color="BBBBBB" w:sz="4"/>
+              <w:left w:val="single" w:color="BBBBBB" w:sz="4"/>
+              <w:bottom w:val="single" w:color="BBBBBB" w:sz="4"/>
+              <w:right w:val="single" w:color="BBBBBB" w:sz="4"/>
+            </w:tcBorders>
+            <w:tcMar>
+              <w:top w:type="dxa" w:w="0"/>
+              <w:left w:type="dxa" w:w="0"/>
+              <w:bottom w:type="dxa" w:w="0"/>
+              <w:right w:type="dxa" w:w="0"/>
+            </w:tcMar>
+          </w:tcPr>
+          <w:p/>
+        </w:tc>
+        <w:tc>
+          <w:tcPr>
+            <w:tcW w:type="dxa" w:w="434"/>
+            <w:tcBorders>
+              <w:top w:val="single" w:color="BBBBBB" w:sz="4"/>
+              <w:left w:val="single" w:color="BBBBBB" w:sz="4"/>
+              <w:bottom w:val="single" w:color="BBBBBB" w:sz="4"/>
+              <w:right w:val="single" w:color="BBBBBB" w:sz="4"/>
+            </w:tcBorders>
+            <w:tcMar>
+              <w:top w:type="dxa" w:w="0"/>
+              <w:left w:type="dxa" w:w="0"/>
+              <w:bottom w:type="dxa" w:w="0"/>
+              <w:right w:type="dxa" w:w="0"/>
+            </w:tcMar>
+          </w:tcPr>
+          <w:p/>
+        </w:tc>
+        <w:tc>
+          <w:tcPr>
+            <w:tcW w:type="dxa" w:w="434"/>
+            <w:tcBorders>
+              <w:top w:val="single" w:color="BBBBBB" w:sz="4"/>
+              <w:left w:val="single" w:color="BBBBBB" w:sz="4"/>
+              <w:bottom w:val="single" w:color="BBBBBB" w:sz="4"/>
+              <w:right w:val="single" w:color="BBBBBB" w:sz="4"/>
+            </w:tcBorders>
+            <w:tcMar>
+              <w:top w:type="dxa" w:w="0"/>
+              <w:left w:type="dxa" w:w="0"/>
+              <w:bottom w:type="dxa" w:w="0"/>
+              <w:right w:type="dxa" w:w="0"/>
+            </w:tcMar>
+          </w:tcPr>
+          <w:p/>
+        </w:tc>
+        <w:tc>
+          <w:tcPr>
+            <w:tcW w:type="dxa" w:w="434"/>
+            <w:tcBorders>
+              <w:top w:val="single" w:color="BBBBBB" w:sz="4"/>
+              <w:left w:val="single" w:color="BBBBBB" w:sz="4"/>
+              <w:bottom w:val="single" w:color="BBBBBB" w:sz="4"/>
+              <w:right w:val="single" w:color="BBBBBB" w:sz="4"/>
+            </w:tcBorders>
+            <w:tcMar>
+              <w:top w:type="dxa" w:w="0"/>
+              <w:left w:type="dxa" w:w="0"/>
+              <w:bottom w:type="dxa" w:w="0"/>
+              <w:right w:type="dxa" w:w="0"/>
+            </w:tcMar>
+          </w:tcPr>
+          <w:p/>
+        </w:tc>
+        <w:tc>
+          <w:tcPr>
+            <w:tcW w:type="dxa" w:w="434"/>
+            <w:tcBorders>
+              <w:top w:val="single" w:color="BBBBBB" w:sz="4"/>
+              <w:left w:val="single" w:color="BBBBBB" w:sz="4"/>
+              <w:bottom w:val="single" w:color="BBBBBB" w:sz="4"/>
+              <w:right w:val="single" w:color="BBBBBB" w:sz="4"/>
+            </w:tcBorders>
+            <w:tcMar>
+              <w:top w:type="dxa" w:w="0"/>
+              <w:left w:type="dxa" w:w="0"/>
+              <w:bottom w:type="dxa" w:w="0"/>
+              <w:right w:type="dxa" w:w="0"/>
+            </w:tcMar>
+          </w:tcPr>
+          <w:p/>
+        </w:tc>
+        <w:tc>
+          <w:tcPr>
+            <w:tcW w:type="dxa" w:w="434"/>
+            <w:tcBorders>
+              <w:top w:val="single" w:color="BBBBBB" w:sz="4"/>
+              <w:left w:val="single" w:color="BBBBBB" w:sz="4"/>
+              <w:bottom w:val="single" w:color="BBBBBB" w:sz="4"/>
+              <w:right w:val="single" w:color="BBBBBB" w:sz="4"/>
+            </w:tcBorders>
+            <w:tcMar>
+              <w:top w:type="dxa" w:w="0"/>
+              <w:left w:type="dxa" w:w="0"/>
+              <w:bottom w:type="dxa" w:w="0"/>
+              <w:right w:type="dxa" w:w="0"/>
+            </w:tcMar>
+          </w:tcPr>
+          <w:p/>
+        </w:tc>
+        <w:tc>
+          <w:tcPr>
+            <w:tcW w:type="dxa" w:w="434"/>
+            <w:tcBorders>
+              <w:top w:val="single" w:color="BBBBBB" w:sz="4"/>
+              <w:left w:val="single" w:color="BBBBBB" w:sz="4"/>
+              <w:bottom w:val="single" w:color="BBBBBB" w:sz="4"/>
+              <w:right w:val="single" w:color="BBBBBB" w:sz="4"/>
+            </w:tcBorders>
+            <w:tcMar>
+              <w:top w:type="dxa" w:w="0"/>
+              <w:left w:type="dxa" w:w="0"/>
+              <w:bottom w:type="dxa" w:w="0"/>
+              <w:right w:type="dxa" w:w="0"/>
+            </w:tcMar>
+          </w:tcPr>
+          <w:p/>
+        </w:tc>
+        <w:tc>
+          <w:tcPr>
+            <w:tcW w:type="dxa" w:w="434"/>
+            <w:tcBorders>
+              <w:top w:val="single" w:color="BBBBBB" w:sz="4"/>
+              <w:left w:val="single" w:color="BBBBBB" w:sz="4"/>
+              <w:bottom w:val="single" w:color="BBBBBB" w:sz="4"/>
+              <w:right w:val="single" w:color="BBBBBB" w:sz="4"/>
+            </w:tcBorders>
+            <w:tcMar>
+              <w:top w:type="dxa" w:w="0"/>
+              <w:left w:type="dxa" w:w="0"/>
+              <w:bottom w:type="dxa" w:w="0"/>
+              <w:right w:type="dxa" w:w="0"/>
+            </w:tcMar>
+          </w:tcPr>
+          <w:p/>
+        </w:tc>
+        <w:tc>
+          <w:tcPr>
+            <w:tcW w:type="dxa" w:w="434"/>
+            <w:tcBorders>
+              <w:top w:val="single" w:color="BBBBBB" w:sz="4"/>
+              <w:left w:val="single" w:color="BBBBBB" w:sz="4"/>
+              <w:bottom w:val="single" w:color="BBBBBB" w:sz="4"/>
+              <w:right w:val="single" w:color="BBBBBB" w:sz="4"/>
+            </w:tcBorders>
+            <w:tcMar>
+              <w:top w:type="dxa" w:w="0"/>
+              <w:left w:type="dxa" w:w="0"/>
+              <w:bottom w:type="dxa" w:w="0"/>
+              <w:right w:type="dxa" w:w="0"/>
+            </w:tcMar>
+          </w:tcPr>
+          <w:p/>
+        </w:tc>
+        <w:tc>
+          <w:tcPr>
+            <w:tcW w:type="dxa" w:w="434"/>
+            <w:tcBorders>
+              <w:top w:val="single" w:color="BBBBBB" w:sz="4"/>
+              <w:left w:val="single" w:color="BBBBBB" w:sz="4"/>
+              <w:bottom w:val="single" w:color="BBBBBB" w:sz="4"/>
+              <w:right w:val="single" w:color="BBBBBB" w:sz="4"/>
+            </w:tcBorders>
+            <w:tcMar>
+              <w:top w:type="dxa" w:w="0"/>
+              <w:left w:type="dxa" w:w="0"/>
+              <w:bottom w:type="dxa" w:w="0"/>
+              <w:right w:type="dxa" w:w="0"/>
+            </w:tcMar>
+          </w:tcPr>
+          <w:p/>
+        </w:tc>
+        <w:tc>
+          <w:tcPr>
+            <w:tcW w:type="dxa" w:w="434"/>
+            <w:tcBorders>
+              <w:top w:val="single" w:color="BBBBBB" w:sz="4"/>
+              <w:left w:val="single" w:color="BBBBBB" w:sz="4"/>
+              <w:bottom w:val="single" w:color="BBBBBB" w:sz="4"/>
+              <w:right w:val="single" w:color="BBBBBB" w:sz="4"/>
+            </w:tcBorders>
+            <w:tcMar>
+              <w:top w:type="dxa" w:w="0"/>
+              <w:left w:type="dxa" w:w="0"/>
+              <w:bottom w:type="dxa" w:w="0"/>
+              <w:right w:type="dxa" w:w="0"/>
+            </w:tcMar>
+          </w:tcPr>
+          <w:p/>
+        </w:tc>
+        <w:tc>
+          <w:tcPr>
+            <w:tcW w:type="dxa" w:w="434"/>
+            <w:tcBorders>
+              <w:top w:val="single" w:color="BBBBBB" w:sz="4"/>
+              <w:left w:val="single" w:color="BBBBBB" w:sz="4"/>
+              <w:bottom w:val="single" w:color="BBBBBB" w:sz="4"/>
+              <w:right w:val="single" w:color="BBBBBB" w:sz="4"/>
+            </w:tcBorders>
+            <w:tcMar>
+              <w:top w:type="dxa" w:w="0"/>
+              <w:left w:type="dxa" w:w="0"/>
+              <w:bottom w:type="dxa" w:w="0"/>
+              <w:right w:type="dxa" w:w="0"/>
+            </w:tcMar>
+          </w:tcPr>
+          <w:p/>
+        </w:tc>
+        <w:tc>
+          <w:tcPr>
+            <w:tcW w:type="dxa" w:w="434"/>
+            <w:tcBorders>
+              <w:top w:val="single" w:color="BBBBBB" w:sz="4"/>
+              <w:left w:val="single" w:color="BBBBBB" w:sz="4"/>
+              <w:bottom w:val="single" w:color="BBBBBB" w:sz="4"/>
+              <w:right w:val="single" w:color="BBBBBB" w:sz="4"/>
+            </w:tcBorders>
+            <w:tcMar>
+              <w:top w:type="dxa" w:w="0"/>
+              <w:left w:type="dxa" w:w="0"/>
+              <w:bottom w:type="dxa" w:w="0"/>
+              <w:right w:type="dxa" w:w="0"/>
+            </w:tcMar>
+          </w:tcPr>
+          <w:p/>
+        </w:tc>
+        <w:tc>
+          <w:tcPr>
+            <w:tcW w:type="dxa" w:w="434"/>
+            <w:tcBorders>
+              <w:top w:val="single" w:color="BBBBBB" w:sz="4"/>
+              <w:left w:val="single" w:color="BBBBBB" w:sz="4"/>
+              <w:bottom w:val="single" w:color="BBBBBB" w:sz="4"/>
+              <w:right w:val="single" w:color="BBBBBB" w:sz="4"/>
+            </w:tcBorders>
+            <w:shd w:fill="BDD7EE" w:val="clear"/>
+            <w:tcMar>
+              <w:top w:type="dxa" w:w="0"/>
+              <w:left w:type="dxa" w:w="0"/>
+              <w:bottom w:type="dxa" w:w="0"/>
+              <w:right w:type="dxa" w:w="0"/>
+            </w:tcMar>
+          </w:tcPr>
+          <w:p/>
+        </w:tc>
+        <w:tc>
+          <w:tcPr>
+            <w:tcW w:type="dxa" w:w="434"/>
+            <w:tcBorders>
+              <w:top w:val="single" w:color="BBBBBB" w:sz="4"/>
+              <w:left w:val="single" w:color="BBBBBB" w:sz="4"/>
+              <w:bottom w:val="single" w:color="BBBBBB" w:sz="4"/>
+              <w:right w:val="single" w:color="BBBBBB" w:sz="4"/>
+            </w:tcBorders>
+            <w:shd w:fill="BDD7EE" w:val="clear"/>
+            <w:tcMar>
+              <w:top w:type="dxa" w:w="0"/>
+              <w:left w:type="dxa" w:w="0"/>
+              <w:bottom w:type="dxa" w:w="0"/>
+              <w:right w:type="dxa" w:w="0"/>
+            </w:tcMar>
+          </w:tcPr>
+          <w:p/>
         </w:tc>
       </w:tr>
     </w:tbl>
@@ -2460,12 +5259,21 @@
         <w:spacing w:after="60" w:before="0"/>
       </w:pPr>
       <w:r>
+        <w:rPr>
+          <w:rFonts w:ascii="맑은 고딕" w:cs="맑은 고딕" w:eastAsia="맑은 고딕" w:hAnsi="맑은 고딕"/>
+          <w:b w:val="false"/>
+          <w:bCs w:val="false"/>
+          <w:i w:val="false"/>
+          <w:iCs w:val="false"/>
+          <w:sz w:val="21"/>
+          <w:szCs w:val="21"/>
+        </w:rPr>
         <w:t xml:space="preserve"/>
       </w:r>
     </w:p>
     <w:p>
       <w:pPr>
-        <w:spacing w:after="120" w:before="320"/>
+        <w:spacing w:after="120" w:before="360"/>
         <w:jc w:val="left"/>
       </w:pPr>
       <w:r>
@@ -2473,6 +5281,8 @@
           <w:rFonts w:ascii="맑은 고딕" w:cs="맑은 고딕" w:eastAsia="맑은 고딕" w:hAnsi="맑은 고딕"/>
           <w:b/>
           <w:bCs/>
+          <w:i w:val="false"/>
+          <w:iCs w:val="false"/>
           <w:sz w:val="22"/>
           <w:szCs w:val="22"/>
         </w:rPr>
@@ -2488,6 +5298,10 @@
       <w:r>
         <w:rPr>
           <w:rFonts w:ascii="맑은 고딕" w:cs="맑은 고딕" w:eastAsia="맑은 고딕" w:hAnsi="맑은 고딕"/>
+          <w:b w:val="false"/>
+          <w:bCs w:val="false"/>
+          <w:i w:val="false"/>
+          <w:iCs w:val="false"/>
           <w:sz w:val="19"/>
           <w:szCs w:val="19"/>
         </w:rPr>
@@ -2503,10 +5317,14 @@
       <w:r>
         <w:rPr>
           <w:rFonts w:ascii="맑은 고딕" w:cs="맑은 고딕" w:eastAsia="맑은 고딕" w:hAnsi="맑은 고딕"/>
+          <w:b w:val="false"/>
+          <w:bCs w:val="false"/>
+          <w:i w:val="false"/>
+          <w:iCs w:val="false"/>
           <w:sz w:val="19"/>
           <w:szCs w:val="19"/>
         </w:rPr>
-        <w:t xml:space="preserve">[2] J. Johnson, M. Douze, and H. Jégou, "Billion-scale similarity search with GPUs," IEEE Trans. Big Data, vol. 7, no. 3, pp. 535–547, 2021.</w:t>
+        <w:t xml:space="preserve">[2] J. Johnson, M. Douze, and H. Jégou, "Billion-scale similarity search with GPUs," IEEE Trans. Big Data, 7(3), pp. 535–547, 2021.</w:t>
       </w:r>
     </w:p>
     <w:p>
@@ -2518,10 +5336,14 @@
       <w:r>
         <w:rPr>
           <w:rFonts w:ascii="맑은 고딕" w:cs="맑은 고딕" w:eastAsia="맑은 고딕" w:hAnsi="맑은 고딕"/>
+          <w:b w:val="false"/>
+          <w:bCs w:val="false"/>
+          <w:i w:val="false"/>
+          <w:iCs w:val="false"/>
           <w:sz w:val="19"/>
           <w:szCs w:val="19"/>
         </w:rPr>
-        <w:t xml:space="preserve">[3] V. Markl et al., "Robust Query Processing through Progressive Optimization," in Proc. ACM SIGMOD, 2004.</w:t>
+        <w:t xml:space="preserve">[3] V. Markl et al., "Robust Query Processing through Progressive Optimization," ACM SIGMOD, 2004.</w:t>
       </w:r>
     </w:p>
     <w:p>
@@ -2533,10 +5355,14 @@
       <w:r>
         <w:rPr>
           <w:rFonts w:ascii="맑은 고딕" w:cs="맑은 고딕" w:eastAsia="맑은 고딕" w:hAnsi="맑은 고딕"/>
+          <w:b w:val="false"/>
+          <w:bCs w:val="false"/>
+          <w:i w:val="false"/>
+          <w:iCs w:val="false"/>
           <w:sz w:val="19"/>
           <w:szCs w:val="19"/>
         </w:rPr>
-        <w:t xml:space="preserve">[4] S. Gollapudi et al., "Filtered-DiskANN: Graph Algorithms for Approximate Nearest Neighbor Search with Filters," in Proc. WWW, 2023.</w:t>
+        <w:t xml:space="preserve">[4] S. Gollapudi et al., "Filtered-DiskANN: Graph Algorithms for Approximate Nearest Neighbor Search with Filters," WWW, 2023.</w:t>
       </w:r>
     </w:p>
     <w:p>
@@ -2548,16 +5374,20 @@
       <w:r>
         <w:rPr>
           <w:rFonts w:ascii="맑은 고딕" w:cs="맑은 고딕" w:eastAsia="맑은 고딕" w:hAnsi="맑은 고딕"/>
+          <w:b w:val="false"/>
+          <w:bCs w:val="false"/>
+          <w:i w:val="false"/>
+          <w:iCs w:val="false"/>
           <w:sz w:val="19"/>
           <w:szCs w:val="19"/>
         </w:rPr>
-        <w:t xml:space="preserve">[5] V. Leis et al., "How Good Are Query Optimizers, Really?" PVLDB, vol. 9, no. 3, pp. 204–215, 2015.</w:t>
+        <w:t xml:space="preserve">[5] V. Leis et al., "How Good Are Query Optimizers, Really?" PVLDB, 9(3), pp. 204–215, 2015.</w:t>
       </w:r>
     </w:p>
     <w:sectPr>
       <w:footerReference w:type="default" r:id="rId7"/>
       <w:pgSz w:w="11906" w:h="16838" w:orient="portrait"/>
-      <w:pgMar w:top="1800" w:right="1800" w:bottom="1800" w:left="1800" w:header="708" w:footer="708" w:gutter="0"/>
+      <w:pgMar w:top="1440" w:right="1440" w:bottom="1440" w:left="1440" w:header="708" w:footer="708" w:gutter="0"/>
       <w:pgNumType/>
       <w:docGrid w:linePitch="360"/>
     </w:sectPr>

--- a/submission/속도는벡터_연구제안서.docx
+++ b/submission/속도는벡터_연구제안서.docx
@@ -682,6 +682,70 @@
     </w:p>
     <w:p>
       <w:pPr>
+        <w:spacing w:after="40" w:before="160"/>
+        <w:jc w:val="center"/>
+      </w:pPr>
+      <w:r>
+        <w:drawing>
+          <wp:inline distT="0" distB="0" distL="0" distR="0">
+            <wp:extent cx="5143500" cy="2190750"/>
+            <wp:effectExtent t="0" r="0" b="0" l="0"/>
+            <wp:docPr id="1" name="" descr="" title=""/>
+            <wp:cNvGraphicFramePr>
+              <a:graphicFrameLocks xmlns:a="http://schemas.openxmlformats.org/drawingml/2006/main" noChangeAspect="1"/>
+            </wp:cNvGraphicFramePr>
+            <a:graphic xmlns:a="http://schemas.openxmlformats.org/drawingml/2006/main">
+              <a:graphicData uri="http://schemas.openxmlformats.org/drawingml/2006/picture">
+                <pic:pic xmlns:pic="http://schemas.openxmlformats.org/drawingml/2006/picture">
+                  <pic:nvPicPr>
+                    <pic:cNvPr id="0" name="" descr=""/>
+                    <pic:cNvPicPr>
+                      <a:picLocks noChangeAspect="1" noChangeArrowheads="1"/>
+                    </pic:cNvPicPr>
+                  </pic:nvPicPr>
+                  <pic:blipFill>
+                    <a:blip r:embed="rId8" cstate="none"/>
+                    <a:srcRect/>
+                    <a:stretch>
+                      <a:fillRect/>
+                    </a:stretch>
+                  </pic:blipFill>
+                  <pic:spPr bwMode="auto">
+                    <a:xfrm>
+                      <a:off x="0" y="0"/>
+                      <a:ext cx="5143500" cy="2190750"/>
+                    </a:xfrm>
+                    <a:prstGeom prst="rect">
+                      <a:avLst/>
+                    </a:prstGeom>
+                  </pic:spPr>
+                </pic:pic>
+              </a:graphicData>
+            </a:graphic>
+          </wp:inline>
+        </w:drawing>
+      </w:r>
+    </w:p>
+    <w:p>
+      <w:pPr>
+        <w:spacing w:after="200" w:before="80"/>
+        <w:jc w:val="center"/>
+      </w:pPr>
+      <w:r>
+        <w:rPr>
+          <w:rFonts w:ascii="맑은 고딕" w:cs="맑은 고딕" w:eastAsia="맑은 고딕" w:hAnsi="맑은 고딕"/>
+          <w:b w:val="false"/>
+          <w:bCs w:val="false"/>
+          <w:i w:val="false"/>
+          <w:iCs w:val="false"/>
+          <w:sz w:val="19"/>
+          <w:szCs w:val="19"/>
+        </w:rPr>
+        <w:t xml:space="preserve">Figure 1. 주요 벡터 DB 시스템의 고정 카디널리티 추정치와 실제 선택도 범위의 괴리. pgvector(33.3%), VBASE(50%), DuckDB(100%)는 모두 실제 선택도(0.001%~90%)와 큰 차이를 보인다.</w:t>
+      </w:r>
+    </w:p>
+    <w:p>
+      <w:pPr>
         <w:spacing w:after="80" w:before="240"/>
         <w:ind w:left="240"/>
         <w:jc w:val="left"/>
@@ -763,6 +827,70 @@
           <w:szCs w:val="21"/>
         </w:rPr>
         <w:t xml:space="preserve">은 인덱스가 없을 때 모멘텀 기반 동적 샘플링으로 카디널리티를 근사한다. 그 결과 pgvector에서 최대 1,000배, VBASE에서 10,000배, DuckDB에서 1.5~37배의 성능 향상을 달성했다.</w:t>
+      </w:r>
+    </w:p>
+    <w:p>
+      <w:pPr>
+        <w:spacing w:after="40" w:before="160"/>
+        <w:jc w:val="center"/>
+      </w:pPr>
+      <w:r>
+        <w:drawing>
+          <wp:inline distT="0" distB="0" distL="0" distR="0">
+            <wp:extent cx="5143500" cy="2381250"/>
+            <wp:effectExtent t="0" r="0" b="0" l="0"/>
+            <wp:docPr id="1" name="" descr="" title=""/>
+            <wp:cNvGraphicFramePr>
+              <a:graphicFrameLocks xmlns:a="http://schemas.openxmlformats.org/drawingml/2006/main" noChangeAspect="1"/>
+            </wp:cNvGraphicFramePr>
+            <a:graphic xmlns:a="http://schemas.openxmlformats.org/drawingml/2006/main">
+              <a:graphicData uri="http://schemas.openxmlformats.org/drawingml/2006/picture">
+                <pic:pic xmlns:pic="http://schemas.openxmlformats.org/drawingml/2006/picture">
+                  <pic:nvPicPr>
+                    <pic:cNvPr id="0" name="" descr=""/>
+                    <pic:cNvPicPr>
+                      <a:picLocks noChangeAspect="1" noChangeArrowheads="1"/>
+                    </pic:cNvPicPr>
+                  </pic:nvPicPr>
+                  <pic:blipFill>
+                    <a:blip r:embed="rId9" cstate="none"/>
+                    <a:srcRect/>
+                    <a:stretch>
+                      <a:fillRect/>
+                    </a:stretch>
+                  </pic:blipFill>
+                  <pic:spPr bwMode="auto">
+                    <a:xfrm>
+                      <a:off x="0" y="0"/>
+                      <a:ext cx="5143500" cy="2381250"/>
+                    </a:xfrm>
+                    <a:prstGeom prst="rect">
+                      <a:avLst/>
+                    </a:prstGeom>
+                  </pic:spPr>
+                </pic:pic>
+              </a:graphicData>
+            </a:graphic>
+          </wp:inline>
+        </w:drawing>
+      </w:r>
+    </w:p>
+    <w:p>
+      <w:pPr>
+        <w:spacing w:after="200" w:before="80"/>
+        <w:jc w:val="center"/>
+      </w:pPr>
+      <w:r>
+        <w:rPr>
+          <w:rFonts w:ascii="맑은 고딕" w:cs="맑은 고딕" w:eastAsia="맑은 고딕" w:hAnsi="맑은 고딕"/>
+          <w:b w:val="false"/>
+          <w:bCs w:val="false"/>
+          <w:i w:val="false"/>
+          <w:iCs w:val="false"/>
+          <w:sz w:val="19"/>
+          <w:szCs w:val="19"/>
+        </w:rPr>
+        <w:t xml:space="preserve">Figure 2. Exqutor의 두 가지 카디널리티 추정 해법. HNSW 인덱스 존재 시 ECQO로 정확한 카디널리티를 획득하고, 부재 시 Adaptive Sampling으로 근사한다. 이를 통해 옵티마이저가 올바른 실행 계획을 선택한다 [1].</w:t>
       </w:r>
     </w:p>
     <w:p>
@@ -1581,6 +1709,70 @@
     </w:p>
     <w:p>
       <w:pPr>
+        <w:spacing w:after="40" w:before="160"/>
+        <w:jc w:val="center"/>
+      </w:pPr>
+      <w:r>
+        <w:drawing>
+          <wp:inline distT="0" distB="0" distL="0" distR="0">
+            <wp:extent cx="5143500" cy="2762250"/>
+            <wp:effectExtent t="0" r="0" b="0" l="0"/>
+            <wp:docPr id="1" name="" descr="" title=""/>
+            <wp:cNvGraphicFramePr>
+              <a:graphicFrameLocks xmlns:a="http://schemas.openxmlformats.org/drawingml/2006/main" noChangeAspect="1"/>
+            </wp:cNvGraphicFramePr>
+            <a:graphic xmlns:a="http://schemas.openxmlformats.org/drawingml/2006/main">
+              <a:graphicData uri="http://schemas.openxmlformats.org/drawingml/2006/picture">
+                <pic:pic xmlns:pic="http://schemas.openxmlformats.org/drawingml/2006/picture">
+                  <pic:nvPicPr>
+                    <pic:cNvPr id="0" name="" descr=""/>
+                    <pic:cNvPicPr>
+                      <a:picLocks noChangeAspect="1" noChangeArrowheads="1"/>
+                    </pic:cNvPicPr>
+                  </pic:nvPicPr>
+                  <pic:blipFill>
+                    <a:blip r:embed="rId10" cstate="none"/>
+                    <a:srcRect/>
+                    <a:stretch>
+                      <a:fillRect/>
+                    </a:stretch>
+                  </pic:blipFill>
+                  <pic:spPr bwMode="auto">
+                    <a:xfrm>
+                      <a:off x="0" y="0"/>
+                      <a:ext cx="5143500" cy="2762250"/>
+                    </a:xfrm>
+                    <a:prstGeom prst="rect">
+                      <a:avLst/>
+                    </a:prstGeom>
+                  </pic:spPr>
+                </pic:pic>
+              </a:graphicData>
+            </a:graphic>
+          </wp:inline>
+        </w:drawing>
+      </w:r>
+    </w:p>
+    <w:p>
+      <w:pPr>
+        <w:spacing w:after="200" w:before="80"/>
+        <w:jc w:val="center"/>
+      </w:pPr>
+      <w:r>
+        <w:rPr>
+          <w:rFonts w:ascii="맑은 고딕" w:cs="맑은 고딕" w:eastAsia="맑은 고딕" w:hAnsi="맑은 고딕"/>
+          <w:b w:val="false"/>
+          <w:bCs w:val="false"/>
+          <w:i w:val="false"/>
+          <w:iCs w:val="false"/>
+          <w:sz w:val="19"/>
+          <w:szCs w:val="19"/>
+        </w:rPr>
+        <w:t xml:space="preserve">Figure 3. Cascaded Vector Similarity Decomposition의 2단계 분해 구조. Stage 1은 느슨한 임계값(D_loose)으로 후보 집합을 생성하여 추정 오차를 구조적으로 최소화하고, Stage 2는 실체화된 결과 내에서 정밀 필터링을 수행한다.</w:t>
+      </w:r>
+    </w:p>
+    <w:p>
+      <w:pPr>
         <w:spacing w:after="60" w:before="0"/>
       </w:pPr>
       <w:r>
@@ -1630,6 +1822,70 @@
           <w:szCs w:val="21"/>
         </w:rPr>
         <w:t xml:space="preserve">본 연구는 세 개의 연구 질문(RQ)에 대응하는 3단계 실험으로 구성된다. 실험 데이터셋은 TPC-H SF1에 SIFT1M(128차원, 100만 벡터)을 매핑한 VAQ 벤치마크를 기본으로 사용하며, PostgreSQL 16 + pgvector 0.7.x 환경에서 수행한다.</w:t>
+      </w:r>
+    </w:p>
+    <w:p>
+      <w:pPr>
+        <w:spacing w:after="40" w:before="160"/>
+        <w:jc w:val="center"/>
+      </w:pPr>
+      <w:r>
+        <w:drawing>
+          <wp:inline distT="0" distB="0" distL="0" distR="0">
+            <wp:extent cx="5143500" cy="1905000"/>
+            <wp:effectExtent t="0" r="0" b="0" l="0"/>
+            <wp:docPr id="1" name="" descr="" title=""/>
+            <wp:cNvGraphicFramePr>
+              <a:graphicFrameLocks xmlns:a="http://schemas.openxmlformats.org/drawingml/2006/main" noChangeAspect="1"/>
+            </wp:cNvGraphicFramePr>
+            <a:graphic xmlns:a="http://schemas.openxmlformats.org/drawingml/2006/main">
+              <a:graphicData uri="http://schemas.openxmlformats.org/drawingml/2006/picture">
+                <pic:pic xmlns:pic="http://schemas.openxmlformats.org/drawingml/2006/picture">
+                  <pic:nvPicPr>
+                    <pic:cNvPr id="0" name="" descr=""/>
+                    <pic:cNvPicPr>
+                      <a:picLocks noChangeAspect="1" noChangeArrowheads="1"/>
+                    </pic:cNvPicPr>
+                  </pic:nvPicPr>
+                  <pic:blipFill>
+                    <a:blip r:embed="rId11" cstate="none"/>
+                    <a:srcRect/>
+                    <a:stretch>
+                      <a:fillRect/>
+                    </a:stretch>
+                  </pic:blipFill>
+                  <pic:spPr bwMode="auto">
+                    <a:xfrm>
+                      <a:off x="0" y="0"/>
+                      <a:ext cx="5143500" cy="1905000"/>
+                    </a:xfrm>
+                    <a:prstGeom prst="rect">
+                      <a:avLst/>
+                    </a:prstGeom>
+                  </pic:spPr>
+                </pic:pic>
+              </a:graphicData>
+            </a:graphic>
+          </wp:inline>
+        </w:drawing>
+      </w:r>
+    </w:p>
+    <w:p>
+      <w:pPr>
+        <w:spacing w:after="200" w:before="80"/>
+        <w:jc w:val="center"/>
+      </w:pPr>
+      <w:r>
+        <w:rPr>
+          <w:rFonts w:ascii="맑은 고딕" w:cs="맑은 고딕" w:eastAsia="맑은 고딕" w:hAnsi="맑은 고딕"/>
+          <w:b w:val="false"/>
+          <w:bCs w:val="false"/>
+          <w:i w:val="false"/>
+          <w:iCs w:val="false"/>
+          <w:sz w:val="19"/>
+          <w:szCs w:val="19"/>
+        </w:rPr>
+        <w:t xml:space="preserve">Figure 4. 3단계 실험 파이프라인. 1단계(RQ1)의 선택도 sweep 결과가 2단계(RQ2)의 D_loose 파라미터 결정에 직접 활용되며, 3단계(RQ3)에서 ECQO와의 상호작용을 최종 판별한다.</w:t>
       </w:r>
     </w:p>
     <w:p>

--- a/submission/속도는벡터_연구제안서.docx
+++ b/submission/속도는벡터_연구제안서.docx
@@ -361,7 +361,7 @@
     </w:p>
     <w:p>
       <w:pPr>
-        <w:spacing w:before="160" w:after="80"/>
+        <w:spacing w:before="240" w:after="80"/>
         <w:ind w:left="240"/>
       </w:pPr>
       <w:r>
@@ -557,6 +557,148 @@
     </w:p>
     <w:p>
       <w:pPr>
+        <w:spacing w:before="160" w:after="40"/>
+        <w:jc w:val="center"/>
+      </w:pPr>
+      <w:r>
+        <w:rPr>
+          <w:noProof/>
+        </w:rPr>
+        <w:drawing>
+          <wp:inline distT="0" distB="0" distL="0" distR="0" wp14:anchorId="0F32CD43" wp14:editId="2AF92AC1">
+            <wp:extent cx="5143500" cy="2190750"/>
+            <wp:effectExtent l="0" t="0" r="0" b="0"/>
+            <wp:docPr id="1" name="그림 1"/>
+            <wp:cNvGraphicFramePr>
+              <a:graphicFrameLocks xmlns:a="http://schemas.openxmlformats.org/drawingml/2006/main" noChangeAspect="1"/>
+            </wp:cNvGraphicFramePr>
+            <a:graphic xmlns:a="http://schemas.openxmlformats.org/drawingml/2006/main">
+              <a:graphicData uri="http://schemas.openxmlformats.org/drawingml/2006/picture">
+                <pic:pic xmlns:pic="http://schemas.openxmlformats.org/drawingml/2006/picture">
+                  <pic:nvPicPr>
+                    <pic:cNvPr id="0" name=""/>
+                    <pic:cNvPicPr>
+                      <a:picLocks noChangeAspect="1" noChangeArrowheads="1"/>
+                    </pic:cNvPicPr>
+                  </pic:nvPicPr>
+                  <pic:blipFill>
+                    <a:blip r:embed="rId7"/>
+                    <a:srcRect/>
+                    <a:stretch>
+                      <a:fillRect/>
+                    </a:stretch>
+                  </pic:blipFill>
+                  <pic:spPr bwMode="auto">
+                    <a:xfrm>
+                      <a:off x="0" y="0"/>
+                      <a:ext cx="5143500" cy="2190750"/>
+                    </a:xfrm>
+                    <a:prstGeom prst="rect">
+                      <a:avLst/>
+                    </a:prstGeom>
+                  </pic:spPr>
+                </pic:pic>
+              </a:graphicData>
+            </a:graphic>
+          </wp:inline>
+        </w:drawing>
+      </w:r>
+    </w:p>
+    <w:p>
+      <w:pPr>
+        <w:spacing w:before="80" w:after="200"/>
+        <w:jc w:val="center"/>
+      </w:pPr>
+      <w:r>
+        <w:rPr>
+          <w:rFonts w:ascii="맑은 고딕" w:eastAsia="맑은 고딕" w:hAnsi="맑은 고딕" w:cs="맑은 고딕"/>
+          <w:sz w:val="19"/>
+          <w:szCs w:val="19"/>
+        </w:rPr>
+        <w:t xml:space="preserve">Figure 1. 주요 벡터 DB 시스템의 고정 </w:t>
+      </w:r>
+      <w:proofErr w:type="spellStart"/>
+      <w:r>
+        <w:rPr>
+          <w:rFonts w:ascii="맑은 고딕" w:eastAsia="맑은 고딕" w:hAnsi="맑은 고딕" w:cs="맑은 고딕"/>
+          <w:sz w:val="19"/>
+          <w:szCs w:val="19"/>
+        </w:rPr>
+        <w:t>카디널리티</w:t>
+      </w:r>
+      <w:proofErr w:type="spellEnd"/>
+      <w:r>
+        <w:rPr>
+          <w:rFonts w:ascii="맑은 고딕" w:eastAsia="맑은 고딕" w:hAnsi="맑은 고딕" w:cs="맑은 고딕"/>
+          <w:sz w:val="19"/>
+          <w:szCs w:val="19"/>
+        </w:rPr>
+        <w:t xml:space="preserve"> 추정치와 실제 선택도 범위의 괴리. </w:t>
+      </w:r>
+      <w:proofErr w:type="spellStart"/>
+      <w:r>
+        <w:rPr>
+          <w:rFonts w:ascii="맑은 고딕" w:eastAsia="맑은 고딕" w:hAnsi="맑은 고딕" w:cs="맑은 고딕"/>
+          <w:sz w:val="19"/>
+          <w:szCs w:val="19"/>
+        </w:rPr>
+        <w:t>pgvector</w:t>
+      </w:r>
+      <w:proofErr w:type="spellEnd"/>
+      <w:r>
+        <w:rPr>
+          <w:rFonts w:ascii="맑은 고딕" w:eastAsia="맑은 고딕" w:hAnsi="맑은 고딕" w:cs="맑은 고딕"/>
+          <w:sz w:val="19"/>
+          <w:szCs w:val="19"/>
+        </w:rPr>
+        <w:t xml:space="preserve">(33.3%), VBASE(50%), </w:t>
+      </w:r>
+      <w:proofErr w:type="spellStart"/>
+      <w:r>
+        <w:rPr>
+          <w:rFonts w:ascii="맑은 고딕" w:eastAsia="맑은 고딕" w:hAnsi="맑은 고딕" w:cs="맑은 고딕"/>
+          <w:sz w:val="19"/>
+          <w:szCs w:val="19"/>
+        </w:rPr>
+        <w:t>DuckDB</w:t>
+      </w:r>
+      <w:proofErr w:type="spellEnd"/>
+      <w:r>
+        <w:rPr>
+          <w:rFonts w:ascii="맑은 고딕" w:eastAsia="맑은 고딕" w:hAnsi="맑은 고딕" w:cs="맑은 고딕"/>
+          <w:sz w:val="19"/>
+          <w:szCs w:val="19"/>
+        </w:rPr>
+        <w:t>(100%)는 모두 실제 선택도(0.001%~90%)와 큰 차이를 보인다.</w:t>
+      </w:r>
+    </w:p>
+    <w:p>
+      <w:pPr>
+        <w:widowControl/>
+        <w:wordWrap/>
+        <w:autoSpaceDE/>
+        <w:autoSpaceDN/>
+        <w:rPr>
+          <w:rFonts w:ascii="맑은 고딕" w:eastAsia="맑은 고딕" w:hAnsi="맑은 고딕" w:cs="맑은 고딕"/>
+          <w:b/>
+          <w:bCs/>
+          <w:sz w:val="21"/>
+          <w:szCs w:val="21"/>
+        </w:rPr>
+      </w:pPr>
+      <w:r>
+        <w:rPr>
+          <w:rFonts w:ascii="맑은 고딕" w:eastAsia="맑은 고딕" w:hAnsi="맑은 고딕" w:cs="맑은 고딕"/>
+          <w:b/>
+          <w:bCs/>
+          <w:sz w:val="21"/>
+          <w:szCs w:val="21"/>
+        </w:rPr>
+        <w:br w:type="page"/>
+      </w:r>
+    </w:p>
+    <w:p>
+      <w:pPr>
         <w:spacing w:before="240" w:after="80"/>
         <w:ind w:left="240"/>
       </w:pPr>
@@ -568,6 +710,7 @@
           <w:sz w:val="21"/>
           <w:szCs w:val="21"/>
         </w:rPr>
+        <w:lastRenderedPageBreak/>
         <w:t xml:space="preserve">1.2.    </w:t>
       </w:r>
       <w:proofErr w:type="spellStart"/>
@@ -597,11 +740,6 @@
       <w:pPr>
         <w:spacing w:after="160" w:line="360" w:lineRule="auto"/>
         <w:jc w:val="both"/>
-        <w:rPr>
-          <w:rFonts w:ascii="맑은 고딕" w:eastAsia="맑은 고딕" w:hAnsi="맑은 고딕" w:cs="맑은 고딕"/>
-          <w:sz w:val="21"/>
-          <w:szCs w:val="21"/>
-        </w:rPr>
       </w:pPr>
       <w:proofErr w:type="spellStart"/>
       <w:r>
@@ -804,11 +942,161 @@
     </w:p>
     <w:p>
       <w:pPr>
+        <w:spacing w:before="160" w:after="40"/>
+        <w:jc w:val="center"/>
+      </w:pPr>
+      <w:r>
+        <w:rPr>
+          <w:noProof/>
+        </w:rPr>
+        <w:drawing>
+          <wp:inline distT="0" distB="0" distL="0" distR="0" wp14:anchorId="33E9F66C" wp14:editId="319F4B93">
+            <wp:extent cx="5143500" cy="2381250"/>
+            <wp:effectExtent l="0" t="0" r="0" b="0"/>
+            <wp:docPr id="869576519" name="그림 869576519"/>
+            <wp:cNvGraphicFramePr>
+              <a:graphicFrameLocks xmlns:a="http://schemas.openxmlformats.org/drawingml/2006/main" noChangeAspect="1"/>
+            </wp:cNvGraphicFramePr>
+            <a:graphic xmlns:a="http://schemas.openxmlformats.org/drawingml/2006/main">
+              <a:graphicData uri="http://schemas.openxmlformats.org/drawingml/2006/picture">
+                <pic:pic xmlns:pic="http://schemas.openxmlformats.org/drawingml/2006/picture">
+                  <pic:nvPicPr>
+                    <pic:cNvPr id="0" name=""/>
+                    <pic:cNvPicPr>
+                      <a:picLocks noChangeAspect="1" noChangeArrowheads="1"/>
+                    </pic:cNvPicPr>
+                  </pic:nvPicPr>
+                  <pic:blipFill>
+                    <a:blip r:embed="rId8"/>
+                    <a:srcRect/>
+                    <a:stretch>
+                      <a:fillRect/>
+                    </a:stretch>
+                  </pic:blipFill>
+                  <pic:spPr bwMode="auto">
+                    <a:xfrm>
+                      <a:off x="0" y="0"/>
+                      <a:ext cx="5143500" cy="2381250"/>
+                    </a:xfrm>
+                    <a:prstGeom prst="rect">
+                      <a:avLst/>
+                    </a:prstGeom>
+                  </pic:spPr>
+                </pic:pic>
+              </a:graphicData>
+            </a:graphic>
+          </wp:inline>
+        </w:drawing>
+      </w:r>
+    </w:p>
+    <w:p>
+      <w:pPr>
+        <w:spacing w:before="80" w:after="200"/>
+        <w:jc w:val="center"/>
+      </w:pPr>
+      <w:r>
+        <w:rPr>
+          <w:rFonts w:ascii="맑은 고딕" w:eastAsia="맑은 고딕" w:hAnsi="맑은 고딕" w:cs="맑은 고딕"/>
+          <w:sz w:val="19"/>
+          <w:szCs w:val="19"/>
+        </w:rPr>
+        <w:t xml:space="preserve">Figure 2. </w:t>
+      </w:r>
+      <w:proofErr w:type="spellStart"/>
+      <w:r>
+        <w:rPr>
+          <w:rFonts w:ascii="맑은 고딕" w:eastAsia="맑은 고딕" w:hAnsi="맑은 고딕" w:cs="맑은 고딕"/>
+          <w:sz w:val="19"/>
+          <w:szCs w:val="19"/>
+        </w:rPr>
+        <w:t>Exqutor</w:t>
+      </w:r>
+      <w:proofErr w:type="spellEnd"/>
+      <w:r>
+        <w:rPr>
+          <w:rFonts w:ascii="맑은 고딕" w:eastAsia="맑은 고딕" w:hAnsi="맑은 고딕" w:cs="맑은 고딕"/>
+          <w:sz w:val="19"/>
+          <w:szCs w:val="19"/>
+        </w:rPr>
+        <w:t xml:space="preserve">의 두 가지 </w:t>
+      </w:r>
+      <w:proofErr w:type="spellStart"/>
+      <w:r>
+        <w:rPr>
+          <w:rFonts w:ascii="맑은 고딕" w:eastAsia="맑은 고딕" w:hAnsi="맑은 고딕" w:cs="맑은 고딕"/>
+          <w:sz w:val="19"/>
+          <w:szCs w:val="19"/>
+        </w:rPr>
+        <w:t>카디널리티</w:t>
+      </w:r>
+      <w:proofErr w:type="spellEnd"/>
+      <w:r>
+        <w:rPr>
+          <w:rFonts w:ascii="맑은 고딕" w:eastAsia="맑은 고딕" w:hAnsi="맑은 고딕" w:cs="맑은 고딕"/>
+          <w:sz w:val="19"/>
+          <w:szCs w:val="19"/>
+        </w:rPr>
+        <w:t xml:space="preserve"> 추정 해법. HNSW 인덱스 존재 시 ECQO로 정확한 </w:t>
+      </w:r>
+      <w:proofErr w:type="spellStart"/>
+      <w:r>
+        <w:rPr>
+          <w:rFonts w:ascii="맑은 고딕" w:eastAsia="맑은 고딕" w:hAnsi="맑은 고딕" w:cs="맑은 고딕"/>
+          <w:sz w:val="19"/>
+          <w:szCs w:val="19"/>
+        </w:rPr>
+        <w:t>카디널리티를</w:t>
+      </w:r>
+      <w:proofErr w:type="spellEnd"/>
+      <w:r>
+        <w:rPr>
+          <w:rFonts w:ascii="맑은 고딕" w:eastAsia="맑은 고딕" w:hAnsi="맑은 고딕" w:cs="맑은 고딕"/>
+          <w:sz w:val="19"/>
+          <w:szCs w:val="19"/>
+        </w:rPr>
+        <w:t xml:space="preserve"> 획득하고, 부재 시 Adaptive Sampling</w:t>
+      </w:r>
+      <w:proofErr w:type="spellStart"/>
+      <w:r>
+        <w:rPr>
+          <w:rFonts w:ascii="맑은 고딕" w:eastAsia="맑은 고딕" w:hAnsi="맑은 고딕" w:cs="맑은 고딕"/>
+          <w:sz w:val="19"/>
+          <w:szCs w:val="19"/>
+        </w:rPr>
+        <w:t>으로</w:t>
+      </w:r>
+      <w:proofErr w:type="spellEnd"/>
+      <w:r>
+        <w:rPr>
+          <w:rFonts w:ascii="맑은 고딕" w:eastAsia="맑은 고딕" w:hAnsi="맑은 고딕" w:cs="맑은 고딕"/>
+          <w:sz w:val="19"/>
+          <w:szCs w:val="19"/>
+        </w:rPr>
+        <w:t xml:space="preserve"> 근사한다. 이를 통해 </w:t>
+      </w:r>
+      <w:proofErr w:type="spellStart"/>
+      <w:r>
+        <w:rPr>
+          <w:rFonts w:ascii="맑은 고딕" w:eastAsia="맑은 고딕" w:hAnsi="맑은 고딕" w:cs="맑은 고딕"/>
+          <w:sz w:val="19"/>
+          <w:szCs w:val="19"/>
+        </w:rPr>
+        <w:t>옵티마이저가</w:t>
+      </w:r>
+      <w:proofErr w:type="spellEnd"/>
+      <w:r>
+        <w:rPr>
+          <w:rFonts w:ascii="맑은 고딕" w:eastAsia="맑은 고딕" w:hAnsi="맑은 고딕" w:cs="맑은 고딕"/>
+          <w:sz w:val="19"/>
+          <w:szCs w:val="19"/>
+        </w:rPr>
+        <w:t xml:space="preserve"> 올바른 실행 계획을 선택한다 [1].</w:t>
+      </w:r>
+    </w:p>
+    <w:p>
+      <w:pPr>
         <w:spacing w:line="360" w:lineRule="auto"/>
         <w:jc w:val="both"/>
-        <w:rPr>
-          <w:rFonts w:hint="eastAsia"/>
-        </w:rPr>
       </w:pPr>
       <w:r>
         <w:rPr>
@@ -1398,6 +1686,21 @@
         </w:rPr>
         <w:t xml:space="preserve"> 단계와 실행 단계가 각각 어느 정도를 차지하는지 분리 분석하지 않았다. 이 분리 분석은 성능 최적화의 방향을 결정하는 선행 조건이다.</w:t>
       </w:r>
+    </w:p>
+    <w:p>
+      <w:pPr>
+        <w:widowControl/>
+        <w:wordWrap/>
+        <w:autoSpaceDE/>
+        <w:autoSpaceDN/>
+        <w:rPr>
+          <w:rFonts w:ascii="맑은 고딕" w:eastAsia="맑은 고딕" w:hAnsi="맑은 고딕" w:cs="맑은 고딕"/>
+          <w:b/>
+          <w:bCs/>
+          <w:sz w:val="21"/>
+          <w:szCs w:val="21"/>
+        </w:rPr>
+      </w:pPr>
       <w:r>
         <w:rPr>
           <w:rFonts w:ascii="맑은 고딕" w:eastAsia="맑은 고딕" w:hAnsi="맑은 고딕" w:cs="맑은 고딕"/>
@@ -1922,20 +2225,831 @@
     </w:p>
     <w:p>
       <w:pPr>
+        <w:spacing w:before="160" w:after="40"/>
+        <w:jc w:val="center"/>
+      </w:pPr>
+      <w:r>
+        <w:rPr>
+          <w:noProof/>
+        </w:rPr>
+        <w:lastRenderedPageBreak/>
+        <w:drawing>
+          <wp:inline distT="0" distB="0" distL="0" distR="0" wp14:anchorId="47232509" wp14:editId="2A50B3EC">
+            <wp:extent cx="5143500" cy="2762250"/>
+            <wp:effectExtent l="0" t="0" r="0" b="0"/>
+            <wp:docPr id="991549360" name="그림 991549360"/>
+            <wp:cNvGraphicFramePr>
+              <a:graphicFrameLocks xmlns:a="http://schemas.openxmlformats.org/drawingml/2006/main" noChangeAspect="1"/>
+            </wp:cNvGraphicFramePr>
+            <a:graphic xmlns:a="http://schemas.openxmlformats.org/drawingml/2006/main">
+              <a:graphicData uri="http://schemas.openxmlformats.org/drawingml/2006/picture">
+                <pic:pic xmlns:pic="http://schemas.openxmlformats.org/drawingml/2006/picture">
+                  <pic:nvPicPr>
+                    <pic:cNvPr id="0" name=""/>
+                    <pic:cNvPicPr>
+                      <a:picLocks noChangeAspect="1" noChangeArrowheads="1"/>
+                    </pic:cNvPicPr>
+                  </pic:nvPicPr>
+                  <pic:blipFill>
+                    <a:blip r:embed="rId9"/>
+                    <a:srcRect/>
+                    <a:stretch>
+                      <a:fillRect/>
+                    </a:stretch>
+                  </pic:blipFill>
+                  <pic:spPr bwMode="auto">
+                    <a:xfrm>
+                      <a:off x="0" y="0"/>
+                      <a:ext cx="5143500" cy="2762250"/>
+                    </a:xfrm>
+                    <a:prstGeom prst="rect">
+                      <a:avLst/>
+                    </a:prstGeom>
+                  </pic:spPr>
+                </pic:pic>
+              </a:graphicData>
+            </a:graphic>
+          </wp:inline>
+        </w:drawing>
+      </w:r>
+    </w:p>
+    <w:p>
+      <w:pPr>
+        <w:spacing w:before="80" w:after="200"/>
+        <w:jc w:val="center"/>
+      </w:pPr>
+      <w:r>
+        <w:rPr>
+          <w:rFonts w:ascii="맑은 고딕" w:eastAsia="맑은 고딕" w:hAnsi="맑은 고딕" w:cs="맑은 고딕"/>
+          <w:sz w:val="19"/>
+          <w:szCs w:val="19"/>
+        </w:rPr>
+        <w:t xml:space="preserve">Figure 3. Cascaded Vector Similarity Decomposition의 2단계 분해 구조. Stage 1은 느슨한 </w:t>
+      </w:r>
+      <w:proofErr w:type="spellStart"/>
+      <w:r>
+        <w:rPr>
+          <w:rFonts w:ascii="맑은 고딕" w:eastAsia="맑은 고딕" w:hAnsi="맑은 고딕" w:cs="맑은 고딕"/>
+          <w:sz w:val="19"/>
+          <w:szCs w:val="19"/>
+        </w:rPr>
+        <w:t>임계값</w:t>
+      </w:r>
+      <w:proofErr w:type="spellEnd"/>
+      <w:r>
+        <w:rPr>
+          <w:rFonts w:ascii="맑은 고딕" w:eastAsia="맑은 고딕" w:hAnsi="맑은 고딕" w:cs="맑은 고딕"/>
+          <w:sz w:val="19"/>
+          <w:szCs w:val="19"/>
+        </w:rPr>
+        <w:t>(</w:t>
+      </w:r>
+      <w:proofErr w:type="spellStart"/>
+      <w:r>
+        <w:rPr>
+          <w:rFonts w:ascii="맑은 고딕" w:eastAsia="맑은 고딕" w:hAnsi="맑은 고딕" w:cs="맑은 고딕"/>
+          <w:sz w:val="19"/>
+          <w:szCs w:val="19"/>
+        </w:rPr>
+        <w:t>D_loose</w:t>
+      </w:r>
+      <w:proofErr w:type="spellEnd"/>
+      <w:r>
+        <w:rPr>
+          <w:rFonts w:ascii="맑은 고딕" w:eastAsia="맑은 고딕" w:hAnsi="맑은 고딕" w:cs="맑은 고딕"/>
+          <w:sz w:val="19"/>
+          <w:szCs w:val="19"/>
+        </w:rPr>
+        <w:t>)</w:t>
+      </w:r>
+      <w:proofErr w:type="spellStart"/>
+      <w:r>
+        <w:rPr>
+          <w:rFonts w:ascii="맑은 고딕" w:eastAsia="맑은 고딕" w:hAnsi="맑은 고딕" w:cs="맑은 고딕"/>
+          <w:sz w:val="19"/>
+          <w:szCs w:val="19"/>
+        </w:rPr>
+        <w:t>으로</w:t>
+      </w:r>
+      <w:proofErr w:type="spellEnd"/>
+      <w:r>
+        <w:rPr>
+          <w:rFonts w:ascii="맑은 고딕" w:eastAsia="맑은 고딕" w:hAnsi="맑은 고딕" w:cs="맑은 고딕"/>
+          <w:sz w:val="19"/>
+          <w:szCs w:val="19"/>
+        </w:rPr>
+        <w:t xml:space="preserve"> 후보 집합을 생성하여 추정 오차를 구조적으로 최소화하고, Stage 2는 실체화된 결과 내에서 정밀 필터링을 수행한다.</w:t>
+      </w:r>
+    </w:p>
+    <w:p>
+      <w:pPr>
+        <w:spacing w:after="60"/>
+      </w:pPr>
+    </w:p>
+    <w:p>
+      <w:pPr>
+        <w:spacing w:before="360" w:after="120"/>
+      </w:pPr>
+      <w:r>
+        <w:rPr>
+          <w:rFonts w:ascii="맑은 고딕" w:eastAsia="맑은 고딕" w:hAnsi="맑은 고딕" w:cs="맑은 고딕"/>
+          <w:b/>
+          <w:bCs/>
+          <w:sz w:val="22"/>
+          <w:szCs w:val="22"/>
+        </w:rPr>
+        <w:t>3.    Research Plan</w:t>
+      </w:r>
+    </w:p>
+    <w:p>
+      <w:pPr>
+        <w:spacing w:after="160" w:line="360" w:lineRule="auto"/>
+        <w:jc w:val="both"/>
+      </w:pPr>
+      <w:r>
+        <w:rPr>
+          <w:rFonts w:ascii="맑은 고딕" w:eastAsia="맑은 고딕" w:hAnsi="맑은 고딕" w:cs="맑은 고딕"/>
+          <w:sz w:val="21"/>
+          <w:szCs w:val="21"/>
+        </w:rPr>
+        <w:t>본 연구는 세 개의 연구 질문(RQ)</w:t>
+      </w:r>
+      <w:proofErr w:type="spellStart"/>
+      <w:r>
+        <w:rPr>
+          <w:rFonts w:ascii="맑은 고딕" w:eastAsia="맑은 고딕" w:hAnsi="맑은 고딕" w:cs="맑은 고딕"/>
+          <w:sz w:val="21"/>
+          <w:szCs w:val="21"/>
+        </w:rPr>
+        <w:t>에</w:t>
+      </w:r>
+      <w:proofErr w:type="spellEnd"/>
+      <w:r>
+        <w:rPr>
+          <w:rFonts w:ascii="맑은 고딕" w:eastAsia="맑은 고딕" w:hAnsi="맑은 고딕" w:cs="맑은 고딕"/>
+          <w:sz w:val="21"/>
+          <w:szCs w:val="21"/>
+        </w:rPr>
+        <w:t xml:space="preserve"> 대응하는 3단계 실험으로 구성된다. 실험 데이터셋은 TPC-H SF1에 SIFT1M(128차원, 100만 벡터)을 매핑한 VAQ 벤치마크를 기본으로 사용하며, PostgreSQL 16 + </w:t>
+      </w:r>
+      <w:proofErr w:type="spellStart"/>
+      <w:r>
+        <w:rPr>
+          <w:rFonts w:ascii="맑은 고딕" w:eastAsia="맑은 고딕" w:hAnsi="맑은 고딕" w:cs="맑은 고딕"/>
+          <w:sz w:val="21"/>
+          <w:szCs w:val="21"/>
+        </w:rPr>
+        <w:t>pgvector</w:t>
+      </w:r>
+      <w:proofErr w:type="spellEnd"/>
+      <w:r>
+        <w:rPr>
+          <w:rFonts w:ascii="맑은 고딕" w:eastAsia="맑은 고딕" w:hAnsi="맑은 고딕" w:cs="맑은 고딕"/>
+          <w:sz w:val="21"/>
+          <w:szCs w:val="21"/>
+        </w:rPr>
+        <w:t xml:space="preserve"> 0.7.x 환경에서 수행한다.</w:t>
+      </w:r>
+    </w:p>
+    <w:p>
+      <w:pPr>
+        <w:spacing w:before="160" w:after="40"/>
+        <w:jc w:val="center"/>
+      </w:pPr>
+      <w:r>
+        <w:rPr>
+          <w:noProof/>
+        </w:rPr>
+        <w:drawing>
+          <wp:inline distT="0" distB="0" distL="0" distR="0" wp14:anchorId="75131C8E" wp14:editId="793B59C9">
+            <wp:extent cx="5143500" cy="1905000"/>
+            <wp:effectExtent l="0" t="0" r="0" b="0"/>
+            <wp:docPr id="83748795" name="그림 83748795"/>
+            <wp:cNvGraphicFramePr>
+              <a:graphicFrameLocks xmlns:a="http://schemas.openxmlformats.org/drawingml/2006/main" noChangeAspect="1"/>
+            </wp:cNvGraphicFramePr>
+            <a:graphic xmlns:a="http://schemas.openxmlformats.org/drawingml/2006/main">
+              <a:graphicData uri="http://schemas.openxmlformats.org/drawingml/2006/picture">
+                <pic:pic xmlns:pic="http://schemas.openxmlformats.org/drawingml/2006/picture">
+                  <pic:nvPicPr>
+                    <pic:cNvPr id="0" name=""/>
+                    <pic:cNvPicPr>
+                      <a:picLocks noChangeAspect="1" noChangeArrowheads="1"/>
+                    </pic:cNvPicPr>
+                  </pic:nvPicPr>
+                  <pic:blipFill>
+                    <a:blip r:embed="rId10"/>
+                    <a:srcRect/>
+                    <a:stretch>
+                      <a:fillRect/>
+                    </a:stretch>
+                  </pic:blipFill>
+                  <pic:spPr bwMode="auto">
+                    <a:xfrm>
+                      <a:off x="0" y="0"/>
+                      <a:ext cx="5143500" cy="1905000"/>
+                    </a:xfrm>
+                    <a:prstGeom prst="rect">
+                      <a:avLst/>
+                    </a:prstGeom>
+                  </pic:spPr>
+                </pic:pic>
+              </a:graphicData>
+            </a:graphic>
+          </wp:inline>
+        </w:drawing>
+      </w:r>
+    </w:p>
+    <w:p>
+      <w:pPr>
+        <w:spacing w:before="80" w:after="200"/>
+        <w:jc w:val="center"/>
+      </w:pPr>
+      <w:r>
+        <w:rPr>
+          <w:rFonts w:ascii="맑은 고딕" w:eastAsia="맑은 고딕" w:hAnsi="맑은 고딕" w:cs="맑은 고딕"/>
+          <w:sz w:val="19"/>
+          <w:szCs w:val="19"/>
+        </w:rPr>
+        <w:t xml:space="preserve">Figure 4. 3단계 실험 파이프라인. 1단계(RQ1)의 선택도 sweep 결과가 2단계(RQ2)의 </w:t>
+      </w:r>
+      <w:proofErr w:type="spellStart"/>
+      <w:r>
+        <w:rPr>
+          <w:rFonts w:ascii="맑은 고딕" w:eastAsia="맑은 고딕" w:hAnsi="맑은 고딕" w:cs="맑은 고딕"/>
+          <w:sz w:val="19"/>
+          <w:szCs w:val="19"/>
+        </w:rPr>
+        <w:t>D_loose</w:t>
+      </w:r>
+      <w:proofErr w:type="spellEnd"/>
+      <w:r>
+        <w:rPr>
+          <w:rFonts w:ascii="맑은 고딕" w:eastAsia="맑은 고딕" w:hAnsi="맑은 고딕" w:cs="맑은 고딕"/>
+          <w:sz w:val="19"/>
+          <w:szCs w:val="19"/>
+        </w:rPr>
+        <w:t xml:space="preserve"> 파라미터 결정에 직접 활용되며, 3단계(RQ3)에서 ECQO</w:t>
+      </w:r>
+      <w:proofErr w:type="spellStart"/>
+      <w:r>
+        <w:rPr>
+          <w:rFonts w:ascii="맑은 고딕" w:eastAsia="맑은 고딕" w:hAnsi="맑은 고딕" w:cs="맑은 고딕"/>
+          <w:sz w:val="19"/>
+          <w:szCs w:val="19"/>
+        </w:rPr>
+        <w:t>와의</w:t>
+      </w:r>
+      <w:proofErr w:type="spellEnd"/>
+      <w:r>
+        <w:rPr>
+          <w:rFonts w:ascii="맑은 고딕" w:eastAsia="맑은 고딕" w:hAnsi="맑은 고딕" w:cs="맑은 고딕"/>
+          <w:sz w:val="19"/>
+          <w:szCs w:val="19"/>
+        </w:rPr>
+        <w:t xml:space="preserve"> 상호작용을 최종 판별한다.</w:t>
+      </w:r>
+    </w:p>
+    <w:p>
+      <w:pPr>
         <w:widowControl/>
         <w:wordWrap/>
         <w:autoSpaceDE/>
         <w:autoSpaceDN/>
-      </w:pPr>
-      <w:r>
+        <w:rPr>
+          <w:rFonts w:ascii="맑은 고딕" w:eastAsia="맑은 고딕" w:hAnsi="맑은 고딕" w:cs="맑은 고딕"/>
+          <w:b/>
+          <w:bCs/>
+          <w:sz w:val="21"/>
+          <w:szCs w:val="21"/>
+        </w:rPr>
+      </w:pPr>
+      <w:r>
+        <w:rPr>
+          <w:rFonts w:ascii="맑은 고딕" w:eastAsia="맑은 고딕" w:hAnsi="맑은 고딕" w:cs="맑은 고딕"/>
+          <w:b/>
+          <w:bCs/>
+          <w:sz w:val="21"/>
+          <w:szCs w:val="21"/>
+        </w:rPr>
         <w:br w:type="page"/>
       </w:r>
     </w:p>
     <w:p>
       <w:pPr>
-        <w:spacing w:before="360" w:after="120"/>
-      </w:pPr>
-      <w:r>
+        <w:spacing w:before="180" w:after="60"/>
+      </w:pPr>
+      <w:r>
+        <w:rPr>
+          <w:rFonts w:ascii="맑은 고딕" w:eastAsia="맑은 고딕" w:hAnsi="맑은 고딕" w:cs="맑은 고딕"/>
+          <w:b/>
+          <w:bCs/>
+          <w:sz w:val="21"/>
+          <w:szCs w:val="21"/>
+        </w:rPr>
+        <w:lastRenderedPageBreak/>
+        <w:t xml:space="preserve">RQ1 (1단계 — 병목 프로파일링): VAQ에서 전체 지연 중 </w:t>
+      </w:r>
+      <w:proofErr w:type="spellStart"/>
+      <w:r>
+        <w:rPr>
+          <w:rFonts w:ascii="맑은 고딕" w:eastAsia="맑은 고딕" w:hAnsi="맑은 고딕" w:cs="맑은 고딕"/>
+          <w:b/>
+          <w:bCs/>
+          <w:sz w:val="21"/>
+          <w:szCs w:val="21"/>
+        </w:rPr>
+        <w:t>플래닝</w:t>
+      </w:r>
+      <w:proofErr w:type="spellEnd"/>
+      <w:r>
+        <w:rPr>
+          <w:rFonts w:ascii="맑은 고딕" w:eastAsia="맑은 고딕" w:hAnsi="맑은 고딕" w:cs="맑은 고딕"/>
+          <w:b/>
+          <w:bCs/>
+          <w:sz w:val="21"/>
+          <w:szCs w:val="21"/>
+        </w:rPr>
+        <w:t xml:space="preserve"> 시간과 실행 시간이 각각 어느 정도를 차지하는가?</w:t>
+      </w:r>
+    </w:p>
+    <w:p>
+      <w:pPr>
+        <w:spacing w:after="160" w:line="360" w:lineRule="auto"/>
+        <w:jc w:val="both"/>
+      </w:pPr>
+      <w:r>
+        <w:rPr>
+          <w:rFonts w:ascii="맑은 고딕" w:eastAsia="맑은 고딕" w:hAnsi="맑은 고딕" w:cs="맑은 고딕"/>
+          <w:sz w:val="21"/>
+          <w:szCs w:val="21"/>
+        </w:rPr>
+        <w:t>EXPLAIN (ANALYZE, TIMING, BUFFERS)</w:t>
+      </w:r>
+      <w:proofErr w:type="spellStart"/>
+      <w:r>
+        <w:rPr>
+          <w:rFonts w:ascii="맑은 고딕" w:eastAsia="맑은 고딕" w:hAnsi="맑은 고딕" w:cs="맑은 고딕"/>
+          <w:sz w:val="21"/>
+          <w:szCs w:val="21"/>
+        </w:rPr>
+        <w:t>으로</w:t>
+      </w:r>
+      <w:proofErr w:type="spellEnd"/>
+      <w:r>
+        <w:rPr>
+          <w:rFonts w:ascii="맑은 고딕" w:eastAsia="맑은 고딕" w:hAnsi="맑은 고딕" w:cs="맑은 고딕"/>
+          <w:sz w:val="21"/>
+          <w:szCs w:val="21"/>
+        </w:rPr>
+        <w:t xml:space="preserve"> Planning Time과 Execution Time을 분리 측정한다. 벡터 선택도를 0.01%~90%로 sweep(8개 지점)하며 Q-error와 </w:t>
+      </w:r>
+      <w:proofErr w:type="spellStart"/>
+      <w:r>
+        <w:rPr>
+          <w:rFonts w:ascii="맑은 고딕" w:eastAsia="맑은 고딕" w:hAnsi="맑은 고딕" w:cs="맑은 고딕"/>
+          <w:sz w:val="21"/>
+          <w:szCs w:val="21"/>
+        </w:rPr>
+        <w:t>플래닝</w:t>
+      </w:r>
+      <w:proofErr w:type="spellEnd"/>
+      <w:r>
+        <w:rPr>
+          <w:rFonts w:ascii="맑은 고딕" w:eastAsia="맑은 고딕" w:hAnsi="맑은 고딕" w:cs="맑은 고딕"/>
+          <w:sz w:val="21"/>
+          <w:szCs w:val="21"/>
+        </w:rPr>
+        <w:t>/실행 비율을 기록하고, 필터 복잡도(0~3개+조인)</w:t>
+      </w:r>
+      <w:proofErr w:type="spellStart"/>
+      <w:r>
+        <w:rPr>
+          <w:rFonts w:ascii="맑은 고딕" w:eastAsia="맑은 고딕" w:hAnsi="맑은 고딕" w:cs="맑은 고딕"/>
+          <w:sz w:val="21"/>
+          <w:szCs w:val="21"/>
+        </w:rPr>
+        <w:t>에</w:t>
+      </w:r>
+      <w:proofErr w:type="spellEnd"/>
+      <w:r>
+        <w:rPr>
+          <w:rFonts w:ascii="맑은 고딕" w:eastAsia="맑은 고딕" w:hAnsi="맑은 고딕" w:cs="맑은 고딕"/>
+          <w:sz w:val="21"/>
+          <w:szCs w:val="21"/>
+        </w:rPr>
+        <w:t xml:space="preserve"> 따른 </w:t>
+      </w:r>
+      <w:proofErr w:type="spellStart"/>
+      <w:r>
+        <w:rPr>
+          <w:rFonts w:ascii="맑은 고딕" w:eastAsia="맑은 고딕" w:hAnsi="맑은 고딕" w:cs="맑은 고딕"/>
+          <w:sz w:val="21"/>
+          <w:szCs w:val="21"/>
+        </w:rPr>
+        <w:t>플래닝</w:t>
+      </w:r>
+      <w:proofErr w:type="spellEnd"/>
+      <w:r>
+        <w:rPr>
+          <w:rFonts w:ascii="맑은 고딕" w:eastAsia="맑은 고딕" w:hAnsi="맑은 고딕" w:cs="맑은 고딕"/>
+          <w:sz w:val="21"/>
+          <w:szCs w:val="21"/>
+        </w:rPr>
+        <w:t xml:space="preserve"> 시간 증가율을 측정한다. 이 sweep 결과는 동시에 2단계에서 </w:t>
+      </w:r>
+      <w:proofErr w:type="spellStart"/>
+      <w:r>
+        <w:rPr>
+          <w:rFonts w:ascii="맑은 고딕" w:eastAsia="맑은 고딕" w:hAnsi="맑은 고딕" w:cs="맑은 고딕"/>
+          <w:sz w:val="21"/>
+          <w:szCs w:val="21"/>
+        </w:rPr>
+        <w:t>D_loose</w:t>
+      </w:r>
+      <w:proofErr w:type="spellEnd"/>
+      <w:r>
+        <w:rPr>
+          <w:rFonts w:ascii="맑은 고딕" w:eastAsia="맑은 고딕" w:hAnsi="맑은 고딕" w:cs="맑은 고딕"/>
+          <w:sz w:val="21"/>
+          <w:szCs w:val="21"/>
+        </w:rPr>
+        <w:t xml:space="preserve"> 설정의 근거 데이터로 활용된다.</w:t>
+      </w:r>
+    </w:p>
+    <w:p>
+      <w:pPr>
+        <w:spacing w:before="180" w:after="60"/>
+      </w:pPr>
+      <w:r>
+        <w:rPr>
+          <w:rFonts w:ascii="맑은 고딕" w:eastAsia="맑은 고딕" w:hAnsi="맑은 고딕" w:cs="맑은 고딕"/>
+          <w:b/>
+          <w:bCs/>
+          <w:sz w:val="21"/>
+          <w:szCs w:val="21"/>
+        </w:rPr>
+        <w:t>RQ2 (2단계 — Cascaded Decomposition): 벡터 유사도 조건을 두 단계로 분해하면 end-to-end latency가 개선되는가?</w:t>
+      </w:r>
+    </w:p>
+    <w:p>
+      <w:pPr>
+        <w:spacing w:after="160" w:line="360" w:lineRule="auto"/>
+        <w:jc w:val="both"/>
+      </w:pPr>
+      <w:r>
+        <w:rPr>
+          <w:rFonts w:ascii="맑은 고딕" w:eastAsia="맑은 고딕" w:hAnsi="맑은 고딕" w:cs="맑은 고딕"/>
+          <w:sz w:val="21"/>
+          <w:szCs w:val="21"/>
+        </w:rPr>
+        <w:t xml:space="preserve">PostgreSQL 12+에서 </w:t>
+      </w:r>
+      <w:proofErr w:type="spellStart"/>
+      <w:r>
+        <w:rPr>
+          <w:rFonts w:ascii="맑은 고딕" w:eastAsia="맑은 고딕" w:hAnsi="맑은 고딕" w:cs="맑은 고딕"/>
+          <w:sz w:val="21"/>
+          <w:szCs w:val="21"/>
+        </w:rPr>
+        <w:t>비재귀</w:t>
+      </w:r>
+      <w:proofErr w:type="spellEnd"/>
+      <w:r>
+        <w:rPr>
+          <w:rFonts w:ascii="맑은 고딕" w:eastAsia="맑은 고딕" w:hAnsi="맑은 고딕" w:cs="맑은 고딕"/>
+          <w:sz w:val="21"/>
+          <w:szCs w:val="21"/>
+        </w:rPr>
+        <w:t xml:space="preserve"> CTE는 기본적으로 자동 </w:t>
+      </w:r>
+      <w:proofErr w:type="spellStart"/>
+      <w:r>
+        <w:rPr>
+          <w:rFonts w:ascii="맑은 고딕" w:eastAsia="맑은 고딕" w:hAnsi="맑은 고딕" w:cs="맑은 고딕"/>
+          <w:sz w:val="21"/>
+          <w:szCs w:val="21"/>
+        </w:rPr>
+        <w:t>인라인되므로</w:t>
+      </w:r>
+      <w:proofErr w:type="spellEnd"/>
+      <w:r>
+        <w:rPr>
+          <w:rFonts w:ascii="맑은 고딕" w:eastAsia="맑은 고딕" w:hAnsi="맑은 고딕" w:cs="맑은 고딕"/>
+          <w:sz w:val="21"/>
+          <w:szCs w:val="21"/>
+        </w:rPr>
+        <w:t xml:space="preserve">(optimization fence 없음), </w:t>
+      </w:r>
+      <w:r>
+        <w:rPr>
+          <w:rFonts w:ascii="맑은 고딕" w:eastAsia="맑은 고딕" w:hAnsi="맑은 고딕" w:cs="맑은 고딕"/>
+          <w:b/>
+          <w:bCs/>
+          <w:sz w:val="21"/>
+          <w:szCs w:val="21"/>
+        </w:rPr>
+        <w:t>MATERIALIZED</w:t>
+      </w:r>
+      <w:r>
+        <w:rPr>
+          <w:rFonts w:ascii="맑은 고딕" w:eastAsia="맑은 고딕" w:hAnsi="맑은 고딕" w:cs="맑은 고딕"/>
+          <w:sz w:val="21"/>
+          <w:szCs w:val="21"/>
+        </w:rPr>
+        <w:t xml:space="preserve"> 키워드를 명시하여 중간 결과의 실체화를 강제한다. 이 실체화 오버헤드가 성능 이득을 상쇄하지 않는지가 핵심 검증 대상이다.</w:t>
+      </w:r>
+    </w:p>
+    <w:p>
+      <w:pPr>
+        <w:spacing w:after="160" w:line="360" w:lineRule="auto"/>
+        <w:jc w:val="both"/>
+      </w:pPr>
+      <w:r>
+        <w:rPr>
+          <w:rFonts w:ascii="맑은 고딕" w:eastAsia="맑은 고딕" w:hAnsi="맑은 고딕" w:cs="맑은 고딕"/>
+          <w:sz w:val="21"/>
+          <w:szCs w:val="21"/>
+        </w:rPr>
+        <w:t xml:space="preserve">조합 폭발을 방지하기 위해 Phase 2a → 2b의 2단계로 진행한다. Phase 2a(12~16개 조합)에서는 분해 </w:t>
+      </w:r>
+      <w:proofErr w:type="spellStart"/>
+      <w:r>
+        <w:rPr>
+          <w:rFonts w:ascii="맑은 고딕" w:eastAsia="맑은 고딕" w:hAnsi="맑은 고딕" w:cs="맑은 고딕"/>
+          <w:sz w:val="21"/>
+          <w:szCs w:val="21"/>
+        </w:rPr>
+        <w:t>임계값</w:t>
+      </w:r>
+      <w:proofErr w:type="spellEnd"/>
+      <w:r>
+        <w:rPr>
+          <w:rFonts w:ascii="맑은 고딕" w:eastAsia="맑은 고딕" w:hAnsi="맑은 고딕" w:cs="맑은 고딕"/>
+          <w:sz w:val="21"/>
+          <w:szCs w:val="21"/>
+        </w:rPr>
+        <w:t xml:space="preserve"> 4종 × 비교 전략 4종(Baseline / ECQO only / Cascade only / </w:t>
+      </w:r>
+      <w:proofErr w:type="spellStart"/>
+      <w:r>
+        <w:rPr>
+          <w:rFonts w:ascii="맑은 고딕" w:eastAsia="맑은 고딕" w:hAnsi="맑은 고딕" w:cs="맑은 고딕"/>
+          <w:sz w:val="21"/>
+          <w:szCs w:val="21"/>
+        </w:rPr>
+        <w:t>ECQO+Cascade</w:t>
+      </w:r>
+      <w:proofErr w:type="spellEnd"/>
+      <w:r>
+        <w:rPr>
+          <w:rFonts w:ascii="맑은 고딕" w:eastAsia="맑은 고딕" w:hAnsi="맑은 고딕" w:cs="맑은 고딕"/>
+          <w:sz w:val="21"/>
+          <w:szCs w:val="21"/>
+        </w:rPr>
+        <w:t xml:space="preserve">)을 실험하고, Phase 2b(24~36개 조합)에서는 </w:t>
+      </w:r>
+      <w:proofErr w:type="spellStart"/>
+      <w:r>
+        <w:rPr>
+          <w:rFonts w:ascii="맑은 고딕" w:eastAsia="맑은 고딕" w:hAnsi="맑은 고딕" w:cs="맑은 고딕"/>
+          <w:sz w:val="21"/>
+          <w:szCs w:val="21"/>
+        </w:rPr>
+        <w:t>유의미</w:t>
+      </w:r>
+      <w:proofErr w:type="spellEnd"/>
+      <w:r>
+        <w:rPr>
+          <w:rFonts w:ascii="맑은 고딕" w:eastAsia="맑은 고딕" w:hAnsi="맑은 고딕" w:cs="맑은 고딕"/>
+          <w:sz w:val="21"/>
+          <w:szCs w:val="21"/>
+        </w:rPr>
+        <w:t xml:space="preserve"> 조합에 대해 필터 4단계 × </w:t>
+      </w:r>
+      <w:proofErr w:type="spellStart"/>
+      <w:r>
+        <w:rPr>
+          <w:rFonts w:ascii="맑은 고딕" w:eastAsia="맑은 고딕" w:hAnsi="맑은 고딕" w:cs="맑은 고딕"/>
+          <w:sz w:val="21"/>
+          <w:szCs w:val="21"/>
+        </w:rPr>
+        <w:t>캐싱</w:t>
+      </w:r>
+      <w:proofErr w:type="spellEnd"/>
+      <w:r>
+        <w:rPr>
+          <w:rFonts w:ascii="맑은 고딕" w:eastAsia="맑은 고딕" w:hAnsi="맑은 고딕" w:cs="맑은 고딕"/>
+          <w:sz w:val="21"/>
+          <w:szCs w:val="21"/>
+        </w:rPr>
+        <w:t xml:space="preserve"> 전략 3종(CTE / Materialized CTE / Temp </w:t>
+      </w:r>
+      <w:proofErr w:type="spellStart"/>
+      <w:r>
+        <w:rPr>
+          <w:rFonts w:ascii="맑은 고딕" w:eastAsia="맑은 고딕" w:hAnsi="맑은 고딕" w:cs="맑은 고딕"/>
+          <w:sz w:val="21"/>
+          <w:szCs w:val="21"/>
+        </w:rPr>
+        <w:t>Table+Index</w:t>
+      </w:r>
+      <w:proofErr w:type="spellEnd"/>
+      <w:r>
+        <w:rPr>
+          <w:rFonts w:ascii="맑은 고딕" w:eastAsia="맑은 고딕" w:hAnsi="맑은 고딕" w:cs="맑은 고딕"/>
+          <w:sz w:val="21"/>
+          <w:szCs w:val="21"/>
+        </w:rPr>
+        <w:t>)</w:t>
+      </w:r>
+      <w:proofErr w:type="spellStart"/>
+      <w:r>
+        <w:rPr>
+          <w:rFonts w:ascii="맑은 고딕" w:eastAsia="맑은 고딕" w:hAnsi="맑은 고딕" w:cs="맑은 고딕"/>
+          <w:sz w:val="21"/>
+          <w:szCs w:val="21"/>
+        </w:rPr>
+        <w:t>으로</w:t>
+      </w:r>
+      <w:proofErr w:type="spellEnd"/>
+      <w:r>
+        <w:rPr>
+          <w:rFonts w:ascii="맑은 고딕" w:eastAsia="맑은 고딕" w:hAnsi="맑은 고딕" w:cs="맑은 고딕"/>
+          <w:sz w:val="21"/>
+          <w:szCs w:val="21"/>
+        </w:rPr>
+        <w:t xml:space="preserve"> 확장한다. 각 조합은 5회 실행, 워밍업 1회 제외 후 </w:t>
+      </w:r>
+      <w:proofErr w:type="spellStart"/>
+      <w:r>
+        <w:rPr>
+          <w:rFonts w:ascii="맑은 고딕" w:eastAsia="맑은 고딕" w:hAnsi="맑은 고딕" w:cs="맑은 고딕"/>
+          <w:sz w:val="21"/>
+          <w:szCs w:val="21"/>
+        </w:rPr>
+        <w:t>아웃라이어</w:t>
+      </w:r>
+      <w:proofErr w:type="spellEnd"/>
+      <w:r>
+        <w:rPr>
+          <w:rFonts w:ascii="맑은 고딕" w:eastAsia="맑은 고딕" w:hAnsi="맑은 고딕" w:cs="맑은 고딕"/>
+          <w:sz w:val="21"/>
+          <w:szCs w:val="21"/>
+        </w:rPr>
+        <w:t xml:space="preserve"> 제거 3회 평균.</w:t>
+      </w:r>
+    </w:p>
+    <w:p>
+      <w:pPr>
+        <w:spacing w:before="180" w:after="60"/>
+      </w:pPr>
+      <w:r>
+        <w:rPr>
+          <w:rFonts w:ascii="맑은 고딕" w:eastAsia="맑은 고딕" w:hAnsi="맑은 고딕" w:cs="맑은 고딕"/>
+          <w:b/>
+          <w:bCs/>
+          <w:sz w:val="21"/>
+          <w:szCs w:val="21"/>
+        </w:rPr>
+        <w:t xml:space="preserve">RQ3 (3단계 — ECQO 상호작용): Cascade와 </w:t>
+      </w:r>
+      <w:proofErr w:type="spellStart"/>
+      <w:r>
+        <w:rPr>
+          <w:rFonts w:ascii="맑은 고딕" w:eastAsia="맑은 고딕" w:hAnsi="맑은 고딕" w:cs="맑은 고딕"/>
+          <w:b/>
+          <w:bCs/>
+          <w:sz w:val="21"/>
+          <w:szCs w:val="21"/>
+        </w:rPr>
+        <w:t>Exqutor</w:t>
+      </w:r>
+      <w:proofErr w:type="spellEnd"/>
+      <w:r>
+        <w:rPr>
+          <w:rFonts w:ascii="맑은 고딕" w:eastAsia="맑은 고딕" w:hAnsi="맑은 고딕" w:cs="맑은 고딕"/>
+          <w:b/>
+          <w:bCs/>
+          <w:sz w:val="21"/>
+          <w:szCs w:val="21"/>
+        </w:rPr>
+        <w:t xml:space="preserve"> ECQO는 보완적인가, 대체적인가?</w:t>
+      </w:r>
+    </w:p>
+    <w:p>
+      <w:pPr>
+        <w:spacing w:after="160" w:line="360" w:lineRule="auto"/>
+        <w:jc w:val="both"/>
+        <w:rPr>
+          <w:rFonts w:hint="eastAsia"/>
+        </w:rPr>
+      </w:pPr>
+      <w:r>
+        <w:rPr>
+          <w:rFonts w:ascii="맑은 고딕" w:eastAsia="맑은 고딕" w:hAnsi="맑은 고딕" w:cs="맑은 고딕"/>
+          <w:sz w:val="21"/>
+          <w:szCs w:val="21"/>
+        </w:rPr>
+        <w:t xml:space="preserve">네 전략(Baseline / ECQO only / Cascade only / </w:t>
+      </w:r>
+      <w:proofErr w:type="spellStart"/>
+      <w:r>
+        <w:rPr>
+          <w:rFonts w:ascii="맑은 고딕" w:eastAsia="맑은 고딕" w:hAnsi="맑은 고딕" w:cs="맑은 고딕"/>
+          <w:sz w:val="21"/>
+          <w:szCs w:val="21"/>
+        </w:rPr>
+        <w:t>ECQO+Cascade</w:t>
+      </w:r>
+      <w:proofErr w:type="spellEnd"/>
+      <w:r>
+        <w:rPr>
+          <w:rFonts w:ascii="맑은 고딕" w:eastAsia="맑은 고딕" w:hAnsi="맑은 고딕" w:cs="맑은 고딕"/>
+          <w:sz w:val="21"/>
+          <w:szCs w:val="21"/>
+        </w:rPr>
+        <w:t xml:space="preserve">)을 end-to-end latency 기준으로 비교하여 보완/대체 관계를 판별한다. ECQO는 "정확한 </w:t>
+      </w:r>
+      <w:proofErr w:type="spellStart"/>
+      <w:r>
+        <w:rPr>
+          <w:rFonts w:ascii="맑은 고딕" w:eastAsia="맑은 고딕" w:hAnsi="맑은 고딕" w:cs="맑은 고딕"/>
+          <w:sz w:val="21"/>
+          <w:szCs w:val="21"/>
+        </w:rPr>
+        <w:t>카디널리티를</w:t>
+      </w:r>
+      <w:proofErr w:type="spellEnd"/>
+      <w:r>
+        <w:rPr>
+          <w:rFonts w:ascii="맑은 고딕" w:eastAsia="맑은 고딕" w:hAnsi="맑은 고딕" w:cs="맑은 고딕"/>
+          <w:sz w:val="21"/>
+          <w:szCs w:val="21"/>
+        </w:rPr>
+        <w:t xml:space="preserve"> 줘서 올바른 계획을 선택하게 하는" 접근이고, Cascade는 "</w:t>
+      </w:r>
+      <w:proofErr w:type="spellStart"/>
+      <w:r>
+        <w:rPr>
+          <w:rFonts w:ascii="맑은 고딕" w:eastAsia="맑은 고딕" w:hAnsi="맑은 고딕" w:cs="맑은 고딕"/>
+          <w:sz w:val="21"/>
+          <w:szCs w:val="21"/>
+        </w:rPr>
+        <w:t>카디널리티를</w:t>
+      </w:r>
+      <w:proofErr w:type="spellEnd"/>
+      <w:r>
+        <w:rPr>
+          <w:rFonts w:ascii="맑은 고딕" w:eastAsia="맑은 고딕" w:hAnsi="맑은 고딕" w:cs="맑은 고딕"/>
+          <w:sz w:val="21"/>
+          <w:szCs w:val="21"/>
+        </w:rPr>
+        <w:t xml:space="preserve"> 몰라도 영향이 작은 구조를 만드는" 접근이다. 여력에 따라 top-k 전환(ORDER BY </w:t>
+      </w:r>
+      <w:proofErr w:type="spellStart"/>
+      <w:r>
+        <w:rPr>
+          <w:rFonts w:ascii="맑은 고딕" w:eastAsia="맑은 고딕" w:hAnsi="맑은 고딕" w:cs="맑은 고딕"/>
+          <w:sz w:val="21"/>
+          <w:szCs w:val="21"/>
+        </w:rPr>
+        <w:t>dist</w:t>
+      </w:r>
+      <w:proofErr w:type="spellEnd"/>
+      <w:r>
+        <w:rPr>
+          <w:rFonts w:ascii="맑은 고딕" w:eastAsia="맑은 고딕" w:hAnsi="맑은 고딕" w:cs="맑은 고딕"/>
+          <w:sz w:val="21"/>
+          <w:szCs w:val="21"/>
+        </w:rPr>
+        <w:t xml:space="preserve"> LIMIT k)과 </w:t>
+      </w:r>
+      <w:proofErr w:type="spellStart"/>
+      <w:r>
+        <w:rPr>
+          <w:rFonts w:ascii="맑은 고딕" w:eastAsia="맑은 고딕" w:hAnsi="맑은 고딕" w:cs="맑은 고딕"/>
+          <w:sz w:val="21"/>
+          <w:szCs w:val="21"/>
+        </w:rPr>
+        <w:t>pgvector</w:t>
+      </w:r>
+      <w:proofErr w:type="spellEnd"/>
+      <w:r>
+        <w:rPr>
+          <w:rFonts w:ascii="맑은 고딕" w:eastAsia="맑은 고딕" w:hAnsi="맑은 고딕" w:cs="맑은 고딕"/>
+          <w:sz w:val="21"/>
+          <w:szCs w:val="21"/>
+        </w:rPr>
+        <w:t xml:space="preserve"> 0.8.0 비교 실험을 추가 수행한다.</w:t>
+      </w:r>
+    </w:p>
+    <w:p>
+      <w:pPr>
+        <w:widowControl/>
+        <w:wordWrap/>
+        <w:autoSpaceDE/>
+        <w:autoSpaceDN/>
         <w:rPr>
           <w:rFonts w:ascii="맑은 고딕" w:eastAsia="맑은 고딕" w:hAnsi="맑은 고딕" w:cs="맑은 고딕"/>
           <w:b/>
@@ -1943,579 +3057,6 @@
           <w:sz w:val="22"/>
           <w:szCs w:val="22"/>
         </w:rPr>
-        <w:lastRenderedPageBreak/>
-        <w:t>3.    Research Plan</w:t>
-      </w:r>
-    </w:p>
-    <w:p>
-      <w:pPr>
-        <w:spacing w:after="160" w:line="360" w:lineRule="auto"/>
-        <w:jc w:val="both"/>
-      </w:pPr>
-      <w:r>
-        <w:rPr>
-          <w:rFonts w:ascii="맑은 고딕" w:eastAsia="맑은 고딕" w:hAnsi="맑은 고딕" w:cs="맑은 고딕"/>
-          <w:sz w:val="21"/>
-          <w:szCs w:val="21"/>
-        </w:rPr>
-        <w:t>본 연구는 세 개의 연구 질문(RQ)</w:t>
-      </w:r>
-      <w:proofErr w:type="spellStart"/>
-      <w:r>
-        <w:rPr>
-          <w:rFonts w:ascii="맑은 고딕" w:eastAsia="맑은 고딕" w:hAnsi="맑은 고딕" w:cs="맑은 고딕"/>
-          <w:sz w:val="21"/>
-          <w:szCs w:val="21"/>
-        </w:rPr>
-        <w:t>에</w:t>
-      </w:r>
-      <w:proofErr w:type="spellEnd"/>
-      <w:r>
-        <w:rPr>
-          <w:rFonts w:ascii="맑은 고딕" w:eastAsia="맑은 고딕" w:hAnsi="맑은 고딕" w:cs="맑은 고딕"/>
-          <w:sz w:val="21"/>
-          <w:szCs w:val="21"/>
-        </w:rPr>
-        <w:t xml:space="preserve"> 대응하는 3단계 실험으로 구성된다. 실험 데이터셋은 TPC-H SF1에 SIFT1M(128차원, 100만 벡터)을 매핑한 VAQ 벤치마크를 기본으로 사용하며, PostgreSQL 16 + </w:t>
-      </w:r>
-      <w:proofErr w:type="spellStart"/>
-      <w:r>
-        <w:rPr>
-          <w:rFonts w:ascii="맑은 고딕" w:eastAsia="맑은 고딕" w:hAnsi="맑은 고딕" w:cs="맑은 고딕"/>
-          <w:sz w:val="21"/>
-          <w:szCs w:val="21"/>
-        </w:rPr>
-        <w:t>pgvector</w:t>
-      </w:r>
-      <w:proofErr w:type="spellEnd"/>
-      <w:r>
-        <w:rPr>
-          <w:rFonts w:ascii="맑은 고딕" w:eastAsia="맑은 고딕" w:hAnsi="맑은 고딕" w:cs="맑은 고딕"/>
-          <w:sz w:val="21"/>
-          <w:szCs w:val="21"/>
-        </w:rPr>
-        <w:t xml:space="preserve"> 0.7.x 환경에서 수행한다.</w:t>
-      </w:r>
-    </w:p>
-    <w:p>
-      <w:pPr>
-        <w:spacing w:before="180" w:after="60"/>
-      </w:pPr>
-      <w:r>
-        <w:rPr>
-          <w:rFonts w:ascii="맑은 고딕" w:eastAsia="맑은 고딕" w:hAnsi="맑은 고딕" w:cs="맑은 고딕"/>
-          <w:b/>
-          <w:bCs/>
-          <w:sz w:val="21"/>
-          <w:szCs w:val="21"/>
-        </w:rPr>
-        <w:t xml:space="preserve">RQ1 (1단계 — 병목 프로파일링): VAQ에서 전체 지연 중 </w:t>
-      </w:r>
-      <w:proofErr w:type="spellStart"/>
-      <w:r>
-        <w:rPr>
-          <w:rFonts w:ascii="맑은 고딕" w:eastAsia="맑은 고딕" w:hAnsi="맑은 고딕" w:cs="맑은 고딕"/>
-          <w:b/>
-          <w:bCs/>
-          <w:sz w:val="21"/>
-          <w:szCs w:val="21"/>
-        </w:rPr>
-        <w:t>플래닝</w:t>
-      </w:r>
-      <w:proofErr w:type="spellEnd"/>
-      <w:r>
-        <w:rPr>
-          <w:rFonts w:ascii="맑은 고딕" w:eastAsia="맑은 고딕" w:hAnsi="맑은 고딕" w:cs="맑은 고딕"/>
-          <w:b/>
-          <w:bCs/>
-          <w:sz w:val="21"/>
-          <w:szCs w:val="21"/>
-        </w:rPr>
-        <w:t xml:space="preserve"> 시간과 실행 시간이 각각 어느 정도를 차지하는가?</w:t>
-      </w:r>
-    </w:p>
-    <w:p>
-      <w:pPr>
-        <w:spacing w:after="160" w:line="360" w:lineRule="auto"/>
-        <w:jc w:val="both"/>
-      </w:pPr>
-      <w:r>
-        <w:rPr>
-          <w:rFonts w:ascii="맑은 고딕" w:eastAsia="맑은 고딕" w:hAnsi="맑은 고딕" w:cs="맑은 고딕"/>
-          <w:sz w:val="21"/>
-          <w:szCs w:val="21"/>
-        </w:rPr>
-        <w:t>EXPLAIN (ANALYZE, TIMING, BUFFERS)</w:t>
-      </w:r>
-      <w:proofErr w:type="spellStart"/>
-      <w:r>
-        <w:rPr>
-          <w:rFonts w:ascii="맑은 고딕" w:eastAsia="맑은 고딕" w:hAnsi="맑은 고딕" w:cs="맑은 고딕"/>
-          <w:sz w:val="21"/>
-          <w:szCs w:val="21"/>
-        </w:rPr>
-        <w:t>으로</w:t>
-      </w:r>
-      <w:proofErr w:type="spellEnd"/>
-      <w:r>
-        <w:rPr>
-          <w:rFonts w:ascii="맑은 고딕" w:eastAsia="맑은 고딕" w:hAnsi="맑은 고딕" w:cs="맑은 고딕"/>
-          <w:sz w:val="21"/>
-          <w:szCs w:val="21"/>
-        </w:rPr>
-        <w:t xml:space="preserve"> Planning Time과 Execution Time을 분리 측정한다. 벡터 선택도를 0.01%~90%로 sweep(8개 지점)하며 Q-error와 </w:t>
-      </w:r>
-      <w:proofErr w:type="spellStart"/>
-      <w:r>
-        <w:rPr>
-          <w:rFonts w:ascii="맑은 고딕" w:eastAsia="맑은 고딕" w:hAnsi="맑은 고딕" w:cs="맑은 고딕"/>
-          <w:sz w:val="21"/>
-          <w:szCs w:val="21"/>
-        </w:rPr>
-        <w:t>플래닝</w:t>
-      </w:r>
-      <w:proofErr w:type="spellEnd"/>
-      <w:r>
-        <w:rPr>
-          <w:rFonts w:ascii="맑은 고딕" w:eastAsia="맑은 고딕" w:hAnsi="맑은 고딕" w:cs="맑은 고딕"/>
-          <w:sz w:val="21"/>
-          <w:szCs w:val="21"/>
-        </w:rPr>
-        <w:t>/실행 비율을 기록하고, 필터 복잡도(0~3개+조인)</w:t>
-      </w:r>
-      <w:proofErr w:type="spellStart"/>
-      <w:r>
-        <w:rPr>
-          <w:rFonts w:ascii="맑은 고딕" w:eastAsia="맑은 고딕" w:hAnsi="맑은 고딕" w:cs="맑은 고딕"/>
-          <w:sz w:val="21"/>
-          <w:szCs w:val="21"/>
-        </w:rPr>
-        <w:t>에</w:t>
-      </w:r>
-      <w:proofErr w:type="spellEnd"/>
-      <w:r>
-        <w:rPr>
-          <w:rFonts w:ascii="맑은 고딕" w:eastAsia="맑은 고딕" w:hAnsi="맑은 고딕" w:cs="맑은 고딕"/>
-          <w:sz w:val="21"/>
-          <w:szCs w:val="21"/>
-        </w:rPr>
-        <w:t xml:space="preserve"> 따른 </w:t>
-      </w:r>
-      <w:proofErr w:type="spellStart"/>
-      <w:r>
-        <w:rPr>
-          <w:rFonts w:ascii="맑은 고딕" w:eastAsia="맑은 고딕" w:hAnsi="맑은 고딕" w:cs="맑은 고딕"/>
-          <w:sz w:val="21"/>
-          <w:szCs w:val="21"/>
-        </w:rPr>
-        <w:t>플래닝</w:t>
-      </w:r>
-      <w:proofErr w:type="spellEnd"/>
-      <w:r>
-        <w:rPr>
-          <w:rFonts w:ascii="맑은 고딕" w:eastAsia="맑은 고딕" w:hAnsi="맑은 고딕" w:cs="맑은 고딕"/>
-          <w:sz w:val="21"/>
-          <w:szCs w:val="21"/>
-        </w:rPr>
-        <w:t xml:space="preserve"> 시간 증가율을 측정한다. 이 sweep 결과는 동시에 2단계에서 </w:t>
-      </w:r>
-      <w:proofErr w:type="spellStart"/>
-      <w:r>
-        <w:rPr>
-          <w:rFonts w:ascii="맑은 고딕" w:eastAsia="맑은 고딕" w:hAnsi="맑은 고딕" w:cs="맑은 고딕"/>
-          <w:sz w:val="21"/>
-          <w:szCs w:val="21"/>
-        </w:rPr>
-        <w:t>D_loose</w:t>
-      </w:r>
-      <w:proofErr w:type="spellEnd"/>
-      <w:r>
-        <w:rPr>
-          <w:rFonts w:ascii="맑은 고딕" w:eastAsia="맑은 고딕" w:hAnsi="맑은 고딕" w:cs="맑은 고딕"/>
-          <w:sz w:val="21"/>
-          <w:szCs w:val="21"/>
-        </w:rPr>
-        <w:t xml:space="preserve"> 설정의 근거 데이터로 활용된다.</w:t>
-      </w:r>
-    </w:p>
-    <w:p>
-      <w:pPr>
-        <w:spacing w:before="180" w:after="60"/>
-      </w:pPr>
-      <w:r>
-        <w:rPr>
-          <w:rFonts w:ascii="맑은 고딕" w:eastAsia="맑은 고딕" w:hAnsi="맑은 고딕" w:cs="맑은 고딕"/>
-          <w:b/>
-          <w:bCs/>
-          <w:sz w:val="21"/>
-          <w:szCs w:val="21"/>
-        </w:rPr>
-        <w:t>RQ2 (2단계 — Cascaded Decomposition): 벡터 유사도 조건을 두 단계로 분해하면 end-to-end latency가 개선되는가?</w:t>
-      </w:r>
-    </w:p>
-    <w:p>
-      <w:pPr>
-        <w:spacing w:after="160" w:line="360" w:lineRule="auto"/>
-        <w:jc w:val="both"/>
-      </w:pPr>
-      <w:r>
-        <w:rPr>
-          <w:rFonts w:ascii="맑은 고딕" w:eastAsia="맑은 고딕" w:hAnsi="맑은 고딕" w:cs="맑은 고딕"/>
-          <w:sz w:val="21"/>
-          <w:szCs w:val="21"/>
-        </w:rPr>
-        <w:t xml:space="preserve">PostgreSQL 12+에서 </w:t>
-      </w:r>
-      <w:proofErr w:type="spellStart"/>
-      <w:r>
-        <w:rPr>
-          <w:rFonts w:ascii="맑은 고딕" w:eastAsia="맑은 고딕" w:hAnsi="맑은 고딕" w:cs="맑은 고딕"/>
-          <w:sz w:val="21"/>
-          <w:szCs w:val="21"/>
-        </w:rPr>
-        <w:t>비재귀</w:t>
-      </w:r>
-      <w:proofErr w:type="spellEnd"/>
-      <w:r>
-        <w:rPr>
-          <w:rFonts w:ascii="맑은 고딕" w:eastAsia="맑은 고딕" w:hAnsi="맑은 고딕" w:cs="맑은 고딕"/>
-          <w:sz w:val="21"/>
-          <w:szCs w:val="21"/>
-        </w:rPr>
-        <w:t xml:space="preserve"> CTE는 기본적으로 자동 </w:t>
-      </w:r>
-      <w:proofErr w:type="spellStart"/>
-      <w:r>
-        <w:rPr>
-          <w:rFonts w:ascii="맑은 고딕" w:eastAsia="맑은 고딕" w:hAnsi="맑은 고딕" w:cs="맑은 고딕"/>
-          <w:sz w:val="21"/>
-          <w:szCs w:val="21"/>
-        </w:rPr>
-        <w:t>인라인되므로</w:t>
-      </w:r>
-      <w:proofErr w:type="spellEnd"/>
-      <w:r>
-        <w:rPr>
-          <w:rFonts w:ascii="맑은 고딕" w:eastAsia="맑은 고딕" w:hAnsi="맑은 고딕" w:cs="맑은 고딕"/>
-          <w:sz w:val="21"/>
-          <w:szCs w:val="21"/>
-        </w:rPr>
-        <w:t xml:space="preserve">(optimization fence 없음), </w:t>
-      </w:r>
-      <w:r>
-        <w:rPr>
-          <w:rFonts w:ascii="맑은 고딕" w:eastAsia="맑은 고딕" w:hAnsi="맑은 고딕" w:cs="맑은 고딕"/>
-          <w:b/>
-          <w:bCs/>
-          <w:sz w:val="21"/>
-          <w:szCs w:val="21"/>
-        </w:rPr>
-        <w:t>MATERIALIZED</w:t>
-      </w:r>
-      <w:r>
-        <w:rPr>
-          <w:rFonts w:ascii="맑은 고딕" w:eastAsia="맑은 고딕" w:hAnsi="맑은 고딕" w:cs="맑은 고딕"/>
-          <w:sz w:val="21"/>
-          <w:szCs w:val="21"/>
-        </w:rPr>
-        <w:t xml:space="preserve"> 키워드를 명시하여 중간 결과의 실체화를 강제한다. 이 실체화 오버헤드가 성능 이득을 상쇄하지 않는지가 핵심 검증 대상이다.</w:t>
-      </w:r>
-    </w:p>
-    <w:p>
-      <w:pPr>
-        <w:spacing w:after="160" w:line="360" w:lineRule="auto"/>
-        <w:jc w:val="both"/>
-      </w:pPr>
-      <w:r>
-        <w:rPr>
-          <w:rFonts w:ascii="맑은 고딕" w:eastAsia="맑은 고딕" w:hAnsi="맑은 고딕" w:cs="맑은 고딕"/>
-          <w:sz w:val="21"/>
-          <w:szCs w:val="21"/>
-        </w:rPr>
-        <w:t xml:space="preserve">조합 폭발을 방지하기 위해 Phase 2a → 2b의 2단계로 진행한다. Phase 2a(12~16개 조합)에서는 분해 </w:t>
-      </w:r>
-      <w:proofErr w:type="spellStart"/>
-      <w:r>
-        <w:rPr>
-          <w:rFonts w:ascii="맑은 고딕" w:eastAsia="맑은 고딕" w:hAnsi="맑은 고딕" w:cs="맑은 고딕"/>
-          <w:sz w:val="21"/>
-          <w:szCs w:val="21"/>
-        </w:rPr>
-        <w:t>임계값</w:t>
-      </w:r>
-      <w:proofErr w:type="spellEnd"/>
-      <w:r>
-        <w:rPr>
-          <w:rFonts w:ascii="맑은 고딕" w:eastAsia="맑은 고딕" w:hAnsi="맑은 고딕" w:cs="맑은 고딕"/>
-          <w:sz w:val="21"/>
-          <w:szCs w:val="21"/>
-        </w:rPr>
-        <w:t xml:space="preserve"> 4종 × 비교 전략 4종(Baseline / ECQO only / Cascade only / </w:t>
-      </w:r>
-      <w:proofErr w:type="spellStart"/>
-      <w:r>
-        <w:rPr>
-          <w:rFonts w:ascii="맑은 고딕" w:eastAsia="맑은 고딕" w:hAnsi="맑은 고딕" w:cs="맑은 고딕"/>
-          <w:sz w:val="21"/>
-          <w:szCs w:val="21"/>
-        </w:rPr>
-        <w:t>ECQO+Cascade</w:t>
-      </w:r>
-      <w:proofErr w:type="spellEnd"/>
-      <w:r>
-        <w:rPr>
-          <w:rFonts w:ascii="맑은 고딕" w:eastAsia="맑은 고딕" w:hAnsi="맑은 고딕" w:cs="맑은 고딕"/>
-          <w:sz w:val="21"/>
-          <w:szCs w:val="21"/>
-        </w:rPr>
-        <w:t xml:space="preserve">)을 실험하고, Phase 2b(24~36개 조합)에서는 </w:t>
-      </w:r>
-      <w:proofErr w:type="spellStart"/>
-      <w:r>
-        <w:rPr>
-          <w:rFonts w:ascii="맑은 고딕" w:eastAsia="맑은 고딕" w:hAnsi="맑은 고딕" w:cs="맑은 고딕"/>
-          <w:sz w:val="21"/>
-          <w:szCs w:val="21"/>
-        </w:rPr>
-        <w:t>유의미</w:t>
-      </w:r>
-      <w:proofErr w:type="spellEnd"/>
-      <w:r>
-        <w:rPr>
-          <w:rFonts w:ascii="맑은 고딕" w:eastAsia="맑은 고딕" w:hAnsi="맑은 고딕" w:cs="맑은 고딕"/>
-          <w:sz w:val="21"/>
-          <w:szCs w:val="21"/>
-        </w:rPr>
-        <w:t xml:space="preserve"> 조합에 대해 필터 4단계 × </w:t>
-      </w:r>
-      <w:proofErr w:type="spellStart"/>
-      <w:r>
-        <w:rPr>
-          <w:rFonts w:ascii="맑은 고딕" w:eastAsia="맑은 고딕" w:hAnsi="맑은 고딕" w:cs="맑은 고딕"/>
-          <w:sz w:val="21"/>
-          <w:szCs w:val="21"/>
-        </w:rPr>
-        <w:t>캐싱</w:t>
-      </w:r>
-      <w:proofErr w:type="spellEnd"/>
-      <w:r>
-        <w:rPr>
-          <w:rFonts w:ascii="맑은 고딕" w:eastAsia="맑은 고딕" w:hAnsi="맑은 고딕" w:cs="맑은 고딕"/>
-          <w:sz w:val="21"/>
-          <w:szCs w:val="21"/>
-        </w:rPr>
-        <w:t xml:space="preserve"> 전략 3종(CTE / Materialized CTE / Temp </w:t>
-      </w:r>
-      <w:proofErr w:type="spellStart"/>
-      <w:r>
-        <w:rPr>
-          <w:rFonts w:ascii="맑은 고딕" w:eastAsia="맑은 고딕" w:hAnsi="맑은 고딕" w:cs="맑은 고딕"/>
-          <w:sz w:val="21"/>
-          <w:szCs w:val="21"/>
-        </w:rPr>
-        <w:t>Table+Index</w:t>
-      </w:r>
-      <w:proofErr w:type="spellEnd"/>
-      <w:r>
-        <w:rPr>
-          <w:rFonts w:ascii="맑은 고딕" w:eastAsia="맑은 고딕" w:hAnsi="맑은 고딕" w:cs="맑은 고딕"/>
-          <w:sz w:val="21"/>
-          <w:szCs w:val="21"/>
-        </w:rPr>
-        <w:t>)</w:t>
-      </w:r>
-      <w:proofErr w:type="spellStart"/>
-      <w:r>
-        <w:rPr>
-          <w:rFonts w:ascii="맑은 고딕" w:eastAsia="맑은 고딕" w:hAnsi="맑은 고딕" w:cs="맑은 고딕"/>
-          <w:sz w:val="21"/>
-          <w:szCs w:val="21"/>
-        </w:rPr>
-        <w:t>으로</w:t>
-      </w:r>
-      <w:proofErr w:type="spellEnd"/>
-      <w:r>
-        <w:rPr>
-          <w:rFonts w:ascii="맑은 고딕" w:eastAsia="맑은 고딕" w:hAnsi="맑은 고딕" w:cs="맑은 고딕"/>
-          <w:sz w:val="21"/>
-          <w:szCs w:val="21"/>
-        </w:rPr>
-        <w:t xml:space="preserve"> 확장한다. 각 조합은 5회 실행, 워밍업 1회 제외 후 </w:t>
-      </w:r>
-      <w:proofErr w:type="spellStart"/>
-      <w:r>
-        <w:rPr>
-          <w:rFonts w:ascii="맑은 고딕" w:eastAsia="맑은 고딕" w:hAnsi="맑은 고딕" w:cs="맑은 고딕"/>
-          <w:sz w:val="21"/>
-          <w:szCs w:val="21"/>
-        </w:rPr>
-        <w:t>아웃라이어</w:t>
-      </w:r>
-      <w:proofErr w:type="spellEnd"/>
-      <w:r>
-        <w:rPr>
-          <w:rFonts w:ascii="맑은 고딕" w:eastAsia="맑은 고딕" w:hAnsi="맑은 고딕" w:cs="맑은 고딕"/>
-          <w:sz w:val="21"/>
-          <w:szCs w:val="21"/>
-        </w:rPr>
-        <w:t xml:space="preserve"> 제거 3회 평균.</w:t>
-      </w:r>
-    </w:p>
-    <w:p>
-      <w:pPr>
-        <w:spacing w:before="180" w:after="60"/>
-      </w:pPr>
-      <w:r>
-        <w:rPr>
-          <w:rFonts w:ascii="맑은 고딕" w:eastAsia="맑은 고딕" w:hAnsi="맑은 고딕" w:cs="맑은 고딕"/>
-          <w:b/>
-          <w:bCs/>
-          <w:sz w:val="21"/>
-          <w:szCs w:val="21"/>
-        </w:rPr>
-        <w:t xml:space="preserve">RQ3 (3단계 — ECQO 상호작용): Cascade와 </w:t>
-      </w:r>
-      <w:proofErr w:type="spellStart"/>
-      <w:r>
-        <w:rPr>
-          <w:rFonts w:ascii="맑은 고딕" w:eastAsia="맑은 고딕" w:hAnsi="맑은 고딕" w:cs="맑은 고딕"/>
-          <w:b/>
-          <w:bCs/>
-          <w:sz w:val="21"/>
-          <w:szCs w:val="21"/>
-        </w:rPr>
-        <w:t>Exqutor</w:t>
-      </w:r>
-      <w:proofErr w:type="spellEnd"/>
-      <w:r>
-        <w:rPr>
-          <w:rFonts w:ascii="맑은 고딕" w:eastAsia="맑은 고딕" w:hAnsi="맑은 고딕" w:cs="맑은 고딕"/>
-          <w:b/>
-          <w:bCs/>
-          <w:sz w:val="21"/>
-          <w:szCs w:val="21"/>
-        </w:rPr>
-        <w:t xml:space="preserve"> ECQO는 보완적인가, 대체적인가?</w:t>
-      </w:r>
-    </w:p>
-    <w:p>
-      <w:pPr>
-        <w:spacing w:after="160" w:line="360" w:lineRule="auto"/>
-        <w:jc w:val="both"/>
-      </w:pPr>
-      <w:r>
-        <w:rPr>
-          <w:rFonts w:ascii="맑은 고딕" w:eastAsia="맑은 고딕" w:hAnsi="맑은 고딕" w:cs="맑은 고딕"/>
-          <w:sz w:val="21"/>
-          <w:szCs w:val="21"/>
-        </w:rPr>
-        <w:t xml:space="preserve">네 전략(Baseline / ECQO only / Cascade only / </w:t>
-      </w:r>
-      <w:proofErr w:type="spellStart"/>
-      <w:r>
-        <w:rPr>
-          <w:rFonts w:ascii="맑은 고딕" w:eastAsia="맑은 고딕" w:hAnsi="맑은 고딕" w:cs="맑은 고딕"/>
-          <w:sz w:val="21"/>
-          <w:szCs w:val="21"/>
-        </w:rPr>
-        <w:t>ECQO+Cascade</w:t>
-      </w:r>
-      <w:proofErr w:type="spellEnd"/>
-      <w:r>
-        <w:rPr>
-          <w:rFonts w:ascii="맑은 고딕" w:eastAsia="맑은 고딕" w:hAnsi="맑은 고딕" w:cs="맑은 고딕"/>
-          <w:sz w:val="21"/>
-          <w:szCs w:val="21"/>
-        </w:rPr>
-        <w:t xml:space="preserve">)을 end-to-end latency 기준으로 비교하여 보완/대체 관계를 판별한다. ECQO는 "정확한 </w:t>
-      </w:r>
-      <w:proofErr w:type="spellStart"/>
-      <w:r>
-        <w:rPr>
-          <w:rFonts w:ascii="맑은 고딕" w:eastAsia="맑은 고딕" w:hAnsi="맑은 고딕" w:cs="맑은 고딕"/>
-          <w:sz w:val="21"/>
-          <w:szCs w:val="21"/>
-        </w:rPr>
-        <w:t>카디널리티를</w:t>
-      </w:r>
-      <w:proofErr w:type="spellEnd"/>
-      <w:r>
-        <w:rPr>
-          <w:rFonts w:ascii="맑은 고딕" w:eastAsia="맑은 고딕" w:hAnsi="맑은 고딕" w:cs="맑은 고딕"/>
-          <w:sz w:val="21"/>
-          <w:szCs w:val="21"/>
-        </w:rPr>
-        <w:t xml:space="preserve"> 줘서 올바른 계획을 선택하게 하는" 접근이고, Cascade는 "</w:t>
-      </w:r>
-      <w:proofErr w:type="spellStart"/>
-      <w:r>
-        <w:rPr>
-          <w:rFonts w:ascii="맑은 고딕" w:eastAsia="맑은 고딕" w:hAnsi="맑은 고딕" w:cs="맑은 고딕"/>
-          <w:sz w:val="21"/>
-          <w:szCs w:val="21"/>
-        </w:rPr>
-        <w:t>카디널리티를</w:t>
-      </w:r>
-      <w:proofErr w:type="spellEnd"/>
-      <w:r>
-        <w:rPr>
-          <w:rFonts w:ascii="맑은 고딕" w:eastAsia="맑은 고딕" w:hAnsi="맑은 고딕" w:cs="맑은 고딕"/>
-          <w:sz w:val="21"/>
-          <w:szCs w:val="21"/>
-        </w:rPr>
-        <w:t xml:space="preserve"> 몰라도 영향이 작은 구조를 만드는" 접근이다. 여력에 따라 top-k 전환(ORDER BY </w:t>
-      </w:r>
-      <w:proofErr w:type="spellStart"/>
-      <w:r>
-        <w:rPr>
-          <w:rFonts w:ascii="맑은 고딕" w:eastAsia="맑은 고딕" w:hAnsi="맑은 고딕" w:cs="맑은 고딕"/>
-          <w:sz w:val="21"/>
-          <w:szCs w:val="21"/>
-        </w:rPr>
-        <w:t>dist</w:t>
-      </w:r>
-      <w:proofErr w:type="spellEnd"/>
-      <w:r>
-        <w:rPr>
-          <w:rFonts w:ascii="맑은 고딕" w:eastAsia="맑은 고딕" w:hAnsi="맑은 고딕" w:cs="맑은 고딕"/>
-          <w:sz w:val="21"/>
-          <w:szCs w:val="21"/>
-        </w:rPr>
-        <w:t xml:space="preserve"> LIMIT k)과 </w:t>
-      </w:r>
-      <w:proofErr w:type="spellStart"/>
-      <w:r>
-        <w:rPr>
-          <w:rFonts w:ascii="맑은 고딕" w:eastAsia="맑은 고딕" w:hAnsi="맑은 고딕" w:cs="맑은 고딕"/>
-          <w:sz w:val="21"/>
-          <w:szCs w:val="21"/>
-        </w:rPr>
-        <w:t>pgvector</w:t>
-      </w:r>
-      <w:proofErr w:type="spellEnd"/>
-      <w:r>
-        <w:rPr>
-          <w:rFonts w:ascii="맑은 고딕" w:eastAsia="맑은 고딕" w:hAnsi="맑은 고딕" w:cs="맑은 고딕"/>
-          <w:sz w:val="21"/>
-          <w:szCs w:val="21"/>
-        </w:rPr>
-        <w:t xml:space="preserve"> 0.8.0 비교 실험을 추가 수행한다.</w:t>
-      </w:r>
-    </w:p>
-    <w:p>
-      <w:pPr>
-        <w:widowControl/>
-        <w:wordWrap/>
-        <w:autoSpaceDE/>
-        <w:autoSpaceDN/>
-      </w:pPr>
-      <w:r>
-        <w:br w:type="page"/>
-      </w:r>
-    </w:p>
-    <w:p>
-      <w:pPr>
-        <w:spacing w:before="360" w:after="120"/>
       </w:pPr>
       <w:r>
         <w:rPr>
@@ -2525,6 +3066,21 @@
           <w:sz w:val="22"/>
           <w:szCs w:val="22"/>
         </w:rPr>
+        <w:br w:type="page"/>
+      </w:r>
+    </w:p>
+    <w:p>
+      <w:pPr>
+        <w:spacing w:before="360" w:after="120"/>
+      </w:pPr>
+      <w:r>
+        <w:rPr>
+          <w:rFonts w:ascii="맑은 고딕" w:eastAsia="맑은 고딕" w:hAnsi="맑은 고딕" w:cs="맑은 고딕"/>
+          <w:b/>
+          <w:bCs/>
+          <w:sz w:val="22"/>
+          <w:szCs w:val="22"/>
+        </w:rPr>
         <w:lastRenderedPageBreak/>
         <w:t>4.    Expected Contribution</w:t>
       </w:r>
@@ -2711,10 +3267,7 @@
     </w:p>
     <w:p>
       <w:pPr>
-        <w:widowControl/>
-        <w:wordWrap/>
-        <w:autoSpaceDE/>
-        <w:autoSpaceDN/>
+        <w:spacing w:after="60"/>
       </w:pPr>
     </w:p>
     <w:p>
@@ -6671,7 +7224,7 @@
       </w:r>
     </w:p>
     <w:sectPr>
-      <w:footerReference w:type="default" r:id="rId7"/>
+      <w:footerReference w:type="default" r:id="rId11"/>
       <w:pgSz w:w="11906" w:h="16838"/>
       <w:pgMar w:top="1440" w:right="1440" w:bottom="1440" w:left="1440" w:header="708" w:footer="708" w:gutter="0"/>
       <w:cols w:space="720"/>
@@ -6773,10 +7326,10 @@
 <file path=word/numbering.xml><?xml version="1.0" encoding="utf-8"?>
 <w:numbering xmlns:wpc="http://schemas.microsoft.com/office/word/2010/wordprocessingCanvas" xmlns:cx="http://schemas.microsoft.com/office/drawing/2014/chartex" xmlns:cx1="http://schemas.microsoft.com/office/drawing/2015/9/8/chartex" xmlns:cx2="http://schemas.microsoft.com/office/drawing/2015/10/21/chartex" xmlns:cx3="http://schemas.microsoft.com/office/drawing/2016/5/9/chartex" xmlns:cx4="http://schemas.microsoft.com/office/drawing/2016/5/10/chartex" xmlns:cx5="http://schemas.microsoft.com/office/drawing/2016/5/11/chartex" xmlns:cx6="http://schemas.microsoft.com/office/drawing/2016/5/12/chartex" xmlns:cx7="http://schemas.microsoft.com/office/drawing/2016/5/13/chartex" xmlns:cx8="http://schemas.microsoft.com/office/drawing/2016/5/14/chartex" xmlns:mc="http://schemas.openxmlformats.org/markup-compatibility/2006" xmlns:aink="http://schemas.microsoft.com/office/drawing/2016/ink" xmlns:am3d="http://schemas.microsoft.com/office/drawing/2017/model3d" xmlns:o="urn:schemas-microsoft-com:office:office" xmlns:oel="http://schemas.microsoft.com/office/2019/extlst" xmlns:r="http://schemas.openxmlformats.org/officeDocument/2006/relationships" xmlns:m="http://schemas.openxmlformats.org/officeDocument/2006/math" xmlns:v="urn:schemas-microsoft-com:vml" xmlns:wp14="http://schemas.microsoft.com/office/word/2010/wordprocessingDrawing" xmlns:wp="http://schemas.openxmlformats.org/drawingml/2006/wordprocessingDrawing" xmlns:w10="urn:schemas-microsoft-com:office:word" xmlns:w="http://schemas.openxmlformats.org/wordprocessingml/2006/main" xmlns:w14="http://schemas.microsoft.com/office/word/2010/wordml" xmlns:w15="http://schemas.microsoft.com/office/word/2012/wordml" xmlns:w16cex="http://schemas.microsoft.com/office/word/2018/wordml/cex" xmlns:w16cid="http://schemas.microsoft.com/office/word/2016/wordml/cid" xmlns:w16="http://schemas.microsoft.com/office/word/2018/wordml" xmlns:w16du="http://schemas.microsoft.com/office/word/2023/wordml/word16du" xmlns:w16sdtdh="http://schemas.microsoft.com/office/word/2020/wordml/sdtdatahash" xmlns:w16sdtfl="http://schemas.microsoft.com/office/word/2024/wordml/sdtformatlock" xmlns:w16se="http://schemas.microsoft.com/office/word/2015/wordml/symex" xmlns:wpg="http://schemas.microsoft.com/office/word/2010/wordprocessingGroup" xmlns:wpi="http://schemas.microsoft.com/office/word/2010/wordprocessingInk" xmlns:wne="http://schemas.microsoft.com/office/word/2006/wordml" xmlns:wps="http://schemas.microsoft.com/office/word/2010/wordprocessingShape" mc:Ignorable="w14 w15 w16se w16cid w16 w16cex w16sdtdh w16sdtfl w16du wp14">
   <w:abstractNum w:abstractNumId="0" w15:restartNumberingAfterBreak="0">
-    <w:nsid w:val="2DF12007"/>
+    <w:nsid w:val="16D056C0"/>
     <w:multiLevelType w:val="hybridMultilevel"/>
-    <w:tmpl w:val="A6B4DC16"/>
-    <w:lvl w:ilvl="0" w:tplc="C38C6EB2">
+    <w:tmpl w:val="A1EA156E"/>
+    <w:lvl w:ilvl="0" w:tplc="5CEE8686">
       <w:start w:val="1"/>
       <w:numFmt w:val="bullet"/>
       <w:lvlText w:val="●"/>
@@ -6785,7 +7338,7 @@
         <w:ind w:left="720" w:hanging="360"/>
       </w:pPr>
     </w:lvl>
-    <w:lvl w:ilvl="1" w:tplc="24B6CED0">
+    <w:lvl w:ilvl="1" w:tplc="58D0BCE0">
       <w:start w:val="1"/>
       <w:numFmt w:val="bullet"/>
       <w:lvlText w:val="○"/>
@@ -6794,7 +7347,7 @@
         <w:ind w:left="1440" w:hanging="360"/>
       </w:pPr>
     </w:lvl>
-    <w:lvl w:ilvl="2" w:tplc="92207762">
+    <w:lvl w:ilvl="2" w:tplc="65AE4EA0">
       <w:start w:val="1"/>
       <w:numFmt w:val="bullet"/>
       <w:lvlText w:val="■"/>
@@ -6803,7 +7356,7 @@
         <w:ind w:left="2160" w:hanging="360"/>
       </w:pPr>
     </w:lvl>
-    <w:lvl w:ilvl="3" w:tplc="6EAAEA68">
+    <w:lvl w:ilvl="3" w:tplc="DFDC89A0">
       <w:start w:val="1"/>
       <w:numFmt w:val="bullet"/>
       <w:lvlText w:val="●"/>
@@ -6812,7 +7365,7 @@
         <w:ind w:left="2880" w:hanging="360"/>
       </w:pPr>
     </w:lvl>
-    <w:lvl w:ilvl="4" w:tplc="2CE6D71A">
+    <w:lvl w:ilvl="4" w:tplc="60A88AC0">
       <w:start w:val="1"/>
       <w:numFmt w:val="bullet"/>
       <w:lvlText w:val="○"/>
@@ -6821,7 +7374,7 @@
         <w:ind w:left="3600" w:hanging="360"/>
       </w:pPr>
     </w:lvl>
-    <w:lvl w:ilvl="5" w:tplc="B5ECBEE8">
+    <w:lvl w:ilvl="5" w:tplc="4B207BD2">
       <w:start w:val="1"/>
       <w:numFmt w:val="bullet"/>
       <w:lvlText w:val="■"/>
@@ -6830,7 +7383,7 @@
         <w:ind w:left="4320" w:hanging="360"/>
       </w:pPr>
     </w:lvl>
-    <w:lvl w:ilvl="6" w:tplc="4B1CD4CA">
+    <w:lvl w:ilvl="6" w:tplc="8E8889DA">
       <w:start w:val="1"/>
       <w:numFmt w:val="bullet"/>
       <w:lvlText w:val="●"/>
@@ -6839,7 +7392,7 @@
         <w:ind w:left="5040" w:hanging="360"/>
       </w:pPr>
     </w:lvl>
-    <w:lvl w:ilvl="7" w:tplc="F7D2DD00">
+    <w:lvl w:ilvl="7" w:tplc="081A5206">
       <w:start w:val="1"/>
       <w:numFmt w:val="bullet"/>
       <w:lvlText w:val="●"/>
@@ -6848,7 +7401,7 @@
         <w:ind w:left="5760" w:hanging="360"/>
       </w:pPr>
     </w:lvl>
-    <w:lvl w:ilvl="8" w:tplc="E91089DA">
+    <w:lvl w:ilvl="8" w:tplc="3B98A1B0">
       <w:start w:val="1"/>
       <w:numFmt w:val="bullet"/>
       <w:lvlText w:val="●"/>
@@ -6858,7 +7411,7 @@
       </w:pPr>
     </w:lvl>
   </w:abstractNum>
-  <w:num w:numId="1" w16cid:durableId="1214317590">
+  <w:num w:numId="1" w16cid:durableId="1186288027">
     <w:abstractNumId w:val="0"/>
     <w:lvlOverride w:ilvl="0">
       <w:startOverride w:val="1"/>

--- a/submission/속도는벡터_연구제안서.docx
+++ b/submission/속도는벡터_연구제안서.docx
@@ -1148,12 +1148,6 @@
         <w:gridCol w:w="4026"/>
       </w:tblGrid>
       <w:tr>
-        <w:tblPrEx>
-          <w:tblCellMar>
-            <w:top w:w="0" w:type="dxa"/>
-            <w:bottom w:w="0" w:type="dxa"/>
-          </w:tblCellMar>
-        </w:tblPrEx>
         <w:tc>
           <w:tcPr>
             <w:tcW w:w="1800" w:type="dxa"/>
@@ -1249,12 +1243,6 @@
         </w:tc>
       </w:tr>
       <w:tr>
-        <w:tblPrEx>
-          <w:tblCellMar>
-            <w:top w:w="0" w:type="dxa"/>
-            <w:bottom w:w="0" w:type="dxa"/>
-          </w:tblCellMar>
-        </w:tblPrEx>
         <w:tc>
           <w:tcPr>
             <w:tcW w:w="1800" w:type="dxa"/>
@@ -1359,12 +1347,6 @@
         </w:tc>
       </w:tr>
       <w:tr>
-        <w:tblPrEx>
-          <w:tblCellMar>
-            <w:top w:w="0" w:type="dxa"/>
-            <w:bottom w:w="0" w:type="dxa"/>
-          </w:tblCellMar>
-        </w:tblPrEx>
         <w:tc>
           <w:tcPr>
             <w:tcW w:w="1800" w:type="dxa"/>
@@ -1461,12 +1443,6 @@
         </w:tc>
       </w:tr>
       <w:tr>
-        <w:tblPrEx>
-          <w:tblCellMar>
-            <w:top w:w="0" w:type="dxa"/>
-            <w:bottom w:w="0" w:type="dxa"/>
-          </w:tblCellMar>
-        </w:tblPrEx>
         <w:tc>
           <w:tcPr>
             <w:tcW w:w="1800" w:type="dxa"/>
@@ -1553,12 +1529,6 @@
         </w:tc>
       </w:tr>
       <w:tr>
-        <w:tblPrEx>
-          <w:tblCellMar>
-            <w:top w:w="0" w:type="dxa"/>
-            <w:bottom w:w="0" w:type="dxa"/>
-          </w:tblCellMar>
-        </w:tblPrEx>
         <w:tc>
           <w:tcPr>
             <w:tcW w:w="1800" w:type="dxa"/>
@@ -2159,6 +2129,11 @@
       <w:pPr>
         <w:spacing w:after="160" w:line="360" w:lineRule="auto"/>
         <w:jc w:val="both"/>
+        <w:rPr>
+          <w:rFonts w:ascii="맑은 고딕" w:eastAsia="맑은 고딕" w:hAnsi="맑은 고딕" w:cs="맑은 고딕"/>
+          <w:sz w:val="21"/>
+          <w:szCs w:val="21"/>
+        </w:rPr>
       </w:pPr>
       <w:r>
         <w:rPr>
@@ -2221,6 +2196,17 @@
           <w:szCs w:val="21"/>
         </w:rPr>
         <w:t>의 핵심 아이디어이다.</w:t>
+      </w:r>
+    </w:p>
+    <w:p>
+      <w:pPr>
+        <w:widowControl/>
+        <w:wordWrap/>
+        <w:autoSpaceDE/>
+        <w:autoSpaceDN/>
+      </w:pPr>
+      <w:r>
+        <w:br w:type="page"/>
       </w:r>
     </w:p>
     <w:p>
@@ -2581,115 +2567,20 @@
       <w:r>
         <w:rPr>
           <w:rFonts w:ascii="맑은 고딕" w:eastAsia="맑은 고딕" w:hAnsi="맑은 고딕" w:cs="맑은 고딕"/>
-          <w:sz w:val="21"/>
-          <w:szCs w:val="21"/>
-        </w:rPr>
-        <w:t>EXPLAIN (ANALYZE, TIMING, BUFFERS)</w:t>
-      </w:r>
-      <w:proofErr w:type="spellStart"/>
-      <w:r>
-        <w:rPr>
-          <w:rFonts w:ascii="맑은 고딕" w:eastAsia="맑은 고딕" w:hAnsi="맑은 고딕" w:cs="맑은 고딕"/>
-          <w:sz w:val="21"/>
-          <w:szCs w:val="21"/>
-        </w:rPr>
-        <w:t>으로</w:t>
-      </w:r>
-      <w:proofErr w:type="spellEnd"/>
-      <w:r>
-        <w:rPr>
-          <w:rFonts w:ascii="맑은 고딕" w:eastAsia="맑은 고딕" w:hAnsi="맑은 고딕" w:cs="맑은 고딕"/>
-          <w:sz w:val="21"/>
-          <w:szCs w:val="21"/>
-        </w:rPr>
-        <w:t xml:space="preserve"> Planning Time과 Execution Time을 분리 측정한다. 벡터 선택도를 0.01%~90%로 sweep(8개 지점)하며 Q-error와 </w:t>
-      </w:r>
-      <w:proofErr w:type="spellStart"/>
-      <w:r>
-        <w:rPr>
-          <w:rFonts w:ascii="맑은 고딕" w:eastAsia="맑은 고딕" w:hAnsi="맑은 고딕" w:cs="맑은 고딕"/>
-          <w:sz w:val="21"/>
-          <w:szCs w:val="21"/>
-        </w:rPr>
-        <w:t>플래닝</w:t>
-      </w:r>
-      <w:proofErr w:type="spellEnd"/>
-      <w:r>
-        <w:rPr>
-          <w:rFonts w:ascii="맑은 고딕" w:eastAsia="맑은 고딕" w:hAnsi="맑은 고딕" w:cs="맑은 고딕"/>
-          <w:sz w:val="21"/>
-          <w:szCs w:val="21"/>
-        </w:rPr>
-        <w:t>/실행 비율을 기록하고, 필터 복잡도(0~3개+조인)</w:t>
-      </w:r>
-      <w:proofErr w:type="spellStart"/>
-      <w:r>
-        <w:rPr>
-          <w:rFonts w:ascii="맑은 고딕" w:eastAsia="맑은 고딕" w:hAnsi="맑은 고딕" w:cs="맑은 고딕"/>
-          <w:sz w:val="21"/>
-          <w:szCs w:val="21"/>
-        </w:rPr>
-        <w:t>에</w:t>
-      </w:r>
-      <w:proofErr w:type="spellEnd"/>
-      <w:r>
-        <w:rPr>
-          <w:rFonts w:ascii="맑은 고딕" w:eastAsia="맑은 고딕" w:hAnsi="맑은 고딕" w:cs="맑은 고딕"/>
-          <w:sz w:val="21"/>
-          <w:szCs w:val="21"/>
-        </w:rPr>
-        <w:t xml:space="preserve"> 따른 </w:t>
-      </w:r>
-      <w:proofErr w:type="spellStart"/>
-      <w:r>
-        <w:rPr>
-          <w:rFonts w:ascii="맑은 고딕" w:eastAsia="맑은 고딕" w:hAnsi="맑은 고딕" w:cs="맑은 고딕"/>
-          <w:sz w:val="21"/>
-          <w:szCs w:val="21"/>
-        </w:rPr>
-        <w:t>플래닝</w:t>
-      </w:r>
-      <w:proofErr w:type="spellEnd"/>
-      <w:r>
-        <w:rPr>
-          <w:rFonts w:ascii="맑은 고딕" w:eastAsia="맑은 고딕" w:hAnsi="맑은 고딕" w:cs="맑은 고딕"/>
-          <w:sz w:val="21"/>
-          <w:szCs w:val="21"/>
-        </w:rPr>
-        <w:t xml:space="preserve"> 시간 증가율을 측정한다. 이 sweep 결과는 동시에 2단계에서 </w:t>
-      </w:r>
-      <w:proofErr w:type="spellStart"/>
-      <w:r>
-        <w:rPr>
-          <w:rFonts w:ascii="맑은 고딕" w:eastAsia="맑은 고딕" w:hAnsi="맑은 고딕" w:cs="맑은 고딕"/>
-          <w:sz w:val="21"/>
-          <w:szCs w:val="21"/>
-        </w:rPr>
-        <w:t>D_loose</w:t>
-      </w:r>
-      <w:proofErr w:type="spellEnd"/>
-      <w:r>
-        <w:rPr>
-          <w:rFonts w:ascii="맑은 고딕" w:eastAsia="맑은 고딕" w:hAnsi="맑은 고딕" w:cs="맑은 고딕"/>
-          <w:sz w:val="21"/>
-          <w:szCs w:val="21"/>
-        </w:rPr>
-        <w:t xml:space="preserve"> 설정의 근거 데이터로 활용된다.</w:t>
-      </w:r>
-    </w:p>
-    <w:p>
-      <w:pPr>
-        <w:spacing w:before="180" w:after="60"/>
-      </w:pPr>
-      <w:r>
-        <w:rPr>
-          <w:rFonts w:ascii="맑은 고딕" w:eastAsia="맑은 고딕" w:hAnsi="맑은 고딕" w:cs="맑은 고딕"/>
           <w:b/>
           <w:bCs/>
           <w:sz w:val="21"/>
           <w:szCs w:val="21"/>
         </w:rPr>
-        <w:t>RQ2 (2단계 — Cascaded Decomposition): 벡터 유사도 조건을 두 단계로 분해하면 end-to-end latency가 개선되는가?</w:t>
+        <w:t>가설 H1</w:t>
+      </w:r>
+      <w:r>
+        <w:rPr>
+          <w:rFonts w:ascii="맑은 고딕" w:eastAsia="맑은 고딕" w:hAnsi="맑은 고딕" w:cs="맑은 고딕"/>
+          <w:sz w:val="21"/>
+          <w:szCs w:val="21"/>
+        </w:rPr>
+        <w:t>: 벡터 선택도가 낮을수록(&lt; 1%) Planning Time 비율이 높아진다(≥ 전체 latency의 20%).</w:t>
       </w:r>
     </w:p>
     <w:p>
@@ -2703,7 +2594,7 @@
           <w:sz w:val="21"/>
           <w:szCs w:val="21"/>
         </w:rPr>
-        <w:t xml:space="preserve">PostgreSQL 12+에서 </w:t>
+        <w:t>EXPLAIN (ANALYZE, TIMING, BUFFERS)</w:t>
       </w:r>
       <w:proofErr w:type="spellStart"/>
       <w:r>
@@ -2712,7 +2603,7 @@
           <w:sz w:val="21"/>
           <w:szCs w:val="21"/>
         </w:rPr>
-        <w:t>비재귀</w:t>
+        <w:t>으로</w:t>
       </w:r>
       <w:proofErr w:type="spellEnd"/>
       <w:r>
@@ -2721,7 +2612,7 @@
           <w:sz w:val="21"/>
           <w:szCs w:val="21"/>
         </w:rPr>
-        <w:t xml:space="preserve"> CTE는 기본적으로 자동 </w:t>
+        <w:t xml:space="preserve"> Planning Time과 Execution Time을 분리 측정한다. 벡터 선택도를 0.01%~90%로 sweep(8개 지점)하며 Q-error와 </w:t>
       </w:r>
       <w:proofErr w:type="spellStart"/>
       <w:r>
@@ -2730,7 +2621,7 @@
           <w:sz w:val="21"/>
           <w:szCs w:val="21"/>
         </w:rPr>
-        <w:t>인라인되므로</w:t>
+        <w:t>플래닝</w:t>
       </w:r>
       <w:proofErr w:type="spellEnd"/>
       <w:r>
@@ -2739,8 +2630,163 @@
           <w:sz w:val="21"/>
           <w:szCs w:val="21"/>
         </w:rPr>
-        <w:t xml:space="preserve">(optimization fence 없음), </w:t>
-      </w:r>
+        <w:t>/실행 비율을 기록하고, 필터 복잡도(0~3개+조인)</w:t>
+      </w:r>
+      <w:proofErr w:type="spellStart"/>
+      <w:r>
+        <w:rPr>
+          <w:rFonts w:ascii="맑은 고딕" w:eastAsia="맑은 고딕" w:hAnsi="맑은 고딕" w:cs="맑은 고딕"/>
+          <w:sz w:val="21"/>
+          <w:szCs w:val="21"/>
+        </w:rPr>
+        <w:t>에</w:t>
+      </w:r>
+      <w:proofErr w:type="spellEnd"/>
+      <w:r>
+        <w:rPr>
+          <w:rFonts w:ascii="맑은 고딕" w:eastAsia="맑은 고딕" w:hAnsi="맑은 고딕" w:cs="맑은 고딕"/>
+          <w:sz w:val="21"/>
+          <w:szCs w:val="21"/>
+        </w:rPr>
+        <w:t xml:space="preserve"> 따른 </w:t>
+      </w:r>
+      <w:proofErr w:type="spellStart"/>
+      <w:r>
+        <w:rPr>
+          <w:rFonts w:ascii="맑은 고딕" w:eastAsia="맑은 고딕" w:hAnsi="맑은 고딕" w:cs="맑은 고딕"/>
+          <w:sz w:val="21"/>
+          <w:szCs w:val="21"/>
+        </w:rPr>
+        <w:t>플래닝</w:t>
+      </w:r>
+      <w:proofErr w:type="spellEnd"/>
+      <w:r>
+        <w:rPr>
+          <w:rFonts w:ascii="맑은 고딕" w:eastAsia="맑은 고딕" w:hAnsi="맑은 고딕" w:cs="맑은 고딕"/>
+          <w:sz w:val="21"/>
+          <w:szCs w:val="21"/>
+        </w:rPr>
+        <w:t xml:space="preserve"> 시간 증가율을 측정한다. 이 sweep 결과는 동시에 2단계에서 </w:t>
+      </w:r>
+      <w:proofErr w:type="spellStart"/>
+      <w:r>
+        <w:rPr>
+          <w:rFonts w:ascii="맑은 고딕" w:eastAsia="맑은 고딕" w:hAnsi="맑은 고딕" w:cs="맑은 고딕"/>
+          <w:sz w:val="21"/>
+          <w:szCs w:val="21"/>
+        </w:rPr>
+        <w:t>D_loose</w:t>
+      </w:r>
+      <w:proofErr w:type="spellEnd"/>
+      <w:r>
+        <w:rPr>
+          <w:rFonts w:ascii="맑은 고딕" w:eastAsia="맑은 고딕" w:hAnsi="맑은 고딕" w:cs="맑은 고딕"/>
+          <w:sz w:val="21"/>
+          <w:szCs w:val="21"/>
+        </w:rPr>
+        <w:t xml:space="preserve"> 설정의 근거 데이터로 활용된다.</w:t>
+      </w:r>
+    </w:p>
+    <w:p>
+      <w:pPr>
+        <w:spacing w:after="160" w:line="360" w:lineRule="auto"/>
+        <w:jc w:val="both"/>
+      </w:pPr>
+      <w:r>
+        <w:rPr>
+          <w:rFonts w:ascii="맑은 고딕" w:eastAsia="맑은 고딕" w:hAnsi="맑은 고딕" w:cs="맑은 고딕"/>
+          <w:i/>
+          <w:iCs/>
+          <w:sz w:val="21"/>
+          <w:szCs w:val="21"/>
+        </w:rPr>
+        <w:t>만약 Planning Time이 미미한 경우(&lt; 10%),</w:t>
+      </w:r>
+      <w:r>
+        <w:rPr>
+          <w:rFonts w:ascii="맑은 고딕" w:eastAsia="맑은 고딕" w:hAnsi="맑은 고딕" w:cs="맑은 고딕"/>
+          <w:sz w:val="21"/>
+          <w:szCs w:val="21"/>
+        </w:rPr>
+        <w:t xml:space="preserve"> Cascade의 효과를 "Stage 1이 pre-filter 역할을 하여 Stage 2의 실행 시간을 단축하는 구조적 이점"</w:t>
+      </w:r>
+      <w:proofErr w:type="spellStart"/>
+      <w:r>
+        <w:rPr>
+          <w:rFonts w:ascii="맑은 고딕" w:eastAsia="맑은 고딕" w:hAnsi="맑은 고딕" w:cs="맑은 고딕"/>
+          <w:sz w:val="21"/>
+          <w:szCs w:val="21"/>
+        </w:rPr>
+        <w:t>으로</w:t>
+      </w:r>
+      <w:proofErr w:type="spellEnd"/>
+      <w:r>
+        <w:rPr>
+          <w:rFonts w:ascii="맑은 고딕" w:eastAsia="맑은 고딕" w:hAnsi="맑은 고딕" w:cs="맑은 고딕"/>
+          <w:sz w:val="21"/>
+          <w:szCs w:val="21"/>
+        </w:rPr>
+        <w:t xml:space="preserve"> </w:t>
+      </w:r>
+      <w:proofErr w:type="spellStart"/>
+      <w:r>
+        <w:rPr>
+          <w:rFonts w:ascii="맑은 고딕" w:eastAsia="맑은 고딕" w:hAnsi="맑은 고딕" w:cs="맑은 고딕"/>
+          <w:sz w:val="21"/>
+          <w:szCs w:val="21"/>
+        </w:rPr>
+        <w:t>재프레이밍한다</w:t>
+      </w:r>
+      <w:proofErr w:type="spellEnd"/>
+      <w:r>
+        <w:rPr>
+          <w:rFonts w:ascii="맑은 고딕" w:eastAsia="맑은 고딕" w:hAnsi="맑은 고딕" w:cs="맑은 고딕"/>
+          <w:sz w:val="21"/>
+          <w:szCs w:val="21"/>
+        </w:rPr>
+        <w:t xml:space="preserve">. 어느 </w:t>
+      </w:r>
+      <w:proofErr w:type="spellStart"/>
+      <w:r>
+        <w:rPr>
+          <w:rFonts w:ascii="맑은 고딕" w:eastAsia="맑은 고딕" w:hAnsi="맑은 고딕" w:cs="맑은 고딕"/>
+          <w:sz w:val="21"/>
+          <w:szCs w:val="21"/>
+        </w:rPr>
+        <w:t>경우든</w:t>
+      </w:r>
+      <w:proofErr w:type="spellEnd"/>
+      <w:r>
+        <w:rPr>
+          <w:rFonts w:ascii="맑은 고딕" w:eastAsia="맑은 고딕" w:hAnsi="맑은 고딕" w:cs="맑은 고딕"/>
+          <w:sz w:val="21"/>
+          <w:szCs w:val="21"/>
+        </w:rPr>
+        <w:t xml:space="preserve"> 1단계 자체가 "VAQ에서 선택도에 따른 </w:t>
+      </w:r>
+      <w:proofErr w:type="spellStart"/>
+      <w:r>
+        <w:rPr>
+          <w:rFonts w:ascii="맑은 고딕" w:eastAsia="맑은 고딕" w:hAnsi="맑은 고딕" w:cs="맑은 고딕"/>
+          <w:sz w:val="21"/>
+          <w:szCs w:val="21"/>
+        </w:rPr>
+        <w:t>플래닝</w:t>
+      </w:r>
+      <w:proofErr w:type="spellEnd"/>
+      <w:r>
+        <w:rPr>
+          <w:rFonts w:ascii="맑은 고딕" w:eastAsia="맑은 고딕" w:hAnsi="맑은 고딕" w:cs="맑은 고딕"/>
+          <w:sz w:val="21"/>
+          <w:szCs w:val="21"/>
+        </w:rPr>
+        <w:t>/실행 비중의 정량적 프로파일"이라는 독립적 기여를 갖는다.</w:t>
+      </w:r>
+    </w:p>
+    <w:p>
+      <w:pPr>
+        <w:spacing w:before="180" w:after="60"/>
+      </w:pPr>
       <w:r>
         <w:rPr>
           <w:rFonts w:ascii="맑은 고딕" w:eastAsia="맑은 고딕" w:hAnsi="맑은 고딕" w:cs="맑은 고딕"/>
@@ -2749,15 +2795,7 @@
           <w:sz w:val="21"/>
           <w:szCs w:val="21"/>
         </w:rPr>
-        <w:t>MATERIALIZED</w:t>
-      </w:r>
-      <w:r>
-        <w:rPr>
-          <w:rFonts w:ascii="맑은 고딕" w:eastAsia="맑은 고딕" w:hAnsi="맑은 고딕" w:cs="맑은 고딕"/>
-          <w:sz w:val="21"/>
-          <w:szCs w:val="21"/>
-        </w:rPr>
-        <w:t xml:space="preserve"> 키워드를 명시하여 중간 결과의 실체화를 강제한다. 이 실체화 오버헤드가 성능 이득을 상쇄하지 않는지가 핵심 검증 대상이다.</w:t>
+        <w:t>RQ2 (2단계 — Cascaded Decomposition): 벡터 유사도 조건을 두 단계로 분해하면 end-to-end latency가 개선되는가?</w:t>
       </w:r>
     </w:p>
     <w:p>
@@ -2768,153 +2806,71 @@
       <w:r>
         <w:rPr>
           <w:rFonts w:ascii="맑은 고딕" w:eastAsia="맑은 고딕" w:hAnsi="맑은 고딕" w:cs="맑은 고딕"/>
-          <w:sz w:val="21"/>
-          <w:szCs w:val="21"/>
-        </w:rPr>
-        <w:t xml:space="preserve">조합 폭발을 방지하기 위해 Phase 2a → 2b의 2단계로 진행한다. Phase 2a(12~16개 조합)에서는 분해 </w:t>
-      </w:r>
-      <w:proofErr w:type="spellStart"/>
-      <w:r>
-        <w:rPr>
-          <w:rFonts w:ascii="맑은 고딕" w:eastAsia="맑은 고딕" w:hAnsi="맑은 고딕" w:cs="맑은 고딕"/>
-          <w:sz w:val="21"/>
-          <w:szCs w:val="21"/>
-        </w:rPr>
-        <w:t>임계값</w:t>
-      </w:r>
-      <w:proofErr w:type="spellEnd"/>
-      <w:r>
-        <w:rPr>
-          <w:rFonts w:ascii="맑은 고딕" w:eastAsia="맑은 고딕" w:hAnsi="맑은 고딕" w:cs="맑은 고딕"/>
-          <w:sz w:val="21"/>
-          <w:szCs w:val="21"/>
-        </w:rPr>
-        <w:t xml:space="preserve"> 4종 × 비교 전략 4종(Baseline / ECQO only / Cascade only / </w:t>
-      </w:r>
-      <w:proofErr w:type="spellStart"/>
-      <w:r>
-        <w:rPr>
-          <w:rFonts w:ascii="맑은 고딕" w:eastAsia="맑은 고딕" w:hAnsi="맑은 고딕" w:cs="맑은 고딕"/>
-          <w:sz w:val="21"/>
-          <w:szCs w:val="21"/>
-        </w:rPr>
-        <w:t>ECQO+Cascade</w:t>
-      </w:r>
-      <w:proofErr w:type="spellEnd"/>
-      <w:r>
-        <w:rPr>
-          <w:rFonts w:ascii="맑은 고딕" w:eastAsia="맑은 고딕" w:hAnsi="맑은 고딕" w:cs="맑은 고딕"/>
-          <w:sz w:val="21"/>
-          <w:szCs w:val="21"/>
-        </w:rPr>
-        <w:t xml:space="preserve">)을 실험하고, Phase 2b(24~36개 조합)에서는 </w:t>
-      </w:r>
-      <w:proofErr w:type="spellStart"/>
-      <w:r>
-        <w:rPr>
-          <w:rFonts w:ascii="맑은 고딕" w:eastAsia="맑은 고딕" w:hAnsi="맑은 고딕" w:cs="맑은 고딕"/>
-          <w:sz w:val="21"/>
-          <w:szCs w:val="21"/>
-        </w:rPr>
-        <w:t>유의미</w:t>
-      </w:r>
-      <w:proofErr w:type="spellEnd"/>
-      <w:r>
-        <w:rPr>
-          <w:rFonts w:ascii="맑은 고딕" w:eastAsia="맑은 고딕" w:hAnsi="맑은 고딕" w:cs="맑은 고딕"/>
-          <w:sz w:val="21"/>
-          <w:szCs w:val="21"/>
-        </w:rPr>
-        <w:t xml:space="preserve"> 조합에 대해 필터 4단계 × </w:t>
-      </w:r>
-      <w:proofErr w:type="spellStart"/>
-      <w:r>
-        <w:rPr>
-          <w:rFonts w:ascii="맑은 고딕" w:eastAsia="맑은 고딕" w:hAnsi="맑은 고딕" w:cs="맑은 고딕"/>
-          <w:sz w:val="21"/>
-          <w:szCs w:val="21"/>
-        </w:rPr>
-        <w:t>캐싱</w:t>
-      </w:r>
-      <w:proofErr w:type="spellEnd"/>
-      <w:r>
-        <w:rPr>
-          <w:rFonts w:ascii="맑은 고딕" w:eastAsia="맑은 고딕" w:hAnsi="맑은 고딕" w:cs="맑은 고딕"/>
-          <w:sz w:val="21"/>
-          <w:szCs w:val="21"/>
-        </w:rPr>
-        <w:t xml:space="preserve"> 전략 3종(CTE / Materialized CTE / Temp </w:t>
-      </w:r>
-      <w:proofErr w:type="spellStart"/>
-      <w:r>
-        <w:rPr>
-          <w:rFonts w:ascii="맑은 고딕" w:eastAsia="맑은 고딕" w:hAnsi="맑은 고딕" w:cs="맑은 고딕"/>
-          <w:sz w:val="21"/>
-          <w:szCs w:val="21"/>
-        </w:rPr>
-        <w:t>Table+Index</w:t>
-      </w:r>
-      <w:proofErr w:type="spellEnd"/>
-      <w:r>
-        <w:rPr>
-          <w:rFonts w:ascii="맑은 고딕" w:eastAsia="맑은 고딕" w:hAnsi="맑은 고딕" w:cs="맑은 고딕"/>
-          <w:sz w:val="21"/>
-          <w:szCs w:val="21"/>
-        </w:rPr>
-        <w:t>)</w:t>
-      </w:r>
-      <w:proofErr w:type="spellStart"/>
-      <w:r>
-        <w:rPr>
-          <w:rFonts w:ascii="맑은 고딕" w:eastAsia="맑은 고딕" w:hAnsi="맑은 고딕" w:cs="맑은 고딕"/>
-          <w:sz w:val="21"/>
-          <w:szCs w:val="21"/>
-        </w:rPr>
-        <w:t>으로</w:t>
-      </w:r>
-      <w:proofErr w:type="spellEnd"/>
-      <w:r>
-        <w:rPr>
-          <w:rFonts w:ascii="맑은 고딕" w:eastAsia="맑은 고딕" w:hAnsi="맑은 고딕" w:cs="맑은 고딕"/>
-          <w:sz w:val="21"/>
-          <w:szCs w:val="21"/>
-        </w:rPr>
-        <w:t xml:space="preserve"> 확장한다. 각 조합은 5회 실행, 워밍업 1회 제외 후 </w:t>
-      </w:r>
-      <w:proofErr w:type="spellStart"/>
-      <w:r>
-        <w:rPr>
-          <w:rFonts w:ascii="맑은 고딕" w:eastAsia="맑은 고딕" w:hAnsi="맑은 고딕" w:cs="맑은 고딕"/>
-          <w:sz w:val="21"/>
-          <w:szCs w:val="21"/>
-        </w:rPr>
-        <w:t>아웃라이어</w:t>
-      </w:r>
-      <w:proofErr w:type="spellEnd"/>
-      <w:r>
-        <w:rPr>
-          <w:rFonts w:ascii="맑은 고딕" w:eastAsia="맑은 고딕" w:hAnsi="맑은 고딕" w:cs="맑은 고딕"/>
-          <w:sz w:val="21"/>
-          <w:szCs w:val="21"/>
-        </w:rPr>
-        <w:t xml:space="preserve"> 제거 3회 평균.</w:t>
-      </w:r>
-    </w:p>
-    <w:p>
-      <w:pPr>
-        <w:spacing w:before="180" w:after="60"/>
-      </w:pPr>
-      <w:r>
-        <w:rPr>
-          <w:rFonts w:ascii="맑은 고딕" w:eastAsia="맑은 고딕" w:hAnsi="맑은 고딕" w:cs="맑은 고딕"/>
           <w:b/>
           <w:bCs/>
           <w:sz w:val="21"/>
           <w:szCs w:val="21"/>
         </w:rPr>
-        <w:t xml:space="preserve">RQ3 (3단계 — ECQO 상호작용): Cascade와 </w:t>
+        <w:t>가설 H2</w:t>
+      </w:r>
+      <w:r>
+        <w:rPr>
+          <w:rFonts w:ascii="맑은 고딕" w:eastAsia="맑은 고딕" w:hAnsi="맑은 고딕" w:cs="맑은 고딕"/>
+          <w:sz w:val="21"/>
+          <w:szCs w:val="21"/>
+        </w:rPr>
+        <w:t>: Cascade 분해 시 end-to-end latency가 단일 조건 대비 개선되며, Materialized CTE의 실체화 오버헤드가 분해의 이점을 상쇄하지 않는다.</w:t>
+      </w:r>
+    </w:p>
+    <w:p>
+      <w:pPr>
+        <w:spacing w:after="160" w:line="360" w:lineRule="auto"/>
+        <w:jc w:val="both"/>
+      </w:pPr>
+      <w:r>
+        <w:rPr>
+          <w:rFonts w:ascii="맑은 고딕" w:eastAsia="맑은 고딕" w:hAnsi="맑은 고딕" w:cs="맑은 고딕"/>
+          <w:sz w:val="21"/>
+          <w:szCs w:val="21"/>
+        </w:rPr>
+        <w:t xml:space="preserve">PostgreSQL 12+에서 </w:t>
       </w:r>
       <w:proofErr w:type="spellStart"/>
+      <w:r>
+        <w:rPr>
+          <w:rFonts w:ascii="맑은 고딕" w:eastAsia="맑은 고딕" w:hAnsi="맑은 고딕" w:cs="맑은 고딕"/>
+          <w:sz w:val="21"/>
+          <w:szCs w:val="21"/>
+        </w:rPr>
+        <w:t>비재귀</w:t>
+      </w:r>
+      <w:proofErr w:type="spellEnd"/>
+      <w:r>
+        <w:rPr>
+          <w:rFonts w:ascii="맑은 고딕" w:eastAsia="맑은 고딕" w:hAnsi="맑은 고딕" w:cs="맑은 고딕"/>
+          <w:sz w:val="21"/>
+          <w:szCs w:val="21"/>
+        </w:rPr>
+        <w:t xml:space="preserve"> CTE는 기본적으로 자동 </w:t>
+      </w:r>
+      <w:proofErr w:type="spellStart"/>
+      <w:r>
+        <w:rPr>
+          <w:rFonts w:ascii="맑은 고딕" w:eastAsia="맑은 고딕" w:hAnsi="맑은 고딕" w:cs="맑은 고딕"/>
+          <w:sz w:val="21"/>
+          <w:szCs w:val="21"/>
+        </w:rPr>
+        <w:t>인라인되므로</w:t>
+      </w:r>
+      <w:proofErr w:type="spellEnd"/>
+      <w:r>
+        <w:rPr>
+          <w:rFonts w:ascii="맑은 고딕" w:eastAsia="맑은 고딕" w:hAnsi="맑은 고딕" w:cs="맑은 고딕"/>
+          <w:sz w:val="21"/>
+          <w:szCs w:val="21"/>
+        </w:rPr>
+        <w:t xml:space="preserve">(optimization fence 없음), </w:t>
+      </w:r>
       <w:r>
         <w:rPr>
           <w:rFonts w:ascii="맑은 고딕" w:eastAsia="맑은 고딕" w:hAnsi="맑은 고딕" w:cs="맑은 고딕"/>
@@ -2923,18 +2879,15 @@
           <w:sz w:val="21"/>
           <w:szCs w:val="21"/>
         </w:rPr>
-        <w:t>Exqutor</w:t>
-      </w:r>
-      <w:proofErr w:type="spellEnd"/>
-      <w:r>
-        <w:rPr>
-          <w:rFonts w:ascii="맑은 고딕" w:eastAsia="맑은 고딕" w:hAnsi="맑은 고딕" w:cs="맑은 고딕"/>
-          <w:b/>
-          <w:bCs/>
-          <w:sz w:val="21"/>
-          <w:szCs w:val="21"/>
-        </w:rPr>
-        <w:t xml:space="preserve"> ECQO는 보완적인가, 대체적인가?</w:t>
+        <w:t>MATERIALIZED</w:t>
+      </w:r>
+      <w:r>
+        <w:rPr>
+          <w:rFonts w:ascii="맑은 고딕" w:eastAsia="맑은 고딕" w:hAnsi="맑은 고딕" w:cs="맑은 고딕"/>
+          <w:sz w:val="21"/>
+          <w:szCs w:val="21"/>
+        </w:rPr>
+        <w:t xml:space="preserve"> 키워드를 명시하여 중간 결과의 실체화를 강제한다. 이 실체화 오버헤드가 성능 이득을 상쇄하지 않는지가 핵심 검증 대상이다.</w:t>
       </w:r>
     </w:p>
     <w:p>
@@ -2942,16 +2895,18 @@
         <w:spacing w:after="160" w:line="360" w:lineRule="auto"/>
         <w:jc w:val="both"/>
         <w:rPr>
-          <w:rFonts w:hint="eastAsia"/>
-        </w:rPr>
-      </w:pPr>
-      <w:r>
-        <w:rPr>
-          <w:rFonts w:ascii="맑은 고딕" w:eastAsia="맑은 고딕" w:hAnsi="맑은 고딕" w:cs="맑은 고딕"/>
-          <w:sz w:val="21"/>
-          <w:szCs w:val="21"/>
-        </w:rPr>
-        <w:t xml:space="preserve">네 전략(Baseline / ECQO only / Cascade only / </w:t>
+          <w:rFonts w:ascii="맑은 고딕" w:eastAsia="맑은 고딕" w:hAnsi="맑은 고딕" w:cs="맑은 고딕"/>
+          <w:sz w:val="21"/>
+          <w:szCs w:val="21"/>
+        </w:rPr>
+      </w:pPr>
+      <w:r>
+        <w:rPr>
+          <w:rFonts w:ascii="맑은 고딕" w:eastAsia="맑은 고딕" w:hAnsi="맑은 고딕" w:cs="맑은 고딕"/>
+          <w:sz w:val="21"/>
+          <w:szCs w:val="21"/>
+        </w:rPr>
+        <w:t xml:space="preserve">조합 폭발을 방지하기 위해 Phase 2a → 2b의 2단계로 진행한다. Phase 2a(12~16개 조합)에서는 분해 </w:t>
       </w:r>
       <w:proofErr w:type="spellStart"/>
       <w:r>
@@ -2960,6 +2915,24 @@
           <w:sz w:val="21"/>
           <w:szCs w:val="21"/>
         </w:rPr>
+        <w:t>임계값</w:t>
+      </w:r>
+      <w:proofErr w:type="spellEnd"/>
+      <w:r>
+        <w:rPr>
+          <w:rFonts w:ascii="맑은 고딕" w:eastAsia="맑은 고딕" w:hAnsi="맑은 고딕" w:cs="맑은 고딕"/>
+          <w:sz w:val="21"/>
+          <w:szCs w:val="21"/>
+        </w:rPr>
+        <w:t xml:space="preserve"> 4종 × 비교 전략 4종(Baseline / ECQO only / Cascade only / </w:t>
+      </w:r>
+      <w:proofErr w:type="spellStart"/>
+      <w:r>
+        <w:rPr>
+          <w:rFonts w:ascii="맑은 고딕" w:eastAsia="맑은 고딕" w:hAnsi="맑은 고딕" w:cs="맑은 고딕"/>
+          <w:sz w:val="21"/>
+          <w:szCs w:val="21"/>
+        </w:rPr>
         <w:t>ECQO+Cascade</w:t>
       </w:r>
       <w:proofErr w:type="spellEnd"/>
@@ -2969,7 +2942,7 @@
           <w:sz w:val="21"/>
           <w:szCs w:val="21"/>
         </w:rPr>
-        <w:t xml:space="preserve">)을 end-to-end latency 기준으로 비교하여 보완/대체 관계를 판별한다. ECQO는 "정확한 </w:t>
+        <w:t xml:space="preserve">)을 실험하고, Phase 2b(24~36개 조합)에서는 </w:t>
       </w:r>
       <w:proofErr w:type="spellStart"/>
       <w:r>
@@ -2978,7 +2951,7 @@
           <w:sz w:val="21"/>
           <w:szCs w:val="21"/>
         </w:rPr>
-        <w:t>카디널리티를</w:t>
+        <w:t>유의미</w:t>
       </w:r>
       <w:proofErr w:type="spellEnd"/>
       <w:r>
@@ -2987,7 +2960,7 @@
           <w:sz w:val="21"/>
           <w:szCs w:val="21"/>
         </w:rPr>
-        <w:t xml:space="preserve"> 줘서 올바른 계획을 선택하게 하는" 접근이고, Cascade는 "</w:t>
+        <w:t xml:space="preserve"> 조합에 대해 필터 4단계 × </w:t>
       </w:r>
       <w:proofErr w:type="spellStart"/>
       <w:r>
@@ -2996,7 +2969,7 @@
           <w:sz w:val="21"/>
           <w:szCs w:val="21"/>
         </w:rPr>
-        <w:t>카디널리티를</w:t>
+        <w:t>캐싱</w:t>
       </w:r>
       <w:proofErr w:type="spellEnd"/>
       <w:r>
@@ -3005,7 +2978,7 @@
           <w:sz w:val="21"/>
           <w:szCs w:val="21"/>
         </w:rPr>
-        <w:t xml:space="preserve"> 몰라도 영향이 작은 구조를 만드는" 접근이다. 여력에 따라 top-k 전환(ORDER BY </w:t>
+        <w:t xml:space="preserve"> 전략 3종(CTE / Materialized CTE / Temp </w:t>
       </w:r>
       <w:proofErr w:type="spellStart"/>
       <w:r>
@@ -3014,7 +2987,7 @@
           <w:sz w:val="21"/>
           <w:szCs w:val="21"/>
         </w:rPr>
-        <w:t>dist</w:t>
+        <w:t>Table+Index</w:t>
       </w:r>
       <w:proofErr w:type="spellEnd"/>
       <w:r>
@@ -3023,7 +2996,7 @@
           <w:sz w:val="21"/>
           <w:szCs w:val="21"/>
         </w:rPr>
-        <w:t xml:space="preserve"> LIMIT k)과 </w:t>
+        <w:t>)</w:t>
       </w:r>
       <w:proofErr w:type="spellStart"/>
       <w:r>
@@ -3032,7 +3005,7 @@
           <w:sz w:val="21"/>
           <w:szCs w:val="21"/>
         </w:rPr>
-        <w:t>pgvector</w:t>
+        <w:t>으로</w:t>
       </w:r>
       <w:proofErr w:type="spellEnd"/>
       <w:r>
@@ -3041,7 +3014,25 @@
           <w:sz w:val="21"/>
           <w:szCs w:val="21"/>
         </w:rPr>
-        <w:t xml:space="preserve"> 0.8.0 비교 실험을 추가 수행한다.</w:t>
+        <w:t xml:space="preserve"> 확장한다. 각 조합은 5회 실행, 워밍업 1회 제외 후 </w:t>
+      </w:r>
+      <w:proofErr w:type="spellStart"/>
+      <w:r>
+        <w:rPr>
+          <w:rFonts w:ascii="맑은 고딕" w:eastAsia="맑은 고딕" w:hAnsi="맑은 고딕" w:cs="맑은 고딕"/>
+          <w:sz w:val="21"/>
+          <w:szCs w:val="21"/>
+        </w:rPr>
+        <w:t>아웃라이어</w:t>
+      </w:r>
+      <w:proofErr w:type="spellEnd"/>
+      <w:r>
+        <w:rPr>
+          <w:rFonts w:ascii="맑은 고딕" w:eastAsia="맑은 고딕" w:hAnsi="맑은 고딕" w:cs="맑은 고딕"/>
+          <w:sz w:val="21"/>
+          <w:szCs w:val="21"/>
+        </w:rPr>
+        <w:t xml:space="preserve"> 제거 3회 평균.</w:t>
       </w:r>
     </w:p>
     <w:p>
@@ -3052,12 +3043,590 @@
         <w:autoSpaceDN/>
         <w:rPr>
           <w:rFonts w:ascii="맑은 고딕" w:eastAsia="맑은 고딕" w:hAnsi="맑은 고딕" w:cs="맑은 고딕"/>
+          <w:sz w:val="21"/>
+          <w:szCs w:val="21"/>
+        </w:rPr>
+      </w:pPr>
+      <w:r>
+        <w:rPr>
+          <w:rFonts w:ascii="맑은 고딕" w:eastAsia="맑은 고딕" w:hAnsi="맑은 고딕" w:cs="맑은 고딕"/>
+          <w:sz w:val="21"/>
+          <w:szCs w:val="21"/>
+        </w:rPr>
+        <w:br w:type="page"/>
+      </w:r>
+    </w:p>
+    <w:p>
+      <w:pPr>
+        <w:spacing w:before="180" w:after="60"/>
+      </w:pPr>
+      <w:r>
+        <w:rPr>
+          <w:rFonts w:ascii="맑은 고딕" w:eastAsia="맑은 고딕" w:hAnsi="맑은 고딕" w:cs="맑은 고딕"/>
+          <w:b/>
+          <w:bCs/>
+          <w:sz w:val="21"/>
+          <w:szCs w:val="21"/>
+        </w:rPr>
+        <w:lastRenderedPageBreak/>
+        <w:t xml:space="preserve">RQ3 (3단계 — ECQO 상호작용): Cascade와 </w:t>
+      </w:r>
+      <w:proofErr w:type="spellStart"/>
+      <w:r>
+        <w:rPr>
+          <w:rFonts w:ascii="맑은 고딕" w:eastAsia="맑은 고딕" w:hAnsi="맑은 고딕" w:cs="맑은 고딕"/>
+          <w:b/>
+          <w:bCs/>
+          <w:sz w:val="21"/>
+          <w:szCs w:val="21"/>
+        </w:rPr>
+        <w:t>Exqutor</w:t>
+      </w:r>
+      <w:proofErr w:type="spellEnd"/>
+      <w:r>
+        <w:rPr>
+          <w:rFonts w:ascii="맑은 고딕" w:eastAsia="맑은 고딕" w:hAnsi="맑은 고딕" w:cs="맑은 고딕"/>
+          <w:b/>
+          <w:bCs/>
+          <w:sz w:val="21"/>
+          <w:szCs w:val="21"/>
+        </w:rPr>
+        <w:t xml:space="preserve"> ECQO는 보완적인가, 대체적인가?</w:t>
+      </w:r>
+    </w:p>
+    <w:p>
+      <w:pPr>
+        <w:spacing w:after="160" w:line="360" w:lineRule="auto"/>
+        <w:jc w:val="both"/>
+      </w:pPr>
+      <w:r>
+        <w:rPr>
+          <w:rFonts w:ascii="맑은 고딕" w:eastAsia="맑은 고딕" w:hAnsi="맑은 고딕" w:cs="맑은 고딕"/>
+          <w:b/>
+          <w:bCs/>
+          <w:sz w:val="21"/>
+          <w:szCs w:val="21"/>
+        </w:rPr>
+        <w:t>가설 H3</w:t>
+      </w:r>
+      <w:r>
+        <w:rPr>
+          <w:rFonts w:ascii="맑은 고딕" w:eastAsia="맑은 고딕" w:hAnsi="맑은 고딕" w:cs="맑은 고딕"/>
+          <w:sz w:val="21"/>
+          <w:szCs w:val="21"/>
+        </w:rPr>
+        <w:t>: ECQO + Cascade 결합이 ECQO only보다 end-to-end latency에서 추가 향상을 보이며, 두 접근은 상호보완적이다.</w:t>
+      </w:r>
+    </w:p>
+    <w:tbl>
+      <w:tblPr>
+        <w:tblW w:w="9026" w:type="dxa"/>
+        <w:tblBorders>
+          <w:top w:val="single" w:sz="4" w:space="0" w:color="auto"/>
+          <w:left w:val="single" w:sz="4" w:space="0" w:color="auto"/>
+          <w:bottom w:val="single" w:sz="4" w:space="0" w:color="auto"/>
+          <w:right w:val="single" w:sz="4" w:space="0" w:color="auto"/>
+          <w:insideH w:val="single" w:sz="4" w:space="0" w:color="auto"/>
+          <w:insideV w:val="single" w:sz="4" w:space="0" w:color="auto"/>
+        </w:tblBorders>
+        <w:tblCellMar>
+          <w:left w:w="10" w:type="dxa"/>
+          <w:right w:w="10" w:type="dxa"/>
+        </w:tblCellMar>
+        <w:tblLook w:val="04A0" w:firstRow="1" w:lastRow="0" w:firstColumn="1" w:lastColumn="0" w:noHBand="0" w:noVBand="1"/>
+      </w:tblPr>
+      <w:tblGrid>
+        <w:gridCol w:w="2200"/>
+        <w:gridCol w:w="6826"/>
+      </w:tblGrid>
+      <w:tr>
+        <w:tblPrEx>
+          <w:tblCellMar>
+            <w:top w:w="0" w:type="dxa"/>
+            <w:bottom w:w="0" w:type="dxa"/>
+          </w:tblCellMar>
+        </w:tblPrEx>
+        <w:tc>
+          <w:tcPr>
+            <w:tcW w:w="2200" w:type="dxa"/>
+            <w:tcBorders>
+              <w:top w:val="single" w:sz="4" w:space="0" w:color="AAAAAA"/>
+              <w:left w:val="single" w:sz="4" w:space="0" w:color="AAAAAA"/>
+              <w:bottom w:val="single" w:sz="4" w:space="0" w:color="AAAAAA"/>
+              <w:right w:val="single" w:sz="4" w:space="0" w:color="AAAAAA"/>
+            </w:tcBorders>
+            <w:shd w:val="clear" w:color="auto" w:fill="DDEEFF"/>
+            <w:tcMar>
+              <w:top w:w="50" w:type="dxa"/>
+              <w:left w:w="80" w:type="dxa"/>
+              <w:bottom w:w="50" w:type="dxa"/>
+              <w:right w:w="80" w:type="dxa"/>
+            </w:tcMar>
+            <w:vAlign w:val="center"/>
+          </w:tcPr>
+          <w:p>
+            <w:r>
+              <w:rPr>
+                <w:rFonts w:ascii="맑은 고딕" w:eastAsia="맑은 고딕" w:hAnsi="맑은 고딕" w:cs="맑은 고딕"/>
+                <w:b/>
+                <w:bCs/>
+                <w:sz w:val="18"/>
+                <w:szCs w:val="18"/>
+              </w:rPr>
+              <w:t>비교 전략</w:t>
+            </w:r>
+          </w:p>
+        </w:tc>
+        <w:tc>
+          <w:tcPr>
+            <w:tcW w:w="6826" w:type="dxa"/>
+            <w:tcBorders>
+              <w:top w:val="single" w:sz="4" w:space="0" w:color="AAAAAA"/>
+              <w:left w:val="single" w:sz="4" w:space="0" w:color="AAAAAA"/>
+              <w:bottom w:val="single" w:sz="4" w:space="0" w:color="AAAAAA"/>
+              <w:right w:val="single" w:sz="4" w:space="0" w:color="AAAAAA"/>
+            </w:tcBorders>
+            <w:shd w:val="clear" w:color="auto" w:fill="DDEEFF"/>
+            <w:tcMar>
+              <w:top w:w="50" w:type="dxa"/>
+              <w:left w:w="80" w:type="dxa"/>
+              <w:bottom w:w="50" w:type="dxa"/>
+              <w:right w:w="80" w:type="dxa"/>
+            </w:tcMar>
+            <w:vAlign w:val="center"/>
+          </w:tcPr>
+          <w:p>
+            <w:r>
+              <w:rPr>
+                <w:rFonts w:ascii="맑은 고딕" w:eastAsia="맑은 고딕" w:hAnsi="맑은 고딕" w:cs="맑은 고딕"/>
+                <w:b/>
+                <w:bCs/>
+                <w:sz w:val="18"/>
+                <w:szCs w:val="18"/>
+              </w:rPr>
+              <w:t>설명</w:t>
+            </w:r>
+          </w:p>
+        </w:tc>
+      </w:tr>
+      <w:tr>
+        <w:tblPrEx>
+          <w:tblCellMar>
+            <w:top w:w="0" w:type="dxa"/>
+            <w:bottom w:w="0" w:type="dxa"/>
+          </w:tblCellMar>
+        </w:tblPrEx>
+        <w:tc>
+          <w:tcPr>
+            <w:tcW w:w="2200" w:type="dxa"/>
+            <w:tcBorders>
+              <w:top w:val="single" w:sz="4" w:space="0" w:color="AAAAAA"/>
+              <w:left w:val="single" w:sz="4" w:space="0" w:color="AAAAAA"/>
+              <w:bottom w:val="single" w:sz="4" w:space="0" w:color="AAAAAA"/>
+              <w:right w:val="single" w:sz="4" w:space="0" w:color="AAAAAA"/>
+            </w:tcBorders>
+            <w:tcMar>
+              <w:top w:w="50" w:type="dxa"/>
+              <w:left w:w="80" w:type="dxa"/>
+              <w:bottom w:w="50" w:type="dxa"/>
+              <w:right w:w="80" w:type="dxa"/>
+            </w:tcMar>
+            <w:vAlign w:val="center"/>
+          </w:tcPr>
+          <w:p>
+            <w:r>
+              <w:rPr>
+                <w:rFonts w:ascii="맑은 고딕" w:eastAsia="맑은 고딕" w:hAnsi="맑은 고딕" w:cs="맑은 고딕"/>
+                <w:sz w:val="18"/>
+                <w:szCs w:val="18"/>
+              </w:rPr>
+              <w:t>Baseline</w:t>
+            </w:r>
+          </w:p>
+        </w:tc>
+        <w:tc>
+          <w:tcPr>
+            <w:tcW w:w="6826" w:type="dxa"/>
+            <w:tcBorders>
+              <w:top w:val="single" w:sz="4" w:space="0" w:color="AAAAAA"/>
+              <w:left w:val="single" w:sz="4" w:space="0" w:color="AAAAAA"/>
+              <w:bottom w:val="single" w:sz="4" w:space="0" w:color="AAAAAA"/>
+              <w:right w:val="single" w:sz="4" w:space="0" w:color="AAAAAA"/>
+            </w:tcBorders>
+            <w:tcMar>
+              <w:top w:w="50" w:type="dxa"/>
+              <w:left w:w="80" w:type="dxa"/>
+              <w:bottom w:w="50" w:type="dxa"/>
+              <w:right w:w="80" w:type="dxa"/>
+            </w:tcMar>
+            <w:vAlign w:val="center"/>
+          </w:tcPr>
+          <w:p>
+            <w:proofErr w:type="spellStart"/>
+            <w:r>
+              <w:rPr>
+                <w:rFonts w:ascii="맑은 고딕" w:eastAsia="맑은 고딕" w:hAnsi="맑은 고딕" w:cs="맑은 고딕"/>
+                <w:sz w:val="18"/>
+                <w:szCs w:val="18"/>
+              </w:rPr>
+              <w:t>pgvector</w:t>
+            </w:r>
+            <w:proofErr w:type="spellEnd"/>
+            <w:r>
+              <w:rPr>
+                <w:rFonts w:ascii="맑은 고딕" w:eastAsia="맑은 고딕" w:hAnsi="맑은 고딕" w:cs="맑은 고딕"/>
+                <w:sz w:val="18"/>
+                <w:szCs w:val="18"/>
+              </w:rPr>
+              <w:t xml:space="preserve"> 기본 (33.3% 고정 추정)</w:t>
+            </w:r>
+          </w:p>
+        </w:tc>
+      </w:tr>
+      <w:tr>
+        <w:tblPrEx>
+          <w:tblCellMar>
+            <w:top w:w="0" w:type="dxa"/>
+            <w:bottom w:w="0" w:type="dxa"/>
+          </w:tblCellMar>
+        </w:tblPrEx>
+        <w:tc>
+          <w:tcPr>
+            <w:tcW w:w="2200" w:type="dxa"/>
+            <w:tcBorders>
+              <w:top w:val="single" w:sz="4" w:space="0" w:color="AAAAAA"/>
+              <w:left w:val="single" w:sz="4" w:space="0" w:color="AAAAAA"/>
+              <w:bottom w:val="single" w:sz="4" w:space="0" w:color="AAAAAA"/>
+              <w:right w:val="single" w:sz="4" w:space="0" w:color="AAAAAA"/>
+            </w:tcBorders>
+            <w:tcMar>
+              <w:top w:w="50" w:type="dxa"/>
+              <w:left w:w="80" w:type="dxa"/>
+              <w:bottom w:w="50" w:type="dxa"/>
+              <w:right w:w="80" w:type="dxa"/>
+            </w:tcMar>
+            <w:vAlign w:val="center"/>
+          </w:tcPr>
+          <w:p>
+            <w:r>
+              <w:rPr>
+                <w:rFonts w:ascii="맑은 고딕" w:eastAsia="맑은 고딕" w:hAnsi="맑은 고딕" w:cs="맑은 고딕"/>
+                <w:sz w:val="18"/>
+                <w:szCs w:val="18"/>
+              </w:rPr>
+              <w:t>ECQO only</w:t>
+            </w:r>
+          </w:p>
+        </w:tc>
+        <w:tc>
+          <w:tcPr>
+            <w:tcW w:w="6826" w:type="dxa"/>
+            <w:tcBorders>
+              <w:top w:val="single" w:sz="4" w:space="0" w:color="AAAAAA"/>
+              <w:left w:val="single" w:sz="4" w:space="0" w:color="AAAAAA"/>
+              <w:bottom w:val="single" w:sz="4" w:space="0" w:color="AAAAAA"/>
+              <w:right w:val="single" w:sz="4" w:space="0" w:color="AAAAAA"/>
+            </w:tcBorders>
+            <w:tcMar>
+              <w:top w:w="50" w:type="dxa"/>
+              <w:left w:w="80" w:type="dxa"/>
+              <w:bottom w:w="50" w:type="dxa"/>
+              <w:right w:w="80" w:type="dxa"/>
+            </w:tcMar>
+            <w:vAlign w:val="center"/>
+          </w:tcPr>
+          <w:p>
+            <w:proofErr w:type="spellStart"/>
+            <w:r>
+              <w:rPr>
+                <w:rFonts w:ascii="맑은 고딕" w:eastAsia="맑은 고딕" w:hAnsi="맑은 고딕" w:cs="맑은 고딕"/>
+                <w:sz w:val="18"/>
+                <w:szCs w:val="18"/>
+              </w:rPr>
+              <w:t>Exqutor</w:t>
+            </w:r>
+            <w:proofErr w:type="spellEnd"/>
+            <w:r>
+              <w:rPr>
+                <w:rFonts w:ascii="맑은 고딕" w:eastAsia="맑은 고딕" w:hAnsi="맑은 고딕" w:cs="맑은 고딕"/>
+                <w:sz w:val="18"/>
+                <w:szCs w:val="18"/>
+              </w:rPr>
+              <w:t xml:space="preserve">의 정확한 </w:t>
+            </w:r>
+            <w:proofErr w:type="spellStart"/>
+            <w:r>
+              <w:rPr>
+                <w:rFonts w:ascii="맑은 고딕" w:eastAsia="맑은 고딕" w:hAnsi="맑은 고딕" w:cs="맑은 고딕"/>
+                <w:sz w:val="18"/>
+                <w:szCs w:val="18"/>
+              </w:rPr>
+              <w:t>카디널리티</w:t>
+            </w:r>
+            <w:proofErr w:type="spellEnd"/>
+            <w:r>
+              <w:rPr>
+                <w:rFonts w:ascii="맑은 고딕" w:eastAsia="맑은 고딕" w:hAnsi="맑은 고딕" w:cs="맑은 고딕"/>
+                <w:sz w:val="18"/>
+                <w:szCs w:val="18"/>
+              </w:rPr>
+              <w:t xml:space="preserve"> 추정</w:t>
+            </w:r>
+          </w:p>
+        </w:tc>
+      </w:tr>
+      <w:tr>
+        <w:tblPrEx>
+          <w:tblCellMar>
+            <w:top w:w="0" w:type="dxa"/>
+            <w:bottom w:w="0" w:type="dxa"/>
+          </w:tblCellMar>
+        </w:tblPrEx>
+        <w:tc>
+          <w:tcPr>
+            <w:tcW w:w="2200" w:type="dxa"/>
+            <w:tcBorders>
+              <w:top w:val="single" w:sz="4" w:space="0" w:color="AAAAAA"/>
+              <w:left w:val="single" w:sz="4" w:space="0" w:color="AAAAAA"/>
+              <w:bottom w:val="single" w:sz="4" w:space="0" w:color="AAAAAA"/>
+              <w:right w:val="single" w:sz="4" w:space="0" w:color="AAAAAA"/>
+            </w:tcBorders>
+            <w:tcMar>
+              <w:top w:w="50" w:type="dxa"/>
+              <w:left w:w="80" w:type="dxa"/>
+              <w:bottom w:w="50" w:type="dxa"/>
+              <w:right w:w="80" w:type="dxa"/>
+            </w:tcMar>
+            <w:vAlign w:val="center"/>
+          </w:tcPr>
+          <w:p>
+            <w:r>
+              <w:rPr>
+                <w:rFonts w:ascii="맑은 고딕" w:eastAsia="맑은 고딕" w:hAnsi="맑은 고딕" w:cs="맑은 고딕"/>
+                <w:sz w:val="18"/>
+                <w:szCs w:val="18"/>
+              </w:rPr>
+              <w:t>Cascade only</w:t>
+            </w:r>
+          </w:p>
+        </w:tc>
+        <w:tc>
+          <w:tcPr>
+            <w:tcW w:w="6826" w:type="dxa"/>
+            <w:tcBorders>
+              <w:top w:val="single" w:sz="4" w:space="0" w:color="AAAAAA"/>
+              <w:left w:val="single" w:sz="4" w:space="0" w:color="AAAAAA"/>
+              <w:bottom w:val="single" w:sz="4" w:space="0" w:color="AAAAAA"/>
+              <w:right w:val="single" w:sz="4" w:space="0" w:color="AAAAAA"/>
+            </w:tcBorders>
+            <w:tcMar>
+              <w:top w:w="50" w:type="dxa"/>
+              <w:left w:w="80" w:type="dxa"/>
+              <w:bottom w:w="50" w:type="dxa"/>
+              <w:right w:w="80" w:type="dxa"/>
+            </w:tcMar>
+            <w:vAlign w:val="center"/>
+          </w:tcPr>
+          <w:p>
+            <w:r>
+              <w:rPr>
+                <w:rFonts w:ascii="맑은 고딕" w:eastAsia="맑은 고딕" w:hAnsi="맑은 고딕" w:cs="맑은 고딕"/>
+                <w:sz w:val="18"/>
+                <w:szCs w:val="18"/>
+              </w:rPr>
+              <w:t>벡터 조건 분해 (ECQO 없이)</w:t>
+            </w:r>
+          </w:p>
+        </w:tc>
+      </w:tr>
+      <w:tr>
+        <w:tblPrEx>
+          <w:tblCellMar>
+            <w:top w:w="0" w:type="dxa"/>
+            <w:bottom w:w="0" w:type="dxa"/>
+          </w:tblCellMar>
+        </w:tblPrEx>
+        <w:tc>
+          <w:tcPr>
+            <w:tcW w:w="2200" w:type="dxa"/>
+            <w:tcBorders>
+              <w:top w:val="single" w:sz="4" w:space="0" w:color="AAAAAA"/>
+              <w:left w:val="single" w:sz="4" w:space="0" w:color="AAAAAA"/>
+              <w:bottom w:val="single" w:sz="4" w:space="0" w:color="AAAAAA"/>
+              <w:right w:val="single" w:sz="4" w:space="0" w:color="AAAAAA"/>
+            </w:tcBorders>
+            <w:tcMar>
+              <w:top w:w="50" w:type="dxa"/>
+              <w:left w:w="80" w:type="dxa"/>
+              <w:bottom w:w="50" w:type="dxa"/>
+              <w:right w:w="80" w:type="dxa"/>
+            </w:tcMar>
+            <w:vAlign w:val="center"/>
+          </w:tcPr>
+          <w:p>
+            <w:r>
+              <w:rPr>
+                <w:rFonts w:ascii="맑은 고딕" w:eastAsia="맑은 고딕" w:hAnsi="맑은 고딕" w:cs="맑은 고딕"/>
+                <w:sz w:val="18"/>
+                <w:szCs w:val="18"/>
+              </w:rPr>
+              <w:t>ECQO + Cascade</w:t>
+            </w:r>
+          </w:p>
+        </w:tc>
+        <w:tc>
+          <w:tcPr>
+            <w:tcW w:w="6826" w:type="dxa"/>
+            <w:tcBorders>
+              <w:top w:val="single" w:sz="4" w:space="0" w:color="AAAAAA"/>
+              <w:left w:val="single" w:sz="4" w:space="0" w:color="AAAAAA"/>
+              <w:bottom w:val="single" w:sz="4" w:space="0" w:color="AAAAAA"/>
+              <w:right w:val="single" w:sz="4" w:space="0" w:color="AAAAAA"/>
+            </w:tcBorders>
+            <w:tcMar>
+              <w:top w:w="50" w:type="dxa"/>
+              <w:left w:w="80" w:type="dxa"/>
+              <w:bottom w:w="50" w:type="dxa"/>
+              <w:right w:w="80" w:type="dxa"/>
+            </w:tcMar>
+            <w:vAlign w:val="center"/>
+          </w:tcPr>
+          <w:p>
+            <w:r>
+              <w:rPr>
+                <w:rFonts w:ascii="맑은 고딕" w:eastAsia="맑은 고딕" w:hAnsi="맑은 고딕" w:cs="맑은 고딕"/>
+                <w:sz w:val="18"/>
+                <w:szCs w:val="18"/>
+              </w:rPr>
+              <w:t xml:space="preserve">정확한 </w:t>
+            </w:r>
+            <w:proofErr w:type="spellStart"/>
+            <w:r>
+              <w:rPr>
+                <w:rFonts w:ascii="맑은 고딕" w:eastAsia="맑은 고딕" w:hAnsi="맑은 고딕" w:cs="맑은 고딕"/>
+                <w:sz w:val="18"/>
+                <w:szCs w:val="18"/>
+              </w:rPr>
+              <w:t>카디널리티</w:t>
+            </w:r>
+            <w:proofErr w:type="spellEnd"/>
+            <w:r>
+              <w:rPr>
+                <w:rFonts w:ascii="맑은 고딕" w:eastAsia="맑은 고딕" w:hAnsi="맑은 고딕" w:cs="맑은 고딕"/>
+                <w:sz w:val="18"/>
+                <w:szCs w:val="18"/>
+              </w:rPr>
+              <w:t xml:space="preserve"> + 벡터 조건 분해</w:t>
+            </w:r>
+          </w:p>
+        </w:tc>
+      </w:tr>
+    </w:tbl>
+    <w:p>
+      <w:pPr>
+        <w:spacing w:after="160" w:line="360" w:lineRule="auto"/>
+        <w:jc w:val="both"/>
+      </w:pPr>
+      <w:r>
+        <w:rPr>
+          <w:rFonts w:ascii="맑은 고딕" w:eastAsia="맑은 고딕" w:hAnsi="맑은 고딕" w:cs="맑은 고딕"/>
+          <w:sz w:val="21"/>
+          <w:szCs w:val="21"/>
+        </w:rPr>
+        <w:t xml:space="preserve">ECQO는 "정확한 </w:t>
+      </w:r>
+      <w:proofErr w:type="spellStart"/>
+      <w:r>
+        <w:rPr>
+          <w:rFonts w:ascii="맑은 고딕" w:eastAsia="맑은 고딕" w:hAnsi="맑은 고딕" w:cs="맑은 고딕"/>
+          <w:sz w:val="21"/>
+          <w:szCs w:val="21"/>
+        </w:rPr>
+        <w:t>카디널리티를</w:t>
+      </w:r>
+      <w:proofErr w:type="spellEnd"/>
+      <w:r>
+        <w:rPr>
+          <w:rFonts w:ascii="맑은 고딕" w:eastAsia="맑은 고딕" w:hAnsi="맑은 고딕" w:cs="맑은 고딕"/>
+          <w:sz w:val="21"/>
+          <w:szCs w:val="21"/>
+        </w:rPr>
+        <w:t xml:space="preserve"> 줘서 올바른 계획을 선택하게 하는" 접근이고, Cascade는 "</w:t>
+      </w:r>
+      <w:proofErr w:type="spellStart"/>
+      <w:r>
+        <w:rPr>
+          <w:rFonts w:ascii="맑은 고딕" w:eastAsia="맑은 고딕" w:hAnsi="맑은 고딕" w:cs="맑은 고딕"/>
+          <w:sz w:val="21"/>
+          <w:szCs w:val="21"/>
+        </w:rPr>
+        <w:t>카디널리티를</w:t>
+      </w:r>
+      <w:proofErr w:type="spellEnd"/>
+      <w:r>
+        <w:rPr>
+          <w:rFonts w:ascii="맑은 고딕" w:eastAsia="맑은 고딕" w:hAnsi="맑은 고딕" w:cs="맑은 고딕"/>
+          <w:sz w:val="21"/>
+          <w:szCs w:val="21"/>
+        </w:rPr>
+        <w:t xml:space="preserve"> 몰라도 영향이 작은 구조를 만드는" 접근이다. 여력에 따라 top-k 전환(ORDER BY </w:t>
+      </w:r>
+      <w:proofErr w:type="spellStart"/>
+      <w:r>
+        <w:rPr>
+          <w:rFonts w:ascii="맑은 고딕" w:eastAsia="맑은 고딕" w:hAnsi="맑은 고딕" w:cs="맑은 고딕"/>
+          <w:sz w:val="21"/>
+          <w:szCs w:val="21"/>
+        </w:rPr>
+        <w:t>dist</w:t>
+      </w:r>
+      <w:proofErr w:type="spellEnd"/>
+      <w:r>
+        <w:rPr>
+          <w:rFonts w:ascii="맑은 고딕" w:eastAsia="맑은 고딕" w:hAnsi="맑은 고딕" w:cs="맑은 고딕"/>
+          <w:sz w:val="21"/>
+          <w:szCs w:val="21"/>
+        </w:rPr>
+        <w:t xml:space="preserve"> LIMIT k)과 </w:t>
+      </w:r>
+      <w:proofErr w:type="spellStart"/>
+      <w:r>
+        <w:rPr>
+          <w:rFonts w:ascii="맑은 고딕" w:eastAsia="맑은 고딕" w:hAnsi="맑은 고딕" w:cs="맑은 고딕"/>
+          <w:sz w:val="21"/>
+          <w:szCs w:val="21"/>
+        </w:rPr>
+        <w:t>pgvector</w:t>
+      </w:r>
+      <w:proofErr w:type="spellEnd"/>
+      <w:r>
+        <w:rPr>
+          <w:rFonts w:ascii="맑은 고딕" w:eastAsia="맑은 고딕" w:hAnsi="맑은 고딕" w:cs="맑은 고딕"/>
+          <w:sz w:val="21"/>
+          <w:szCs w:val="21"/>
+        </w:rPr>
+        <w:t xml:space="preserve"> 0.8.0 비교 실험을 추가 수행한다.</w:t>
+      </w:r>
+    </w:p>
+    <w:p>
+      <w:pPr>
+        <w:widowControl/>
+        <w:wordWrap/>
+        <w:autoSpaceDE/>
+        <w:autoSpaceDN/>
+        <w:rPr>
+          <w:rFonts w:ascii="맑은 고딕" w:eastAsia="맑은 고딕" w:hAnsi="맑은 고딕" w:cs="맑은 고딕"/>
           <w:b/>
           <w:bCs/>
           <w:sz w:val="22"/>
           <w:szCs w:val="22"/>
         </w:rPr>
       </w:pPr>
+    </w:p>
+    <w:p>
+      <w:pPr>
+        <w:spacing w:before="360" w:after="120"/>
+      </w:pPr>
       <w:r>
         <w:rPr>
           <w:rFonts w:ascii="맑은 고딕" w:eastAsia="맑은 고딕" w:hAnsi="맑은 고딕" w:cs="맑은 고딕"/>
@@ -3066,6 +3635,197 @@
           <w:sz w:val="22"/>
           <w:szCs w:val="22"/>
         </w:rPr>
+        <w:t>4.    Expected Contribution</w:t>
+      </w:r>
+    </w:p>
+    <w:p>
+      <w:pPr>
+        <w:spacing w:after="160" w:line="360" w:lineRule="auto"/>
+        <w:jc w:val="both"/>
+      </w:pPr>
+      <w:r>
+        <w:rPr>
+          <w:rFonts w:ascii="맑은 고딕" w:eastAsia="맑은 고딕" w:hAnsi="맑은 고딕" w:cs="맑은 고딕"/>
+          <w:sz w:val="21"/>
+          <w:szCs w:val="21"/>
+        </w:rPr>
+        <w:t xml:space="preserve">첫째(RQ1), </w:t>
+      </w:r>
+      <w:r>
+        <w:rPr>
+          <w:rFonts w:ascii="맑은 고딕" w:eastAsia="맑은 고딕" w:hAnsi="맑은 고딕" w:cs="맑은 고딕"/>
+          <w:b/>
+          <w:bCs/>
+          <w:sz w:val="21"/>
+          <w:szCs w:val="21"/>
+        </w:rPr>
+        <w:t>VAQ의 성능 병목을 Planning Time과 Execution Time으로 분리하여 정량적으로 분석</w:t>
+      </w:r>
+      <w:r>
+        <w:rPr>
+          <w:rFonts w:ascii="맑은 고딕" w:eastAsia="맑은 고딕" w:hAnsi="맑은 고딕" w:cs="맑은 고딕"/>
+          <w:sz w:val="21"/>
+          <w:szCs w:val="21"/>
+        </w:rPr>
+        <w:t xml:space="preserve">한다. </w:t>
+      </w:r>
+      <w:proofErr w:type="spellStart"/>
+      <w:r>
+        <w:rPr>
+          <w:rFonts w:ascii="맑은 고딕" w:eastAsia="맑은 고딕" w:hAnsi="맑은 고딕" w:cs="맑은 고딕"/>
+          <w:sz w:val="21"/>
+          <w:szCs w:val="21"/>
+        </w:rPr>
+        <w:t>Exqutor를</w:t>
+      </w:r>
+      <w:proofErr w:type="spellEnd"/>
+      <w:r>
+        <w:rPr>
+          <w:rFonts w:ascii="맑은 고딕" w:eastAsia="맑은 고딕" w:hAnsi="맑은 고딕" w:cs="맑은 고딕"/>
+          <w:sz w:val="21"/>
+          <w:szCs w:val="21"/>
+        </w:rPr>
+        <w:t xml:space="preserve"> 포함한 기존 연구는 end-to-end latency만 비교했으며, </w:t>
+      </w:r>
+      <w:proofErr w:type="spellStart"/>
+      <w:r>
+        <w:rPr>
+          <w:rFonts w:ascii="맑은 고딕" w:eastAsia="맑은 고딕" w:hAnsi="맑은 고딕" w:cs="맑은 고딕"/>
+          <w:sz w:val="21"/>
+          <w:szCs w:val="21"/>
+        </w:rPr>
+        <w:t>플래닝</w:t>
+      </w:r>
+      <w:proofErr w:type="spellEnd"/>
+      <w:r>
+        <w:rPr>
+          <w:rFonts w:ascii="맑은 고딕" w:eastAsia="맑은 고딕" w:hAnsi="맑은 고딕" w:cs="맑은 고딕"/>
+          <w:sz w:val="21"/>
+          <w:szCs w:val="21"/>
+        </w:rPr>
+        <w:t xml:space="preserve"> 단계의 오버헤드를 독립적으로 분석하지 않았다. 본 연구는 선택도와 필터 복잡도에 따른 병목 구조를 </w:t>
+      </w:r>
+      <w:proofErr w:type="spellStart"/>
+      <w:r>
+        <w:rPr>
+          <w:rFonts w:ascii="맑은 고딕" w:eastAsia="맑은 고딕" w:hAnsi="맑은 고딕" w:cs="맑은 고딕"/>
+          <w:sz w:val="21"/>
+          <w:szCs w:val="21"/>
+        </w:rPr>
+        <w:t>정량화한다</w:t>
+      </w:r>
+      <w:proofErr w:type="spellEnd"/>
+      <w:r>
+        <w:rPr>
+          <w:rFonts w:ascii="맑은 고딕" w:eastAsia="맑은 고딕" w:hAnsi="맑은 고딕" w:cs="맑은 고딕"/>
+          <w:sz w:val="21"/>
+          <w:szCs w:val="21"/>
+        </w:rPr>
+        <w:t>.</w:t>
+      </w:r>
+    </w:p>
+    <w:p>
+      <w:pPr>
+        <w:spacing w:after="160" w:line="360" w:lineRule="auto"/>
+        <w:jc w:val="both"/>
+      </w:pPr>
+      <w:r>
+        <w:rPr>
+          <w:rFonts w:ascii="맑은 고딕" w:eastAsia="맑은 고딕" w:hAnsi="맑은 고딕" w:cs="맑은 고딕"/>
+          <w:sz w:val="21"/>
+          <w:szCs w:val="21"/>
+        </w:rPr>
+        <w:t xml:space="preserve">둘째(RQ2), </w:t>
+      </w:r>
+      <w:r>
+        <w:rPr>
+          <w:rFonts w:ascii="맑은 고딕" w:eastAsia="맑은 고딕" w:hAnsi="맑은 고딕" w:cs="맑은 고딕"/>
+          <w:b/>
+          <w:bCs/>
+          <w:sz w:val="21"/>
+          <w:szCs w:val="21"/>
+        </w:rPr>
+        <w:t>벡터 유사도 조건을 쿼리 수준에서 구조적으로 분해하는 새로운 최적화 접근</w:t>
+      </w:r>
+      <w:r>
+        <w:rPr>
+          <w:rFonts w:ascii="맑은 고딕" w:eastAsia="맑은 고딕" w:hAnsi="맑은 고딕" w:cs="맑은 고딕"/>
+          <w:sz w:val="21"/>
+          <w:szCs w:val="21"/>
+        </w:rPr>
+        <w:t xml:space="preserve">(Cascaded Vector Similarity Decomposition)을 제안하고 실험적으로 검증한다. </w:t>
+      </w:r>
+      <w:proofErr w:type="spellStart"/>
+      <w:r>
+        <w:rPr>
+          <w:rFonts w:ascii="맑은 고딕" w:eastAsia="맑은 고딕" w:hAnsi="맑은 고딕" w:cs="맑은 고딕"/>
+          <w:sz w:val="21"/>
+          <w:szCs w:val="21"/>
+        </w:rPr>
+        <w:t>카디널리티</w:t>
+      </w:r>
+      <w:proofErr w:type="spellEnd"/>
+      <w:r>
+        <w:rPr>
+          <w:rFonts w:ascii="맑은 고딕" w:eastAsia="맑은 고딕" w:hAnsi="맑은 고딕" w:cs="맑은 고딕"/>
+          <w:sz w:val="21"/>
+          <w:szCs w:val="21"/>
+        </w:rPr>
+        <w:t xml:space="preserve"> 추정의 정확도를 높이는 것이 아니라, 추정이 부정확하더라도 영향이 최소화되는 쿼리 구조를 만드는 방향이다.</w:t>
+      </w:r>
+    </w:p>
+    <w:p>
+      <w:pPr>
+        <w:spacing w:after="160" w:line="360" w:lineRule="auto"/>
+        <w:jc w:val="both"/>
+      </w:pPr>
+      <w:r>
+        <w:rPr>
+          <w:rFonts w:ascii="맑은 고딕" w:eastAsia="맑은 고딕" w:hAnsi="맑은 고딕" w:cs="맑은 고딕"/>
+          <w:sz w:val="21"/>
+          <w:szCs w:val="21"/>
+        </w:rPr>
+        <w:t xml:space="preserve">셋째(RQ3), </w:t>
+      </w:r>
+      <w:proofErr w:type="spellStart"/>
+      <w:r>
+        <w:rPr>
+          <w:rFonts w:ascii="맑은 고딕" w:eastAsia="맑은 고딕" w:hAnsi="맑은 고딕" w:cs="맑은 고딕"/>
+          <w:b/>
+          <w:bCs/>
+          <w:sz w:val="21"/>
+          <w:szCs w:val="21"/>
+        </w:rPr>
+        <w:t>Exqutor</w:t>
+      </w:r>
+      <w:proofErr w:type="spellEnd"/>
+      <w:r>
+        <w:rPr>
+          <w:rFonts w:ascii="맑은 고딕" w:eastAsia="맑은 고딕" w:hAnsi="맑은 고딕" w:cs="맑은 고딕"/>
+          <w:b/>
+          <w:bCs/>
+          <w:sz w:val="21"/>
+          <w:szCs w:val="21"/>
+        </w:rPr>
+        <w:t xml:space="preserve"> ECQO와 Cascade 분해의 상호보완성·대체성</w:t>
+      </w:r>
+      <w:r>
+        <w:rPr>
+          <w:rFonts w:ascii="맑은 고딕" w:eastAsia="맑은 고딕" w:hAnsi="맑은 고딕" w:cs="맑은 고딕"/>
+          <w:sz w:val="21"/>
+          <w:szCs w:val="21"/>
+        </w:rPr>
+        <w:t>을 실험적으로 판별하여, 조건별 최적 전략을 제시하는 실무 가이드라인을 제공한다.</w:t>
+      </w:r>
+    </w:p>
+    <w:p>
+      <w:pPr>
+        <w:widowControl/>
+        <w:wordWrap/>
+        <w:autoSpaceDE/>
+        <w:autoSpaceDN/>
+      </w:pPr>
+      <w:r>
         <w:br w:type="page"/>
       </w:r>
     </w:p>
@@ -3082,206 +3842,6 @@
           <w:szCs w:val="22"/>
         </w:rPr>
         <w:lastRenderedPageBreak/>
-        <w:t>4.    Expected Contribution</w:t>
-      </w:r>
-    </w:p>
-    <w:p>
-      <w:pPr>
-        <w:spacing w:after="160" w:line="360" w:lineRule="auto"/>
-        <w:jc w:val="both"/>
-      </w:pPr>
-      <w:r>
-        <w:rPr>
-          <w:rFonts w:ascii="맑은 고딕" w:eastAsia="맑은 고딕" w:hAnsi="맑은 고딕" w:cs="맑은 고딕"/>
-          <w:sz w:val="21"/>
-          <w:szCs w:val="21"/>
-        </w:rPr>
-        <w:t xml:space="preserve">첫째(RQ1), </w:t>
-      </w:r>
-      <w:r>
-        <w:rPr>
-          <w:rFonts w:ascii="맑은 고딕" w:eastAsia="맑은 고딕" w:hAnsi="맑은 고딕" w:cs="맑은 고딕"/>
-          <w:b/>
-          <w:bCs/>
-          <w:sz w:val="21"/>
-          <w:szCs w:val="21"/>
-        </w:rPr>
-        <w:t>VAQ의 성능 병목을 Planning Time과 Execution Time으로 분리하여 정량적으로 분석</w:t>
-      </w:r>
-      <w:r>
-        <w:rPr>
-          <w:rFonts w:ascii="맑은 고딕" w:eastAsia="맑은 고딕" w:hAnsi="맑은 고딕" w:cs="맑은 고딕"/>
-          <w:sz w:val="21"/>
-          <w:szCs w:val="21"/>
-        </w:rPr>
-        <w:t xml:space="preserve">한다. </w:t>
-      </w:r>
-      <w:proofErr w:type="spellStart"/>
-      <w:r>
-        <w:rPr>
-          <w:rFonts w:ascii="맑은 고딕" w:eastAsia="맑은 고딕" w:hAnsi="맑은 고딕" w:cs="맑은 고딕"/>
-          <w:sz w:val="21"/>
-          <w:szCs w:val="21"/>
-        </w:rPr>
-        <w:t>Exqutor를</w:t>
-      </w:r>
-      <w:proofErr w:type="spellEnd"/>
-      <w:r>
-        <w:rPr>
-          <w:rFonts w:ascii="맑은 고딕" w:eastAsia="맑은 고딕" w:hAnsi="맑은 고딕" w:cs="맑은 고딕"/>
-          <w:sz w:val="21"/>
-          <w:szCs w:val="21"/>
-        </w:rPr>
-        <w:t xml:space="preserve"> 포함한 기존 연구는 end-to-end latency만 비교했으며, </w:t>
-      </w:r>
-      <w:proofErr w:type="spellStart"/>
-      <w:r>
-        <w:rPr>
-          <w:rFonts w:ascii="맑은 고딕" w:eastAsia="맑은 고딕" w:hAnsi="맑은 고딕" w:cs="맑은 고딕"/>
-          <w:sz w:val="21"/>
-          <w:szCs w:val="21"/>
-        </w:rPr>
-        <w:t>플래닝</w:t>
-      </w:r>
-      <w:proofErr w:type="spellEnd"/>
-      <w:r>
-        <w:rPr>
-          <w:rFonts w:ascii="맑은 고딕" w:eastAsia="맑은 고딕" w:hAnsi="맑은 고딕" w:cs="맑은 고딕"/>
-          <w:sz w:val="21"/>
-          <w:szCs w:val="21"/>
-        </w:rPr>
-        <w:t xml:space="preserve"> 단계의 오버헤드를 독립적으로 분석하지 않았다. 본 연구는 선택도와 필터 복잡도에 따른 병목 구조를 </w:t>
-      </w:r>
-      <w:proofErr w:type="spellStart"/>
-      <w:r>
-        <w:rPr>
-          <w:rFonts w:ascii="맑은 고딕" w:eastAsia="맑은 고딕" w:hAnsi="맑은 고딕" w:cs="맑은 고딕"/>
-          <w:sz w:val="21"/>
-          <w:szCs w:val="21"/>
-        </w:rPr>
-        <w:t>정량화한다</w:t>
-      </w:r>
-      <w:proofErr w:type="spellEnd"/>
-      <w:r>
-        <w:rPr>
-          <w:rFonts w:ascii="맑은 고딕" w:eastAsia="맑은 고딕" w:hAnsi="맑은 고딕" w:cs="맑은 고딕"/>
-          <w:sz w:val="21"/>
-          <w:szCs w:val="21"/>
-        </w:rPr>
-        <w:t>.</w:t>
-      </w:r>
-    </w:p>
-    <w:p>
-      <w:pPr>
-        <w:spacing w:after="160" w:line="360" w:lineRule="auto"/>
-        <w:jc w:val="both"/>
-      </w:pPr>
-      <w:r>
-        <w:rPr>
-          <w:rFonts w:ascii="맑은 고딕" w:eastAsia="맑은 고딕" w:hAnsi="맑은 고딕" w:cs="맑은 고딕"/>
-          <w:sz w:val="21"/>
-          <w:szCs w:val="21"/>
-        </w:rPr>
-        <w:t xml:space="preserve">둘째(RQ2), </w:t>
-      </w:r>
-      <w:r>
-        <w:rPr>
-          <w:rFonts w:ascii="맑은 고딕" w:eastAsia="맑은 고딕" w:hAnsi="맑은 고딕" w:cs="맑은 고딕"/>
-          <w:b/>
-          <w:bCs/>
-          <w:sz w:val="21"/>
-          <w:szCs w:val="21"/>
-        </w:rPr>
-        <w:t>벡터 유사도 조건을 쿼리 수준에서 구조적으로 분해하는 새로운 최적화 접근</w:t>
-      </w:r>
-      <w:r>
-        <w:rPr>
-          <w:rFonts w:ascii="맑은 고딕" w:eastAsia="맑은 고딕" w:hAnsi="맑은 고딕" w:cs="맑은 고딕"/>
-          <w:sz w:val="21"/>
-          <w:szCs w:val="21"/>
-        </w:rPr>
-        <w:t xml:space="preserve">(Cascaded Vector Similarity Decomposition)을 제안하고 실험적으로 검증한다. </w:t>
-      </w:r>
-      <w:proofErr w:type="spellStart"/>
-      <w:r>
-        <w:rPr>
-          <w:rFonts w:ascii="맑은 고딕" w:eastAsia="맑은 고딕" w:hAnsi="맑은 고딕" w:cs="맑은 고딕"/>
-          <w:sz w:val="21"/>
-          <w:szCs w:val="21"/>
-        </w:rPr>
-        <w:t>카디널리티</w:t>
-      </w:r>
-      <w:proofErr w:type="spellEnd"/>
-      <w:r>
-        <w:rPr>
-          <w:rFonts w:ascii="맑은 고딕" w:eastAsia="맑은 고딕" w:hAnsi="맑은 고딕" w:cs="맑은 고딕"/>
-          <w:sz w:val="21"/>
-          <w:szCs w:val="21"/>
-        </w:rPr>
-        <w:t xml:space="preserve"> 추정의 정확도를 높이는 것이 아니라, 추정이 부정확하더라도 영향이 최소화되는 쿼리 구조를 만드는 방향이다.</w:t>
-      </w:r>
-    </w:p>
-    <w:p>
-      <w:pPr>
-        <w:spacing w:after="160" w:line="360" w:lineRule="auto"/>
-        <w:jc w:val="both"/>
-      </w:pPr>
-      <w:r>
-        <w:rPr>
-          <w:rFonts w:ascii="맑은 고딕" w:eastAsia="맑은 고딕" w:hAnsi="맑은 고딕" w:cs="맑은 고딕"/>
-          <w:sz w:val="21"/>
-          <w:szCs w:val="21"/>
-        </w:rPr>
-        <w:t xml:space="preserve">셋째(RQ3), </w:t>
-      </w:r>
-      <w:proofErr w:type="spellStart"/>
-      <w:r>
-        <w:rPr>
-          <w:rFonts w:ascii="맑은 고딕" w:eastAsia="맑은 고딕" w:hAnsi="맑은 고딕" w:cs="맑은 고딕"/>
-          <w:b/>
-          <w:bCs/>
-          <w:sz w:val="21"/>
-          <w:szCs w:val="21"/>
-        </w:rPr>
-        <w:t>Exqutor</w:t>
-      </w:r>
-      <w:proofErr w:type="spellEnd"/>
-      <w:r>
-        <w:rPr>
-          <w:rFonts w:ascii="맑은 고딕" w:eastAsia="맑은 고딕" w:hAnsi="맑은 고딕" w:cs="맑은 고딕"/>
-          <w:b/>
-          <w:bCs/>
-          <w:sz w:val="21"/>
-          <w:szCs w:val="21"/>
-        </w:rPr>
-        <w:t xml:space="preserve"> ECQO와 Cascade 분해의 상호보완성·대체성</w:t>
-      </w:r>
-      <w:r>
-        <w:rPr>
-          <w:rFonts w:ascii="맑은 고딕" w:eastAsia="맑은 고딕" w:hAnsi="맑은 고딕" w:cs="맑은 고딕"/>
-          <w:sz w:val="21"/>
-          <w:szCs w:val="21"/>
-        </w:rPr>
-        <w:t>을 실험적으로 판별하여, 조건별 최적 전략을 제시하는 실무 가이드라인을 제공한다.</w:t>
-      </w:r>
-    </w:p>
-    <w:p>
-      <w:pPr>
-        <w:spacing w:after="60"/>
-      </w:pPr>
-    </w:p>
-    <w:p>
-      <w:pPr>
-        <w:spacing w:before="360" w:after="120"/>
-      </w:pPr>
-      <w:r>
-        <w:rPr>
-          <w:rFonts w:ascii="맑은 고딕" w:eastAsia="맑은 고딕" w:hAnsi="맑은 고딕" w:cs="맑은 고딕"/>
-          <w:b/>
-          <w:bCs/>
-          <w:sz w:val="22"/>
-          <w:szCs w:val="22"/>
-        </w:rPr>
         <w:t>5.    Team Member</w:t>
       </w:r>
     </w:p>
@@ -3308,12 +3868,6 @@
         <w:gridCol w:w="5826"/>
       </w:tblGrid>
       <w:tr>
-        <w:tblPrEx>
-          <w:tblCellMar>
-            <w:top w:w="0" w:type="dxa"/>
-            <w:bottom w:w="0" w:type="dxa"/>
-          </w:tblCellMar>
-        </w:tblPrEx>
         <w:tc>
           <w:tcPr>
             <w:tcW w:w="1600" w:type="dxa"/>
@@ -3409,12 +3963,6 @@
         </w:tc>
       </w:tr>
       <w:tr>
-        <w:tblPrEx>
-          <w:tblCellMar>
-            <w:top w:w="0" w:type="dxa"/>
-            <w:bottom w:w="0" w:type="dxa"/>
-          </w:tblCellMar>
-        </w:tblPrEx>
         <w:tc>
           <w:tcPr>
             <w:tcW w:w="1600" w:type="dxa"/>
@@ -3501,12 +4049,6 @@
         </w:tc>
       </w:tr>
       <w:tr>
-        <w:tblPrEx>
-          <w:tblCellMar>
-            <w:top w:w="0" w:type="dxa"/>
-            <w:bottom w:w="0" w:type="dxa"/>
-          </w:tblCellMar>
-        </w:tblPrEx>
         <w:tc>
           <w:tcPr>
             <w:tcW w:w="1600" w:type="dxa"/>
@@ -3593,12 +4135,6 @@
         </w:tc>
       </w:tr>
       <w:tr>
-        <w:tblPrEx>
-          <w:tblCellMar>
-            <w:top w:w="0" w:type="dxa"/>
-            <w:bottom w:w="0" w:type="dxa"/>
-          </w:tblCellMar>
-        </w:tblPrEx>
         <w:tc>
           <w:tcPr>
             <w:tcW w:w="1600" w:type="dxa"/>
@@ -3685,12 +4221,6 @@
         </w:tc>
       </w:tr>
       <w:tr>
-        <w:tblPrEx>
-          <w:tblCellMar>
-            <w:top w:w="0" w:type="dxa"/>
-            <w:bottom w:w="0" w:type="dxa"/>
-          </w:tblCellMar>
-        </w:tblPrEx>
         <w:tc>
           <w:tcPr>
             <w:tcW w:w="1600" w:type="dxa"/>
@@ -3777,12 +4307,6 @@
         </w:tc>
       </w:tr>
       <w:tr>
-        <w:tblPrEx>
-          <w:tblCellMar>
-            <w:top w:w="0" w:type="dxa"/>
-            <w:bottom w:w="0" w:type="dxa"/>
-          </w:tblCellMar>
-        </w:tblPrEx>
         <w:tc>
           <w:tcPr>
             <w:tcW w:w="1600" w:type="dxa"/>
@@ -3869,12 +4393,6 @@
         </w:tc>
       </w:tr>
       <w:tr>
-        <w:tblPrEx>
-          <w:tblCellMar>
-            <w:top w:w="0" w:type="dxa"/>
-            <w:bottom w:w="0" w:type="dxa"/>
-          </w:tblCellMar>
-        </w:tblPrEx>
         <w:tc>
           <w:tcPr>
             <w:tcW w:w="1600" w:type="dxa"/>
@@ -3965,7 +4483,7 @@
       <w:pPr>
         <w:spacing w:before="80" w:after="160"/>
         <w:rPr>
-          <w:rFonts w:ascii="맑은 고딕" w:eastAsia="맑은 고딕" w:hAnsi="맑은 고딕" w:cs="맑은 고딕"/>
+          <w:rFonts w:ascii="맑은 고딕" w:eastAsia="맑은 고딕" w:hAnsi="맑은 고딕" w:cs="맑은 고딕" w:hint="eastAsia"/>
           <w:sz w:val="19"/>
           <w:szCs w:val="19"/>
         </w:rPr>
@@ -3977,27 +4495,6 @@
           <w:szCs w:val="19"/>
         </w:rPr>
         <w:t>단계별로 역할은 유동적으로 배분하며, 전원이 모든 단계에 참여한다.</w:t>
-      </w:r>
-    </w:p>
-    <w:p>
-      <w:pPr>
-        <w:widowControl/>
-        <w:wordWrap/>
-        <w:autoSpaceDE/>
-        <w:autoSpaceDN/>
-        <w:rPr>
-          <w:rFonts w:ascii="맑은 고딕" w:eastAsia="맑은 고딕" w:hAnsi="맑은 고딕" w:cs="맑은 고딕"/>
-          <w:sz w:val="19"/>
-          <w:szCs w:val="19"/>
-        </w:rPr>
-      </w:pPr>
-      <w:r>
-        <w:rPr>
-          <w:rFonts w:ascii="맑은 고딕" w:eastAsia="맑은 고딕" w:hAnsi="맑은 고딕" w:cs="맑은 고딕"/>
-          <w:sz w:val="19"/>
-          <w:szCs w:val="19"/>
-        </w:rPr>
-        <w:br w:type="page"/>
       </w:r>
     </w:p>
     <w:p>
@@ -4012,7 +4509,6 @@
           <w:sz w:val="22"/>
           <w:szCs w:val="22"/>
         </w:rPr>
-        <w:lastRenderedPageBreak/>
         <w:t>6.    Future Schedule</w:t>
       </w:r>
     </w:p>
@@ -4052,12 +4548,6 @@
         <w:gridCol w:w="434"/>
       </w:tblGrid>
       <w:tr>
-        <w:tblPrEx>
-          <w:tblCellMar>
-            <w:top w:w="0" w:type="dxa"/>
-            <w:bottom w:w="0" w:type="dxa"/>
-          </w:tblCellMar>
-        </w:tblPrEx>
         <w:tc>
           <w:tcPr>
             <w:tcW w:w="2516" w:type="dxa"/>
@@ -4594,12 +5084,6 @@
         </w:tc>
       </w:tr>
       <w:tr>
-        <w:tblPrEx>
-          <w:tblCellMar>
-            <w:top w:w="0" w:type="dxa"/>
-            <w:bottom w:w="0" w:type="dxa"/>
-          </w:tblCellMar>
-        </w:tblPrEx>
         <w:tc>
           <w:tcPr>
             <w:tcW w:w="2516" w:type="dxa"/>
@@ -4904,12 +5388,6 @@
         </w:tc>
       </w:tr>
       <w:tr>
-        <w:tblPrEx>
-          <w:tblCellMar>
-            <w:top w:w="0" w:type="dxa"/>
-            <w:bottom w:w="0" w:type="dxa"/>
-          </w:tblCellMar>
-        </w:tblPrEx>
         <w:tc>
           <w:tcPr>
             <w:tcW w:w="2516" w:type="dxa"/>
@@ -5213,12 +5691,6 @@
         </w:tc>
       </w:tr>
       <w:tr>
-        <w:tblPrEx>
-          <w:tblCellMar>
-            <w:top w:w="0" w:type="dxa"/>
-            <w:bottom w:w="0" w:type="dxa"/>
-          </w:tblCellMar>
-        </w:tblPrEx>
         <w:tc>
           <w:tcPr>
             <w:tcW w:w="2516" w:type="dxa"/>
@@ -5521,12 +5993,6 @@
         </w:tc>
       </w:tr>
       <w:tr>
-        <w:tblPrEx>
-          <w:tblCellMar>
-            <w:top w:w="0" w:type="dxa"/>
-            <w:bottom w:w="0" w:type="dxa"/>
-          </w:tblCellMar>
-        </w:tblPrEx>
         <w:tc>
           <w:tcPr>
             <w:tcW w:w="2516" w:type="dxa"/>
@@ -5829,12 +6295,6 @@
         </w:tc>
       </w:tr>
       <w:tr>
-        <w:tblPrEx>
-          <w:tblCellMar>
-            <w:top w:w="0" w:type="dxa"/>
-            <w:bottom w:w="0" w:type="dxa"/>
-          </w:tblCellMar>
-        </w:tblPrEx>
         <w:tc>
           <w:tcPr>
             <w:tcW w:w="2516" w:type="dxa"/>
@@ -6138,12 +6598,6 @@
         </w:tc>
       </w:tr>
       <w:tr>
-        <w:tblPrEx>
-          <w:tblCellMar>
-            <w:top w:w="0" w:type="dxa"/>
-            <w:bottom w:w="0" w:type="dxa"/>
-          </w:tblCellMar>
-        </w:tblPrEx>
         <w:tc>
           <w:tcPr>
             <w:tcW w:w="2516" w:type="dxa"/>
@@ -6446,12 +6900,6 @@
         </w:tc>
       </w:tr>
       <w:tr>
-        <w:tblPrEx>
-          <w:tblCellMar>
-            <w:top w:w="0" w:type="dxa"/>
-            <w:bottom w:w="0" w:type="dxa"/>
-          </w:tblCellMar>
-        </w:tblPrEx>
         <w:tc>
           <w:tcPr>
             <w:tcW w:w="2516" w:type="dxa"/>
@@ -6753,12 +7201,6 @@
         </w:tc>
       </w:tr>
       <w:tr>
-        <w:tblPrEx>
-          <w:tblCellMar>
-            <w:top w:w="0" w:type="dxa"/>
-            <w:bottom w:w="0" w:type="dxa"/>
-          </w:tblCellMar>
-        </w:tblPrEx>
         <w:tc>
           <w:tcPr>
             <w:tcW w:w="2516" w:type="dxa"/>
@@ -8014,6 +8456,50 @@
       <w:szCs w:val="20"/>
     </w:rPr>
   </w:style>
+  <w:style w:type="paragraph" w:styleId="aa">
+    <w:name w:val="header"/>
+    <w:basedOn w:val="a"/>
+    <w:link w:val="Char1"/>
+    <w:uiPriority w:val="99"/>
+    <w:unhideWhenUsed/>
+    <w:rsid w:val="004F2565"/>
+    <w:pPr>
+      <w:tabs>
+        <w:tab w:val="center" w:pos="4513"/>
+        <w:tab w:val="right" w:pos="9026"/>
+      </w:tabs>
+      <w:snapToGrid w:val="0"/>
+    </w:pPr>
+  </w:style>
+  <w:style w:type="character" w:customStyle="1" w:styleId="Char1">
+    <w:name w:val="머리글 Char"/>
+    <w:basedOn w:val="a0"/>
+    <w:link w:val="aa"/>
+    <w:uiPriority w:val="99"/>
+    <w:rsid w:val="004F2565"/>
+  </w:style>
+  <w:style w:type="paragraph" w:styleId="ab">
+    <w:name w:val="footer"/>
+    <w:basedOn w:val="a"/>
+    <w:link w:val="Char2"/>
+    <w:uiPriority w:val="99"/>
+    <w:unhideWhenUsed/>
+    <w:rsid w:val="004F2565"/>
+    <w:pPr>
+      <w:tabs>
+        <w:tab w:val="center" w:pos="4513"/>
+        <w:tab w:val="right" w:pos="9026"/>
+      </w:tabs>
+      <w:snapToGrid w:val="0"/>
+    </w:pPr>
+  </w:style>
+  <w:style w:type="character" w:customStyle="1" w:styleId="Char2">
+    <w:name w:val="바닥글 Char"/>
+    <w:basedOn w:val="a0"/>
+    <w:link w:val="ab"/>
+    <w:uiPriority w:val="99"/>
+    <w:rsid w:val="004F2565"/>
+  </w:style>
 </w:styles>
 </file>
 

--- a/submission/속도는벡터_연구제안서.docx
+++ b/submission/속도는벡터_연구제안서.docx
@@ -565,7 +565,7 @@
           <w:noProof/>
         </w:rPr>
         <w:drawing>
-          <wp:inline distT="0" distB="0" distL="0" distR="0" wp14:anchorId="0F32CD43" wp14:editId="2AF92AC1">
+          <wp:inline distT="0" distB="0" distL="0" distR="0" wp14:anchorId="3E6C2450" wp14:editId="55B9EE6C">
             <wp:extent cx="5143500" cy="2190750"/>
             <wp:effectExtent l="0" t="0" r="0" b="0"/>
             <wp:docPr id="1" name="그림 1"/>
@@ -950,10 +950,10 @@
           <w:noProof/>
         </w:rPr>
         <w:drawing>
-          <wp:inline distT="0" distB="0" distL="0" distR="0" wp14:anchorId="33E9F66C" wp14:editId="319F4B93">
+          <wp:inline distT="0" distB="0" distL="0" distR="0" wp14:anchorId="58FC8B83" wp14:editId="6B80F81B">
             <wp:extent cx="5143500" cy="2381250"/>
             <wp:effectExtent l="0" t="0" r="0" b="0"/>
-            <wp:docPr id="869576519" name="그림 869576519"/>
+            <wp:docPr id="1532833533" name="그림 1532833533"/>
             <wp:cNvGraphicFramePr>
               <a:graphicFrameLocks xmlns:a="http://schemas.openxmlformats.org/drawingml/2006/main" noChangeAspect="1"/>
             </wp:cNvGraphicFramePr>
@@ -1072,30 +1072,12 @@
           <w:sz w:val="19"/>
           <w:szCs w:val="19"/>
         </w:rPr>
-        <w:t xml:space="preserve"> 근사한다. 이를 통해 </w:t>
-      </w:r>
-      <w:proofErr w:type="spellStart"/>
-      <w:r>
-        <w:rPr>
-          <w:rFonts w:ascii="맑은 고딕" w:eastAsia="맑은 고딕" w:hAnsi="맑은 고딕" w:cs="맑은 고딕"/>
-          <w:sz w:val="19"/>
-          <w:szCs w:val="19"/>
-        </w:rPr>
-        <w:t>옵티마이저가</w:t>
-      </w:r>
-      <w:proofErr w:type="spellEnd"/>
-      <w:r>
-        <w:rPr>
-          <w:rFonts w:ascii="맑은 고딕" w:eastAsia="맑은 고딕" w:hAnsi="맑은 고딕" w:cs="맑은 고딕"/>
-          <w:sz w:val="19"/>
-          <w:szCs w:val="19"/>
-        </w:rPr>
-        <w:t xml:space="preserve"> 올바른 실행 계획을 선택한다 [1].</w:t>
-      </w:r>
-    </w:p>
-    <w:p>
-      <w:pPr>
-        <w:spacing w:line="360" w:lineRule="auto"/>
+        <w:t xml:space="preserve"> 근사한다 [1].</w:t>
+      </w:r>
+    </w:p>
+    <w:p>
+      <w:pPr>
+        <w:spacing w:after="160" w:line="360" w:lineRule="auto"/>
         <w:jc w:val="both"/>
       </w:pPr>
       <w:r>
@@ -1148,6 +1130,12 @@
         <w:gridCol w:w="4026"/>
       </w:tblGrid>
       <w:tr>
+        <w:tblPrEx>
+          <w:tblCellMar>
+            <w:top w:w="0" w:type="dxa"/>
+            <w:bottom w:w="0" w:type="dxa"/>
+          </w:tblCellMar>
+        </w:tblPrEx>
         <w:tc>
           <w:tcPr>
             <w:tcW w:w="1800" w:type="dxa"/>
@@ -1243,6 +1231,12 @@
         </w:tc>
       </w:tr>
       <w:tr>
+        <w:tblPrEx>
+          <w:tblCellMar>
+            <w:top w:w="0" w:type="dxa"/>
+            <w:bottom w:w="0" w:type="dxa"/>
+          </w:tblCellMar>
+        </w:tblPrEx>
         <w:tc>
           <w:tcPr>
             <w:tcW w:w="1800" w:type="dxa"/>
@@ -1347,6 +1341,12 @@
         </w:tc>
       </w:tr>
       <w:tr>
+        <w:tblPrEx>
+          <w:tblCellMar>
+            <w:top w:w="0" w:type="dxa"/>
+            <w:bottom w:w="0" w:type="dxa"/>
+          </w:tblCellMar>
+        </w:tblPrEx>
         <w:tc>
           <w:tcPr>
             <w:tcW w:w="1800" w:type="dxa"/>
@@ -1443,6 +1443,12 @@
         </w:tc>
       </w:tr>
       <w:tr>
+        <w:tblPrEx>
+          <w:tblCellMar>
+            <w:top w:w="0" w:type="dxa"/>
+            <w:bottom w:w="0" w:type="dxa"/>
+          </w:tblCellMar>
+        </w:tblPrEx>
         <w:tc>
           <w:tcPr>
             <w:tcW w:w="1800" w:type="dxa"/>
@@ -1529,6 +1535,12 @@
         </w:tc>
       </w:tr>
       <w:tr>
+        <w:tblPrEx>
+          <w:tblCellMar>
+            <w:top w:w="0" w:type="dxa"/>
+            <w:bottom w:w="0" w:type="dxa"/>
+          </w:tblCellMar>
+        </w:tblPrEx>
         <w:tc>
           <w:tcPr>
             <w:tcW w:w="1800" w:type="dxa"/>
@@ -1627,7 +1639,7 @@
     </w:tbl>
     <w:p>
       <w:pPr>
-        <w:spacing w:before="160" w:after="160" w:line="360" w:lineRule="auto"/>
+        <w:spacing w:after="160" w:line="360" w:lineRule="auto"/>
         <w:jc w:val="both"/>
       </w:pPr>
       <w:r>
@@ -2130,7 +2142,7 @@
         <w:spacing w:after="160" w:line="360" w:lineRule="auto"/>
         <w:jc w:val="both"/>
         <w:rPr>
-          <w:rFonts w:ascii="맑은 고딕" w:eastAsia="맑은 고딕" w:hAnsi="맑은 고딕" w:cs="맑은 고딕"/>
+          <w:rFonts w:ascii="맑은 고딕" w:eastAsia="맑은 고딕" w:hAnsi="맑은 고딕" w:cs="맑은 고딕" w:hint="eastAsia"/>
           <w:sz w:val="21"/>
           <w:szCs w:val="21"/>
         </w:rPr>
@@ -2197,16 +2209,30 @@
         </w:rPr>
         <w:t>의 핵심 아이디어이다.</w:t>
       </w:r>
-    </w:p>
-    <w:p>
-      <w:pPr>
-        <w:widowControl/>
-        <w:wordWrap/>
-        <w:autoSpaceDE/>
-        <w:autoSpaceDN/>
-      </w:pPr>
-      <w:r>
+      <w:r>
+        <w:rPr>
+          <w:rFonts w:ascii="맑은 고딕" w:eastAsia="맑은 고딕" w:hAnsi="맑은 고딕" w:cs="맑은 고딕"/>
+          <w:sz w:val="21"/>
+          <w:szCs w:val="21"/>
+        </w:rPr>
         <w:br w:type="page"/>
+      </w:r>
+    </w:p>
+    <w:p>
+      <w:pPr>
+        <w:spacing w:after="160" w:line="360" w:lineRule="auto"/>
+        <w:jc w:val="both"/>
+      </w:pPr>
+      <w:r>
+        <w:rPr>
+          <w:rFonts w:ascii="맑은 고딕" w:eastAsia="맑은 고딕" w:hAnsi="맑은 고딕" w:cs="맑은 고딕"/>
+          <w:i/>
+          <w:iCs/>
+          <w:sz w:val="21"/>
+          <w:szCs w:val="21"/>
+        </w:rPr>
+        <w:lastRenderedPageBreak/>
+        <w:t>다만, 이 효과는 벡터 조건이 단독으로 사용될 때 가장 명확하며, 관계형 필터가 추가되면 전체 선택도 추정에 여전히 오차가 발생할 수 있으므로 복합 필터 조건에서의 효과는 별도 검증이 필요하다.</w:t>
       </w:r>
     </w:p>
     <w:p>
@@ -2218,12 +2244,11 @@
         <w:rPr>
           <w:noProof/>
         </w:rPr>
-        <w:lastRenderedPageBreak/>
         <w:drawing>
-          <wp:inline distT="0" distB="0" distL="0" distR="0" wp14:anchorId="47232509" wp14:editId="2A50B3EC">
+          <wp:inline distT="0" distB="0" distL="0" distR="0" wp14:anchorId="4DBB03A4" wp14:editId="1A8790B5">
             <wp:extent cx="5143500" cy="2762250"/>
             <wp:effectExtent l="0" t="0" r="0" b="0"/>
-            <wp:docPr id="991549360" name="그림 991549360"/>
+            <wp:docPr id="1584121055" name="그림 1584121055"/>
             <wp:cNvGraphicFramePr>
               <a:graphicFrameLocks xmlns:a="http://schemas.openxmlformats.org/drawingml/2006/main" noChangeAspect="1"/>
             </wp:cNvGraphicFramePr>
@@ -2329,36 +2354,39 @@
     </w:p>
     <w:p>
       <w:pPr>
-        <w:spacing w:after="60"/>
-      </w:pPr>
-    </w:p>
-    <w:p>
-      <w:pPr>
-        <w:spacing w:before="360" w:after="120"/>
-      </w:pPr>
+        <w:spacing w:after="160" w:line="360" w:lineRule="auto"/>
+        <w:jc w:val="both"/>
+        <w:rPr>
+          <w:rFonts w:ascii="맑은 고딕" w:eastAsia="맑은 고딕" w:hAnsi="맑은 고딕" w:cs="맑은 고딕"/>
+          <w:sz w:val="21"/>
+          <w:szCs w:val="21"/>
+        </w:rPr>
+      </w:pPr>
+      <w:r>
+        <w:rPr>
+          <w:rFonts w:ascii="맑은 고딕" w:eastAsia="맑은 고딕" w:hAnsi="맑은 고딕" w:cs="맑은 고딕"/>
+          <w:sz w:val="21"/>
+          <w:szCs w:val="21"/>
+        </w:rPr>
+        <w:t xml:space="preserve">나아가, 본 연구에서는 실행 순서 최적화에 대한 </w:t>
+      </w:r>
       <w:r>
         <w:rPr>
           <w:rFonts w:ascii="맑은 고딕" w:eastAsia="맑은 고딕" w:hAnsi="맑은 고딕" w:cs="맑은 고딕"/>
           <w:b/>
           <w:bCs/>
-          <w:sz w:val="22"/>
-          <w:szCs w:val="22"/>
-        </w:rPr>
-        <w:t>3.    Research Plan</w:t>
-      </w:r>
-    </w:p>
-    <w:p>
-      <w:pPr>
-        <w:spacing w:after="160" w:line="360" w:lineRule="auto"/>
-        <w:jc w:val="both"/>
-      </w:pPr>
-      <w:r>
-        <w:rPr>
-          <w:rFonts w:ascii="맑은 고딕" w:eastAsia="맑은 고딕" w:hAnsi="맑은 고딕" w:cs="맑은 고딕"/>
-          <w:sz w:val="21"/>
-          <w:szCs w:val="21"/>
-        </w:rPr>
-        <w:t>본 연구는 세 개의 연구 질문(RQ)</w:t>
+          <w:sz w:val="21"/>
+          <w:szCs w:val="21"/>
+        </w:rPr>
+        <w:t>Bayesian 관점의 접근</w:t>
+      </w:r>
+      <w:r>
+        <w:rPr>
+          <w:rFonts w:ascii="맑은 고딕" w:eastAsia="맑은 고딕" w:hAnsi="맑은 고딕" w:cs="맑은 고딕"/>
+          <w:sz w:val="21"/>
+          <w:szCs w:val="21"/>
+        </w:rPr>
+        <w:t>도 탐구한다. VAQ에서 관계형 필터와 벡터 검색의 실행 순서(</w:t>
       </w:r>
       <w:proofErr w:type="spellStart"/>
       <w:r>
@@ -2367,6 +2395,42 @@
           <w:sz w:val="21"/>
           <w:szCs w:val="21"/>
         </w:rPr>
+        <w:t>filter→vector</w:t>
+      </w:r>
+      <w:proofErr w:type="spellEnd"/>
+      <w:r>
+        <w:rPr>
+          <w:rFonts w:ascii="맑은 고딕" w:eastAsia="맑은 고딕" w:hAnsi="맑은 고딕" w:cs="맑은 고딕"/>
+          <w:sz w:val="21"/>
+          <w:szCs w:val="21"/>
+        </w:rPr>
+        <w:t xml:space="preserve"> vs </w:t>
+      </w:r>
+      <w:proofErr w:type="spellStart"/>
+      <w:r>
+        <w:rPr>
+          <w:rFonts w:ascii="맑은 고딕" w:eastAsia="맑은 고딕" w:hAnsi="맑은 고딕" w:cs="맑은 고딕"/>
+          <w:sz w:val="21"/>
+          <w:szCs w:val="21"/>
+        </w:rPr>
+        <w:t>vector→filter</w:t>
+      </w:r>
+      <w:proofErr w:type="spellEnd"/>
+      <w:r>
+        <w:rPr>
+          <w:rFonts w:ascii="맑은 고딕" w:eastAsia="맑은 고딕" w:hAnsi="맑은 고딕" w:cs="맑은 고딕"/>
+          <w:sz w:val="21"/>
+          <w:szCs w:val="21"/>
+        </w:rPr>
+        <w:t>)</w:t>
+      </w:r>
+      <w:proofErr w:type="spellStart"/>
+      <w:r>
+        <w:rPr>
+          <w:rFonts w:ascii="맑은 고딕" w:eastAsia="맑은 고딕" w:hAnsi="맑은 고딕" w:cs="맑은 고딕"/>
+          <w:sz w:val="21"/>
+          <w:szCs w:val="21"/>
+        </w:rPr>
         <w:t>에</w:t>
       </w:r>
       <w:proofErr w:type="spellEnd"/>
@@ -2376,25 +2440,28 @@
           <w:sz w:val="21"/>
           <w:szCs w:val="21"/>
         </w:rPr>
-        <w:t xml:space="preserve"> 대응하는 3단계 실험으로 구성된다. 실험 데이터셋은 TPC-H SF1에 SIFT1M(128차원, 100만 벡터)을 매핑한 VAQ 벤치마크를 기본으로 사용하며, PostgreSQL 16 + </w:t>
-      </w:r>
-      <w:proofErr w:type="spellStart"/>
-      <w:r>
-        <w:rPr>
-          <w:rFonts w:ascii="맑은 고딕" w:eastAsia="맑은 고딕" w:hAnsi="맑은 고딕" w:cs="맑은 고딕"/>
-          <w:sz w:val="21"/>
-          <w:szCs w:val="21"/>
-        </w:rPr>
-        <w:t>pgvector</w:t>
-      </w:r>
-      <w:proofErr w:type="spellEnd"/>
-      <w:r>
-        <w:rPr>
-          <w:rFonts w:ascii="맑은 고딕" w:eastAsia="맑은 고딕" w:hAnsi="맑은 고딕" w:cs="맑은 고딕"/>
-          <w:sz w:val="21"/>
-          <w:szCs w:val="21"/>
-        </w:rPr>
-        <w:t xml:space="preserve"> 0.7.x 환경에서 수행한다.</w:t>
+        <w:t xml:space="preserve"> 따라 성능이 크게 달라질 수 있다. 이를 조건부 확률 P(filtered | vector)와 P(vector | filtered)로 모델링하고, Bayesian 추정을 통해 모든 조합을 시도하지 않고도 더 낮은 cost의 실행 경로를 사전에 선택할 수 있는 가능성을 검토한다. 이 접근은 Cascade의 구조적 분해와 상호보완적으로, Cascade가 벡터 조건 자체를 분해하는 반면 Bayesian 추정은 분해된 각 단계 내에서의 최적 실행 순서를 결정하는 데 활용될 수 있다.</w:t>
+      </w:r>
+    </w:p>
+    <w:p>
+      <w:pPr>
+        <w:widowControl/>
+        <w:wordWrap/>
+        <w:autoSpaceDE/>
+        <w:autoSpaceDN/>
+        <w:rPr>
+          <w:rFonts w:ascii="맑은 고딕" w:eastAsia="맑은 고딕" w:hAnsi="맑은 고딕" w:cs="맑은 고딕"/>
+          <w:sz w:val="21"/>
+          <w:szCs w:val="21"/>
+        </w:rPr>
+      </w:pPr>
+      <w:r>
+        <w:rPr>
+          <w:rFonts w:ascii="맑은 고딕" w:eastAsia="맑은 고딕" w:hAnsi="맑은 고딕" w:cs="맑은 고딕"/>
+          <w:sz w:val="21"/>
+          <w:szCs w:val="21"/>
+        </w:rPr>
+        <w:br w:type="page"/>
       </w:r>
     </w:p>
     <w:p>
@@ -2406,11 +2473,12 @@
         <w:rPr>
           <w:noProof/>
         </w:rPr>
+        <w:lastRenderedPageBreak/>
         <w:drawing>
-          <wp:inline distT="0" distB="0" distL="0" distR="0" wp14:anchorId="75131C8E" wp14:editId="793B59C9">
-            <wp:extent cx="5143500" cy="1905000"/>
+          <wp:inline distT="0" distB="0" distL="0" distR="0" wp14:anchorId="5DC73955" wp14:editId="3EEF59F4">
+            <wp:extent cx="5143500" cy="2714625"/>
             <wp:effectExtent l="0" t="0" r="0" b="0"/>
-            <wp:docPr id="83748795" name="그림 83748795"/>
+            <wp:docPr id="1874776211" name="그림 1874776211"/>
             <wp:cNvGraphicFramePr>
               <a:graphicFrameLocks xmlns:a="http://schemas.openxmlformats.org/drawingml/2006/main" noChangeAspect="1"/>
             </wp:cNvGraphicFramePr>
@@ -2433,6 +2501,142 @@
                   <pic:spPr bwMode="auto">
                     <a:xfrm>
                       <a:off x="0" y="0"/>
+                      <a:ext cx="5143500" cy="2714625"/>
+                    </a:xfrm>
+                    <a:prstGeom prst="rect">
+                      <a:avLst/>
+                    </a:prstGeom>
+                  </pic:spPr>
+                </pic:pic>
+              </a:graphicData>
+            </a:graphic>
+          </wp:inline>
+        </w:drawing>
+      </w:r>
+    </w:p>
+    <w:p>
+      <w:pPr>
+        <w:spacing w:before="80" w:after="200"/>
+        <w:jc w:val="center"/>
+      </w:pPr>
+      <w:r>
+        <w:rPr>
+          <w:rFonts w:ascii="맑은 고딕" w:eastAsia="맑은 고딕" w:hAnsi="맑은 고딕" w:cs="맑은 고딕"/>
+          <w:sz w:val="19"/>
+          <w:szCs w:val="19"/>
+        </w:rPr>
+        <w:t>Figure 4. Bayesian Cost Estimation 기반 실행 순서 최적화. 관계형 필터와 벡터 검색의 조건부 확률을 Bayesian 추정하여 더 낮은 cost의 실행 경로를 사전에 선택한다.</w:t>
+      </w:r>
+    </w:p>
+    <w:p>
+      <w:pPr>
+        <w:spacing w:after="60"/>
+        <w:rPr>
+          <w:rFonts w:hint="eastAsia"/>
+        </w:rPr>
+      </w:pPr>
+    </w:p>
+    <w:p>
+      <w:pPr>
+        <w:spacing w:before="360" w:after="120"/>
+      </w:pPr>
+      <w:r>
+        <w:rPr>
+          <w:rFonts w:ascii="맑은 고딕" w:eastAsia="맑은 고딕" w:hAnsi="맑은 고딕" w:cs="맑은 고딕"/>
+          <w:b/>
+          <w:bCs/>
+          <w:sz w:val="22"/>
+          <w:szCs w:val="22"/>
+        </w:rPr>
+        <w:t>3.    Research Plan</w:t>
+      </w:r>
+    </w:p>
+    <w:p>
+      <w:pPr>
+        <w:spacing w:after="160" w:line="360" w:lineRule="auto"/>
+        <w:jc w:val="both"/>
+      </w:pPr>
+      <w:r>
+        <w:rPr>
+          <w:rFonts w:ascii="맑은 고딕" w:eastAsia="맑은 고딕" w:hAnsi="맑은 고딕" w:cs="맑은 고딕"/>
+          <w:sz w:val="21"/>
+          <w:szCs w:val="21"/>
+        </w:rPr>
+        <w:t>본 연구는 세 개의 연구 질문(RQ)</w:t>
+      </w:r>
+      <w:proofErr w:type="spellStart"/>
+      <w:r>
+        <w:rPr>
+          <w:rFonts w:ascii="맑은 고딕" w:eastAsia="맑은 고딕" w:hAnsi="맑은 고딕" w:cs="맑은 고딕"/>
+          <w:sz w:val="21"/>
+          <w:szCs w:val="21"/>
+        </w:rPr>
+        <w:t>에</w:t>
+      </w:r>
+      <w:proofErr w:type="spellEnd"/>
+      <w:r>
+        <w:rPr>
+          <w:rFonts w:ascii="맑은 고딕" w:eastAsia="맑은 고딕" w:hAnsi="맑은 고딕" w:cs="맑은 고딕"/>
+          <w:sz w:val="21"/>
+          <w:szCs w:val="21"/>
+        </w:rPr>
+        <w:t xml:space="preserve"> 대응하는 3단계 실험으로 구성된다. 실험 데이터셋은 TPC-H SF1에 SIFT1M(128차원, 100만 벡터)을 매핑한 VAQ 벤치마크를 기본으로 사용하며, PostgreSQL 16 + </w:t>
+      </w:r>
+      <w:proofErr w:type="spellStart"/>
+      <w:r>
+        <w:rPr>
+          <w:rFonts w:ascii="맑은 고딕" w:eastAsia="맑은 고딕" w:hAnsi="맑은 고딕" w:cs="맑은 고딕"/>
+          <w:sz w:val="21"/>
+          <w:szCs w:val="21"/>
+        </w:rPr>
+        <w:t>pgvector</w:t>
+      </w:r>
+      <w:proofErr w:type="spellEnd"/>
+      <w:r>
+        <w:rPr>
+          <w:rFonts w:ascii="맑은 고딕" w:eastAsia="맑은 고딕" w:hAnsi="맑은 고딕" w:cs="맑은 고딕"/>
+          <w:sz w:val="21"/>
+          <w:szCs w:val="21"/>
+        </w:rPr>
+        <w:t xml:space="preserve"> 0.7.x 환경에서 수행한다.</w:t>
+      </w:r>
+    </w:p>
+    <w:p>
+      <w:pPr>
+        <w:spacing w:before="160" w:after="40"/>
+        <w:jc w:val="center"/>
+      </w:pPr>
+      <w:r>
+        <w:rPr>
+          <w:noProof/>
+        </w:rPr>
+        <w:drawing>
+          <wp:inline distT="0" distB="0" distL="0" distR="0" wp14:anchorId="7F5ACAF1" wp14:editId="59286F91">
+            <wp:extent cx="5143500" cy="1905000"/>
+            <wp:effectExtent l="0" t="0" r="0" b="0"/>
+            <wp:docPr id="1289870014" name="그림 1289870014"/>
+            <wp:cNvGraphicFramePr>
+              <a:graphicFrameLocks xmlns:a="http://schemas.openxmlformats.org/drawingml/2006/main" noChangeAspect="1"/>
+            </wp:cNvGraphicFramePr>
+            <a:graphic xmlns:a="http://schemas.openxmlformats.org/drawingml/2006/main">
+              <a:graphicData uri="http://schemas.openxmlformats.org/drawingml/2006/picture">
+                <pic:pic xmlns:pic="http://schemas.openxmlformats.org/drawingml/2006/picture">
+                  <pic:nvPicPr>
+                    <pic:cNvPr id="0" name=""/>
+                    <pic:cNvPicPr>
+                      <a:picLocks noChangeAspect="1" noChangeArrowheads="1"/>
+                    </pic:cNvPicPr>
+                  </pic:nvPicPr>
+                  <pic:blipFill>
+                    <a:blip r:embed="rId11"/>
+                    <a:srcRect/>
+                    <a:stretch>
+                      <a:fillRect/>
+                    </a:stretch>
+                  </pic:blipFill>
+                  <pic:spPr bwMode="auto">
+                    <a:xfrm>
+                      <a:off x="0" y="0"/>
                       <a:ext cx="5143500" cy="1905000"/>
                     </a:xfrm>
                     <a:prstGeom prst="rect">
@@ -2457,7 +2661,7 @@
           <w:sz w:val="19"/>
           <w:szCs w:val="19"/>
         </w:rPr>
-        <w:t xml:space="preserve">Figure 4. 3단계 실험 파이프라인. 1단계(RQ1)의 선택도 sweep 결과가 2단계(RQ2)의 </w:t>
+        <w:t xml:space="preserve">Figure 5. 3단계 실험 파이프라인. 1단계(RQ1)의 선택도 sweep 결과가 2단계(RQ2)의 </w:t>
       </w:r>
       <w:proofErr w:type="spellStart"/>
       <w:r>
@@ -2684,7 +2888,7 @@
           <w:sz w:val="21"/>
           <w:szCs w:val="21"/>
         </w:rPr>
-        <w:t xml:space="preserve"> 설정의 근거 데이터로 활용된다.</w:t>
+        <w:t xml:space="preserve"> 설정의 근거 데이터로 활용된다. 아울러, filter→vector와 vector→filter 실행 순서별 latency도 함께 측정하여 Bayesian 실행 순서 추정의 근거 데이터를 확보한다.</w:t>
       </w:r>
     </w:p>
     <w:p>
@@ -2894,11 +3098,6 @@
       <w:pPr>
         <w:spacing w:after="160" w:line="360" w:lineRule="auto"/>
         <w:jc w:val="both"/>
-        <w:rPr>
-          <w:rFonts w:ascii="맑은 고딕" w:eastAsia="맑은 고딕" w:hAnsi="맑은 고딕" w:cs="맑은 고딕"/>
-          <w:sz w:val="21"/>
-          <w:szCs w:val="21"/>
-        </w:rPr>
       </w:pPr>
       <w:r>
         <w:rPr>
@@ -3043,13 +3242,17 @@
         <w:autoSpaceDN/>
         <w:rPr>
           <w:rFonts w:ascii="맑은 고딕" w:eastAsia="맑은 고딕" w:hAnsi="맑은 고딕" w:cs="맑은 고딕"/>
-          <w:sz w:val="21"/>
-          <w:szCs w:val="21"/>
-        </w:rPr>
-      </w:pPr>
-      <w:r>
-        <w:rPr>
-          <w:rFonts w:ascii="맑은 고딕" w:eastAsia="맑은 고딕" w:hAnsi="맑은 고딕" w:cs="맑은 고딕"/>
+          <w:b/>
+          <w:bCs/>
+          <w:sz w:val="21"/>
+          <w:szCs w:val="21"/>
+        </w:rPr>
+      </w:pPr>
+      <w:r>
+        <w:rPr>
+          <w:rFonts w:ascii="맑은 고딕" w:eastAsia="맑은 고딕" w:hAnsi="맑은 고딕" w:cs="맑은 고딕"/>
+          <w:b/>
+          <w:bCs/>
           <w:sz w:val="21"/>
           <w:szCs w:val="21"/>
         </w:rPr>
@@ -3610,6 +3813,209 @@
     </w:p>
     <w:p>
       <w:pPr>
+        <w:spacing w:after="60"/>
+      </w:pPr>
+    </w:p>
+    <w:p>
+      <w:pPr>
+        <w:spacing w:before="360" w:after="120"/>
+      </w:pPr>
+      <w:r>
+        <w:rPr>
+          <w:rFonts w:ascii="맑은 고딕" w:eastAsia="맑은 고딕" w:hAnsi="맑은 고딕" w:cs="맑은 고딕"/>
+          <w:b/>
+          <w:bCs/>
+          <w:sz w:val="22"/>
+          <w:szCs w:val="22"/>
+        </w:rPr>
+        <w:t>4.    Expected Contribution</w:t>
+      </w:r>
+    </w:p>
+    <w:p>
+      <w:pPr>
+        <w:spacing w:after="160" w:line="360" w:lineRule="auto"/>
+        <w:jc w:val="both"/>
+      </w:pPr>
+      <w:r>
+        <w:rPr>
+          <w:rFonts w:ascii="맑은 고딕" w:eastAsia="맑은 고딕" w:hAnsi="맑은 고딕" w:cs="맑은 고딕"/>
+          <w:sz w:val="21"/>
+          <w:szCs w:val="21"/>
+        </w:rPr>
+        <w:t xml:space="preserve">첫째(RQ1), </w:t>
+      </w:r>
+      <w:r>
+        <w:rPr>
+          <w:rFonts w:ascii="맑은 고딕" w:eastAsia="맑은 고딕" w:hAnsi="맑은 고딕" w:cs="맑은 고딕"/>
+          <w:b/>
+          <w:bCs/>
+          <w:sz w:val="21"/>
+          <w:szCs w:val="21"/>
+        </w:rPr>
+        <w:t>VAQ의 성능 병목을 Planning Time과 Execution Time으로 분리하여 정량적으로 분석</w:t>
+      </w:r>
+      <w:r>
+        <w:rPr>
+          <w:rFonts w:ascii="맑은 고딕" w:eastAsia="맑은 고딕" w:hAnsi="맑은 고딕" w:cs="맑은 고딕"/>
+          <w:sz w:val="21"/>
+          <w:szCs w:val="21"/>
+        </w:rPr>
+        <w:t xml:space="preserve">한다. </w:t>
+      </w:r>
+      <w:proofErr w:type="spellStart"/>
+      <w:r>
+        <w:rPr>
+          <w:rFonts w:ascii="맑은 고딕" w:eastAsia="맑은 고딕" w:hAnsi="맑은 고딕" w:cs="맑은 고딕"/>
+          <w:sz w:val="21"/>
+          <w:szCs w:val="21"/>
+        </w:rPr>
+        <w:t>Exqutor를</w:t>
+      </w:r>
+      <w:proofErr w:type="spellEnd"/>
+      <w:r>
+        <w:rPr>
+          <w:rFonts w:ascii="맑은 고딕" w:eastAsia="맑은 고딕" w:hAnsi="맑은 고딕" w:cs="맑은 고딕"/>
+          <w:sz w:val="21"/>
+          <w:szCs w:val="21"/>
+        </w:rPr>
+        <w:t xml:space="preserve"> 포함한 기존 연구는 end-to-end latency만 비교했으며, </w:t>
+      </w:r>
+      <w:proofErr w:type="spellStart"/>
+      <w:r>
+        <w:rPr>
+          <w:rFonts w:ascii="맑은 고딕" w:eastAsia="맑은 고딕" w:hAnsi="맑은 고딕" w:cs="맑은 고딕"/>
+          <w:sz w:val="21"/>
+          <w:szCs w:val="21"/>
+        </w:rPr>
+        <w:t>플래닝</w:t>
+      </w:r>
+      <w:proofErr w:type="spellEnd"/>
+      <w:r>
+        <w:rPr>
+          <w:rFonts w:ascii="맑은 고딕" w:eastAsia="맑은 고딕" w:hAnsi="맑은 고딕" w:cs="맑은 고딕"/>
+          <w:sz w:val="21"/>
+          <w:szCs w:val="21"/>
+        </w:rPr>
+        <w:t xml:space="preserve"> 단계의 오버헤드를 독립적으로 분석하지 않았다. 본 연구는 선택도와 필터 복잡도에 따른 병목 구조를 </w:t>
+      </w:r>
+      <w:proofErr w:type="spellStart"/>
+      <w:r>
+        <w:rPr>
+          <w:rFonts w:ascii="맑은 고딕" w:eastAsia="맑은 고딕" w:hAnsi="맑은 고딕" w:cs="맑은 고딕"/>
+          <w:sz w:val="21"/>
+          <w:szCs w:val="21"/>
+        </w:rPr>
+        <w:t>정량화한다</w:t>
+      </w:r>
+      <w:proofErr w:type="spellEnd"/>
+      <w:r>
+        <w:rPr>
+          <w:rFonts w:ascii="맑은 고딕" w:eastAsia="맑은 고딕" w:hAnsi="맑은 고딕" w:cs="맑은 고딕"/>
+          <w:sz w:val="21"/>
+          <w:szCs w:val="21"/>
+        </w:rPr>
+        <w:t>.</w:t>
+      </w:r>
+    </w:p>
+    <w:p>
+      <w:pPr>
+        <w:spacing w:after="160" w:line="360" w:lineRule="auto"/>
+        <w:jc w:val="both"/>
+      </w:pPr>
+      <w:r>
+        <w:rPr>
+          <w:rFonts w:ascii="맑은 고딕" w:eastAsia="맑은 고딕" w:hAnsi="맑은 고딕" w:cs="맑은 고딕"/>
+          <w:sz w:val="21"/>
+          <w:szCs w:val="21"/>
+        </w:rPr>
+        <w:t xml:space="preserve">둘째(RQ2), </w:t>
+      </w:r>
+      <w:r>
+        <w:rPr>
+          <w:rFonts w:ascii="맑은 고딕" w:eastAsia="맑은 고딕" w:hAnsi="맑은 고딕" w:cs="맑은 고딕"/>
+          <w:b/>
+          <w:bCs/>
+          <w:sz w:val="21"/>
+          <w:szCs w:val="21"/>
+        </w:rPr>
+        <w:t>벡터 유사도 조건을 쿼리 수준에서 구조적으로 분해하는 새로운 최적화 접근</w:t>
+      </w:r>
+      <w:r>
+        <w:rPr>
+          <w:rFonts w:ascii="맑은 고딕" w:eastAsia="맑은 고딕" w:hAnsi="맑은 고딕" w:cs="맑은 고딕"/>
+          <w:sz w:val="21"/>
+          <w:szCs w:val="21"/>
+        </w:rPr>
+        <w:t xml:space="preserve">(Cascaded Vector Similarity Decomposition)을 제안하고 실험적으로 검증한다. </w:t>
+      </w:r>
+      <w:proofErr w:type="spellStart"/>
+      <w:r>
+        <w:rPr>
+          <w:rFonts w:ascii="맑은 고딕" w:eastAsia="맑은 고딕" w:hAnsi="맑은 고딕" w:cs="맑은 고딕"/>
+          <w:sz w:val="21"/>
+          <w:szCs w:val="21"/>
+        </w:rPr>
+        <w:t>카디널리티</w:t>
+      </w:r>
+      <w:proofErr w:type="spellEnd"/>
+      <w:r>
+        <w:rPr>
+          <w:rFonts w:ascii="맑은 고딕" w:eastAsia="맑은 고딕" w:hAnsi="맑은 고딕" w:cs="맑은 고딕"/>
+          <w:sz w:val="21"/>
+          <w:szCs w:val="21"/>
+        </w:rPr>
+        <w:t xml:space="preserve"> 추정의 정확도를 높이는 것이 아니라, 추정이 부정확하더라도 영향이 최소화되는 쿼리 구조를 만드는 방향이다.</w:t>
+      </w:r>
+    </w:p>
+    <w:p>
+      <w:pPr>
+        <w:spacing w:after="160" w:line="360" w:lineRule="auto"/>
+        <w:jc w:val="both"/>
+        <w:rPr>
+          <w:rFonts w:hint="eastAsia"/>
+        </w:rPr>
+      </w:pPr>
+      <w:r>
+        <w:rPr>
+          <w:rFonts w:ascii="맑은 고딕" w:eastAsia="맑은 고딕" w:hAnsi="맑은 고딕" w:cs="맑은 고딕"/>
+          <w:sz w:val="21"/>
+          <w:szCs w:val="21"/>
+        </w:rPr>
+        <w:t xml:space="preserve">셋째(RQ3), </w:t>
+      </w:r>
+      <w:proofErr w:type="spellStart"/>
+      <w:r>
+        <w:rPr>
+          <w:rFonts w:ascii="맑은 고딕" w:eastAsia="맑은 고딕" w:hAnsi="맑은 고딕" w:cs="맑은 고딕"/>
+          <w:b/>
+          <w:bCs/>
+          <w:sz w:val="21"/>
+          <w:szCs w:val="21"/>
+        </w:rPr>
+        <w:t>Exqutor</w:t>
+      </w:r>
+      <w:proofErr w:type="spellEnd"/>
+      <w:r>
+        <w:rPr>
+          <w:rFonts w:ascii="맑은 고딕" w:eastAsia="맑은 고딕" w:hAnsi="맑은 고딕" w:cs="맑은 고딕"/>
+          <w:b/>
+          <w:bCs/>
+          <w:sz w:val="21"/>
+          <w:szCs w:val="21"/>
+        </w:rPr>
+        <w:t xml:space="preserve"> ECQO와 Cascade 분해의 상호보완성·대체성</w:t>
+      </w:r>
+      <w:r>
+        <w:rPr>
+          <w:rFonts w:ascii="맑은 고딕" w:eastAsia="맑은 고딕" w:hAnsi="맑은 고딕" w:cs="맑은 고딕"/>
+          <w:sz w:val="21"/>
+          <w:szCs w:val="21"/>
+        </w:rPr>
+        <w:t>을 실험적으로 판별하여, 조건별 최적 전략을 제시하는 실무 가이드라인을 제공한다.</w:t>
+      </w:r>
+    </w:p>
+    <w:p>
+      <w:pPr>
         <w:widowControl/>
         <w:wordWrap/>
         <w:autoSpaceDE/>
@@ -3622,11 +4028,6 @@
           <w:szCs w:val="22"/>
         </w:rPr>
       </w:pPr>
-    </w:p>
-    <w:p>
-      <w:pPr>
-        <w:spacing w:before="360" w:after="120"/>
-      </w:pPr>
       <w:r>
         <w:rPr>
           <w:rFonts w:ascii="맑은 고딕" w:eastAsia="맑은 고딕" w:hAnsi="맑은 고딕" w:cs="맑은 고딕"/>
@@ -3635,197 +4036,6 @@
           <w:sz w:val="22"/>
           <w:szCs w:val="22"/>
         </w:rPr>
-        <w:t>4.    Expected Contribution</w:t>
-      </w:r>
-    </w:p>
-    <w:p>
-      <w:pPr>
-        <w:spacing w:after="160" w:line="360" w:lineRule="auto"/>
-        <w:jc w:val="both"/>
-      </w:pPr>
-      <w:r>
-        <w:rPr>
-          <w:rFonts w:ascii="맑은 고딕" w:eastAsia="맑은 고딕" w:hAnsi="맑은 고딕" w:cs="맑은 고딕"/>
-          <w:sz w:val="21"/>
-          <w:szCs w:val="21"/>
-        </w:rPr>
-        <w:t xml:space="preserve">첫째(RQ1), </w:t>
-      </w:r>
-      <w:r>
-        <w:rPr>
-          <w:rFonts w:ascii="맑은 고딕" w:eastAsia="맑은 고딕" w:hAnsi="맑은 고딕" w:cs="맑은 고딕"/>
-          <w:b/>
-          <w:bCs/>
-          <w:sz w:val="21"/>
-          <w:szCs w:val="21"/>
-        </w:rPr>
-        <w:t>VAQ의 성능 병목을 Planning Time과 Execution Time으로 분리하여 정량적으로 분석</w:t>
-      </w:r>
-      <w:r>
-        <w:rPr>
-          <w:rFonts w:ascii="맑은 고딕" w:eastAsia="맑은 고딕" w:hAnsi="맑은 고딕" w:cs="맑은 고딕"/>
-          <w:sz w:val="21"/>
-          <w:szCs w:val="21"/>
-        </w:rPr>
-        <w:t xml:space="preserve">한다. </w:t>
-      </w:r>
-      <w:proofErr w:type="spellStart"/>
-      <w:r>
-        <w:rPr>
-          <w:rFonts w:ascii="맑은 고딕" w:eastAsia="맑은 고딕" w:hAnsi="맑은 고딕" w:cs="맑은 고딕"/>
-          <w:sz w:val="21"/>
-          <w:szCs w:val="21"/>
-        </w:rPr>
-        <w:t>Exqutor를</w:t>
-      </w:r>
-      <w:proofErr w:type="spellEnd"/>
-      <w:r>
-        <w:rPr>
-          <w:rFonts w:ascii="맑은 고딕" w:eastAsia="맑은 고딕" w:hAnsi="맑은 고딕" w:cs="맑은 고딕"/>
-          <w:sz w:val="21"/>
-          <w:szCs w:val="21"/>
-        </w:rPr>
-        <w:t xml:space="preserve"> 포함한 기존 연구는 end-to-end latency만 비교했으며, </w:t>
-      </w:r>
-      <w:proofErr w:type="spellStart"/>
-      <w:r>
-        <w:rPr>
-          <w:rFonts w:ascii="맑은 고딕" w:eastAsia="맑은 고딕" w:hAnsi="맑은 고딕" w:cs="맑은 고딕"/>
-          <w:sz w:val="21"/>
-          <w:szCs w:val="21"/>
-        </w:rPr>
-        <w:t>플래닝</w:t>
-      </w:r>
-      <w:proofErr w:type="spellEnd"/>
-      <w:r>
-        <w:rPr>
-          <w:rFonts w:ascii="맑은 고딕" w:eastAsia="맑은 고딕" w:hAnsi="맑은 고딕" w:cs="맑은 고딕"/>
-          <w:sz w:val="21"/>
-          <w:szCs w:val="21"/>
-        </w:rPr>
-        <w:t xml:space="preserve"> 단계의 오버헤드를 독립적으로 분석하지 않았다. 본 연구는 선택도와 필터 복잡도에 따른 병목 구조를 </w:t>
-      </w:r>
-      <w:proofErr w:type="spellStart"/>
-      <w:r>
-        <w:rPr>
-          <w:rFonts w:ascii="맑은 고딕" w:eastAsia="맑은 고딕" w:hAnsi="맑은 고딕" w:cs="맑은 고딕"/>
-          <w:sz w:val="21"/>
-          <w:szCs w:val="21"/>
-        </w:rPr>
-        <w:t>정량화한다</w:t>
-      </w:r>
-      <w:proofErr w:type="spellEnd"/>
-      <w:r>
-        <w:rPr>
-          <w:rFonts w:ascii="맑은 고딕" w:eastAsia="맑은 고딕" w:hAnsi="맑은 고딕" w:cs="맑은 고딕"/>
-          <w:sz w:val="21"/>
-          <w:szCs w:val="21"/>
-        </w:rPr>
-        <w:t>.</w:t>
-      </w:r>
-    </w:p>
-    <w:p>
-      <w:pPr>
-        <w:spacing w:after="160" w:line="360" w:lineRule="auto"/>
-        <w:jc w:val="both"/>
-      </w:pPr>
-      <w:r>
-        <w:rPr>
-          <w:rFonts w:ascii="맑은 고딕" w:eastAsia="맑은 고딕" w:hAnsi="맑은 고딕" w:cs="맑은 고딕"/>
-          <w:sz w:val="21"/>
-          <w:szCs w:val="21"/>
-        </w:rPr>
-        <w:t xml:space="preserve">둘째(RQ2), </w:t>
-      </w:r>
-      <w:r>
-        <w:rPr>
-          <w:rFonts w:ascii="맑은 고딕" w:eastAsia="맑은 고딕" w:hAnsi="맑은 고딕" w:cs="맑은 고딕"/>
-          <w:b/>
-          <w:bCs/>
-          <w:sz w:val="21"/>
-          <w:szCs w:val="21"/>
-        </w:rPr>
-        <w:t>벡터 유사도 조건을 쿼리 수준에서 구조적으로 분해하는 새로운 최적화 접근</w:t>
-      </w:r>
-      <w:r>
-        <w:rPr>
-          <w:rFonts w:ascii="맑은 고딕" w:eastAsia="맑은 고딕" w:hAnsi="맑은 고딕" w:cs="맑은 고딕"/>
-          <w:sz w:val="21"/>
-          <w:szCs w:val="21"/>
-        </w:rPr>
-        <w:t xml:space="preserve">(Cascaded Vector Similarity Decomposition)을 제안하고 실험적으로 검증한다. </w:t>
-      </w:r>
-      <w:proofErr w:type="spellStart"/>
-      <w:r>
-        <w:rPr>
-          <w:rFonts w:ascii="맑은 고딕" w:eastAsia="맑은 고딕" w:hAnsi="맑은 고딕" w:cs="맑은 고딕"/>
-          <w:sz w:val="21"/>
-          <w:szCs w:val="21"/>
-        </w:rPr>
-        <w:t>카디널리티</w:t>
-      </w:r>
-      <w:proofErr w:type="spellEnd"/>
-      <w:r>
-        <w:rPr>
-          <w:rFonts w:ascii="맑은 고딕" w:eastAsia="맑은 고딕" w:hAnsi="맑은 고딕" w:cs="맑은 고딕"/>
-          <w:sz w:val="21"/>
-          <w:szCs w:val="21"/>
-        </w:rPr>
-        <w:t xml:space="preserve"> 추정의 정확도를 높이는 것이 아니라, 추정이 부정확하더라도 영향이 최소화되는 쿼리 구조를 만드는 방향이다.</w:t>
-      </w:r>
-    </w:p>
-    <w:p>
-      <w:pPr>
-        <w:spacing w:after="160" w:line="360" w:lineRule="auto"/>
-        <w:jc w:val="both"/>
-      </w:pPr>
-      <w:r>
-        <w:rPr>
-          <w:rFonts w:ascii="맑은 고딕" w:eastAsia="맑은 고딕" w:hAnsi="맑은 고딕" w:cs="맑은 고딕"/>
-          <w:sz w:val="21"/>
-          <w:szCs w:val="21"/>
-        </w:rPr>
-        <w:t xml:space="preserve">셋째(RQ3), </w:t>
-      </w:r>
-      <w:proofErr w:type="spellStart"/>
-      <w:r>
-        <w:rPr>
-          <w:rFonts w:ascii="맑은 고딕" w:eastAsia="맑은 고딕" w:hAnsi="맑은 고딕" w:cs="맑은 고딕"/>
-          <w:b/>
-          <w:bCs/>
-          <w:sz w:val="21"/>
-          <w:szCs w:val="21"/>
-        </w:rPr>
-        <w:t>Exqutor</w:t>
-      </w:r>
-      <w:proofErr w:type="spellEnd"/>
-      <w:r>
-        <w:rPr>
-          <w:rFonts w:ascii="맑은 고딕" w:eastAsia="맑은 고딕" w:hAnsi="맑은 고딕" w:cs="맑은 고딕"/>
-          <w:b/>
-          <w:bCs/>
-          <w:sz w:val="21"/>
-          <w:szCs w:val="21"/>
-        </w:rPr>
-        <w:t xml:space="preserve"> ECQO와 Cascade 분해의 상호보완성·대체성</w:t>
-      </w:r>
-      <w:r>
-        <w:rPr>
-          <w:rFonts w:ascii="맑은 고딕" w:eastAsia="맑은 고딕" w:hAnsi="맑은 고딕" w:cs="맑은 고딕"/>
-          <w:sz w:val="21"/>
-          <w:szCs w:val="21"/>
-        </w:rPr>
-        <w:t>을 실험적으로 판별하여, 조건별 최적 전략을 제시하는 실무 가이드라인을 제공한다.</w:t>
-      </w:r>
-    </w:p>
-    <w:p>
-      <w:pPr>
-        <w:widowControl/>
-        <w:wordWrap/>
-        <w:autoSpaceDE/>
-        <w:autoSpaceDN/>
-      </w:pPr>
-      <w:r>
         <w:br w:type="page"/>
       </w:r>
     </w:p>
@@ -3868,6 +4078,12 @@
         <w:gridCol w:w="5826"/>
       </w:tblGrid>
       <w:tr>
+        <w:tblPrEx>
+          <w:tblCellMar>
+            <w:top w:w="0" w:type="dxa"/>
+            <w:bottom w:w="0" w:type="dxa"/>
+          </w:tblCellMar>
+        </w:tblPrEx>
         <w:tc>
           <w:tcPr>
             <w:tcW w:w="1600" w:type="dxa"/>
@@ -3963,6 +4179,12 @@
         </w:tc>
       </w:tr>
       <w:tr>
+        <w:tblPrEx>
+          <w:tblCellMar>
+            <w:top w:w="0" w:type="dxa"/>
+            <w:bottom w:w="0" w:type="dxa"/>
+          </w:tblCellMar>
+        </w:tblPrEx>
         <w:tc>
           <w:tcPr>
             <w:tcW w:w="1600" w:type="dxa"/>
@@ -4049,6 +4271,12 @@
         </w:tc>
       </w:tr>
       <w:tr>
+        <w:tblPrEx>
+          <w:tblCellMar>
+            <w:top w:w="0" w:type="dxa"/>
+            <w:bottom w:w="0" w:type="dxa"/>
+          </w:tblCellMar>
+        </w:tblPrEx>
         <w:tc>
           <w:tcPr>
             <w:tcW w:w="1600" w:type="dxa"/>
@@ -4135,6 +4363,12 @@
         </w:tc>
       </w:tr>
       <w:tr>
+        <w:tblPrEx>
+          <w:tblCellMar>
+            <w:top w:w="0" w:type="dxa"/>
+            <w:bottom w:w="0" w:type="dxa"/>
+          </w:tblCellMar>
+        </w:tblPrEx>
         <w:tc>
           <w:tcPr>
             <w:tcW w:w="1600" w:type="dxa"/>
@@ -4221,6 +4455,12 @@
         </w:tc>
       </w:tr>
       <w:tr>
+        <w:tblPrEx>
+          <w:tblCellMar>
+            <w:top w:w="0" w:type="dxa"/>
+            <w:bottom w:w="0" w:type="dxa"/>
+          </w:tblCellMar>
+        </w:tblPrEx>
         <w:tc>
           <w:tcPr>
             <w:tcW w:w="1600" w:type="dxa"/>
@@ -4307,6 +4547,12 @@
         </w:tc>
       </w:tr>
       <w:tr>
+        <w:tblPrEx>
+          <w:tblCellMar>
+            <w:top w:w="0" w:type="dxa"/>
+            <w:bottom w:w="0" w:type="dxa"/>
+          </w:tblCellMar>
+        </w:tblPrEx>
         <w:tc>
           <w:tcPr>
             <w:tcW w:w="1600" w:type="dxa"/>
@@ -4393,6 +4639,12 @@
         </w:tc>
       </w:tr>
       <w:tr>
+        <w:tblPrEx>
+          <w:tblCellMar>
+            <w:top w:w="0" w:type="dxa"/>
+            <w:bottom w:w="0" w:type="dxa"/>
+          </w:tblCellMar>
+        </w:tblPrEx>
         <w:tc>
           <w:tcPr>
             <w:tcW w:w="1600" w:type="dxa"/>
@@ -4482,11 +4734,6 @@
     <w:p>
       <w:pPr>
         <w:spacing w:before="80" w:after="160"/>
-        <w:rPr>
-          <w:rFonts w:ascii="맑은 고딕" w:eastAsia="맑은 고딕" w:hAnsi="맑은 고딕" w:cs="맑은 고딕" w:hint="eastAsia"/>
-          <w:sz w:val="19"/>
-          <w:szCs w:val="19"/>
-        </w:rPr>
       </w:pPr>
       <w:r>
         <w:rPr>
@@ -4548,6 +4795,12 @@
         <w:gridCol w:w="434"/>
       </w:tblGrid>
       <w:tr>
+        <w:tblPrEx>
+          <w:tblCellMar>
+            <w:top w:w="0" w:type="dxa"/>
+            <w:bottom w:w="0" w:type="dxa"/>
+          </w:tblCellMar>
+        </w:tblPrEx>
         <w:tc>
           <w:tcPr>
             <w:tcW w:w="2516" w:type="dxa"/>
@@ -5084,6 +5337,12 @@
         </w:tc>
       </w:tr>
       <w:tr>
+        <w:tblPrEx>
+          <w:tblCellMar>
+            <w:top w:w="0" w:type="dxa"/>
+            <w:bottom w:w="0" w:type="dxa"/>
+          </w:tblCellMar>
+        </w:tblPrEx>
         <w:tc>
           <w:tcPr>
             <w:tcW w:w="2516" w:type="dxa"/>
@@ -5388,6 +5647,12 @@
         </w:tc>
       </w:tr>
       <w:tr>
+        <w:tblPrEx>
+          <w:tblCellMar>
+            <w:top w:w="0" w:type="dxa"/>
+            <w:bottom w:w="0" w:type="dxa"/>
+          </w:tblCellMar>
+        </w:tblPrEx>
         <w:tc>
           <w:tcPr>
             <w:tcW w:w="2516" w:type="dxa"/>
@@ -5691,6 +5956,12 @@
         </w:tc>
       </w:tr>
       <w:tr>
+        <w:tblPrEx>
+          <w:tblCellMar>
+            <w:top w:w="0" w:type="dxa"/>
+            <w:bottom w:w="0" w:type="dxa"/>
+          </w:tblCellMar>
+        </w:tblPrEx>
         <w:tc>
           <w:tcPr>
             <w:tcW w:w="2516" w:type="dxa"/>
@@ -5993,6 +6264,12 @@
         </w:tc>
       </w:tr>
       <w:tr>
+        <w:tblPrEx>
+          <w:tblCellMar>
+            <w:top w:w="0" w:type="dxa"/>
+            <w:bottom w:w="0" w:type="dxa"/>
+          </w:tblCellMar>
+        </w:tblPrEx>
         <w:tc>
           <w:tcPr>
             <w:tcW w:w="2516" w:type="dxa"/>
@@ -6295,6 +6572,12 @@
         </w:tc>
       </w:tr>
       <w:tr>
+        <w:tblPrEx>
+          <w:tblCellMar>
+            <w:top w:w="0" w:type="dxa"/>
+            <w:bottom w:w="0" w:type="dxa"/>
+          </w:tblCellMar>
+        </w:tblPrEx>
         <w:tc>
           <w:tcPr>
             <w:tcW w:w="2516" w:type="dxa"/>
@@ -6598,6 +6881,12 @@
         </w:tc>
       </w:tr>
       <w:tr>
+        <w:tblPrEx>
+          <w:tblCellMar>
+            <w:top w:w="0" w:type="dxa"/>
+            <w:bottom w:w="0" w:type="dxa"/>
+          </w:tblCellMar>
+        </w:tblPrEx>
         <w:tc>
           <w:tcPr>
             <w:tcW w:w="2516" w:type="dxa"/>
@@ -6900,6 +7189,12 @@
         </w:tc>
       </w:tr>
       <w:tr>
+        <w:tblPrEx>
+          <w:tblCellMar>
+            <w:top w:w="0" w:type="dxa"/>
+            <w:bottom w:w="0" w:type="dxa"/>
+          </w:tblCellMar>
+        </w:tblPrEx>
         <w:tc>
           <w:tcPr>
             <w:tcW w:w="2516" w:type="dxa"/>
@@ -7201,6 +7496,12 @@
         </w:tc>
       </w:tr>
       <w:tr>
+        <w:tblPrEx>
+          <w:tblCellMar>
+            <w:top w:w="0" w:type="dxa"/>
+            <w:bottom w:w="0" w:type="dxa"/>
+          </w:tblCellMar>
+        </w:tblPrEx>
         <w:tc>
           <w:tcPr>
             <w:tcW w:w="2516" w:type="dxa"/>
@@ -7644,29 +7945,65 @@
           <w:sz w:val="19"/>
           <w:szCs w:val="19"/>
         </w:rPr>
-        <w:t xml:space="preserve">[5] V. Leis, A. Gubichev, A. Mirchev, P. Boncz, A. Kemper, and T. Neumann, "How Good Are Query Optimizers, </w:t>
-      </w:r>
-      <w:proofErr w:type="gramStart"/>
+        <w:t xml:space="preserve">[5] V. Leis, A. </w:t>
+      </w:r>
+      <w:proofErr w:type="spellStart"/>
       <w:r>
         <w:rPr>
           <w:rFonts w:ascii="맑은 고딕" w:eastAsia="맑은 고딕" w:hAnsi="맑은 고딕" w:cs="맑은 고딕"/>
           <w:sz w:val="19"/>
           <w:szCs w:val="19"/>
         </w:rPr>
-        <w:t>Really</w:t>
-      </w:r>
-      <w:proofErr w:type="gramEnd"/>
+        <w:t>Gubichev</w:t>
+      </w:r>
+      <w:proofErr w:type="spellEnd"/>
       <w:r>
         <w:rPr>
           <w:rFonts w:ascii="맑은 고딕" w:eastAsia="맑은 고딕" w:hAnsi="맑은 고딕" w:cs="맑은 고딕"/>
           <w:sz w:val="19"/>
           <w:szCs w:val="19"/>
         </w:rPr>
+        <w:t xml:space="preserve">, A. </w:t>
+      </w:r>
+      <w:proofErr w:type="spellStart"/>
+      <w:r>
+        <w:rPr>
+          <w:rFonts w:ascii="맑은 고딕" w:eastAsia="맑은 고딕" w:hAnsi="맑은 고딕" w:cs="맑은 고딕"/>
+          <w:sz w:val="19"/>
+          <w:szCs w:val="19"/>
+        </w:rPr>
+        <w:t>Mirchev</w:t>
+      </w:r>
+      <w:proofErr w:type="spellEnd"/>
+      <w:r>
+        <w:rPr>
+          <w:rFonts w:ascii="맑은 고딕" w:eastAsia="맑은 고딕" w:hAnsi="맑은 고딕" w:cs="맑은 고딕"/>
+          <w:sz w:val="19"/>
+          <w:szCs w:val="19"/>
+        </w:rPr>
+        <w:t xml:space="preserve">, P. Boncz, A. Kemper, and T. Neumann, "How Good Are Query Optimizers, </w:t>
+      </w:r>
+      <w:proofErr w:type="gramStart"/>
+      <w:r>
+        <w:rPr>
+          <w:rFonts w:ascii="맑은 고딕" w:eastAsia="맑은 고딕" w:hAnsi="맑은 고딕" w:cs="맑은 고딕"/>
+          <w:sz w:val="19"/>
+          <w:szCs w:val="19"/>
+        </w:rPr>
+        <w:t>Really</w:t>
+      </w:r>
+      <w:proofErr w:type="gramEnd"/>
+      <w:r>
+        <w:rPr>
+          <w:rFonts w:ascii="맑은 고딕" w:eastAsia="맑은 고딕" w:hAnsi="맑은 고딕" w:cs="맑은 고딕"/>
+          <w:sz w:val="19"/>
+          <w:szCs w:val="19"/>
+        </w:rPr>
         <w:t>?" PVLDB, 9(3), pp. 204–215, 2015.</w:t>
       </w:r>
     </w:p>
     <w:sectPr>
-      <w:footerReference w:type="default" r:id="rId11"/>
+      <w:footerReference w:type="default" r:id="rId12"/>
       <w:pgSz w:w="11906" w:h="16838"/>
       <w:pgMar w:top="1440" w:right="1440" w:bottom="1440" w:left="1440" w:header="708" w:footer="708" w:gutter="0"/>
       <w:cols w:space="720"/>
@@ -7768,10 +8105,10 @@
 <file path=word/numbering.xml><?xml version="1.0" encoding="utf-8"?>
 <w:numbering xmlns:wpc="http://schemas.microsoft.com/office/word/2010/wordprocessingCanvas" xmlns:cx="http://schemas.microsoft.com/office/drawing/2014/chartex" xmlns:cx1="http://schemas.microsoft.com/office/drawing/2015/9/8/chartex" xmlns:cx2="http://schemas.microsoft.com/office/drawing/2015/10/21/chartex" xmlns:cx3="http://schemas.microsoft.com/office/drawing/2016/5/9/chartex" xmlns:cx4="http://schemas.microsoft.com/office/drawing/2016/5/10/chartex" xmlns:cx5="http://schemas.microsoft.com/office/drawing/2016/5/11/chartex" xmlns:cx6="http://schemas.microsoft.com/office/drawing/2016/5/12/chartex" xmlns:cx7="http://schemas.microsoft.com/office/drawing/2016/5/13/chartex" xmlns:cx8="http://schemas.microsoft.com/office/drawing/2016/5/14/chartex" xmlns:mc="http://schemas.openxmlformats.org/markup-compatibility/2006" xmlns:aink="http://schemas.microsoft.com/office/drawing/2016/ink" xmlns:am3d="http://schemas.microsoft.com/office/drawing/2017/model3d" xmlns:o="urn:schemas-microsoft-com:office:office" xmlns:oel="http://schemas.microsoft.com/office/2019/extlst" xmlns:r="http://schemas.openxmlformats.org/officeDocument/2006/relationships" xmlns:m="http://schemas.openxmlformats.org/officeDocument/2006/math" xmlns:v="urn:schemas-microsoft-com:vml" xmlns:wp14="http://schemas.microsoft.com/office/word/2010/wordprocessingDrawing" xmlns:wp="http://schemas.openxmlformats.org/drawingml/2006/wordprocessingDrawing" xmlns:w10="urn:schemas-microsoft-com:office:word" xmlns:w="http://schemas.openxmlformats.org/wordprocessingml/2006/main" xmlns:w14="http://schemas.microsoft.com/office/word/2010/wordml" xmlns:w15="http://schemas.microsoft.com/office/word/2012/wordml" xmlns:w16cex="http://schemas.microsoft.com/office/word/2018/wordml/cex" xmlns:w16cid="http://schemas.microsoft.com/office/word/2016/wordml/cid" xmlns:w16="http://schemas.microsoft.com/office/word/2018/wordml" xmlns:w16du="http://schemas.microsoft.com/office/word/2023/wordml/word16du" xmlns:w16sdtdh="http://schemas.microsoft.com/office/word/2020/wordml/sdtdatahash" xmlns:w16sdtfl="http://schemas.microsoft.com/office/word/2024/wordml/sdtformatlock" xmlns:w16se="http://schemas.microsoft.com/office/word/2015/wordml/symex" xmlns:wpg="http://schemas.microsoft.com/office/word/2010/wordprocessingGroup" xmlns:wpi="http://schemas.microsoft.com/office/word/2010/wordprocessingInk" xmlns:wne="http://schemas.microsoft.com/office/word/2006/wordml" xmlns:wps="http://schemas.microsoft.com/office/word/2010/wordprocessingShape" mc:Ignorable="w14 w15 w16se w16cid w16 w16cex w16sdtdh w16sdtfl w16du wp14">
   <w:abstractNum w:abstractNumId="0" w15:restartNumberingAfterBreak="0">
-    <w:nsid w:val="16D056C0"/>
+    <w:nsid w:val="79BB5EB8"/>
     <w:multiLevelType w:val="hybridMultilevel"/>
-    <w:tmpl w:val="A1EA156E"/>
-    <w:lvl w:ilvl="0" w:tplc="5CEE8686">
+    <w:tmpl w:val="1DDE3776"/>
+    <w:lvl w:ilvl="0" w:tplc="2D2C44DC">
       <w:start w:val="1"/>
       <w:numFmt w:val="bullet"/>
       <w:lvlText w:val="●"/>
@@ -7780,7 +8117,7 @@
         <w:ind w:left="720" w:hanging="360"/>
       </w:pPr>
     </w:lvl>
-    <w:lvl w:ilvl="1" w:tplc="58D0BCE0">
+    <w:lvl w:ilvl="1" w:tplc="1474F5F4">
       <w:start w:val="1"/>
       <w:numFmt w:val="bullet"/>
       <w:lvlText w:val="○"/>
@@ -7789,7 +8126,7 @@
         <w:ind w:left="1440" w:hanging="360"/>
       </w:pPr>
     </w:lvl>
-    <w:lvl w:ilvl="2" w:tplc="65AE4EA0">
+    <w:lvl w:ilvl="2" w:tplc="39A28C1A">
       <w:start w:val="1"/>
       <w:numFmt w:val="bullet"/>
       <w:lvlText w:val="■"/>
@@ -7798,7 +8135,7 @@
         <w:ind w:left="2160" w:hanging="360"/>
       </w:pPr>
     </w:lvl>
-    <w:lvl w:ilvl="3" w:tplc="DFDC89A0">
+    <w:lvl w:ilvl="3" w:tplc="6C928A66">
       <w:start w:val="1"/>
       <w:numFmt w:val="bullet"/>
       <w:lvlText w:val="●"/>
@@ -7807,7 +8144,7 @@
         <w:ind w:left="2880" w:hanging="360"/>
       </w:pPr>
     </w:lvl>
-    <w:lvl w:ilvl="4" w:tplc="60A88AC0">
+    <w:lvl w:ilvl="4" w:tplc="05BAF112">
       <w:start w:val="1"/>
       <w:numFmt w:val="bullet"/>
       <w:lvlText w:val="○"/>
@@ -7816,7 +8153,7 @@
         <w:ind w:left="3600" w:hanging="360"/>
       </w:pPr>
     </w:lvl>
-    <w:lvl w:ilvl="5" w:tplc="4B207BD2">
+    <w:lvl w:ilvl="5" w:tplc="C3982598">
       <w:start w:val="1"/>
       <w:numFmt w:val="bullet"/>
       <w:lvlText w:val="■"/>
@@ -7825,7 +8162,7 @@
         <w:ind w:left="4320" w:hanging="360"/>
       </w:pPr>
     </w:lvl>
-    <w:lvl w:ilvl="6" w:tplc="8E8889DA">
+    <w:lvl w:ilvl="6" w:tplc="BC6630F8">
       <w:start w:val="1"/>
       <w:numFmt w:val="bullet"/>
       <w:lvlText w:val="●"/>
@@ -7834,7 +8171,7 @@
         <w:ind w:left="5040" w:hanging="360"/>
       </w:pPr>
     </w:lvl>
-    <w:lvl w:ilvl="7" w:tplc="081A5206">
+    <w:lvl w:ilvl="7" w:tplc="EB1074B2">
       <w:start w:val="1"/>
       <w:numFmt w:val="bullet"/>
       <w:lvlText w:val="●"/>
@@ -7843,7 +8180,7 @@
         <w:ind w:left="5760" w:hanging="360"/>
       </w:pPr>
     </w:lvl>
-    <w:lvl w:ilvl="8" w:tplc="3B98A1B0">
+    <w:lvl w:ilvl="8" w:tplc="30FED116">
       <w:start w:val="1"/>
       <w:numFmt w:val="bullet"/>
       <w:lvlText w:val="●"/>
@@ -7853,7 +8190,7 @@
       </w:pPr>
     </w:lvl>
   </w:abstractNum>
-  <w:num w:numId="1" w16cid:durableId="1186288027">
+  <w:num w:numId="1" w16cid:durableId="1098258781">
     <w:abstractNumId w:val="0"/>
     <w:lvlOverride w:ilvl="0">
       <w:startOverride w:val="1"/>
@@ -8456,50 +8793,6 @@
       <w:szCs w:val="20"/>
     </w:rPr>
   </w:style>
-  <w:style w:type="paragraph" w:styleId="aa">
-    <w:name w:val="header"/>
-    <w:basedOn w:val="a"/>
-    <w:link w:val="Char1"/>
-    <w:uiPriority w:val="99"/>
-    <w:unhideWhenUsed/>
-    <w:rsid w:val="004F2565"/>
-    <w:pPr>
-      <w:tabs>
-        <w:tab w:val="center" w:pos="4513"/>
-        <w:tab w:val="right" w:pos="9026"/>
-      </w:tabs>
-      <w:snapToGrid w:val="0"/>
-    </w:pPr>
-  </w:style>
-  <w:style w:type="character" w:customStyle="1" w:styleId="Char1">
-    <w:name w:val="머리글 Char"/>
-    <w:basedOn w:val="a0"/>
-    <w:link w:val="aa"/>
-    <w:uiPriority w:val="99"/>
-    <w:rsid w:val="004F2565"/>
-  </w:style>
-  <w:style w:type="paragraph" w:styleId="ab">
-    <w:name w:val="footer"/>
-    <w:basedOn w:val="a"/>
-    <w:link w:val="Char2"/>
-    <w:uiPriority w:val="99"/>
-    <w:unhideWhenUsed/>
-    <w:rsid w:val="004F2565"/>
-    <w:pPr>
-      <w:tabs>
-        <w:tab w:val="center" w:pos="4513"/>
-        <w:tab w:val="right" w:pos="9026"/>
-      </w:tabs>
-      <w:snapToGrid w:val="0"/>
-    </w:pPr>
-  </w:style>
-  <w:style w:type="character" w:customStyle="1" w:styleId="Char2">
-    <w:name w:val="바닥글 Char"/>
-    <w:basedOn w:val="a0"/>
-    <w:link w:val="ab"/>
-    <w:uiPriority w:val="99"/>
-    <w:rsid w:val="004F2565"/>
-  </w:style>
 </w:styles>
 </file>
 
